--- a/Arduino_sekcija.docx
+++ b/Arduino_sekcija.docx
@@ -7,20 +7,767 @@
         <w:rPr>
           <w:b/>
           <w:bCs/>
+          <w:color w:val="00B050"/>
           <w:sz w:val="36"/>
           <w:szCs w:val="36"/>
         </w:rPr>
       </w:pPr>
-      <w:r>
+      <w:proofErr w:type="spellStart"/>
+      <w:r>
+        <w:rPr>
+          <w:b/>
+          <w:bCs/>
+          <w:color w:val="00B050"/>
+          <w:sz w:val="36"/>
+          <w:szCs w:val="36"/>
+        </w:rPr>
+        <w:t>Evaluacija</w:t>
+      </w:r>
+      <w:proofErr w:type="spellEnd"/>
+      <w:r>
+        <w:rPr>
+          <w:b/>
+          <w:bCs/>
+          <w:color w:val="00B050"/>
+          <w:sz w:val="36"/>
+          <w:szCs w:val="36"/>
+        </w:rPr>
+        <w:t xml:space="preserve"> </w:t>
+      </w:r>
+      <w:proofErr w:type="spellStart"/>
+      <w:r>
+        <w:rPr>
+          <w:b/>
+          <w:bCs/>
+          <w:color w:val="00B050"/>
+          <w:sz w:val="36"/>
+          <w:szCs w:val="36"/>
+        </w:rPr>
+        <w:t>različitih</w:t>
+      </w:r>
+      <w:proofErr w:type="spellEnd"/>
+      <w:r>
+        <w:rPr>
+          <w:b/>
+          <w:bCs/>
+          <w:color w:val="00B050"/>
+          <w:sz w:val="36"/>
+          <w:szCs w:val="36"/>
+        </w:rPr>
+        <w:t xml:space="preserve"> </w:t>
+      </w:r>
+      <w:proofErr w:type="spellStart"/>
+      <w:r>
+        <w:rPr>
+          <w:b/>
+          <w:bCs/>
+          <w:color w:val="00B050"/>
+          <w:sz w:val="36"/>
+          <w:szCs w:val="36"/>
+        </w:rPr>
+        <w:t>implementacija</w:t>
+      </w:r>
+      <w:proofErr w:type="spellEnd"/>
+      <w:r>
+        <w:rPr>
+          <w:b/>
+          <w:bCs/>
+          <w:color w:val="00B050"/>
+          <w:sz w:val="36"/>
+          <w:szCs w:val="36"/>
+        </w:rPr>
+        <w:t xml:space="preserve"> </w:t>
+      </w:r>
+      <w:proofErr w:type="spellStart"/>
+      <w:r>
+        <w:rPr>
+          <w:b/>
+          <w:bCs/>
+          <w:color w:val="00B050"/>
+          <w:sz w:val="36"/>
+          <w:szCs w:val="36"/>
+        </w:rPr>
+        <w:t>softverskih</w:t>
+      </w:r>
+      <w:proofErr w:type="spellEnd"/>
+      <w:r>
+        <w:rPr>
+          <w:b/>
+          <w:bCs/>
+          <w:color w:val="00B050"/>
+          <w:sz w:val="36"/>
+          <w:szCs w:val="36"/>
+        </w:rPr>
+        <w:t xml:space="preserve"> </w:t>
+      </w:r>
+      <w:proofErr w:type="spellStart"/>
+      <w:r>
+        <w:rPr>
+          <w:b/>
+          <w:bCs/>
+          <w:color w:val="00B050"/>
+          <w:sz w:val="36"/>
+          <w:szCs w:val="36"/>
+        </w:rPr>
+        <w:t>mašina</w:t>
+      </w:r>
+      <w:proofErr w:type="spellEnd"/>
+      <w:r>
+        <w:rPr>
+          <w:b/>
+          <w:bCs/>
+          <w:color w:val="00B050"/>
+          <w:sz w:val="36"/>
+          <w:szCs w:val="36"/>
+        </w:rPr>
+        <w:t xml:space="preserve"> </w:t>
+      </w:r>
+      <w:proofErr w:type="spellStart"/>
+      <w:r>
+        <w:rPr>
+          <w:b/>
+          <w:bCs/>
+          <w:color w:val="00B050"/>
+          <w:sz w:val="36"/>
+          <w:szCs w:val="36"/>
+        </w:rPr>
+        <w:t>stanja</w:t>
+      </w:r>
+      <w:proofErr w:type="spellEnd"/>
+      <w:r>
+        <w:rPr>
+          <w:b/>
+          <w:bCs/>
+          <w:color w:val="00B050"/>
+          <w:sz w:val="36"/>
+          <w:szCs w:val="36"/>
+        </w:rPr>
+        <w:t xml:space="preserve"> </w:t>
+      </w:r>
+      <w:proofErr w:type="spellStart"/>
+      <w:r>
+        <w:rPr>
+          <w:b/>
+          <w:bCs/>
+          <w:color w:val="00B050"/>
+          <w:sz w:val="36"/>
+          <w:szCs w:val="36"/>
+        </w:rPr>
+        <w:t>na</w:t>
+      </w:r>
+      <w:proofErr w:type="spellEnd"/>
+      <w:r>
+        <w:rPr>
+          <w:b/>
+          <w:bCs/>
+          <w:color w:val="00B050"/>
+          <w:sz w:val="36"/>
+          <w:szCs w:val="36"/>
+        </w:rPr>
+        <w:t xml:space="preserve"> </w:t>
+      </w:r>
+      <w:proofErr w:type="spellStart"/>
+      <w:r>
+        <w:rPr>
+          <w:b/>
+          <w:bCs/>
+          <w:color w:val="00B050"/>
+          <w:sz w:val="36"/>
+          <w:szCs w:val="36"/>
+        </w:rPr>
+        <w:t>sistemima</w:t>
+      </w:r>
+      <w:proofErr w:type="spellEnd"/>
+      <w:r>
+        <w:rPr>
+          <w:b/>
+          <w:bCs/>
+          <w:color w:val="00B050"/>
+          <w:sz w:val="36"/>
+          <w:szCs w:val="36"/>
+        </w:rPr>
+        <w:t xml:space="preserve"> </w:t>
+      </w:r>
+      <w:proofErr w:type="spellStart"/>
+      <w:r>
+        <w:rPr>
+          <w:b/>
+          <w:bCs/>
+          <w:color w:val="00B050"/>
+          <w:sz w:val="36"/>
+          <w:szCs w:val="36"/>
+        </w:rPr>
+        <w:t>sa</w:t>
+      </w:r>
+      <w:proofErr w:type="spellEnd"/>
+      <w:r>
+        <w:rPr>
+          <w:b/>
+          <w:bCs/>
+          <w:color w:val="00B050"/>
+          <w:sz w:val="36"/>
+          <w:szCs w:val="36"/>
+        </w:rPr>
+        <w:t xml:space="preserve"> </w:t>
+      </w:r>
+      <w:proofErr w:type="spellStart"/>
+      <w:r>
+        <w:rPr>
+          <w:b/>
+          <w:bCs/>
+          <w:color w:val="00B050"/>
+          <w:sz w:val="36"/>
+          <w:szCs w:val="36"/>
+        </w:rPr>
+        <w:t>ograničenim</w:t>
+      </w:r>
+      <w:proofErr w:type="spellEnd"/>
+      <w:r>
+        <w:rPr>
+          <w:b/>
+          <w:bCs/>
+          <w:color w:val="00B050"/>
+          <w:sz w:val="36"/>
+          <w:szCs w:val="36"/>
+        </w:rPr>
+        <w:t xml:space="preserve"> </w:t>
+      </w:r>
+      <w:proofErr w:type="spellStart"/>
+      <w:r>
+        <w:rPr>
+          <w:b/>
+          <w:bCs/>
+          <w:color w:val="00B050"/>
+          <w:sz w:val="36"/>
+          <w:szCs w:val="36"/>
+        </w:rPr>
+        <w:t>resursima</w:t>
+      </w:r>
+      <w:proofErr w:type="spellEnd"/>
+    </w:p>
+    <w:p>
+      <w:pPr>
+        <w:rPr>
+          <w:b/>
+          <w:bCs/>
+          <w:color w:val="0070C0"/>
+          <w:sz w:val="36"/>
+          <w:szCs w:val="36"/>
+        </w:rPr>
+      </w:pPr>
+      <w:proofErr w:type="spellStart"/>
+      <w:r>
+        <w:rPr>
+          <w:b/>
+          <w:bCs/>
+          <w:i/>
+          <w:iCs/>
+          <w:color w:val="0070C0"/>
+          <w:sz w:val="36"/>
+          <w:szCs w:val="36"/>
+        </w:rPr>
+        <w:t>Evaluacija</w:t>
+      </w:r>
+      <w:proofErr w:type="spellEnd"/>
+      <w:r>
+        <w:rPr>
+          <w:b/>
+          <w:bCs/>
+          <w:i/>
+          <w:iCs/>
+          <w:color w:val="0070C0"/>
+          <w:sz w:val="36"/>
+          <w:szCs w:val="36"/>
+        </w:rPr>
+        <w:t xml:space="preserve"> </w:t>
+      </w:r>
+      <w:proofErr w:type="spellStart"/>
+      <w:r>
+        <w:rPr>
+          <w:b/>
+          <w:bCs/>
+          <w:i/>
+          <w:iCs/>
+          <w:color w:val="0070C0"/>
+          <w:sz w:val="36"/>
+          <w:szCs w:val="36"/>
+        </w:rPr>
+        <w:t>softverskih</w:t>
+      </w:r>
+      <w:proofErr w:type="spellEnd"/>
+      <w:r>
+        <w:rPr>
+          <w:b/>
+          <w:bCs/>
+          <w:i/>
+          <w:iCs/>
+          <w:color w:val="0070C0"/>
+          <w:sz w:val="36"/>
+          <w:szCs w:val="36"/>
+        </w:rPr>
+        <w:t xml:space="preserve"> </w:t>
+      </w:r>
+      <w:proofErr w:type="spellStart"/>
+      <w:r>
+        <w:rPr>
+          <w:b/>
+          <w:bCs/>
+          <w:i/>
+          <w:iCs/>
+          <w:color w:val="0070C0"/>
+          <w:sz w:val="36"/>
+          <w:szCs w:val="36"/>
+        </w:rPr>
+        <w:t>implementacija</w:t>
+      </w:r>
+      <w:proofErr w:type="spellEnd"/>
+      <w:r>
+        <w:rPr>
+          <w:b/>
+          <w:bCs/>
+          <w:i/>
+          <w:iCs/>
+          <w:color w:val="0070C0"/>
+          <w:sz w:val="36"/>
+          <w:szCs w:val="36"/>
+        </w:rPr>
+        <w:t xml:space="preserve"> </w:t>
+      </w:r>
+      <w:proofErr w:type="spellStart"/>
+      <w:r>
+        <w:rPr>
+          <w:b/>
+          <w:bCs/>
+          <w:i/>
+          <w:iCs/>
+          <w:color w:val="0070C0"/>
+          <w:sz w:val="36"/>
+          <w:szCs w:val="36"/>
+        </w:rPr>
+        <w:t>konačnih</w:t>
+      </w:r>
+      <w:proofErr w:type="spellEnd"/>
+      <w:r>
+        <w:rPr>
+          <w:b/>
+          <w:bCs/>
+          <w:i/>
+          <w:iCs/>
+          <w:color w:val="0070C0"/>
+          <w:sz w:val="36"/>
+          <w:szCs w:val="36"/>
+        </w:rPr>
+        <w:t xml:space="preserve"> automata </w:t>
+      </w:r>
+      <w:proofErr w:type="spellStart"/>
+      <w:r>
+        <w:rPr>
+          <w:b/>
+          <w:bCs/>
+          <w:i/>
+          <w:iCs/>
+          <w:color w:val="0070C0"/>
+          <w:sz w:val="36"/>
+          <w:szCs w:val="36"/>
+        </w:rPr>
+        <w:t>na</w:t>
+      </w:r>
+      <w:proofErr w:type="spellEnd"/>
+      <w:r>
+        <w:rPr>
+          <w:b/>
+          <w:bCs/>
+          <w:i/>
+          <w:iCs/>
+          <w:color w:val="0070C0"/>
+          <w:sz w:val="36"/>
+          <w:szCs w:val="36"/>
+        </w:rPr>
+        <w:t xml:space="preserve"> </w:t>
+      </w:r>
+      <w:proofErr w:type="spellStart"/>
+      <w:r>
+        <w:rPr>
+          <w:b/>
+          <w:bCs/>
+          <w:i/>
+          <w:iCs/>
+          <w:color w:val="0070C0"/>
+          <w:sz w:val="36"/>
+          <w:szCs w:val="36"/>
+        </w:rPr>
+        <w:t>sistemima</w:t>
+      </w:r>
+      <w:proofErr w:type="spellEnd"/>
+      <w:r>
+        <w:rPr>
+          <w:b/>
+          <w:bCs/>
+          <w:i/>
+          <w:iCs/>
+          <w:color w:val="0070C0"/>
+          <w:sz w:val="36"/>
+          <w:szCs w:val="36"/>
+        </w:rPr>
+        <w:t xml:space="preserve"> </w:t>
+      </w:r>
+      <w:proofErr w:type="spellStart"/>
+      <w:r>
+        <w:rPr>
+          <w:b/>
+          <w:bCs/>
+          <w:i/>
+          <w:iCs/>
+          <w:color w:val="0070C0"/>
+          <w:sz w:val="36"/>
+          <w:szCs w:val="36"/>
+        </w:rPr>
+        <w:t>sa</w:t>
+      </w:r>
+      <w:proofErr w:type="spellEnd"/>
+      <w:r>
+        <w:rPr>
+          <w:b/>
+          <w:bCs/>
+          <w:i/>
+          <w:iCs/>
+          <w:color w:val="0070C0"/>
+          <w:sz w:val="36"/>
+          <w:szCs w:val="36"/>
+        </w:rPr>
+        <w:t xml:space="preserve"> </w:t>
+      </w:r>
+      <w:proofErr w:type="spellStart"/>
+      <w:r>
+        <w:rPr>
+          <w:b/>
+          <w:bCs/>
+          <w:i/>
+          <w:iCs/>
+          <w:color w:val="0070C0"/>
+          <w:sz w:val="36"/>
+          <w:szCs w:val="36"/>
+        </w:rPr>
+        <w:t>ograničenim</w:t>
+      </w:r>
+      <w:proofErr w:type="spellEnd"/>
+      <w:r>
+        <w:rPr>
+          <w:b/>
+          <w:bCs/>
+          <w:i/>
+          <w:iCs/>
+          <w:color w:val="0070C0"/>
+          <w:sz w:val="36"/>
+          <w:szCs w:val="36"/>
+        </w:rPr>
+        <w:t xml:space="preserve"> </w:t>
+      </w:r>
+      <w:proofErr w:type="spellStart"/>
+      <w:r>
+        <w:rPr>
+          <w:b/>
+          <w:bCs/>
+          <w:i/>
+          <w:iCs/>
+          <w:color w:val="0070C0"/>
+          <w:sz w:val="36"/>
+          <w:szCs w:val="36"/>
+        </w:rPr>
+        <w:t>resursima</w:t>
+      </w:r>
+      <w:proofErr w:type="spellEnd"/>
+      <w:r>
+        <w:rPr>
+          <w:b/>
+          <w:bCs/>
+          <w:color w:val="0070C0"/>
+          <w:sz w:val="36"/>
+          <w:szCs w:val="36"/>
+        </w:rPr>
+        <w:t xml:space="preserve"> </w:t>
+      </w:r>
+    </w:p>
+    <w:p>
+      <w:pPr>
+        <w:rPr>
+          <w:b/>
+          <w:bCs/>
+          <w:i/>
+          <w:iCs/>
+          <w:color w:val="0070C0"/>
+          <w:sz w:val="36"/>
+          <w:szCs w:val="36"/>
+        </w:rPr>
+      </w:pPr>
+      <w:r>
+        <w:rPr>
+          <w:b/>
+          <w:bCs/>
+          <w:color w:val="0070C0"/>
+          <w:sz w:val="36"/>
+          <w:szCs w:val="36"/>
+        </w:rPr>
+        <w:t xml:space="preserve"> </w:t>
+      </w:r>
+      <w:proofErr w:type="spellStart"/>
+      <w:r>
+        <w:rPr>
+          <w:b/>
+          <w:bCs/>
+          <w:i/>
+          <w:iCs/>
+          <w:color w:val="0070C0"/>
+          <w:sz w:val="36"/>
+          <w:szCs w:val="36"/>
+        </w:rPr>
+        <w:t>Evaluacija</w:t>
+      </w:r>
+      <w:proofErr w:type="spellEnd"/>
+      <w:r>
+        <w:rPr>
+          <w:b/>
+          <w:bCs/>
+          <w:i/>
+          <w:iCs/>
+          <w:color w:val="0070C0"/>
+          <w:sz w:val="36"/>
+          <w:szCs w:val="36"/>
+        </w:rPr>
+        <w:t xml:space="preserve"> </w:t>
+      </w:r>
+      <w:proofErr w:type="spellStart"/>
+      <w:r>
+        <w:rPr>
+          <w:b/>
+          <w:bCs/>
+          <w:i/>
+          <w:iCs/>
+          <w:color w:val="0070C0"/>
+          <w:sz w:val="36"/>
+          <w:szCs w:val="36"/>
+        </w:rPr>
+        <w:t>softverskih</w:t>
+      </w:r>
+      <w:proofErr w:type="spellEnd"/>
+      <w:r>
+        <w:rPr>
+          <w:b/>
+          <w:bCs/>
+          <w:i/>
+          <w:iCs/>
+          <w:color w:val="0070C0"/>
+          <w:sz w:val="36"/>
+          <w:szCs w:val="36"/>
+        </w:rPr>
+        <w:t xml:space="preserve"> </w:t>
+      </w:r>
+      <w:proofErr w:type="spellStart"/>
+      <w:r>
+        <w:rPr>
+          <w:b/>
+          <w:bCs/>
+          <w:i/>
+          <w:iCs/>
+          <w:color w:val="0070C0"/>
+          <w:sz w:val="36"/>
+          <w:szCs w:val="36"/>
+        </w:rPr>
+        <w:t>implementacija</w:t>
+      </w:r>
+      <w:proofErr w:type="spellEnd"/>
+      <w:r>
+        <w:rPr>
+          <w:b/>
+          <w:bCs/>
+          <w:i/>
+          <w:iCs/>
+          <w:color w:val="0070C0"/>
+          <w:sz w:val="36"/>
+          <w:szCs w:val="36"/>
+        </w:rPr>
+        <w:t xml:space="preserve"> </w:t>
+      </w:r>
+      <w:proofErr w:type="spellStart"/>
+      <w:r>
+        <w:rPr>
+          <w:b/>
+          <w:bCs/>
+          <w:i/>
+          <w:iCs/>
+          <w:color w:val="0070C0"/>
+          <w:sz w:val="36"/>
+          <w:szCs w:val="36"/>
+        </w:rPr>
+        <w:t>različitih</w:t>
+      </w:r>
+      <w:proofErr w:type="spellEnd"/>
+      <w:r>
+        <w:rPr>
+          <w:b/>
+          <w:bCs/>
+          <w:i/>
+          <w:iCs/>
+          <w:color w:val="0070C0"/>
+          <w:sz w:val="36"/>
+          <w:szCs w:val="36"/>
+        </w:rPr>
+        <w:t xml:space="preserve"> </w:t>
+      </w:r>
+      <w:proofErr w:type="spellStart"/>
+      <w:r>
+        <w:rPr>
+          <w:b/>
+          <w:bCs/>
+          <w:i/>
+          <w:iCs/>
+          <w:color w:val="0070C0"/>
+          <w:sz w:val="36"/>
+          <w:szCs w:val="36"/>
+        </w:rPr>
+        <w:t>vrsta</w:t>
+      </w:r>
+      <w:proofErr w:type="spellEnd"/>
+      <w:r>
+        <w:rPr>
+          <w:b/>
+          <w:bCs/>
+          <w:i/>
+          <w:iCs/>
+          <w:color w:val="0070C0"/>
+          <w:sz w:val="36"/>
+          <w:szCs w:val="36"/>
+        </w:rPr>
+        <w:t xml:space="preserve"> </w:t>
+      </w:r>
+      <w:proofErr w:type="spellStart"/>
+      <w:r>
+        <w:rPr>
+          <w:b/>
+          <w:bCs/>
+          <w:i/>
+          <w:iCs/>
+          <w:color w:val="0070C0"/>
+          <w:sz w:val="36"/>
+          <w:szCs w:val="36"/>
+        </w:rPr>
+        <w:t>konačnih</w:t>
+      </w:r>
+      <w:proofErr w:type="spellEnd"/>
+      <w:r>
+        <w:rPr>
+          <w:b/>
+          <w:bCs/>
+          <w:i/>
+          <w:iCs/>
+          <w:color w:val="0070C0"/>
+          <w:sz w:val="36"/>
+          <w:szCs w:val="36"/>
+        </w:rPr>
+        <w:t xml:space="preserve"> automata </w:t>
+      </w:r>
+      <w:proofErr w:type="spellStart"/>
+      <w:r>
+        <w:rPr>
+          <w:b/>
+          <w:bCs/>
+          <w:i/>
+          <w:iCs/>
+          <w:color w:val="0070C0"/>
+          <w:sz w:val="36"/>
+          <w:szCs w:val="36"/>
+        </w:rPr>
+        <w:t>na</w:t>
+      </w:r>
+      <w:proofErr w:type="spellEnd"/>
+      <w:r>
+        <w:rPr>
+          <w:b/>
+          <w:bCs/>
+          <w:i/>
+          <w:iCs/>
+          <w:color w:val="0070C0"/>
+          <w:sz w:val="36"/>
+          <w:szCs w:val="36"/>
+        </w:rPr>
+        <w:t xml:space="preserve"> </w:t>
+      </w:r>
+      <w:proofErr w:type="spellStart"/>
+      <w:r>
+        <w:rPr>
+          <w:b/>
+          <w:bCs/>
+          <w:i/>
+          <w:iCs/>
+          <w:color w:val="0070C0"/>
+          <w:sz w:val="36"/>
+          <w:szCs w:val="36"/>
+        </w:rPr>
+        <w:t>resursno</w:t>
+      </w:r>
+      <w:proofErr w:type="spellEnd"/>
+      <w:r>
+        <w:rPr>
+          <w:b/>
+          <w:bCs/>
+          <w:i/>
+          <w:iCs/>
+          <w:color w:val="0070C0"/>
+          <w:sz w:val="36"/>
+          <w:szCs w:val="36"/>
+        </w:rPr>
+        <w:t xml:space="preserve"> </w:t>
+      </w:r>
+      <w:proofErr w:type="spellStart"/>
+      <w:r>
+        <w:rPr>
+          <w:b/>
+          <w:bCs/>
+          <w:i/>
+          <w:iCs/>
+          <w:color w:val="0070C0"/>
+          <w:sz w:val="36"/>
+          <w:szCs w:val="36"/>
+        </w:rPr>
+        <w:t>ograničenim</w:t>
+      </w:r>
+      <w:proofErr w:type="spellEnd"/>
+      <w:r>
+        <w:rPr>
+          <w:b/>
+          <w:bCs/>
+          <w:i/>
+          <w:iCs/>
+          <w:color w:val="0070C0"/>
+          <w:sz w:val="36"/>
+          <w:szCs w:val="36"/>
+        </w:rPr>
+        <w:t xml:space="preserve"> </w:t>
+      </w:r>
+      <w:proofErr w:type="spellStart"/>
+      <w:r>
+        <w:rPr>
+          <w:b/>
+          <w:bCs/>
+          <w:i/>
+          <w:iCs/>
+          <w:color w:val="0070C0"/>
+          <w:sz w:val="36"/>
+          <w:szCs w:val="36"/>
+        </w:rPr>
+        <w:t>sistemima</w:t>
+      </w:r>
+      <w:proofErr w:type="spellEnd"/>
+    </w:p>
+    <w:p>
+      <w:pPr>
         <w:rPr>
           <w:b/>
           <w:bCs/>
           <w:sz w:val="36"/>
           <w:szCs w:val="36"/>
         </w:rPr>
-        <w:t xml:space="preserve">Arduino </w:t>
-      </w:r>
-      <w:proofErr w:type="spellStart"/>
+      </w:pPr>
       <w:r>
         <w:rPr>
           <w:b/>
@@ -28,6 +775,16 @@
           <w:sz w:val="36"/>
           <w:szCs w:val="36"/>
         </w:rPr>
+        <w:t xml:space="preserve">Arduino </w:t>
+      </w:r>
+      <w:proofErr w:type="spellStart"/>
+      <w:r>
+        <w:rPr>
+          <w:b/>
+          <w:bCs/>
+          <w:sz w:val="36"/>
+          <w:szCs w:val="36"/>
+        </w:rPr>
         <w:t>sekcija</w:t>
       </w:r>
       <w:proofErr w:type="spellEnd"/>
@@ -632,6 +1389,7 @@
           <w:color w:val="000000" w:themeColor="text1"/>
           <w:lang w:val="sr-Latn-RS"/>
         </w:rPr>
+        <w:lastRenderedPageBreak/>
         <w:t>Entry/Exit akcije.</w:t>
       </w:r>
       <w:r>
@@ -719,7 +1477,6 @@
           <w:color w:val="000000" w:themeColor="text1"/>
           <w:lang w:val="sr-Latn-RS"/>
         </w:rPr>
-        <w:lastRenderedPageBreak/>
         <w:t>OPIS PRVOG KORIŠĆENOG FSM-A</w:t>
       </w:r>
     </w:p>
@@ -1584,6 +2341,7 @@
         <w:rPr>
           <w:color w:val="000000" w:themeColor="text1"/>
         </w:rPr>
+        <w:lastRenderedPageBreak/>
         <w:t>Iz</w:t>
       </w:r>
       <w:proofErr w:type="spellEnd"/>
@@ -2597,7 +3355,6 @@
         <w:rPr>
           <w:color w:val="000000" w:themeColor="text1"/>
         </w:rPr>
-        <w:lastRenderedPageBreak/>
         <w:t>zadržavanje</w:t>
       </w:r>
       <w:proofErr w:type="spellEnd"/>
@@ -3626,6 +4383,7 @@
         <w:rPr>
           <w:color w:val="000000" w:themeColor="text1"/>
         </w:rPr>
+        <w:lastRenderedPageBreak/>
         <w:t>izmenjenu</w:t>
       </w:r>
       <w:proofErr w:type="spellEnd"/>
@@ -4699,7 +5457,6 @@
         <w:rPr>
           <w:color w:val="000000" w:themeColor="text1"/>
         </w:rPr>
-        <w:lastRenderedPageBreak/>
         <w:t>ponavlja</w:t>
       </w:r>
       <w:proofErr w:type="spellEnd"/>
@@ -6651,6 +7408,7 @@
         <w:rPr>
           <w:noProof/>
         </w:rPr>
+        <w:lastRenderedPageBreak/>
         <w:drawing>
           <wp:inline distT="0" distB="0" distL="0" distR="0" wp14:anchorId="72F32529" wp14:editId="74E596C5">
             <wp:extent cx="5943600" cy="3199765"/>
@@ -8151,7 +8909,15 @@
           <w:color w:val="000000" w:themeColor="text1"/>
           <w:lang w:val="sr-Latn-RS"/>
         </w:rPr>
-        <w:t xml:space="preserve">enog switch-a proizašla je iz uočavanja da postojeća istraživanja u oblasti model-to-code transformacije konačnih automata redovno razdvajaju merenja performansi prema nivou optimizacije kompajlera. Konkretno, u radu koji poredi šest različitih arhitektonskih pristupa implementaciji FSM-a u C-u (Nested Switch, Array of Structs, Function Pointers, Basic State Pattern, State-Table Pattern i Hierarchical State Pattern), autori eksplicitno prikazuju rezultate zauzeća memorije i vremena izvršavanja odvojeno za slučaj bez optimizacionih flegova i za slučaj sa -O2 flegom, budući da se rangiranje pristupa po memorijskoj efikasnosti bitno razlikuje zavisno od primenjene optimizacije — na primer, Nested Switch pristup je najmemorijski efikasniji uz -O2, dok bez optimizacije to mesto deli sa Array of Structs pristupom </w:t>
+        <w:t xml:space="preserve">enog switch-a proizašla je iz uočavanja da postojeća istraživanja u oblasti model-to-code transformacije konačnih automata redovno razdvajaju merenja performansi prema nivou optimizacije kompajlera. Konkretno, u radu koji poredi šest različitih arhitektonskih pristupa </w:t>
+      </w:r>
+      <w:r>
+        <w:rPr>
+          <w:color w:val="000000" w:themeColor="text1"/>
+          <w:lang w:val="sr-Latn-RS"/>
+        </w:rPr>
+        <w:lastRenderedPageBreak/>
+        <w:t xml:space="preserve">implementaciji FSM-a u C-u (Nested Switch, Array of Structs, Function Pointers, Basic State Pattern, State-Table Pattern i Hierarchical State Pattern), autori eksplicitno prikazuju rezultate zauzeća memorije i vremena izvršavanja odvojeno za slučaj bez optimizacionih flegova i za slučaj sa -O2 flegom, budući da se rangiranje pristupa po memorijskoj efikasnosti bitno razlikuje zavisno od primenjene optimizacije — na primer, Nested Switch pristup je najmemorijski efikasniji uz -O2, dok bez optimizacije to mesto deli sa Array of Structs pristupom </w:t>
       </w:r>
       <w:r>
         <w:rPr>
@@ -8180,15 +8946,7 @@
           <w:color w:val="000000" w:themeColor="text1"/>
           <w:lang w:val="sr-Latn-RS"/>
         </w:rPr>
-        <w:t xml:space="preserve">Ovakav pristup — sistematsko poređenje različitih implementacija FSM-a uz variranje relevantnih parametara — usvojen je kao opšta metodologija i za ostatak ovog rada. U nastavku će biti prikazano poređenje različitih vrsta implementacija konačnih automata na različitim hardverskim platformama, pri čemu će se analizirati više parametara od interesa (zauzeće programske i radne memorije, vreme izvršavanja tranzicija, ponašanje pri različitim nivoima </w:t>
-      </w:r>
-      <w:r>
-        <w:rPr>
-          <w:color w:val="000000" w:themeColor="text1"/>
-          <w:lang w:val="sr-Latn-RS"/>
-        </w:rPr>
-        <w:lastRenderedPageBreak/>
-        <w:t>optimizacije kompajlera i skalabilnost sa porastom broja stanja i događaja), kako bi se dobila sveobuhvatnija slika o kompromisima koje svaki pristup implementaciji nosi u kontekstu resursno ograničenih ugrađenih sistema.</w:t>
+        <w:t>Ovakav pristup — sistematsko poređenje različitih implementacija FSM-a uz variranje relevantnih parametara — usvojen je kao opšta metodologija i za ostatak ovog rada. U nastavku će biti prikazano poređenje različitih vrsta implementacija konačnih automata na različitim hardverskim platformama, pri čemu će se analizirati više parametara od interesa (zauzeće programske i radne memorije, vreme izvršavanja tranzicija, ponašanje pri različitim nivoima optimizacije kompajlera i skalabilnost sa porastom broja stanja i događaja), kako bi se dobila sveobuhvatnija slika o kompromisima koje svaki pristup implementaciji nosi u kontekstu resursno ograničenih ugrađenih sistema.</w:t>
       </w:r>
     </w:p>
     <w:p>
@@ -8373,7 +9131,15 @@
           <w:color w:val="000000" w:themeColor="text1"/>
           <w:lang w:val="sr-Latn-RS"/>
         </w:rPr>
-        <w:t xml:space="preserve"> svode na isti oblik kao direktan return. Time se dve sintaksno različite, ali semantički ekvivalentne implementacije, svode na identičan kanonski oblik u internoj reprezentaciji kompajlera (GIMPLE/RTL) pre generisanja mašinskog koda, čineći stilsku razliku nevidljivom u finalnom binarnom izlazu.</w:t>
+        <w:t xml:space="preserve"> svode na isti oblik kao direktan return. Time se dve sintaksno različite, ali semantički ekvivalentne implementacije, svode na identičan kanonski </w:t>
+      </w:r>
+      <w:r>
+        <w:rPr>
+          <w:color w:val="000000" w:themeColor="text1"/>
+          <w:lang w:val="sr-Latn-RS"/>
+        </w:rPr>
+        <w:lastRenderedPageBreak/>
+        <w:t>oblik u internoj reprezentaciji kompajlera (GIMPLE/RTL) pre generisanja mašinskog koda, čineći stilsku razliku nevidljivom u finalnom binarnom izlazu.</w:t>
       </w:r>
     </w:p>
     <w:p>
@@ -8620,15 +9386,7 @@
           <w:color w:val="000000" w:themeColor="text1"/>
           <w:lang w:val="sr-Latn-RS"/>
         </w:rPr>
-        <w:t xml:space="preserve"> </w:t>
-      </w:r>
-      <w:r>
-        <w:rPr>
-          <w:color w:val="000000" w:themeColor="text1"/>
-          <w:lang w:val="sr-Latn-RS"/>
-        </w:rPr>
-        <w:lastRenderedPageBreak/>
-        <w:t xml:space="preserve">tranzicionih grana definisanih u automatu, ovo odgovara proseku od </w:t>
+        <w:t xml:space="preserve"> tranzicionih grana definisanih u automatu, ovo odgovara proseku od </w:t>
       </w:r>
       <w:r>
         <w:rPr>
@@ -8865,7 +9623,15 @@
           <w:color w:val="000000" w:themeColor="text1"/>
           <w:lang w:val="sr-Latn-RS"/>
         </w:rPr>
-        <w:t xml:space="preserve"> Od trenutka kada se ispuni uslov za prekid do trenutka kada procesor stvarno počne izvršavati kod ISR-a prolazi promenljiv broj ciklusa, jer procesor prvo mora završiti trenutno izvršavanu instrukciju, a zatim izvršiti internu proceduru skoka na vektor prekida i automatsko čuvanje stanja (registar SREG, povratna adresa na steku). Ovo kašnjenje samo po sebi unosi šum u merenje koji nema veze sa cenom same FSM tranzicije.</w:t>
+        <w:t xml:space="preserve"> Od trenutka kada se ispuni uslov za prekid do trenutka kada procesor stvarno počne izvršavati kod ISR-a prolazi promenljiv broj ciklusa, jer procesor prvo mora završiti trenutno izvršavanu instrukciju, a zatim izvršiti internu proceduru </w:t>
+      </w:r>
+      <w:r>
+        <w:rPr>
+          <w:color w:val="000000" w:themeColor="text1"/>
+          <w:lang w:val="sr-Latn-RS"/>
+        </w:rPr>
+        <w:lastRenderedPageBreak/>
+        <w:t>skoka na vektor prekida i automatsko čuvanje stanja (registar SREG, povratna adresa na steku). Ovo kašnjenje samo po sebi unosi šum u merenje koji nema veze sa cenom same FSM tranzicije.</w:t>
       </w:r>
     </w:p>
     <w:p>
@@ -8986,14 +9752,7 @@
         <w:rPr>
           <w:lang w:val="sr-Latn-RS"/>
         </w:rPr>
-        <w:t xml:space="preserve">Ova tri izvora nedeterminizma su direktno dokumentovana u tehničkoj specifikaciji korišćenog mikrokontrolera. Prema Atmel/Microchip ATmega328P datasheet-u, minimalno vreme odziva na prekid iznosi četiri ciklusa takta, pri čemu se ono uvećava ukoliko se prekid javi tokom izvršavanja višeciklusne instrukcije, jer se ta instrukcija mora prvo završiti pre nego što se prekid </w:t>
-      </w:r>
-      <w:r>
-        <w:rPr>
-          <w:lang w:val="sr-Latn-RS"/>
-        </w:rPr>
-        <w:lastRenderedPageBreak/>
-        <w:t>opsluži — ovo je izvor varijabilne latencije ulaska u prekid. Nadalje, ulaskom u prekidnu rutinu bit za globalno omogućavanje prekida (I-bit u registru SREG) se automatski briše, čime se svi naredni prekidi odlažu sve dok se taj bit eksplicitno ne postavi (bilo instrukcijom RETI pri povratku iz prekida, bilo ručno unutar same rutine radi omogućavanja ugnježdenih prekida) — što uvodi mogućnost neponovljivog kašnjenja obrade ako se prekidi vremenski poklope. Konačno, sam povratak iz prekidne rutine (instrukcija RETI) zahteva fiksne četiri ciklusa takta, dok registar statusa SREG nije automatski sačuvan niti vraćen pri ulasku/izlasku iz prekida — to mora biti eksplicitno urađeno u softveru, čime se dodatni ciklusi troš</w:t>
+        <w:t>Ova tri izvora nedeterminizma su direktno dokumentovana u tehničkoj specifikaciji korišćenog mikrokontrolera. Prema Atmel/Microchip ATmega328P datasheet-u, minimalno vreme odziva na prekid iznosi četiri ciklusa takta, pri čemu se ono uvećava ukoliko se prekid javi tokom izvršavanja višeciklusne instrukcije, jer se ta instrukcija mora prvo završiti pre nego što se prekid opsluži — ovo je izvor varijabilne latencije ulaska u prekid. Nadalje, ulaskom u prekidnu rutinu bit za globalno omogućavanje prekida (I-bit u registru SREG) se automatski briše, čime se svi naredni prekidi odlažu sve dok se taj bit eksplicitno ne postavi (bilo instrukcijom RETI pri povratku iz prekida, bilo ručno unutar same rutine radi omogućavanja ugnježdenih prekida) — što uvodi mogućnost neponovljivog kašnjenja obrade ako se prekidi vremenski poklope. Konačno, sam povratak iz prekidne rutine (instrukcija RETI) zahteva fiksne četiri ciklusa takta, dok registar statusa SREG nije automatski sačuvan niti vraćen pri ulasku/izlasku iz prekida — to mora biti eksplicitno urađeno u softveru, čime se dodatni ciklusi troš</w:t>
       </w:r>
       <w:r>
         <w:t>е</w:t>
@@ -9689,6 +10448,7 @@
         <w:rPr>
           <w:color w:val="000000" w:themeColor="text1"/>
         </w:rPr>
+        <w:lastRenderedPageBreak/>
         <w:t>prethodno</w:t>
       </w:r>
       <w:proofErr w:type="spellEnd"/>
@@ -10624,7 +11384,6 @@
           <w:color w:val="00B050"/>
           <w:lang w:val="de-DE"/>
         </w:rPr>
-        <w:lastRenderedPageBreak/>
         <w:t>Odvojenost od Timer0</w:t>
       </w:r>
       <w:r>
@@ -10776,6 +11535,7 @@
           <w:color w:val="000000" w:themeColor="text1"/>
           <w:lang w:val="sr-Latn-RS"/>
         </w:rPr>
+        <w:lastRenderedPageBreak/>
         <w:t>Registar TCCR1B (</w:t>
       </w:r>
       <w:r>
@@ -11005,7 +11765,6 @@
           <w:color w:val="000000" w:themeColor="text1"/>
           <w:lang w:val="sr-Latn-RS"/>
         </w:rPr>
-        <w:lastRenderedPageBreak/>
         <w:t>TCCR1B = (1 &lt;&lt; CS10)</w:t>
       </w:r>
       <w:r>
@@ -11197,6 +11956,7 @@
           <w:color w:val="000000" w:themeColor="text1"/>
           <w:lang w:val="sr-Latn-RS"/>
         </w:rPr>
+        <w:lastRenderedPageBreak/>
         <w:drawing>
           <wp:inline distT="0" distB="0" distL="0" distR="0" wp14:anchorId="4F5DFCC5" wp14:editId="63B6FA9D">
             <wp:extent cx="4343432" cy="1638312"/>
@@ -11375,7 +12135,6 @@
           <w:szCs w:val="32"/>
           <w:lang w:val="sr-Latn-RS"/>
         </w:rPr>
-        <w:lastRenderedPageBreak/>
         <w:t>O OPTIMIZACIJAMA</w:t>
       </w:r>
       <w:r>
@@ -12206,6 +12965,7 @@
           <w:bCs/>
           <w:color w:val="000000" w:themeColor="text1"/>
         </w:rPr>
+        <w:lastRenderedPageBreak/>
         <w:t>Uticaj</w:t>
       </w:r>
       <w:proofErr w:type="spellEnd"/>
@@ -13862,7 +14622,6 @@
           <w:bCs/>
           <w:color w:val="000000" w:themeColor="text1"/>
         </w:rPr>
-        <w:lastRenderedPageBreak/>
         <w:t>Cilj</w:t>
       </w:r>
       <w:proofErr w:type="spellEnd"/>
@@ -14735,6 +15494,7 @@
                 <w:bCs/>
                 <w:color w:val="000000" w:themeColor="text1"/>
               </w:rPr>
+              <w:lastRenderedPageBreak/>
               <w:t>Fleg</w:t>
             </w:r>
             <w:proofErr w:type="spellEnd"/>
@@ -16188,7 +16948,6 @@
           <w:color w:val="000000" w:themeColor="text1"/>
           <w:lang w:val="sr-Latn-RS"/>
         </w:rPr>
-        <w:lastRenderedPageBreak/>
         <w:t>Rezultati za elementarni FSM:</w:t>
       </w:r>
     </w:p>
@@ -16769,6 +17528,7 @@
               <w:rPr>
                 <w:color w:val="000000" w:themeColor="text1"/>
               </w:rPr>
+              <w:lastRenderedPageBreak/>
               <w:t>Nested Switch (break)</w:t>
             </w:r>
           </w:p>
@@ -20489,7 +21249,6 @@
               <w:rPr>
                 <w:color w:val="000000" w:themeColor="text1"/>
               </w:rPr>
-              <w:lastRenderedPageBreak/>
               <w:t>Nested Switch (break)</w:t>
             </w:r>
           </w:p>
@@ -20744,6 +21503,7 @@
               <w:rPr>
                 <w:color w:val="000000" w:themeColor="text1"/>
               </w:rPr>
+              <w:lastRenderedPageBreak/>
               <w:t>Indexed Table</w:t>
             </w:r>
           </w:p>
@@ -22359,7 +23119,6 @@
               <w:rPr>
                 <w:color w:val="000000" w:themeColor="text1"/>
               </w:rPr>
-              <w:lastRenderedPageBreak/>
               <w:t>Santic</w:t>
             </w:r>
             <w:proofErr w:type="spellEnd"/>
@@ -22620,6 +23379,7 @@
               <w:rPr>
                 <w:color w:val="000000" w:themeColor="text1"/>
               </w:rPr>
+              <w:lastRenderedPageBreak/>
               <w:t>HSM flat 4a</w:t>
             </w:r>
           </w:p>
@@ -25153,14 +25913,7 @@
         <w:rPr>
           <w:color w:val="000000" w:themeColor="text1"/>
         </w:rPr>
-        <w:t xml:space="preserve"> STATE 2023 </w:t>
-      </w:r>
-      <w:r>
-        <w:rPr>
-          <w:color w:val="000000" w:themeColor="text1"/>
-        </w:rPr>
-        <w:lastRenderedPageBreak/>
-        <w:t xml:space="preserve">rada, </w:t>
+        <w:t xml:space="preserve"> STATE 2023 rada, </w:t>
       </w:r>
       <w:proofErr w:type="spellStart"/>
       <w:r>
@@ -25670,6 +26423,7 @@
         <w:rPr>
           <w:color w:val="000000" w:themeColor="text1"/>
         </w:rPr>
+        <w:lastRenderedPageBreak/>
         <w:t>kriterijuma</w:t>
       </w:r>
       <w:proofErr w:type="spellEnd"/>
@@ -28478,7 +29232,6 @@
           <w:bCs/>
           <w:color w:val="000000" w:themeColor="text1"/>
         </w:rPr>
-        <w:lastRenderedPageBreak/>
         <w:t>Podaci</w:t>
       </w:r>
       <w:proofErr w:type="spellEnd"/>
@@ -28851,6 +29604,7 @@
                 <w:bCs/>
                 <w:color w:val="000000" w:themeColor="text1"/>
               </w:rPr>
+              <w:lastRenderedPageBreak/>
               <w:t>Nivo</w:t>
             </w:r>
             <w:proofErr w:type="spellEnd"/>
@@ -32584,8 +33338,400 @@
         <w:rPr>
           <w:color w:val="000000" w:themeColor="text1"/>
         </w:rPr>
+        <w:t>međutim</w:t>
+      </w:r>
+      <w:proofErr w:type="spellEnd"/>
+      <w:r>
+        <w:rPr>
+          <w:color w:val="000000" w:themeColor="text1"/>
+        </w:rPr>
+        <w:t xml:space="preserve">, </w:t>
+      </w:r>
+      <w:proofErr w:type="spellStart"/>
+      <w:r>
+        <w:rPr>
+          <w:color w:val="000000" w:themeColor="text1"/>
+        </w:rPr>
+        <w:t>ovaj</w:t>
+      </w:r>
+      <w:proofErr w:type="spellEnd"/>
+      <w:r>
+        <w:rPr>
+          <w:color w:val="000000" w:themeColor="text1"/>
+        </w:rPr>
+        <w:t xml:space="preserve"> </w:t>
+      </w:r>
+      <w:proofErr w:type="spellStart"/>
+      <w:r>
+        <w:rPr>
+          <w:color w:val="000000" w:themeColor="text1"/>
+        </w:rPr>
+        <w:t>raspored</w:t>
+      </w:r>
+      <w:proofErr w:type="spellEnd"/>
+      <w:r>
+        <w:rPr>
+          <w:color w:val="000000" w:themeColor="text1"/>
+        </w:rPr>
+        <w:t xml:space="preserve"> se </w:t>
+      </w:r>
+      <w:proofErr w:type="spellStart"/>
+      <w:r>
+        <w:rPr>
+          <w:color w:val="000000" w:themeColor="text1"/>
+        </w:rPr>
+        <w:t>privremeno</w:t>
+      </w:r>
+      <w:proofErr w:type="spellEnd"/>
+      <w:r>
+        <w:rPr>
+          <w:color w:val="000000" w:themeColor="text1"/>
+        </w:rPr>
+        <w:t xml:space="preserve"> </w:t>
+      </w:r>
+      <w:proofErr w:type="spellStart"/>
+      <w:r>
+        <w:rPr>
+          <w:color w:val="000000" w:themeColor="text1"/>
+        </w:rPr>
+        <w:t>preokreće</w:t>
+      </w:r>
+      <w:proofErr w:type="spellEnd"/>
+      <w:r>
+        <w:rPr>
+          <w:color w:val="000000" w:themeColor="text1"/>
+        </w:rPr>
+        <w:t xml:space="preserve">: </w:t>
+      </w:r>
+      <w:proofErr w:type="spellStart"/>
+      <w:r>
+        <w:rPr>
+          <w:color w:val="000000" w:themeColor="text1"/>
+        </w:rPr>
+        <w:t>Santic</w:t>
+      </w:r>
+      <w:proofErr w:type="spellEnd"/>
+      <w:r>
+        <w:rPr>
+          <w:color w:val="000000" w:themeColor="text1"/>
+        </w:rPr>
+        <w:t xml:space="preserve">-ova </w:t>
+      </w:r>
+      <w:proofErr w:type="spellStart"/>
+      <w:r>
+        <w:rPr>
+          <w:color w:val="000000" w:themeColor="text1"/>
+        </w:rPr>
+        <w:t>implementacija</w:t>
+      </w:r>
+      <w:proofErr w:type="spellEnd"/>
+      <w:r>
+        <w:rPr>
+          <w:color w:val="000000" w:themeColor="text1"/>
+        </w:rPr>
+        <w:t xml:space="preserve"> je </w:t>
+      </w:r>
+      <w:proofErr w:type="spellStart"/>
+      <w:r>
+        <w:rPr>
+          <w:color w:val="000000" w:themeColor="text1"/>
+        </w:rPr>
+        <w:t>merljivo</w:t>
+      </w:r>
+      <w:proofErr w:type="spellEnd"/>
+      <w:r>
+        <w:rPr>
+          <w:color w:val="000000" w:themeColor="text1"/>
+        </w:rPr>
+        <w:t xml:space="preserve"> </w:t>
+      </w:r>
+      <w:proofErr w:type="spellStart"/>
+      <w:r>
+        <w:rPr>
+          <w:color w:val="000000" w:themeColor="text1"/>
+        </w:rPr>
+        <w:t>brža</w:t>
+      </w:r>
+      <w:proofErr w:type="spellEnd"/>
+      <w:r>
+        <w:rPr>
+          <w:color w:val="000000" w:themeColor="text1"/>
+        </w:rPr>
+        <w:t xml:space="preserve"> </w:t>
+      </w:r>
+      <w:proofErr w:type="spellStart"/>
+      <w:r>
+        <w:rPr>
+          <w:color w:val="000000" w:themeColor="text1"/>
+        </w:rPr>
+        <w:t>od</w:t>
+      </w:r>
+      <w:proofErr w:type="spellEnd"/>
+      <w:r>
+        <w:rPr>
+          <w:color w:val="000000" w:themeColor="text1"/>
+        </w:rPr>
+        <w:t xml:space="preserve"> </w:t>
+      </w:r>
+      <w:proofErr w:type="spellStart"/>
+      <w:r>
+        <w:rPr>
+          <w:color w:val="000000" w:themeColor="text1"/>
+        </w:rPr>
+        <w:t>implementacije</w:t>
+      </w:r>
+      <w:proofErr w:type="spellEnd"/>
+      <w:r>
+        <w:rPr>
+          <w:color w:val="000000" w:themeColor="text1"/>
+        </w:rPr>
+        <w:t xml:space="preserve"> </w:t>
+      </w:r>
+      <w:proofErr w:type="spellStart"/>
+      <w:r>
+        <w:rPr>
+          <w:color w:val="000000" w:themeColor="text1"/>
+        </w:rPr>
+        <w:t>sa</w:t>
+      </w:r>
+      <w:proofErr w:type="spellEnd"/>
+      <w:r>
+        <w:rPr>
+          <w:color w:val="000000" w:themeColor="text1"/>
+        </w:rPr>
+        <w:t xml:space="preserve"> </w:t>
+      </w:r>
+      <w:proofErr w:type="spellStart"/>
+      <w:r>
+        <w:rPr>
+          <w:color w:val="000000" w:themeColor="text1"/>
+        </w:rPr>
+        <w:t>pokazivačima</w:t>
+      </w:r>
+      <w:proofErr w:type="spellEnd"/>
+      <w:r>
+        <w:rPr>
+          <w:color w:val="000000" w:themeColor="text1"/>
+        </w:rPr>
+        <w:t xml:space="preserve"> </w:t>
+      </w:r>
+      <w:proofErr w:type="spellStart"/>
+      <w:r>
+        <w:rPr>
+          <w:color w:val="000000" w:themeColor="text1"/>
+        </w:rPr>
+        <w:t>na</w:t>
+      </w:r>
+      <w:proofErr w:type="spellEnd"/>
+      <w:r>
+        <w:rPr>
+          <w:color w:val="000000" w:themeColor="text1"/>
+        </w:rPr>
+        <w:t xml:space="preserve"> </w:t>
+      </w:r>
+      <w:proofErr w:type="spellStart"/>
+      <w:r>
+        <w:rPr>
+          <w:color w:val="000000" w:themeColor="text1"/>
+        </w:rPr>
+        <w:t>funkcije</w:t>
+      </w:r>
+      <w:proofErr w:type="spellEnd"/>
+      <w:r>
+        <w:rPr>
+          <w:color w:val="000000" w:themeColor="text1"/>
+        </w:rPr>
+        <w:t xml:space="preserve"> (82 </w:t>
+      </w:r>
+      <w:proofErr w:type="spellStart"/>
+      <w:r>
+        <w:rPr>
+          <w:color w:val="000000" w:themeColor="text1"/>
+        </w:rPr>
+        <w:t>naspram</w:t>
+      </w:r>
+      <w:proofErr w:type="spellEnd"/>
+      <w:r>
+        <w:rPr>
+          <w:color w:val="000000" w:themeColor="text1"/>
+        </w:rPr>
+        <w:t xml:space="preserve"> 102 </w:t>
+      </w:r>
+      <w:proofErr w:type="spellStart"/>
+      <w:r>
+        <w:rPr>
+          <w:color w:val="000000" w:themeColor="text1"/>
+        </w:rPr>
+        <w:t>ciklusa</w:t>
+      </w:r>
+      <w:proofErr w:type="spellEnd"/>
+      <w:r>
+        <w:rPr>
+          <w:color w:val="000000" w:themeColor="text1"/>
+        </w:rPr>
+        <w:t xml:space="preserve">), </w:t>
+      </w:r>
+      <w:proofErr w:type="spellStart"/>
+      <w:r>
+        <w:rPr>
+          <w:color w:val="000000" w:themeColor="text1"/>
+        </w:rPr>
+        <w:t>zbog</w:t>
+      </w:r>
+      <w:proofErr w:type="spellEnd"/>
+      <w:r>
+        <w:rPr>
+          <w:color w:val="000000" w:themeColor="text1"/>
+        </w:rPr>
+        <w:t xml:space="preserve"> toga </w:t>
+      </w:r>
+      <w:proofErr w:type="spellStart"/>
+      <w:r>
+        <w:rPr>
+          <w:color w:val="000000" w:themeColor="text1"/>
+        </w:rPr>
+        <w:t>što</w:t>
+      </w:r>
+      <w:proofErr w:type="spellEnd"/>
+      <w:r>
+        <w:rPr>
+          <w:color w:val="000000" w:themeColor="text1"/>
+        </w:rPr>
+        <w:t xml:space="preserve"> void tip </w:t>
+      </w:r>
+      <w:proofErr w:type="spellStart"/>
+      <w:r>
+        <w:rPr>
+          <w:color w:val="000000" w:themeColor="text1"/>
+        </w:rPr>
         <w:lastRenderedPageBreak/>
-        <w:t>međutim</w:t>
+        <w:t>akcijskih</w:t>
+      </w:r>
+      <w:proofErr w:type="spellEnd"/>
+      <w:r>
+        <w:rPr>
+          <w:color w:val="000000" w:themeColor="text1"/>
+        </w:rPr>
+        <w:t xml:space="preserve"> </w:t>
+      </w:r>
+      <w:proofErr w:type="spellStart"/>
+      <w:r>
+        <w:rPr>
+          <w:color w:val="000000" w:themeColor="text1"/>
+        </w:rPr>
+        <w:t>procedura</w:t>
+      </w:r>
+      <w:proofErr w:type="spellEnd"/>
+      <w:r>
+        <w:rPr>
+          <w:color w:val="000000" w:themeColor="text1"/>
+        </w:rPr>
+        <w:t xml:space="preserve"> </w:t>
+      </w:r>
+      <w:proofErr w:type="spellStart"/>
+      <w:r>
+        <w:rPr>
+          <w:color w:val="000000" w:themeColor="text1"/>
+        </w:rPr>
+        <w:t>izbegava</w:t>
+      </w:r>
+      <w:proofErr w:type="spellEnd"/>
+      <w:r>
+        <w:rPr>
+          <w:color w:val="000000" w:themeColor="text1"/>
+        </w:rPr>
+        <w:t xml:space="preserve"> </w:t>
+      </w:r>
+      <w:proofErr w:type="spellStart"/>
+      <w:r>
+        <w:rPr>
+          <w:color w:val="000000" w:themeColor="text1"/>
+        </w:rPr>
+        <w:t>trošak</w:t>
+      </w:r>
+      <w:proofErr w:type="spellEnd"/>
+      <w:r>
+        <w:rPr>
+          <w:color w:val="000000" w:themeColor="text1"/>
+        </w:rPr>
+        <w:t xml:space="preserve"> </w:t>
+      </w:r>
+      <w:proofErr w:type="spellStart"/>
+      <w:r>
+        <w:rPr>
+          <w:color w:val="000000" w:themeColor="text1"/>
+        </w:rPr>
+        <w:t>pripreme</w:t>
+      </w:r>
+      <w:proofErr w:type="spellEnd"/>
+      <w:r>
+        <w:rPr>
+          <w:color w:val="000000" w:themeColor="text1"/>
+        </w:rPr>
+        <w:t xml:space="preserve"> </w:t>
+      </w:r>
+      <w:proofErr w:type="spellStart"/>
+      <w:r>
+        <w:rPr>
+          <w:color w:val="000000" w:themeColor="text1"/>
+        </w:rPr>
+        <w:t>povratne</w:t>
+      </w:r>
+      <w:proofErr w:type="spellEnd"/>
+      <w:r>
+        <w:rPr>
+          <w:color w:val="000000" w:themeColor="text1"/>
+        </w:rPr>
+        <w:t xml:space="preserve"> </w:t>
+      </w:r>
+      <w:proofErr w:type="spellStart"/>
+      <w:r>
+        <w:rPr>
+          <w:color w:val="000000" w:themeColor="text1"/>
+        </w:rPr>
+        <w:t>vrednosti</w:t>
+      </w:r>
+      <w:proofErr w:type="spellEnd"/>
+      <w:r>
+        <w:rPr>
+          <w:color w:val="000000" w:themeColor="text1"/>
+        </w:rPr>
+        <w:t xml:space="preserve"> koji, </w:t>
+      </w:r>
+      <w:proofErr w:type="spellStart"/>
+      <w:r>
+        <w:rPr>
+          <w:color w:val="000000" w:themeColor="text1"/>
+        </w:rPr>
+        <w:t>na</w:t>
+      </w:r>
+      <w:proofErr w:type="spellEnd"/>
+      <w:r>
+        <w:rPr>
+          <w:color w:val="000000" w:themeColor="text1"/>
+        </w:rPr>
+        <w:t xml:space="preserve"> </w:t>
+      </w:r>
+      <w:proofErr w:type="spellStart"/>
+      <w:r>
+        <w:rPr>
+          <w:color w:val="000000" w:themeColor="text1"/>
+        </w:rPr>
+        <w:t>neoptimizovanom</w:t>
+      </w:r>
+      <w:proofErr w:type="spellEnd"/>
+      <w:r>
+        <w:rPr>
+          <w:color w:val="000000" w:themeColor="text1"/>
+        </w:rPr>
+        <w:t xml:space="preserve"> </w:t>
+      </w:r>
+      <w:proofErr w:type="spellStart"/>
+      <w:r>
+        <w:rPr>
+          <w:color w:val="000000" w:themeColor="text1"/>
+        </w:rPr>
+        <w:t>kodu</w:t>
       </w:r>
       <w:proofErr w:type="spellEnd"/>
       <w:r>
@@ -32599,21 +33745,77 @@
         <w:rPr>
           <w:color w:val="000000" w:themeColor="text1"/>
         </w:rPr>
-        <w:t>ovaj</w:t>
-      </w:r>
-      <w:proofErr w:type="spellEnd"/>
-      <w:r>
-        <w:rPr>
-          <w:color w:val="000000" w:themeColor="text1"/>
-        </w:rPr>
-        <w:t xml:space="preserve"> </w:t>
-      </w:r>
-      <w:proofErr w:type="spellStart"/>
-      <w:r>
-        <w:rPr>
-          <w:color w:val="000000" w:themeColor="text1"/>
-        </w:rPr>
-        <w:t>raspored</w:t>
+        <w:t>nadmašuje</w:t>
+      </w:r>
+      <w:proofErr w:type="spellEnd"/>
+      <w:r>
+        <w:rPr>
+          <w:color w:val="000000" w:themeColor="text1"/>
+        </w:rPr>
+        <w:t xml:space="preserve"> </w:t>
+      </w:r>
+      <w:proofErr w:type="spellStart"/>
+      <w:r>
+        <w:rPr>
+          <w:color w:val="000000" w:themeColor="text1"/>
+        </w:rPr>
+        <w:t>cenu</w:t>
+      </w:r>
+      <w:proofErr w:type="spellEnd"/>
+      <w:r>
+        <w:rPr>
+          <w:color w:val="000000" w:themeColor="text1"/>
+        </w:rPr>
+        <w:t xml:space="preserve"> </w:t>
+      </w:r>
+      <w:proofErr w:type="spellStart"/>
+      <w:r>
+        <w:rPr>
+          <w:color w:val="000000" w:themeColor="text1"/>
+        </w:rPr>
+        <w:t>provere</w:t>
+      </w:r>
+      <w:proofErr w:type="spellEnd"/>
+      <w:r>
+        <w:rPr>
+          <w:color w:val="000000" w:themeColor="text1"/>
+        </w:rPr>
+        <w:t xml:space="preserve"> </w:t>
+      </w:r>
+      <w:proofErr w:type="spellStart"/>
+      <w:r>
+        <w:rPr>
+          <w:color w:val="000000" w:themeColor="text1"/>
+        </w:rPr>
+        <w:t>granica</w:t>
+      </w:r>
+      <w:proofErr w:type="spellEnd"/>
+      <w:r>
+        <w:rPr>
+          <w:color w:val="000000" w:themeColor="text1"/>
+        </w:rPr>
+        <w:t xml:space="preserve">. </w:t>
+      </w:r>
+      <w:proofErr w:type="spellStart"/>
+      <w:r>
+        <w:rPr>
+          <w:color w:val="000000" w:themeColor="text1"/>
+        </w:rPr>
+        <w:t>Ovaj</w:t>
+      </w:r>
+      <w:proofErr w:type="spellEnd"/>
+      <w:r>
+        <w:rPr>
+          <w:color w:val="000000" w:themeColor="text1"/>
+        </w:rPr>
+        <w:t xml:space="preserve"> </w:t>
+      </w:r>
+      <w:proofErr w:type="spellStart"/>
+      <w:r>
+        <w:rPr>
+          <w:color w:val="000000" w:themeColor="text1"/>
+        </w:rPr>
+        <w:t>nalaz</w:t>
       </w:r>
       <w:proofErr w:type="spellEnd"/>
       <w:r>
@@ -32627,140 +33829,84 @@
         <w:rPr>
           <w:color w:val="000000" w:themeColor="text1"/>
         </w:rPr>
-        <w:t>privremeno</w:t>
-      </w:r>
-      <w:proofErr w:type="spellEnd"/>
-      <w:r>
-        <w:rPr>
-          <w:color w:val="000000" w:themeColor="text1"/>
-        </w:rPr>
-        <w:t xml:space="preserve"> </w:t>
-      </w:r>
-      <w:proofErr w:type="spellStart"/>
-      <w:r>
-        <w:rPr>
-          <w:color w:val="000000" w:themeColor="text1"/>
-        </w:rPr>
-        <w:t>preokreće</w:t>
-      </w:r>
-      <w:proofErr w:type="spellEnd"/>
-      <w:r>
-        <w:rPr>
-          <w:color w:val="000000" w:themeColor="text1"/>
-        </w:rPr>
-        <w:t xml:space="preserve">: </w:t>
-      </w:r>
-      <w:proofErr w:type="spellStart"/>
-      <w:r>
-        <w:rPr>
-          <w:color w:val="000000" w:themeColor="text1"/>
-        </w:rPr>
-        <w:t>Santic</w:t>
-      </w:r>
-      <w:proofErr w:type="spellEnd"/>
-      <w:r>
-        <w:rPr>
-          <w:color w:val="000000" w:themeColor="text1"/>
-        </w:rPr>
-        <w:t xml:space="preserve">-ova </w:t>
-      </w:r>
-      <w:proofErr w:type="spellStart"/>
-      <w:r>
-        <w:rPr>
-          <w:color w:val="000000" w:themeColor="text1"/>
-        </w:rPr>
-        <w:t>implementacija</w:t>
-      </w:r>
-      <w:proofErr w:type="spellEnd"/>
-      <w:r>
-        <w:rPr>
-          <w:color w:val="000000" w:themeColor="text1"/>
-        </w:rPr>
-        <w:t xml:space="preserve"> je </w:t>
-      </w:r>
-      <w:proofErr w:type="spellStart"/>
-      <w:r>
-        <w:rPr>
-          <w:color w:val="000000" w:themeColor="text1"/>
-        </w:rPr>
-        <w:t>merljivo</w:t>
-      </w:r>
-      <w:proofErr w:type="spellEnd"/>
-      <w:r>
-        <w:rPr>
-          <w:color w:val="000000" w:themeColor="text1"/>
-        </w:rPr>
-        <w:t xml:space="preserve"> </w:t>
-      </w:r>
-      <w:proofErr w:type="spellStart"/>
-      <w:r>
-        <w:rPr>
-          <w:color w:val="000000" w:themeColor="text1"/>
-        </w:rPr>
-        <w:t>brža</w:t>
-      </w:r>
-      <w:proofErr w:type="spellEnd"/>
-      <w:r>
-        <w:rPr>
-          <w:color w:val="000000" w:themeColor="text1"/>
-        </w:rPr>
-        <w:t xml:space="preserve"> </w:t>
-      </w:r>
-      <w:proofErr w:type="spellStart"/>
-      <w:r>
-        <w:rPr>
-          <w:color w:val="000000" w:themeColor="text1"/>
-        </w:rPr>
-        <w:t>od</w:t>
-      </w:r>
-      <w:proofErr w:type="spellEnd"/>
-      <w:r>
-        <w:rPr>
-          <w:color w:val="000000" w:themeColor="text1"/>
-        </w:rPr>
-        <w:t xml:space="preserve"> </w:t>
-      </w:r>
-      <w:proofErr w:type="spellStart"/>
-      <w:r>
-        <w:rPr>
-          <w:color w:val="000000" w:themeColor="text1"/>
-        </w:rPr>
-        <w:t>implementacije</w:t>
-      </w:r>
-      <w:proofErr w:type="spellEnd"/>
-      <w:r>
-        <w:rPr>
-          <w:color w:val="000000" w:themeColor="text1"/>
-        </w:rPr>
-        <w:t xml:space="preserve"> </w:t>
-      </w:r>
-      <w:proofErr w:type="spellStart"/>
-      <w:r>
-        <w:rPr>
-          <w:color w:val="000000" w:themeColor="text1"/>
-        </w:rPr>
-        <w:t>sa</w:t>
-      </w:r>
-      <w:proofErr w:type="spellEnd"/>
-      <w:r>
-        <w:rPr>
-          <w:color w:val="000000" w:themeColor="text1"/>
-        </w:rPr>
-        <w:t xml:space="preserve"> </w:t>
-      </w:r>
-      <w:proofErr w:type="spellStart"/>
-      <w:r>
-        <w:rPr>
-          <w:color w:val="000000" w:themeColor="text1"/>
-        </w:rPr>
-        <w:t>pokazivačima</w:t>
-      </w:r>
-      <w:proofErr w:type="spellEnd"/>
-      <w:r>
-        <w:rPr>
-          <w:color w:val="000000" w:themeColor="text1"/>
-        </w:rPr>
-        <w:t xml:space="preserve"> </w:t>
+        <w:t>uklapa</w:t>
+      </w:r>
+      <w:proofErr w:type="spellEnd"/>
+      <w:r>
+        <w:rPr>
+          <w:color w:val="000000" w:themeColor="text1"/>
+        </w:rPr>
+        <w:t xml:space="preserve"> u </w:t>
+      </w:r>
+      <w:proofErr w:type="spellStart"/>
+      <w:r>
+        <w:rPr>
+          <w:color w:val="000000" w:themeColor="text1"/>
+        </w:rPr>
+        <w:t>opšti</w:t>
+      </w:r>
+      <w:proofErr w:type="spellEnd"/>
+      <w:r>
+        <w:rPr>
+          <w:color w:val="000000" w:themeColor="text1"/>
+        </w:rPr>
+        <w:t xml:space="preserve"> </w:t>
+      </w:r>
+      <w:proofErr w:type="spellStart"/>
+      <w:r>
+        <w:rPr>
+          <w:color w:val="000000" w:themeColor="text1"/>
+        </w:rPr>
+        <w:t>obrazac</w:t>
+      </w:r>
+      <w:proofErr w:type="spellEnd"/>
+      <w:r>
+        <w:rPr>
+          <w:color w:val="000000" w:themeColor="text1"/>
+        </w:rPr>
+        <w:t xml:space="preserve"> </w:t>
+      </w:r>
+      <w:proofErr w:type="spellStart"/>
+      <w:r>
+        <w:rPr>
+          <w:color w:val="000000" w:themeColor="text1"/>
+        </w:rPr>
+        <w:t>uočen</w:t>
+      </w:r>
+      <w:proofErr w:type="spellEnd"/>
+      <w:r>
+        <w:rPr>
+          <w:color w:val="000000" w:themeColor="text1"/>
+        </w:rPr>
+        <w:t xml:space="preserve"> </w:t>
+      </w:r>
+      <w:proofErr w:type="spellStart"/>
+      <w:r>
+        <w:rPr>
+          <w:color w:val="000000" w:themeColor="text1"/>
+        </w:rPr>
+        <w:t>kroz</w:t>
+      </w:r>
+      <w:proofErr w:type="spellEnd"/>
+      <w:r>
+        <w:rPr>
+          <w:color w:val="000000" w:themeColor="text1"/>
+        </w:rPr>
+        <w:t xml:space="preserve"> </w:t>
+      </w:r>
+      <w:proofErr w:type="spellStart"/>
+      <w:r>
+        <w:rPr>
+          <w:color w:val="000000" w:themeColor="text1"/>
+        </w:rPr>
+        <w:t>ceo</w:t>
+      </w:r>
+      <w:proofErr w:type="spellEnd"/>
+      <w:r>
+        <w:rPr>
+          <w:color w:val="000000" w:themeColor="text1"/>
+        </w:rPr>
+        <w:t xml:space="preserve"> rad: </w:t>
       </w:r>
       <w:proofErr w:type="spellStart"/>
       <w:r>
@@ -32774,140 +33920,70 @@
         <w:rPr>
           <w:color w:val="000000" w:themeColor="text1"/>
         </w:rPr>
-        <w:t xml:space="preserve"> </w:t>
-      </w:r>
-      <w:proofErr w:type="spellStart"/>
-      <w:r>
-        <w:rPr>
-          <w:color w:val="000000" w:themeColor="text1"/>
-        </w:rPr>
-        <w:t>funkcije</w:t>
-      </w:r>
-      <w:proofErr w:type="spellEnd"/>
-      <w:r>
-        <w:rPr>
-          <w:color w:val="000000" w:themeColor="text1"/>
-        </w:rPr>
-        <w:t xml:space="preserve"> (82 </w:t>
-      </w:r>
-      <w:proofErr w:type="spellStart"/>
-      <w:r>
-        <w:rPr>
-          <w:color w:val="000000" w:themeColor="text1"/>
-        </w:rPr>
-        <w:t>naspram</w:t>
-      </w:r>
-      <w:proofErr w:type="spellEnd"/>
-      <w:r>
-        <w:rPr>
-          <w:color w:val="000000" w:themeColor="text1"/>
-        </w:rPr>
-        <w:t xml:space="preserve"> 102 </w:t>
-      </w:r>
-      <w:proofErr w:type="spellStart"/>
-      <w:r>
-        <w:rPr>
-          <w:color w:val="000000" w:themeColor="text1"/>
-        </w:rPr>
-        <w:t>ciklusa</w:t>
-      </w:r>
-      <w:proofErr w:type="spellEnd"/>
-      <w:r>
-        <w:rPr>
-          <w:color w:val="000000" w:themeColor="text1"/>
-        </w:rPr>
-        <w:t xml:space="preserve">), </w:t>
-      </w:r>
-      <w:proofErr w:type="spellStart"/>
-      <w:r>
-        <w:rPr>
-          <w:color w:val="000000" w:themeColor="text1"/>
-        </w:rPr>
-        <w:t>zbog</w:t>
-      </w:r>
-      <w:proofErr w:type="spellEnd"/>
-      <w:r>
-        <w:rPr>
-          <w:color w:val="000000" w:themeColor="text1"/>
-        </w:rPr>
-        <w:t xml:space="preserve"> toga </w:t>
-      </w:r>
-      <w:proofErr w:type="spellStart"/>
-      <w:r>
-        <w:rPr>
-          <w:color w:val="000000" w:themeColor="text1"/>
-        </w:rPr>
-        <w:t>što</w:t>
-      </w:r>
-      <w:proofErr w:type="spellEnd"/>
-      <w:r>
-        <w:rPr>
-          <w:color w:val="000000" w:themeColor="text1"/>
-        </w:rPr>
-        <w:t xml:space="preserve"> void tip </w:t>
-      </w:r>
-      <w:proofErr w:type="spellStart"/>
-      <w:r>
-        <w:rPr>
-          <w:color w:val="000000" w:themeColor="text1"/>
-        </w:rPr>
-        <w:t>akcijskih</w:t>
-      </w:r>
-      <w:proofErr w:type="spellEnd"/>
-      <w:r>
-        <w:rPr>
-          <w:color w:val="000000" w:themeColor="text1"/>
-        </w:rPr>
-        <w:t xml:space="preserve"> </w:t>
-      </w:r>
-      <w:proofErr w:type="spellStart"/>
-      <w:r>
-        <w:rPr>
-          <w:color w:val="000000" w:themeColor="text1"/>
-        </w:rPr>
-        <w:t>procedura</w:t>
-      </w:r>
-      <w:proofErr w:type="spellEnd"/>
-      <w:r>
-        <w:rPr>
-          <w:color w:val="000000" w:themeColor="text1"/>
-        </w:rPr>
-        <w:t xml:space="preserve"> </w:t>
-      </w:r>
-      <w:proofErr w:type="spellStart"/>
-      <w:r>
-        <w:rPr>
-          <w:color w:val="000000" w:themeColor="text1"/>
-        </w:rPr>
-        <w:t>izbegava</w:t>
-      </w:r>
-      <w:proofErr w:type="spellEnd"/>
-      <w:r>
-        <w:rPr>
-          <w:color w:val="000000" w:themeColor="text1"/>
-        </w:rPr>
-        <w:t xml:space="preserve"> </w:t>
-      </w:r>
-      <w:proofErr w:type="spellStart"/>
-      <w:r>
-        <w:rPr>
-          <w:color w:val="000000" w:themeColor="text1"/>
-        </w:rPr>
-        <w:t>trošak</w:t>
-      </w:r>
-      <w:proofErr w:type="spellEnd"/>
-      <w:r>
-        <w:rPr>
-          <w:color w:val="000000" w:themeColor="text1"/>
-        </w:rPr>
-        <w:t xml:space="preserve"> </w:t>
-      </w:r>
-      <w:proofErr w:type="spellStart"/>
-      <w:r>
-        <w:rPr>
-          <w:color w:val="000000" w:themeColor="text1"/>
-        </w:rPr>
-        <w:t>pripreme</w:t>
+        <w:t xml:space="preserve"> -O0 </w:t>
+      </w:r>
+      <w:proofErr w:type="spellStart"/>
+      <w:r>
+        <w:rPr>
+          <w:color w:val="000000" w:themeColor="text1"/>
+        </w:rPr>
+        <w:t>dominiraju</w:t>
+      </w:r>
+      <w:proofErr w:type="spellEnd"/>
+      <w:r>
+        <w:rPr>
+          <w:color w:val="000000" w:themeColor="text1"/>
+        </w:rPr>
+        <w:t xml:space="preserve"> </w:t>
+      </w:r>
+      <w:proofErr w:type="spellStart"/>
+      <w:r>
+        <w:rPr>
+          <w:color w:val="000000" w:themeColor="text1"/>
+        </w:rPr>
+        <w:t>mehaničke</w:t>
+      </w:r>
+      <w:proofErr w:type="spellEnd"/>
+      <w:r>
+        <w:rPr>
+          <w:color w:val="000000" w:themeColor="text1"/>
+        </w:rPr>
+        <w:t xml:space="preserve"> </w:t>
+      </w:r>
+      <w:proofErr w:type="spellStart"/>
+      <w:r>
+        <w:rPr>
+          <w:color w:val="000000" w:themeColor="text1"/>
+        </w:rPr>
+        <w:t>razlike</w:t>
+      </w:r>
+      <w:proofErr w:type="spellEnd"/>
+      <w:r>
+        <w:rPr>
+          <w:color w:val="000000" w:themeColor="text1"/>
+        </w:rPr>
+        <w:t xml:space="preserve"> u </w:t>
+      </w:r>
+      <w:proofErr w:type="spellStart"/>
+      <w:r>
+        <w:rPr>
+          <w:color w:val="000000" w:themeColor="text1"/>
+        </w:rPr>
+        <w:t>pripremi</w:t>
+      </w:r>
+      <w:proofErr w:type="spellEnd"/>
+      <w:r>
+        <w:rPr>
+          <w:color w:val="000000" w:themeColor="text1"/>
+        </w:rPr>
+        <w:t>/</w:t>
+      </w:r>
+      <w:proofErr w:type="spellStart"/>
+      <w:r>
+        <w:rPr>
+          <w:color w:val="000000" w:themeColor="text1"/>
+        </w:rPr>
+        <w:t>prenosu</w:t>
       </w:r>
       <w:proofErr w:type="spellEnd"/>
       <w:r>
@@ -32942,7 +34018,119 @@
         <w:rPr>
           <w:color w:val="000000" w:themeColor="text1"/>
         </w:rPr>
-        <w:t xml:space="preserve"> koji, </w:t>
+        <w:t xml:space="preserve">, </w:t>
+      </w:r>
+      <w:proofErr w:type="spellStart"/>
+      <w:r>
+        <w:rPr>
+          <w:color w:val="000000" w:themeColor="text1"/>
+        </w:rPr>
+        <w:t>dok</w:t>
+      </w:r>
+      <w:proofErr w:type="spellEnd"/>
+      <w:r>
+        <w:rPr>
+          <w:color w:val="000000" w:themeColor="text1"/>
+        </w:rPr>
+        <w:t xml:space="preserve"> </w:t>
+      </w:r>
+      <w:proofErr w:type="spellStart"/>
+      <w:r>
+        <w:rPr>
+          <w:color w:val="000000" w:themeColor="text1"/>
+        </w:rPr>
+        <w:t>tek</w:t>
+      </w:r>
+      <w:proofErr w:type="spellEnd"/>
+      <w:r>
+        <w:rPr>
+          <w:color w:val="000000" w:themeColor="text1"/>
+        </w:rPr>
+        <w:t xml:space="preserve"> </w:t>
+      </w:r>
+      <w:proofErr w:type="spellStart"/>
+      <w:r>
+        <w:rPr>
+          <w:color w:val="000000" w:themeColor="text1"/>
+        </w:rPr>
+        <w:t>uklanjanjem</w:t>
+      </w:r>
+      <w:proofErr w:type="spellEnd"/>
+      <w:r>
+        <w:rPr>
+          <w:color w:val="000000" w:themeColor="text1"/>
+        </w:rPr>
+        <w:t xml:space="preserve"> </w:t>
+      </w:r>
+      <w:proofErr w:type="spellStart"/>
+      <w:r>
+        <w:rPr>
+          <w:color w:val="000000" w:themeColor="text1"/>
+        </w:rPr>
+        <w:t>tog</w:t>
+      </w:r>
+      <w:proofErr w:type="spellEnd"/>
+      <w:r>
+        <w:rPr>
+          <w:color w:val="000000" w:themeColor="text1"/>
+        </w:rPr>
+        <w:t xml:space="preserve"> </w:t>
+      </w:r>
+      <w:proofErr w:type="spellStart"/>
+      <w:r>
+        <w:rPr>
+          <w:color w:val="000000" w:themeColor="text1"/>
+        </w:rPr>
+        <w:t>šuma</w:t>
+      </w:r>
+      <w:proofErr w:type="spellEnd"/>
+      <w:r>
+        <w:rPr>
+          <w:color w:val="000000" w:themeColor="text1"/>
+        </w:rPr>
+        <w:t xml:space="preserve"> </w:t>
+      </w:r>
+      <w:proofErr w:type="spellStart"/>
+      <w:r>
+        <w:rPr>
+          <w:color w:val="000000" w:themeColor="text1"/>
+        </w:rPr>
+        <w:t>kroz</w:t>
+      </w:r>
+      <w:proofErr w:type="spellEnd"/>
+      <w:r>
+        <w:rPr>
+          <w:color w:val="000000" w:themeColor="text1"/>
+        </w:rPr>
+        <w:t xml:space="preserve"> </w:t>
+      </w:r>
+      <w:proofErr w:type="spellStart"/>
+      <w:r>
+        <w:rPr>
+          <w:color w:val="000000" w:themeColor="text1"/>
+        </w:rPr>
+        <w:t>optimizaciju</w:t>
+      </w:r>
+      <w:proofErr w:type="spellEnd"/>
+      <w:r>
+        <w:rPr>
+          <w:color w:val="000000" w:themeColor="text1"/>
+        </w:rPr>
+        <w:t xml:space="preserve"> </w:t>
+      </w:r>
+      <w:proofErr w:type="spellStart"/>
+      <w:r>
+        <w:rPr>
+          <w:color w:val="000000" w:themeColor="text1"/>
+        </w:rPr>
+        <w:t>izlaze</w:t>
+      </w:r>
+      <w:proofErr w:type="spellEnd"/>
+      <w:r>
+        <w:rPr>
+          <w:color w:val="000000" w:themeColor="text1"/>
+        </w:rPr>
+        <w:t xml:space="preserve"> </w:t>
       </w:r>
       <w:proofErr w:type="spellStart"/>
       <w:r>
@@ -32963,231 +34151,49 @@
         <w:rPr>
           <w:color w:val="000000" w:themeColor="text1"/>
         </w:rPr>
-        <w:t>neoptimizovanom</w:t>
-      </w:r>
-      <w:proofErr w:type="spellEnd"/>
-      <w:r>
-        <w:rPr>
-          <w:color w:val="000000" w:themeColor="text1"/>
-        </w:rPr>
-        <w:t xml:space="preserve"> </w:t>
-      </w:r>
-      <w:proofErr w:type="spellStart"/>
-      <w:r>
-        <w:rPr>
-          <w:color w:val="000000" w:themeColor="text1"/>
-        </w:rPr>
-        <w:t>kodu</w:t>
-      </w:r>
-      <w:proofErr w:type="spellEnd"/>
-      <w:r>
-        <w:rPr>
-          <w:color w:val="000000" w:themeColor="text1"/>
-        </w:rPr>
-        <w:t xml:space="preserve">, </w:t>
-      </w:r>
-      <w:proofErr w:type="spellStart"/>
-      <w:r>
-        <w:rPr>
-          <w:color w:val="000000" w:themeColor="text1"/>
-        </w:rPr>
-        <w:t>nadmašuje</w:t>
-      </w:r>
-      <w:proofErr w:type="spellEnd"/>
-      <w:r>
-        <w:rPr>
-          <w:color w:val="000000" w:themeColor="text1"/>
-        </w:rPr>
-        <w:t xml:space="preserve"> </w:t>
-      </w:r>
-      <w:proofErr w:type="spellStart"/>
-      <w:r>
-        <w:rPr>
-          <w:color w:val="000000" w:themeColor="text1"/>
-        </w:rPr>
-        <w:t>cenu</w:t>
-      </w:r>
-      <w:proofErr w:type="spellEnd"/>
-      <w:r>
-        <w:rPr>
-          <w:color w:val="000000" w:themeColor="text1"/>
-        </w:rPr>
-        <w:t xml:space="preserve"> </w:t>
-      </w:r>
-      <w:proofErr w:type="spellStart"/>
-      <w:r>
-        <w:rPr>
-          <w:color w:val="000000" w:themeColor="text1"/>
-        </w:rPr>
-        <w:t>provere</w:t>
-      </w:r>
-      <w:proofErr w:type="spellEnd"/>
-      <w:r>
-        <w:rPr>
-          <w:color w:val="000000" w:themeColor="text1"/>
-        </w:rPr>
-        <w:t xml:space="preserve"> </w:t>
-      </w:r>
-      <w:proofErr w:type="spellStart"/>
-      <w:r>
-        <w:rPr>
-          <w:color w:val="000000" w:themeColor="text1"/>
-        </w:rPr>
-        <w:t>granica</w:t>
-      </w:r>
-      <w:proofErr w:type="spellEnd"/>
-      <w:r>
-        <w:rPr>
-          <w:color w:val="000000" w:themeColor="text1"/>
-        </w:rPr>
-        <w:t xml:space="preserve">. </w:t>
-      </w:r>
-      <w:proofErr w:type="spellStart"/>
-      <w:r>
-        <w:rPr>
-          <w:color w:val="000000" w:themeColor="text1"/>
-        </w:rPr>
-        <w:t>Ovaj</w:t>
-      </w:r>
-      <w:proofErr w:type="spellEnd"/>
-      <w:r>
-        <w:rPr>
-          <w:color w:val="000000" w:themeColor="text1"/>
-        </w:rPr>
-        <w:t xml:space="preserve"> </w:t>
-      </w:r>
-      <w:proofErr w:type="spellStart"/>
-      <w:r>
-        <w:rPr>
-          <w:color w:val="000000" w:themeColor="text1"/>
-        </w:rPr>
-        <w:t>nalaz</w:t>
-      </w:r>
-      <w:proofErr w:type="spellEnd"/>
-      <w:r>
-        <w:rPr>
-          <w:color w:val="000000" w:themeColor="text1"/>
-        </w:rPr>
-        <w:t xml:space="preserve"> se </w:t>
-      </w:r>
-      <w:proofErr w:type="spellStart"/>
-      <w:r>
-        <w:rPr>
-          <w:color w:val="000000" w:themeColor="text1"/>
-        </w:rPr>
-        <w:t>uklapa</w:t>
-      </w:r>
-      <w:proofErr w:type="spellEnd"/>
-      <w:r>
-        <w:rPr>
-          <w:color w:val="000000" w:themeColor="text1"/>
-        </w:rPr>
-        <w:t xml:space="preserve"> u </w:t>
-      </w:r>
-      <w:proofErr w:type="spellStart"/>
-      <w:r>
-        <w:rPr>
-          <w:color w:val="000000" w:themeColor="text1"/>
-        </w:rPr>
-        <w:t>opšti</w:t>
-      </w:r>
-      <w:proofErr w:type="spellEnd"/>
-      <w:r>
-        <w:rPr>
-          <w:color w:val="000000" w:themeColor="text1"/>
-        </w:rPr>
-        <w:t xml:space="preserve"> </w:t>
-      </w:r>
-      <w:proofErr w:type="spellStart"/>
-      <w:r>
-        <w:rPr>
-          <w:color w:val="000000" w:themeColor="text1"/>
-        </w:rPr>
-        <w:t>obrazac</w:t>
-      </w:r>
-      <w:proofErr w:type="spellEnd"/>
-      <w:r>
-        <w:rPr>
-          <w:color w:val="000000" w:themeColor="text1"/>
-        </w:rPr>
-        <w:t xml:space="preserve"> </w:t>
-      </w:r>
-      <w:proofErr w:type="spellStart"/>
-      <w:r>
-        <w:rPr>
-          <w:color w:val="000000" w:themeColor="text1"/>
-        </w:rPr>
-        <w:t>uočen</w:t>
-      </w:r>
-      <w:proofErr w:type="spellEnd"/>
-      <w:r>
-        <w:rPr>
-          <w:color w:val="000000" w:themeColor="text1"/>
-        </w:rPr>
-        <w:t xml:space="preserve"> </w:t>
-      </w:r>
-      <w:proofErr w:type="spellStart"/>
-      <w:r>
-        <w:rPr>
-          <w:color w:val="000000" w:themeColor="text1"/>
-        </w:rPr>
-        <w:t>kroz</w:t>
-      </w:r>
-      <w:proofErr w:type="spellEnd"/>
-      <w:r>
-        <w:rPr>
-          <w:color w:val="000000" w:themeColor="text1"/>
-        </w:rPr>
-        <w:t xml:space="preserve"> </w:t>
-      </w:r>
-      <w:proofErr w:type="spellStart"/>
-      <w:r>
-        <w:rPr>
-          <w:color w:val="000000" w:themeColor="text1"/>
-        </w:rPr>
-        <w:t>ceo</w:t>
-      </w:r>
-      <w:proofErr w:type="spellEnd"/>
-      <w:r>
-        <w:rPr>
-          <w:color w:val="000000" w:themeColor="text1"/>
-        </w:rPr>
-        <w:t xml:space="preserve"> rad: </w:t>
-      </w:r>
-      <w:proofErr w:type="spellStart"/>
-      <w:r>
-        <w:rPr>
-          <w:color w:val="000000" w:themeColor="text1"/>
-        </w:rPr>
-        <w:t>na</w:t>
-      </w:r>
-      <w:proofErr w:type="spellEnd"/>
-      <w:r>
-        <w:rPr>
-          <w:color w:val="000000" w:themeColor="text1"/>
-        </w:rPr>
-        <w:t xml:space="preserve"> -O0 </w:t>
-      </w:r>
-      <w:proofErr w:type="spellStart"/>
-      <w:r>
-        <w:rPr>
-          <w:color w:val="000000" w:themeColor="text1"/>
-        </w:rPr>
-        <w:t>dominiraju</w:t>
-      </w:r>
-      <w:proofErr w:type="spellEnd"/>
-      <w:r>
-        <w:rPr>
-          <w:color w:val="000000" w:themeColor="text1"/>
-        </w:rPr>
-        <w:t xml:space="preserve"> </w:t>
-      </w:r>
-      <w:proofErr w:type="spellStart"/>
-      <w:r>
-        <w:rPr>
-          <w:color w:val="000000" w:themeColor="text1"/>
-        </w:rPr>
-        <w:t>mehaničke</w:t>
+        <w:t>videlo</w:t>
+      </w:r>
+      <w:proofErr w:type="spellEnd"/>
+      <w:r>
+        <w:rPr>
+          <w:color w:val="000000" w:themeColor="text1"/>
+        </w:rPr>
+        <w:t xml:space="preserve"> </w:t>
+      </w:r>
+      <w:proofErr w:type="spellStart"/>
+      <w:r>
+        <w:rPr>
+          <w:color w:val="000000" w:themeColor="text1"/>
+        </w:rPr>
+        <w:t>čisto</w:t>
+      </w:r>
+      <w:proofErr w:type="spellEnd"/>
+      <w:r>
+        <w:rPr>
+          <w:color w:val="000000" w:themeColor="text1"/>
+        </w:rPr>
+        <w:t xml:space="preserve"> </w:t>
+      </w:r>
+      <w:proofErr w:type="spellStart"/>
+      <w:r>
+        <w:rPr>
+          <w:color w:val="000000" w:themeColor="text1"/>
+        </w:rPr>
+        <w:t>algoritamske</w:t>
+      </w:r>
+      <w:proofErr w:type="spellEnd"/>
+      <w:r>
+        <w:rPr>
+          <w:color w:val="000000" w:themeColor="text1"/>
+        </w:rPr>
+        <w:t>/</w:t>
+      </w:r>
+      <w:proofErr w:type="spellStart"/>
+      <w:r>
+        <w:rPr>
+          <w:color w:val="000000" w:themeColor="text1"/>
+        </w:rPr>
+        <w:t>strukturne</w:t>
       </w:r>
       <w:proofErr w:type="spellEnd"/>
       <w:r>
@@ -33208,258 +34214,6 @@
         <w:rPr>
           <w:color w:val="000000" w:themeColor="text1"/>
         </w:rPr>
-        <w:t xml:space="preserve"> u </w:t>
-      </w:r>
-      <w:proofErr w:type="spellStart"/>
-      <w:r>
-        <w:rPr>
-          <w:color w:val="000000" w:themeColor="text1"/>
-        </w:rPr>
-        <w:t>pripremi</w:t>
-      </w:r>
-      <w:proofErr w:type="spellEnd"/>
-      <w:r>
-        <w:rPr>
-          <w:color w:val="000000" w:themeColor="text1"/>
-        </w:rPr>
-        <w:t>/</w:t>
-      </w:r>
-      <w:proofErr w:type="spellStart"/>
-      <w:r>
-        <w:rPr>
-          <w:color w:val="000000" w:themeColor="text1"/>
-        </w:rPr>
-        <w:t>prenosu</w:t>
-      </w:r>
-      <w:proofErr w:type="spellEnd"/>
-      <w:r>
-        <w:rPr>
-          <w:color w:val="000000" w:themeColor="text1"/>
-        </w:rPr>
-        <w:t xml:space="preserve"> </w:t>
-      </w:r>
-      <w:proofErr w:type="spellStart"/>
-      <w:r>
-        <w:rPr>
-          <w:color w:val="000000" w:themeColor="text1"/>
-        </w:rPr>
-        <w:t>povratne</w:t>
-      </w:r>
-      <w:proofErr w:type="spellEnd"/>
-      <w:r>
-        <w:rPr>
-          <w:color w:val="000000" w:themeColor="text1"/>
-        </w:rPr>
-        <w:t xml:space="preserve"> </w:t>
-      </w:r>
-      <w:proofErr w:type="spellStart"/>
-      <w:r>
-        <w:rPr>
-          <w:color w:val="000000" w:themeColor="text1"/>
-        </w:rPr>
-        <w:t>vrednosti</w:t>
-      </w:r>
-      <w:proofErr w:type="spellEnd"/>
-      <w:r>
-        <w:rPr>
-          <w:color w:val="000000" w:themeColor="text1"/>
-        </w:rPr>
-        <w:t xml:space="preserve">, </w:t>
-      </w:r>
-      <w:proofErr w:type="spellStart"/>
-      <w:r>
-        <w:rPr>
-          <w:color w:val="000000" w:themeColor="text1"/>
-        </w:rPr>
-        <w:t>dok</w:t>
-      </w:r>
-      <w:proofErr w:type="spellEnd"/>
-      <w:r>
-        <w:rPr>
-          <w:color w:val="000000" w:themeColor="text1"/>
-        </w:rPr>
-        <w:t xml:space="preserve"> </w:t>
-      </w:r>
-      <w:proofErr w:type="spellStart"/>
-      <w:r>
-        <w:rPr>
-          <w:color w:val="000000" w:themeColor="text1"/>
-        </w:rPr>
-        <w:t>tek</w:t>
-      </w:r>
-      <w:proofErr w:type="spellEnd"/>
-      <w:r>
-        <w:rPr>
-          <w:color w:val="000000" w:themeColor="text1"/>
-        </w:rPr>
-        <w:t xml:space="preserve"> </w:t>
-      </w:r>
-      <w:proofErr w:type="spellStart"/>
-      <w:r>
-        <w:rPr>
-          <w:color w:val="000000" w:themeColor="text1"/>
-        </w:rPr>
-        <w:t>uklanjanjem</w:t>
-      </w:r>
-      <w:proofErr w:type="spellEnd"/>
-      <w:r>
-        <w:rPr>
-          <w:color w:val="000000" w:themeColor="text1"/>
-        </w:rPr>
-        <w:t xml:space="preserve"> </w:t>
-      </w:r>
-      <w:proofErr w:type="spellStart"/>
-      <w:r>
-        <w:rPr>
-          <w:color w:val="000000" w:themeColor="text1"/>
-        </w:rPr>
-        <w:t>tog</w:t>
-      </w:r>
-      <w:proofErr w:type="spellEnd"/>
-      <w:r>
-        <w:rPr>
-          <w:color w:val="000000" w:themeColor="text1"/>
-        </w:rPr>
-        <w:t xml:space="preserve"> </w:t>
-      </w:r>
-      <w:proofErr w:type="spellStart"/>
-      <w:r>
-        <w:rPr>
-          <w:color w:val="000000" w:themeColor="text1"/>
-        </w:rPr>
-        <w:t>šuma</w:t>
-      </w:r>
-      <w:proofErr w:type="spellEnd"/>
-      <w:r>
-        <w:rPr>
-          <w:color w:val="000000" w:themeColor="text1"/>
-        </w:rPr>
-        <w:t xml:space="preserve"> </w:t>
-      </w:r>
-      <w:proofErr w:type="spellStart"/>
-      <w:r>
-        <w:rPr>
-          <w:color w:val="000000" w:themeColor="text1"/>
-        </w:rPr>
-        <w:t>kroz</w:t>
-      </w:r>
-      <w:proofErr w:type="spellEnd"/>
-      <w:r>
-        <w:rPr>
-          <w:color w:val="000000" w:themeColor="text1"/>
-        </w:rPr>
-        <w:t xml:space="preserve"> </w:t>
-      </w:r>
-      <w:proofErr w:type="spellStart"/>
-      <w:r>
-        <w:rPr>
-          <w:color w:val="000000" w:themeColor="text1"/>
-        </w:rPr>
-        <w:t>optimizaciju</w:t>
-      </w:r>
-      <w:proofErr w:type="spellEnd"/>
-      <w:r>
-        <w:rPr>
-          <w:color w:val="000000" w:themeColor="text1"/>
-        </w:rPr>
-        <w:t xml:space="preserve"> </w:t>
-      </w:r>
-      <w:proofErr w:type="spellStart"/>
-      <w:r>
-        <w:rPr>
-          <w:color w:val="000000" w:themeColor="text1"/>
-        </w:rPr>
-        <w:t>izlaze</w:t>
-      </w:r>
-      <w:proofErr w:type="spellEnd"/>
-      <w:r>
-        <w:rPr>
-          <w:color w:val="000000" w:themeColor="text1"/>
-        </w:rPr>
-        <w:t xml:space="preserve"> </w:t>
-      </w:r>
-      <w:proofErr w:type="spellStart"/>
-      <w:r>
-        <w:rPr>
-          <w:color w:val="000000" w:themeColor="text1"/>
-        </w:rPr>
-        <w:t>na</w:t>
-      </w:r>
-      <w:proofErr w:type="spellEnd"/>
-      <w:r>
-        <w:rPr>
-          <w:color w:val="000000" w:themeColor="text1"/>
-        </w:rPr>
-        <w:t xml:space="preserve"> </w:t>
-      </w:r>
-      <w:proofErr w:type="spellStart"/>
-      <w:r>
-        <w:rPr>
-          <w:color w:val="000000" w:themeColor="text1"/>
-        </w:rPr>
-        <w:t>videlo</w:t>
-      </w:r>
-      <w:proofErr w:type="spellEnd"/>
-      <w:r>
-        <w:rPr>
-          <w:color w:val="000000" w:themeColor="text1"/>
-        </w:rPr>
-        <w:t xml:space="preserve"> </w:t>
-      </w:r>
-      <w:proofErr w:type="spellStart"/>
-      <w:r>
-        <w:rPr>
-          <w:color w:val="000000" w:themeColor="text1"/>
-        </w:rPr>
-        <w:t>čisto</w:t>
-      </w:r>
-      <w:proofErr w:type="spellEnd"/>
-      <w:r>
-        <w:rPr>
-          <w:color w:val="000000" w:themeColor="text1"/>
-        </w:rPr>
-        <w:t xml:space="preserve"> </w:t>
-      </w:r>
-      <w:proofErr w:type="spellStart"/>
-      <w:r>
-        <w:rPr>
-          <w:color w:val="000000" w:themeColor="text1"/>
-        </w:rPr>
-        <w:t>algoritamske</w:t>
-      </w:r>
-      <w:proofErr w:type="spellEnd"/>
-      <w:r>
-        <w:rPr>
-          <w:color w:val="000000" w:themeColor="text1"/>
-        </w:rPr>
-        <w:t>/</w:t>
-      </w:r>
-      <w:proofErr w:type="spellStart"/>
-      <w:r>
-        <w:rPr>
-          <w:color w:val="000000" w:themeColor="text1"/>
-        </w:rPr>
-        <w:t>strukturne</w:t>
-      </w:r>
-      <w:proofErr w:type="spellEnd"/>
-      <w:r>
-        <w:rPr>
-          <w:color w:val="000000" w:themeColor="text1"/>
-        </w:rPr>
-        <w:t xml:space="preserve"> </w:t>
-      </w:r>
-      <w:proofErr w:type="spellStart"/>
-      <w:r>
-        <w:rPr>
-          <w:color w:val="000000" w:themeColor="text1"/>
-        </w:rPr>
-        <w:t>razlike</w:t>
-      </w:r>
-      <w:proofErr w:type="spellEnd"/>
-      <w:r>
-        <w:rPr>
-          <w:color w:val="000000" w:themeColor="text1"/>
-        </w:rPr>
         <w:t xml:space="preserve"> — </w:t>
       </w:r>
       <w:proofErr w:type="spellStart"/>
@@ -33474,35 +34228,7 @@
         <w:rPr>
           <w:color w:val="000000" w:themeColor="text1"/>
         </w:rPr>
-        <w:t xml:space="preserve">, </w:t>
-      </w:r>
-      <w:proofErr w:type="spellStart"/>
-      <w:r>
-        <w:rPr>
-          <w:color w:val="000000" w:themeColor="text1"/>
-        </w:rPr>
-        <w:t>trošak</w:t>
-      </w:r>
-      <w:proofErr w:type="spellEnd"/>
-      <w:r>
-        <w:rPr>
-          <w:color w:val="000000" w:themeColor="text1"/>
-        </w:rPr>
-        <w:t xml:space="preserve"> </w:t>
-      </w:r>
-      <w:proofErr w:type="spellStart"/>
-      <w:r>
-        <w:rPr>
-          <w:color w:val="000000" w:themeColor="text1"/>
-        </w:rPr>
-        <w:t>provere</w:t>
-      </w:r>
-      <w:proofErr w:type="spellEnd"/>
-      <w:r>
-        <w:rPr>
-          <w:color w:val="000000" w:themeColor="text1"/>
-        </w:rPr>
-        <w:t xml:space="preserve"> </w:t>
+        <w:t xml:space="preserve">, trošak provere </w:t>
       </w:r>
       <w:proofErr w:type="spellStart"/>
       <w:r>
@@ -33677,7 +34403,6 @@
           <w:sz w:val="40"/>
           <w:szCs w:val="40"/>
         </w:rPr>
-        <w:lastRenderedPageBreak/>
         <w:t>ESP 32 SEKCIJA</w:t>
       </w:r>
     </w:p>
@@ -33758,6 +34483,7 @@
                 <w:bCs/>
                 <w:color w:val="000000" w:themeColor="text1"/>
               </w:rPr>
+              <w:lastRenderedPageBreak/>
               <w:t>Implementacija</w:t>
             </w:r>
             <w:proofErr w:type="spellEnd"/>
@@ -36701,553 +37427,553 @@
         <w:rPr>
           <w:color w:val="000000" w:themeColor="text1"/>
         </w:rPr>
+        <w:t>koje</w:t>
+      </w:r>
+      <w:proofErr w:type="spellEnd"/>
+      <w:r>
+        <w:rPr>
+          <w:color w:val="000000" w:themeColor="text1"/>
+        </w:rPr>
+        <w:t xml:space="preserve"> -O2 </w:t>
+      </w:r>
+      <w:proofErr w:type="spellStart"/>
+      <w:r>
+        <w:rPr>
+          <w:color w:val="000000" w:themeColor="text1"/>
+        </w:rPr>
+        <w:t>primenjuje</w:t>
+      </w:r>
+      <w:proofErr w:type="spellEnd"/>
+      <w:r>
+        <w:rPr>
+          <w:color w:val="000000" w:themeColor="text1"/>
+        </w:rPr>
+        <w:t xml:space="preserve"> </w:t>
+      </w:r>
+      <w:proofErr w:type="spellStart"/>
+      <w:r>
+        <w:rPr>
+          <w:color w:val="000000" w:themeColor="text1"/>
+        </w:rPr>
+        <w:t>čak</w:t>
+      </w:r>
+      <w:proofErr w:type="spellEnd"/>
+      <w:r>
+        <w:rPr>
+          <w:color w:val="000000" w:themeColor="text1"/>
+        </w:rPr>
+        <w:t xml:space="preserve"> </w:t>
+      </w:r>
+      <w:proofErr w:type="spellStart"/>
+      <w:r>
+        <w:rPr>
+          <w:color w:val="000000" w:themeColor="text1"/>
+        </w:rPr>
+        <w:t>i</w:t>
+      </w:r>
+      <w:proofErr w:type="spellEnd"/>
+      <w:r>
+        <w:rPr>
+          <w:color w:val="000000" w:themeColor="text1"/>
+        </w:rPr>
+        <w:t xml:space="preserve"> </w:t>
+      </w:r>
+      <w:proofErr w:type="spellStart"/>
+      <w:r>
+        <w:rPr>
+          <w:color w:val="000000" w:themeColor="text1"/>
+        </w:rPr>
+        <w:t>kada</w:t>
+      </w:r>
+      <w:proofErr w:type="spellEnd"/>
+      <w:r>
+        <w:rPr>
+          <w:color w:val="000000" w:themeColor="text1"/>
+        </w:rPr>
+        <w:t xml:space="preserve"> to </w:t>
+      </w:r>
+      <w:proofErr w:type="spellStart"/>
+      <w:r>
+        <w:rPr>
+          <w:color w:val="000000" w:themeColor="text1"/>
+        </w:rPr>
+        <w:t>uvećava</w:t>
+      </w:r>
+      <w:proofErr w:type="spellEnd"/>
+      <w:r>
+        <w:rPr>
+          <w:color w:val="000000" w:themeColor="text1"/>
+        </w:rPr>
+        <w:t xml:space="preserve"> </w:t>
+      </w:r>
+      <w:proofErr w:type="spellStart"/>
+      <w:r>
+        <w:rPr>
+          <w:color w:val="000000" w:themeColor="text1"/>
+        </w:rPr>
+        <w:t>veličinu</w:t>
+      </w:r>
+      <w:proofErr w:type="spellEnd"/>
+      <w:r>
+        <w:rPr>
+          <w:color w:val="000000" w:themeColor="text1"/>
+        </w:rPr>
+        <w:t xml:space="preserve"> </w:t>
+      </w:r>
+      <w:proofErr w:type="spellStart"/>
+      <w:r>
+        <w:rPr>
+          <w:color w:val="000000" w:themeColor="text1"/>
+        </w:rPr>
+        <w:t>generisanog</w:t>
+      </w:r>
+      <w:proofErr w:type="spellEnd"/>
+      <w:r>
+        <w:rPr>
+          <w:color w:val="000000" w:themeColor="text1"/>
+        </w:rPr>
+        <w:t xml:space="preserve"> </w:t>
+      </w:r>
+      <w:proofErr w:type="spellStart"/>
+      <w:r>
+        <w:rPr>
+          <w:color w:val="000000" w:themeColor="text1"/>
+        </w:rPr>
+        <w:t>koda</w:t>
+      </w:r>
+      <w:proofErr w:type="spellEnd"/>
+      <w:r>
+        <w:rPr>
+          <w:color w:val="000000" w:themeColor="text1"/>
+        </w:rPr>
+        <w:t xml:space="preserve">. </w:t>
+      </w:r>
+      <w:proofErr w:type="spellStart"/>
+      <w:r>
+        <w:rPr>
+          <w:color w:val="000000" w:themeColor="text1"/>
+        </w:rPr>
+        <w:t>Zauzeće</w:t>
+      </w:r>
+      <w:proofErr w:type="spellEnd"/>
+      <w:r>
+        <w:rPr>
+          <w:color w:val="000000" w:themeColor="text1"/>
+        </w:rPr>
+        <w:t xml:space="preserve"> </w:t>
+      </w:r>
+      <w:proofErr w:type="spellStart"/>
+      <w:r>
+        <w:rPr>
+          <w:color w:val="000000" w:themeColor="text1"/>
+        </w:rPr>
+        <w:t>radne</w:t>
+      </w:r>
+      <w:proofErr w:type="spellEnd"/>
+      <w:r>
+        <w:rPr>
+          <w:color w:val="000000" w:themeColor="text1"/>
+        </w:rPr>
+        <w:t xml:space="preserve"> </w:t>
+      </w:r>
+      <w:proofErr w:type="spellStart"/>
+      <w:r>
+        <w:rPr>
+          <w:color w:val="000000" w:themeColor="text1"/>
+        </w:rPr>
+        <w:t>memorije</w:t>
+      </w:r>
+      <w:proofErr w:type="spellEnd"/>
+      <w:r>
+        <w:rPr>
+          <w:color w:val="000000" w:themeColor="text1"/>
+        </w:rPr>
+        <w:t xml:space="preserve"> (RAM), za </w:t>
+      </w:r>
+      <w:proofErr w:type="spellStart"/>
+      <w:r>
+        <w:rPr>
+          <w:color w:val="000000" w:themeColor="text1"/>
+        </w:rPr>
+        <w:t>razliku</w:t>
+      </w:r>
+      <w:proofErr w:type="spellEnd"/>
+      <w:r>
+        <w:rPr>
+          <w:color w:val="000000" w:themeColor="text1"/>
+        </w:rPr>
+        <w:t xml:space="preserve"> od Flash-a, </w:t>
+      </w:r>
+      <w:proofErr w:type="spellStart"/>
+      <w:r>
+        <w:rPr>
+          <w:color w:val="000000" w:themeColor="text1"/>
+        </w:rPr>
+        <w:t>ostaje</w:t>
+      </w:r>
+      <w:proofErr w:type="spellEnd"/>
+      <w:r>
+        <w:rPr>
+          <w:color w:val="000000" w:themeColor="text1"/>
+        </w:rPr>
+        <w:t xml:space="preserve"> </w:t>
+      </w:r>
+      <w:proofErr w:type="spellStart"/>
+      <w:r>
+        <w:rPr>
+          <w:color w:val="000000" w:themeColor="text1"/>
+        </w:rPr>
+        <w:t>praktično</w:t>
+      </w:r>
+      <w:proofErr w:type="spellEnd"/>
+      <w:r>
+        <w:rPr>
+          <w:color w:val="000000" w:themeColor="text1"/>
+        </w:rPr>
+        <w:t xml:space="preserve"> </w:t>
+      </w:r>
+      <w:proofErr w:type="spellStart"/>
+      <w:r>
+        <w:rPr>
+          <w:color w:val="000000" w:themeColor="text1"/>
+        </w:rPr>
+        <w:t>nepromenjeno</w:t>
+      </w:r>
+      <w:proofErr w:type="spellEnd"/>
+      <w:r>
+        <w:rPr>
+          <w:color w:val="000000" w:themeColor="text1"/>
+        </w:rPr>
+        <w:t xml:space="preserve"> </w:t>
+      </w:r>
+      <w:proofErr w:type="spellStart"/>
+      <w:r>
+        <w:rPr>
+          <w:color w:val="000000" w:themeColor="text1"/>
+        </w:rPr>
+        <w:t>nezavisno</w:t>
+      </w:r>
+      <w:proofErr w:type="spellEnd"/>
+      <w:r>
+        <w:rPr>
+          <w:color w:val="000000" w:themeColor="text1"/>
+        </w:rPr>
+        <w:t xml:space="preserve"> </w:t>
+      </w:r>
+      <w:proofErr w:type="spellStart"/>
+      <w:r>
+        <w:rPr>
+          <w:color w:val="000000" w:themeColor="text1"/>
+        </w:rPr>
+        <w:t>od</w:t>
+      </w:r>
+      <w:proofErr w:type="spellEnd"/>
+      <w:r>
+        <w:rPr>
+          <w:color w:val="000000" w:themeColor="text1"/>
+        </w:rPr>
+        <w:t xml:space="preserve"> </w:t>
+      </w:r>
+      <w:proofErr w:type="spellStart"/>
+      <w:r>
+        <w:rPr>
+          <w:color w:val="000000" w:themeColor="text1"/>
+        </w:rPr>
+        <w:t>nivoa</w:t>
+      </w:r>
+      <w:proofErr w:type="spellEnd"/>
+      <w:r>
+        <w:rPr>
+          <w:color w:val="000000" w:themeColor="text1"/>
+        </w:rPr>
+        <w:t xml:space="preserve"> </w:t>
+      </w:r>
+      <w:proofErr w:type="spellStart"/>
+      <w:r>
+        <w:rPr>
+          <w:color w:val="000000" w:themeColor="text1"/>
+        </w:rPr>
+        <w:t>optimizacije</w:t>
+      </w:r>
+      <w:proofErr w:type="spellEnd"/>
+      <w:r>
+        <w:rPr>
+          <w:color w:val="000000" w:themeColor="text1"/>
+        </w:rPr>
+        <w:t xml:space="preserve"> (21 464 B </w:t>
+      </w:r>
+      <w:proofErr w:type="spellStart"/>
+      <w:r>
+        <w:rPr>
+          <w:color w:val="000000" w:themeColor="text1"/>
+        </w:rPr>
+        <w:t>na</w:t>
+      </w:r>
+      <w:proofErr w:type="spellEnd"/>
+      <w:r>
+        <w:rPr>
+          <w:color w:val="000000" w:themeColor="text1"/>
+        </w:rPr>
+        <w:t xml:space="preserve"> -O0 </w:t>
+      </w:r>
+      <w:proofErr w:type="spellStart"/>
+      <w:r>
+        <w:rPr>
+          <w:color w:val="000000" w:themeColor="text1"/>
+        </w:rPr>
+        <w:t>i</w:t>
+      </w:r>
+      <w:proofErr w:type="spellEnd"/>
+      <w:r>
+        <w:rPr>
+          <w:color w:val="000000" w:themeColor="text1"/>
+        </w:rPr>
+        <w:t xml:space="preserve"> -</w:t>
+      </w:r>
+      <w:proofErr w:type="spellStart"/>
+      <w:r>
+        <w:rPr>
+          <w:color w:val="000000" w:themeColor="text1"/>
+        </w:rPr>
+        <w:t>Os</w:t>
+      </w:r>
+      <w:proofErr w:type="spellEnd"/>
+      <w:r>
+        <w:rPr>
+          <w:color w:val="000000" w:themeColor="text1"/>
+        </w:rPr>
+        <w:t xml:space="preserve">, 21 472 B </w:t>
+      </w:r>
+      <w:proofErr w:type="spellStart"/>
+      <w:r>
+        <w:rPr>
+          <w:color w:val="000000" w:themeColor="text1"/>
+        </w:rPr>
+        <w:t>na</w:t>
+      </w:r>
+      <w:proofErr w:type="spellEnd"/>
+      <w:r>
+        <w:rPr>
+          <w:color w:val="000000" w:themeColor="text1"/>
+        </w:rPr>
+        <w:t xml:space="preserve"> -O2 — </w:t>
+      </w:r>
+      <w:proofErr w:type="spellStart"/>
+      <w:r>
+        <w:rPr>
+          <w:color w:val="000000" w:themeColor="text1"/>
+        </w:rPr>
+        <w:t>razlika</w:t>
+      </w:r>
+      <w:proofErr w:type="spellEnd"/>
+      <w:r>
+        <w:rPr>
+          <w:color w:val="000000" w:themeColor="text1"/>
+        </w:rPr>
+        <w:t xml:space="preserve"> od </w:t>
+      </w:r>
+      <w:proofErr w:type="spellStart"/>
+      <w:r>
+        <w:rPr>
+          <w:color w:val="000000" w:themeColor="text1"/>
+        </w:rPr>
+        <w:t>svega</w:t>
+      </w:r>
+      <w:proofErr w:type="spellEnd"/>
+      <w:r>
+        <w:rPr>
+          <w:color w:val="000000" w:themeColor="text1"/>
+        </w:rPr>
+        <w:t xml:space="preserve"> 8 </w:t>
+      </w:r>
+      <w:proofErr w:type="spellStart"/>
+      <w:r>
+        <w:rPr>
+          <w:color w:val="000000" w:themeColor="text1"/>
+        </w:rPr>
+        <w:t>bajtova</w:t>
+      </w:r>
+      <w:proofErr w:type="spellEnd"/>
+      <w:r>
+        <w:rPr>
+          <w:color w:val="000000" w:themeColor="text1"/>
+        </w:rPr>
+        <w:t xml:space="preserve">), </w:t>
+      </w:r>
+      <w:proofErr w:type="spellStart"/>
+      <w:r>
+        <w:rPr>
+          <w:color w:val="000000" w:themeColor="text1"/>
+        </w:rPr>
+        <w:t>što</w:t>
+      </w:r>
+      <w:proofErr w:type="spellEnd"/>
+      <w:r>
+        <w:rPr>
+          <w:color w:val="000000" w:themeColor="text1"/>
+        </w:rPr>
+        <w:t xml:space="preserve"> </w:t>
+      </w:r>
+      <w:proofErr w:type="spellStart"/>
+      <w:r>
+        <w:rPr>
+          <w:color w:val="000000" w:themeColor="text1"/>
+        </w:rPr>
+        <w:t>potvrđuje</w:t>
+      </w:r>
+      <w:proofErr w:type="spellEnd"/>
+      <w:r>
+        <w:rPr>
+          <w:color w:val="000000" w:themeColor="text1"/>
+        </w:rPr>
+        <w:t xml:space="preserve"> da </w:t>
+      </w:r>
+      <w:proofErr w:type="spellStart"/>
+      <w:r>
+        <w:rPr>
+          <w:color w:val="000000" w:themeColor="text1"/>
+        </w:rPr>
+        <w:t>optimizacioni</w:t>
+      </w:r>
+      <w:proofErr w:type="spellEnd"/>
+      <w:r>
+        <w:rPr>
+          <w:color w:val="000000" w:themeColor="text1"/>
+        </w:rPr>
+        <w:t xml:space="preserve"> </w:t>
+      </w:r>
+      <w:proofErr w:type="spellStart"/>
+      <w:r>
+        <w:rPr>
+          <w:color w:val="000000" w:themeColor="text1"/>
+        </w:rPr>
+        <w:t>prolazi</w:t>
+      </w:r>
+      <w:proofErr w:type="spellEnd"/>
+      <w:r>
+        <w:rPr>
+          <w:color w:val="000000" w:themeColor="text1"/>
+        </w:rPr>
+        <w:t xml:space="preserve"> </w:t>
+      </w:r>
+      <w:proofErr w:type="spellStart"/>
+      <w:r>
+        <w:rPr>
+          <w:color w:val="000000" w:themeColor="text1"/>
+        </w:rPr>
+        <w:t>kompajlera</w:t>
+      </w:r>
+      <w:proofErr w:type="spellEnd"/>
+      <w:r>
+        <w:rPr>
+          <w:color w:val="000000" w:themeColor="text1"/>
+        </w:rPr>
+        <w:t xml:space="preserve"> </w:t>
+      </w:r>
+      <w:proofErr w:type="spellStart"/>
+      <w:r>
+        <w:rPr>
+          <w:color w:val="000000" w:themeColor="text1"/>
+        </w:rPr>
+        <w:t>prevashodno</w:t>
+      </w:r>
+      <w:proofErr w:type="spellEnd"/>
+      <w:r>
+        <w:rPr>
+          <w:color w:val="000000" w:themeColor="text1"/>
+        </w:rPr>
+        <w:t xml:space="preserve"> </w:t>
+      </w:r>
+      <w:proofErr w:type="spellStart"/>
+      <w:r>
+        <w:rPr>
+          <w:color w:val="000000" w:themeColor="text1"/>
+        </w:rPr>
+        <w:t>transformišu</w:t>
+      </w:r>
+      <w:proofErr w:type="spellEnd"/>
+      <w:r>
+        <w:rPr>
+          <w:color w:val="000000" w:themeColor="text1"/>
+        </w:rPr>
+        <w:t xml:space="preserve"> </w:t>
+      </w:r>
+      <w:proofErr w:type="spellStart"/>
+      <w:r>
+        <w:rPr>
+          <w:color w:val="000000" w:themeColor="text1"/>
+        </w:rPr>
+        <w:t>generisane</w:t>
+      </w:r>
+      <w:proofErr w:type="spellEnd"/>
+      <w:r>
+        <w:rPr>
+          <w:color w:val="000000" w:themeColor="text1"/>
+        </w:rPr>
+        <w:t xml:space="preserve"> </w:t>
+      </w:r>
+      <w:proofErr w:type="spellStart"/>
+      <w:r>
+        <w:rPr>
+          <w:color w:val="000000" w:themeColor="text1"/>
+        </w:rPr>
+        <w:t>instrukcije</w:t>
+      </w:r>
+      <w:proofErr w:type="spellEnd"/>
+      <w:r>
+        <w:rPr>
+          <w:color w:val="000000" w:themeColor="text1"/>
+        </w:rPr>
+        <w:t xml:space="preserve"> (.text </w:t>
+      </w:r>
+      <w:proofErr w:type="spellStart"/>
+      <w:r>
+        <w:rPr>
+          <w:color w:val="000000" w:themeColor="text1"/>
+        </w:rPr>
+        <w:t>sekciju</w:t>
+      </w:r>
+      <w:proofErr w:type="spellEnd"/>
+      <w:r>
+        <w:rPr>
+          <w:color w:val="000000" w:themeColor="text1"/>
+        </w:rPr>
+        <w:t xml:space="preserve">), </w:t>
+      </w:r>
+      <w:proofErr w:type="spellStart"/>
+      <w:r>
+        <w:rPr>
+          <w:color w:val="000000" w:themeColor="text1"/>
+        </w:rPr>
+        <w:t>dok</w:t>
+      </w:r>
+      <w:proofErr w:type="spellEnd"/>
+      <w:r>
+        <w:rPr>
+          <w:color w:val="000000" w:themeColor="text1"/>
+        </w:rPr>
+        <w:t xml:space="preserve"> </w:t>
+      </w:r>
+      <w:proofErr w:type="spellStart"/>
+      <w:r>
+        <w:rPr>
+          <w:color w:val="000000" w:themeColor="text1"/>
+        </w:rPr>
+        <w:t>raspored</w:t>
+      </w:r>
+      <w:proofErr w:type="spellEnd"/>
+      <w:r>
+        <w:rPr>
+          <w:color w:val="000000" w:themeColor="text1"/>
+        </w:rPr>
+        <w:t xml:space="preserve"> </w:t>
+      </w:r>
+      <w:proofErr w:type="spellStart"/>
+      <w:r>
+        <w:rPr>
+          <w:color w:val="000000" w:themeColor="text1"/>
+        </w:rPr>
         <w:lastRenderedPageBreak/>
-        <w:t>koje</w:t>
-      </w:r>
-      <w:proofErr w:type="spellEnd"/>
-      <w:r>
-        <w:rPr>
-          <w:color w:val="000000" w:themeColor="text1"/>
-        </w:rPr>
-        <w:t xml:space="preserve"> -O2 </w:t>
-      </w:r>
-      <w:proofErr w:type="spellStart"/>
-      <w:r>
-        <w:rPr>
-          <w:color w:val="000000" w:themeColor="text1"/>
-        </w:rPr>
-        <w:t>primenjuje</w:t>
-      </w:r>
-      <w:proofErr w:type="spellEnd"/>
-      <w:r>
-        <w:rPr>
-          <w:color w:val="000000" w:themeColor="text1"/>
-        </w:rPr>
-        <w:t xml:space="preserve"> </w:t>
-      </w:r>
-      <w:proofErr w:type="spellStart"/>
-      <w:r>
-        <w:rPr>
-          <w:color w:val="000000" w:themeColor="text1"/>
-        </w:rPr>
-        <w:t>čak</w:t>
-      </w:r>
-      <w:proofErr w:type="spellEnd"/>
-      <w:r>
-        <w:rPr>
-          <w:color w:val="000000" w:themeColor="text1"/>
-        </w:rPr>
-        <w:t xml:space="preserve"> </w:t>
-      </w:r>
-      <w:proofErr w:type="spellStart"/>
-      <w:r>
-        <w:rPr>
-          <w:color w:val="000000" w:themeColor="text1"/>
-        </w:rPr>
-        <w:t>i</w:t>
-      </w:r>
-      <w:proofErr w:type="spellEnd"/>
-      <w:r>
-        <w:rPr>
-          <w:color w:val="000000" w:themeColor="text1"/>
-        </w:rPr>
-        <w:t xml:space="preserve"> </w:t>
-      </w:r>
-      <w:proofErr w:type="spellStart"/>
-      <w:r>
-        <w:rPr>
-          <w:color w:val="000000" w:themeColor="text1"/>
-        </w:rPr>
-        <w:t>kada</w:t>
-      </w:r>
-      <w:proofErr w:type="spellEnd"/>
-      <w:r>
-        <w:rPr>
-          <w:color w:val="000000" w:themeColor="text1"/>
-        </w:rPr>
-        <w:t xml:space="preserve"> to </w:t>
-      </w:r>
-      <w:proofErr w:type="spellStart"/>
-      <w:r>
-        <w:rPr>
-          <w:color w:val="000000" w:themeColor="text1"/>
-        </w:rPr>
-        <w:t>uvećava</w:t>
-      </w:r>
-      <w:proofErr w:type="spellEnd"/>
-      <w:r>
-        <w:rPr>
-          <w:color w:val="000000" w:themeColor="text1"/>
-        </w:rPr>
-        <w:t xml:space="preserve"> </w:t>
-      </w:r>
-      <w:proofErr w:type="spellStart"/>
-      <w:r>
-        <w:rPr>
-          <w:color w:val="000000" w:themeColor="text1"/>
-        </w:rPr>
-        <w:t>veličinu</w:t>
-      </w:r>
-      <w:proofErr w:type="spellEnd"/>
-      <w:r>
-        <w:rPr>
-          <w:color w:val="000000" w:themeColor="text1"/>
-        </w:rPr>
-        <w:t xml:space="preserve"> </w:t>
-      </w:r>
-      <w:proofErr w:type="spellStart"/>
-      <w:r>
-        <w:rPr>
-          <w:color w:val="000000" w:themeColor="text1"/>
-        </w:rPr>
-        <w:t>generisanog</w:t>
-      </w:r>
-      <w:proofErr w:type="spellEnd"/>
-      <w:r>
-        <w:rPr>
-          <w:color w:val="000000" w:themeColor="text1"/>
-        </w:rPr>
-        <w:t xml:space="preserve"> </w:t>
-      </w:r>
-      <w:proofErr w:type="spellStart"/>
-      <w:r>
-        <w:rPr>
-          <w:color w:val="000000" w:themeColor="text1"/>
-        </w:rPr>
-        <w:t>koda</w:t>
-      </w:r>
-      <w:proofErr w:type="spellEnd"/>
-      <w:r>
-        <w:rPr>
-          <w:color w:val="000000" w:themeColor="text1"/>
-        </w:rPr>
-        <w:t xml:space="preserve">. </w:t>
-      </w:r>
-      <w:proofErr w:type="spellStart"/>
-      <w:r>
-        <w:rPr>
-          <w:color w:val="000000" w:themeColor="text1"/>
-        </w:rPr>
-        <w:t>Zauzeće</w:t>
-      </w:r>
-      <w:proofErr w:type="spellEnd"/>
-      <w:r>
-        <w:rPr>
-          <w:color w:val="000000" w:themeColor="text1"/>
-        </w:rPr>
-        <w:t xml:space="preserve"> </w:t>
-      </w:r>
-      <w:proofErr w:type="spellStart"/>
-      <w:r>
-        <w:rPr>
-          <w:color w:val="000000" w:themeColor="text1"/>
-        </w:rPr>
-        <w:t>radne</w:t>
-      </w:r>
-      <w:proofErr w:type="spellEnd"/>
-      <w:r>
-        <w:rPr>
-          <w:color w:val="000000" w:themeColor="text1"/>
-        </w:rPr>
-        <w:t xml:space="preserve"> </w:t>
-      </w:r>
-      <w:proofErr w:type="spellStart"/>
-      <w:r>
-        <w:rPr>
-          <w:color w:val="000000" w:themeColor="text1"/>
-        </w:rPr>
-        <w:t>memorije</w:t>
-      </w:r>
-      <w:proofErr w:type="spellEnd"/>
-      <w:r>
-        <w:rPr>
-          <w:color w:val="000000" w:themeColor="text1"/>
-        </w:rPr>
-        <w:t xml:space="preserve"> (RAM), za </w:t>
-      </w:r>
-      <w:proofErr w:type="spellStart"/>
-      <w:r>
-        <w:rPr>
-          <w:color w:val="000000" w:themeColor="text1"/>
-        </w:rPr>
-        <w:t>razliku</w:t>
-      </w:r>
-      <w:proofErr w:type="spellEnd"/>
-      <w:r>
-        <w:rPr>
-          <w:color w:val="000000" w:themeColor="text1"/>
-        </w:rPr>
-        <w:t xml:space="preserve"> od Flash-a, </w:t>
-      </w:r>
-      <w:proofErr w:type="spellStart"/>
-      <w:r>
-        <w:rPr>
-          <w:color w:val="000000" w:themeColor="text1"/>
-        </w:rPr>
-        <w:t>ostaje</w:t>
-      </w:r>
-      <w:proofErr w:type="spellEnd"/>
-      <w:r>
-        <w:rPr>
-          <w:color w:val="000000" w:themeColor="text1"/>
-        </w:rPr>
-        <w:t xml:space="preserve"> </w:t>
-      </w:r>
-      <w:proofErr w:type="spellStart"/>
-      <w:r>
-        <w:rPr>
-          <w:color w:val="000000" w:themeColor="text1"/>
-        </w:rPr>
-        <w:t>praktično</w:t>
-      </w:r>
-      <w:proofErr w:type="spellEnd"/>
-      <w:r>
-        <w:rPr>
-          <w:color w:val="000000" w:themeColor="text1"/>
-        </w:rPr>
-        <w:t xml:space="preserve"> </w:t>
-      </w:r>
-      <w:proofErr w:type="spellStart"/>
-      <w:r>
-        <w:rPr>
-          <w:color w:val="000000" w:themeColor="text1"/>
-        </w:rPr>
-        <w:t>nepromenjeno</w:t>
-      </w:r>
-      <w:proofErr w:type="spellEnd"/>
-      <w:r>
-        <w:rPr>
-          <w:color w:val="000000" w:themeColor="text1"/>
-        </w:rPr>
-        <w:t xml:space="preserve"> </w:t>
-      </w:r>
-      <w:proofErr w:type="spellStart"/>
-      <w:r>
-        <w:rPr>
-          <w:color w:val="000000" w:themeColor="text1"/>
-        </w:rPr>
-        <w:t>nezavisno</w:t>
-      </w:r>
-      <w:proofErr w:type="spellEnd"/>
-      <w:r>
-        <w:rPr>
-          <w:color w:val="000000" w:themeColor="text1"/>
-        </w:rPr>
-        <w:t xml:space="preserve"> </w:t>
-      </w:r>
-      <w:proofErr w:type="spellStart"/>
-      <w:r>
-        <w:rPr>
-          <w:color w:val="000000" w:themeColor="text1"/>
-        </w:rPr>
-        <w:t>od</w:t>
-      </w:r>
-      <w:proofErr w:type="spellEnd"/>
-      <w:r>
-        <w:rPr>
-          <w:color w:val="000000" w:themeColor="text1"/>
-        </w:rPr>
-        <w:t xml:space="preserve"> </w:t>
-      </w:r>
-      <w:proofErr w:type="spellStart"/>
-      <w:r>
-        <w:rPr>
-          <w:color w:val="000000" w:themeColor="text1"/>
-        </w:rPr>
-        <w:t>nivoa</w:t>
-      </w:r>
-      <w:proofErr w:type="spellEnd"/>
-      <w:r>
-        <w:rPr>
-          <w:color w:val="000000" w:themeColor="text1"/>
-        </w:rPr>
-        <w:t xml:space="preserve"> </w:t>
-      </w:r>
-      <w:proofErr w:type="spellStart"/>
-      <w:r>
-        <w:rPr>
-          <w:color w:val="000000" w:themeColor="text1"/>
-        </w:rPr>
-        <w:t>optimizacije</w:t>
-      </w:r>
-      <w:proofErr w:type="spellEnd"/>
-      <w:r>
-        <w:rPr>
-          <w:color w:val="000000" w:themeColor="text1"/>
-        </w:rPr>
-        <w:t xml:space="preserve"> (21 464 B </w:t>
-      </w:r>
-      <w:proofErr w:type="spellStart"/>
-      <w:r>
-        <w:rPr>
-          <w:color w:val="000000" w:themeColor="text1"/>
-        </w:rPr>
-        <w:t>na</w:t>
-      </w:r>
-      <w:proofErr w:type="spellEnd"/>
-      <w:r>
-        <w:rPr>
-          <w:color w:val="000000" w:themeColor="text1"/>
-        </w:rPr>
-        <w:t xml:space="preserve"> -O0 </w:t>
-      </w:r>
-      <w:proofErr w:type="spellStart"/>
-      <w:r>
-        <w:rPr>
-          <w:color w:val="000000" w:themeColor="text1"/>
-        </w:rPr>
-        <w:t>i</w:t>
-      </w:r>
-      <w:proofErr w:type="spellEnd"/>
-      <w:r>
-        <w:rPr>
-          <w:color w:val="000000" w:themeColor="text1"/>
-        </w:rPr>
-        <w:t xml:space="preserve"> -</w:t>
-      </w:r>
-      <w:proofErr w:type="spellStart"/>
-      <w:r>
-        <w:rPr>
-          <w:color w:val="000000" w:themeColor="text1"/>
-        </w:rPr>
-        <w:t>Os</w:t>
-      </w:r>
-      <w:proofErr w:type="spellEnd"/>
-      <w:r>
-        <w:rPr>
-          <w:color w:val="000000" w:themeColor="text1"/>
-        </w:rPr>
-        <w:t xml:space="preserve">, 21 472 B </w:t>
-      </w:r>
-      <w:proofErr w:type="spellStart"/>
-      <w:r>
-        <w:rPr>
-          <w:color w:val="000000" w:themeColor="text1"/>
-        </w:rPr>
-        <w:t>na</w:t>
-      </w:r>
-      <w:proofErr w:type="spellEnd"/>
-      <w:r>
-        <w:rPr>
-          <w:color w:val="000000" w:themeColor="text1"/>
-        </w:rPr>
-        <w:t xml:space="preserve"> -O2 — </w:t>
-      </w:r>
-      <w:proofErr w:type="spellStart"/>
-      <w:r>
-        <w:rPr>
-          <w:color w:val="000000" w:themeColor="text1"/>
-        </w:rPr>
-        <w:t>razlika</w:t>
-      </w:r>
-      <w:proofErr w:type="spellEnd"/>
-      <w:r>
-        <w:rPr>
-          <w:color w:val="000000" w:themeColor="text1"/>
-        </w:rPr>
-        <w:t xml:space="preserve"> od </w:t>
-      </w:r>
-      <w:proofErr w:type="spellStart"/>
-      <w:r>
-        <w:rPr>
-          <w:color w:val="000000" w:themeColor="text1"/>
-        </w:rPr>
-        <w:t>svega</w:t>
-      </w:r>
-      <w:proofErr w:type="spellEnd"/>
-      <w:r>
-        <w:rPr>
-          <w:color w:val="000000" w:themeColor="text1"/>
-        </w:rPr>
-        <w:t xml:space="preserve"> 8 </w:t>
-      </w:r>
-      <w:proofErr w:type="spellStart"/>
-      <w:r>
-        <w:rPr>
-          <w:color w:val="000000" w:themeColor="text1"/>
-        </w:rPr>
-        <w:t>bajtova</w:t>
-      </w:r>
-      <w:proofErr w:type="spellEnd"/>
-      <w:r>
-        <w:rPr>
-          <w:color w:val="000000" w:themeColor="text1"/>
-        </w:rPr>
-        <w:t xml:space="preserve">), </w:t>
-      </w:r>
-      <w:proofErr w:type="spellStart"/>
-      <w:r>
-        <w:rPr>
-          <w:color w:val="000000" w:themeColor="text1"/>
-        </w:rPr>
-        <w:t>što</w:t>
-      </w:r>
-      <w:proofErr w:type="spellEnd"/>
-      <w:r>
-        <w:rPr>
-          <w:color w:val="000000" w:themeColor="text1"/>
-        </w:rPr>
-        <w:t xml:space="preserve"> </w:t>
-      </w:r>
-      <w:proofErr w:type="spellStart"/>
-      <w:r>
-        <w:rPr>
-          <w:color w:val="000000" w:themeColor="text1"/>
-        </w:rPr>
-        <w:t>potvrđuje</w:t>
-      </w:r>
-      <w:proofErr w:type="spellEnd"/>
-      <w:r>
-        <w:rPr>
-          <w:color w:val="000000" w:themeColor="text1"/>
-        </w:rPr>
-        <w:t xml:space="preserve"> da </w:t>
-      </w:r>
-      <w:proofErr w:type="spellStart"/>
-      <w:r>
-        <w:rPr>
-          <w:color w:val="000000" w:themeColor="text1"/>
-        </w:rPr>
-        <w:t>optimizacioni</w:t>
-      </w:r>
-      <w:proofErr w:type="spellEnd"/>
-      <w:r>
-        <w:rPr>
-          <w:color w:val="000000" w:themeColor="text1"/>
-        </w:rPr>
-        <w:t xml:space="preserve"> </w:t>
-      </w:r>
-      <w:proofErr w:type="spellStart"/>
-      <w:r>
-        <w:rPr>
-          <w:color w:val="000000" w:themeColor="text1"/>
-        </w:rPr>
-        <w:t>prolazi</w:t>
-      </w:r>
-      <w:proofErr w:type="spellEnd"/>
-      <w:r>
-        <w:rPr>
-          <w:color w:val="000000" w:themeColor="text1"/>
-        </w:rPr>
-        <w:t xml:space="preserve"> </w:t>
-      </w:r>
-      <w:proofErr w:type="spellStart"/>
-      <w:r>
-        <w:rPr>
-          <w:color w:val="000000" w:themeColor="text1"/>
-        </w:rPr>
-        <w:t>kompajlera</w:t>
-      </w:r>
-      <w:proofErr w:type="spellEnd"/>
-      <w:r>
-        <w:rPr>
-          <w:color w:val="000000" w:themeColor="text1"/>
-        </w:rPr>
-        <w:t xml:space="preserve"> </w:t>
-      </w:r>
-      <w:proofErr w:type="spellStart"/>
-      <w:r>
-        <w:rPr>
-          <w:color w:val="000000" w:themeColor="text1"/>
-        </w:rPr>
-        <w:t>prevashodno</w:t>
-      </w:r>
-      <w:proofErr w:type="spellEnd"/>
-      <w:r>
-        <w:rPr>
-          <w:color w:val="000000" w:themeColor="text1"/>
-        </w:rPr>
-        <w:t xml:space="preserve"> </w:t>
-      </w:r>
-      <w:proofErr w:type="spellStart"/>
-      <w:r>
-        <w:rPr>
-          <w:color w:val="000000" w:themeColor="text1"/>
-        </w:rPr>
-        <w:t>transformišu</w:t>
-      </w:r>
-      <w:proofErr w:type="spellEnd"/>
-      <w:r>
-        <w:rPr>
-          <w:color w:val="000000" w:themeColor="text1"/>
-        </w:rPr>
-        <w:t xml:space="preserve"> </w:t>
-      </w:r>
-      <w:proofErr w:type="spellStart"/>
-      <w:r>
-        <w:rPr>
-          <w:color w:val="000000" w:themeColor="text1"/>
-        </w:rPr>
-        <w:t>generisane</w:t>
-      </w:r>
-      <w:proofErr w:type="spellEnd"/>
-      <w:r>
-        <w:rPr>
-          <w:color w:val="000000" w:themeColor="text1"/>
-        </w:rPr>
-        <w:t xml:space="preserve"> </w:t>
-      </w:r>
-      <w:proofErr w:type="spellStart"/>
-      <w:r>
-        <w:rPr>
-          <w:color w:val="000000" w:themeColor="text1"/>
-        </w:rPr>
-        <w:t>instrukcije</w:t>
-      </w:r>
-      <w:proofErr w:type="spellEnd"/>
-      <w:r>
-        <w:rPr>
-          <w:color w:val="000000" w:themeColor="text1"/>
-        </w:rPr>
-        <w:t xml:space="preserve"> (.text </w:t>
-      </w:r>
-      <w:proofErr w:type="spellStart"/>
-      <w:r>
-        <w:rPr>
-          <w:color w:val="000000" w:themeColor="text1"/>
-        </w:rPr>
-        <w:t>sekciju</w:t>
-      </w:r>
-      <w:proofErr w:type="spellEnd"/>
-      <w:r>
-        <w:rPr>
-          <w:color w:val="000000" w:themeColor="text1"/>
-        </w:rPr>
-        <w:t xml:space="preserve">), </w:t>
-      </w:r>
-      <w:proofErr w:type="spellStart"/>
-      <w:r>
-        <w:rPr>
-          <w:color w:val="000000" w:themeColor="text1"/>
-        </w:rPr>
-        <w:t>dok</w:t>
-      </w:r>
-      <w:proofErr w:type="spellEnd"/>
-      <w:r>
-        <w:rPr>
-          <w:color w:val="000000" w:themeColor="text1"/>
-        </w:rPr>
-        <w:t xml:space="preserve"> </w:t>
-      </w:r>
-      <w:proofErr w:type="spellStart"/>
-      <w:r>
-        <w:rPr>
-          <w:color w:val="000000" w:themeColor="text1"/>
-        </w:rPr>
-        <w:t>raspored</w:t>
-      </w:r>
-      <w:proofErr w:type="spellEnd"/>
-      <w:r>
-        <w:rPr>
-          <w:color w:val="000000" w:themeColor="text1"/>
-        </w:rPr>
-        <w:t xml:space="preserve"> </w:t>
-      </w:r>
-      <w:proofErr w:type="spellStart"/>
-      <w:r>
-        <w:rPr>
-          <w:color w:val="000000" w:themeColor="text1"/>
-        </w:rPr>
         <w:t>statičkih</w:t>
       </w:r>
       <w:proofErr w:type="spellEnd"/>
@@ -38293,7 +39019,6 @@
               <w:rPr>
                 <w:color w:val="000000" w:themeColor="text1"/>
               </w:rPr>
-              <w:lastRenderedPageBreak/>
               <w:t>Indexed Table</w:t>
             </w:r>
           </w:p>
@@ -38577,6 +39302,7 @@
               <w:rPr>
                 <w:color w:val="000000" w:themeColor="text1"/>
               </w:rPr>
+              <w:lastRenderedPageBreak/>
               <w:t>HSM flat 4a</w:t>
             </w:r>
           </w:p>
@@ -40078,7 +40804,6 @@
                 <w:bCs/>
                 <w:color w:val="000000" w:themeColor="text1"/>
               </w:rPr>
-              <w:lastRenderedPageBreak/>
               <w:t>Implementacija</w:t>
             </w:r>
             <w:proofErr w:type="spellEnd"/>
@@ -40367,6 +41092,7 @@
               <w:rPr>
                 <w:color w:val="000000" w:themeColor="text1"/>
               </w:rPr>
+              <w:lastRenderedPageBreak/>
               <w:t>Nested Switch (break)</w:t>
             </w:r>
           </w:p>
@@ -43529,316 +44255,310 @@
         <w:rPr>
           <w:color w:val="000000" w:themeColor="text1"/>
         </w:rPr>
-        <w:t xml:space="preserve"> </w:t>
-      </w:r>
+        <w:t xml:space="preserve"> (118/34/25) </w:t>
+      </w:r>
+      <w:proofErr w:type="spellStart"/>
+      <w:r>
+        <w:rPr>
+          <w:color w:val="000000" w:themeColor="text1"/>
+        </w:rPr>
+        <w:t>na</w:t>
+      </w:r>
+      <w:proofErr w:type="spellEnd"/>
+      <w:r>
+        <w:rPr>
+          <w:color w:val="000000" w:themeColor="text1"/>
+        </w:rPr>
+        <w:t xml:space="preserve"> </w:t>
+      </w:r>
+      <w:proofErr w:type="spellStart"/>
+      <w:r>
+        <w:rPr>
+          <w:color w:val="000000" w:themeColor="text1"/>
+        </w:rPr>
+        <w:t>svakom</w:t>
+      </w:r>
+      <w:proofErr w:type="spellEnd"/>
+      <w:r>
+        <w:rPr>
+          <w:color w:val="000000" w:themeColor="text1"/>
+        </w:rPr>
+        <w:t xml:space="preserve"> </w:t>
+      </w:r>
+      <w:proofErr w:type="spellStart"/>
+      <w:r>
+        <w:rPr>
+          <w:color w:val="000000" w:themeColor="text1"/>
+        </w:rPr>
+        <w:t>nivou</w:t>
+      </w:r>
+      <w:proofErr w:type="spellEnd"/>
+      <w:r>
+        <w:rPr>
+          <w:color w:val="000000" w:themeColor="text1"/>
+        </w:rPr>
+        <w:t xml:space="preserve"> </w:t>
+      </w:r>
+      <w:proofErr w:type="spellStart"/>
+      <w:r>
+        <w:rPr>
+          <w:color w:val="000000" w:themeColor="text1"/>
+        </w:rPr>
+        <w:t>optimizacije</w:t>
+      </w:r>
+      <w:proofErr w:type="spellEnd"/>
+      <w:r>
+        <w:rPr>
+          <w:color w:val="000000" w:themeColor="text1"/>
+        </w:rPr>
+        <w:t xml:space="preserve">, </w:t>
+      </w:r>
+      <w:proofErr w:type="spellStart"/>
+      <w:r>
+        <w:rPr>
+          <w:color w:val="000000" w:themeColor="text1"/>
+        </w:rPr>
+        <w:t>jer</w:t>
+      </w:r>
+      <w:proofErr w:type="spellEnd"/>
+      <w:r>
+        <w:rPr>
+          <w:color w:val="000000" w:themeColor="text1"/>
+        </w:rPr>
+        <w:t xml:space="preserve"> </w:t>
+      </w:r>
+      <w:proofErr w:type="spellStart"/>
+      <w:r>
+        <w:rPr>
+          <w:color w:val="000000" w:themeColor="text1"/>
+        </w:rPr>
+        <w:t>čak</w:t>
+      </w:r>
+      <w:proofErr w:type="spellEnd"/>
+      <w:r>
+        <w:rPr>
+          <w:color w:val="000000" w:themeColor="text1"/>
+        </w:rPr>
+        <w:t xml:space="preserve"> </w:t>
+      </w:r>
+      <w:proofErr w:type="spellStart"/>
+      <w:r>
+        <w:rPr>
+          <w:color w:val="000000" w:themeColor="text1"/>
+        </w:rPr>
+        <w:t>i</w:t>
+      </w:r>
+      <w:proofErr w:type="spellEnd"/>
+      <w:r>
+        <w:rPr>
+          <w:color w:val="000000" w:themeColor="text1"/>
+        </w:rPr>
+        <w:t xml:space="preserve"> </w:t>
+      </w:r>
+      <w:proofErr w:type="spellStart"/>
+      <w:r>
+        <w:rPr>
+          <w:color w:val="000000" w:themeColor="text1"/>
+        </w:rPr>
+        <w:t>kada</w:t>
+      </w:r>
+      <w:proofErr w:type="spellEnd"/>
+      <w:r>
+        <w:rPr>
+          <w:color w:val="000000" w:themeColor="text1"/>
+        </w:rPr>
+        <w:t xml:space="preserve"> je </w:t>
+      </w:r>
+      <w:proofErr w:type="spellStart"/>
+      <w:r>
+        <w:rPr>
+          <w:color w:val="000000" w:themeColor="text1"/>
+        </w:rPr>
+        <w:t>petlja</w:t>
+      </w:r>
+      <w:proofErr w:type="spellEnd"/>
+      <w:r>
+        <w:rPr>
+          <w:color w:val="000000" w:themeColor="text1"/>
+        </w:rPr>
+        <w:t xml:space="preserve"> u </w:t>
+      </w:r>
+      <w:proofErr w:type="spellStart"/>
+      <w:r>
+        <w:rPr>
+          <w:color w:val="000000" w:themeColor="text1"/>
+        </w:rPr>
+        <w:t>potpunosti</w:t>
+      </w:r>
+      <w:proofErr w:type="spellEnd"/>
+      <w:r>
+        <w:rPr>
+          <w:color w:val="000000" w:themeColor="text1"/>
+        </w:rPr>
+        <w:t xml:space="preserve"> </w:t>
+      </w:r>
+      <w:proofErr w:type="spellStart"/>
+      <w:proofErr w:type="gramStart"/>
+      <w:r>
+        <w:rPr>
+          <w:color w:val="000000" w:themeColor="text1"/>
+        </w:rPr>
+        <w:t>umetnuta</w:t>
+      </w:r>
+      <w:proofErr w:type="spellEnd"/>
+      <w:r>
+        <w:rPr>
+          <w:color w:val="000000" w:themeColor="text1"/>
+        </w:rPr>
+        <w:t xml:space="preserve">  </w:t>
+      </w:r>
+      <w:proofErr w:type="spellStart"/>
+      <w:r>
+        <w:rPr>
+          <w:color w:val="000000" w:themeColor="text1"/>
+        </w:rPr>
+        <w:t>i</w:t>
+      </w:r>
+      <w:proofErr w:type="spellEnd"/>
+      <w:proofErr w:type="gramEnd"/>
+      <w:r>
+        <w:rPr>
+          <w:color w:val="000000" w:themeColor="text1"/>
+        </w:rPr>
+        <w:t xml:space="preserve"> </w:t>
+      </w:r>
+      <w:proofErr w:type="spellStart"/>
+      <w:r>
+        <w:rPr>
+          <w:color w:val="000000" w:themeColor="text1"/>
+        </w:rPr>
+        <w:t>dalje</w:t>
+      </w:r>
+      <w:proofErr w:type="spellEnd"/>
+      <w:r>
+        <w:rPr>
+          <w:color w:val="000000" w:themeColor="text1"/>
+        </w:rPr>
+        <w:t xml:space="preserve"> mora </w:t>
+      </w:r>
+      <w:proofErr w:type="spellStart"/>
+      <w:r>
+        <w:rPr>
+          <w:color w:val="000000" w:themeColor="text1"/>
+        </w:rPr>
+        <w:t>izvršiti</w:t>
+      </w:r>
+      <w:proofErr w:type="spellEnd"/>
+      <w:r>
+        <w:rPr>
+          <w:color w:val="000000" w:themeColor="text1"/>
+        </w:rPr>
+        <w:t xml:space="preserve"> bar </w:t>
+      </w:r>
+      <w:proofErr w:type="spellStart"/>
+      <w:r>
+        <w:rPr>
+          <w:color w:val="000000" w:themeColor="text1"/>
+        </w:rPr>
+        <w:t>jedno</w:t>
+      </w:r>
+      <w:proofErr w:type="spellEnd"/>
+      <w:r>
+        <w:rPr>
+          <w:color w:val="000000" w:themeColor="text1"/>
+        </w:rPr>
+        <w:t xml:space="preserve"> </w:t>
+      </w:r>
+      <w:proofErr w:type="spellStart"/>
+      <w:r>
+        <w:rPr>
+          <w:color w:val="000000" w:themeColor="text1"/>
+        </w:rPr>
+        <w:t>poređenje</w:t>
+      </w:r>
+      <w:proofErr w:type="spellEnd"/>
+      <w:r>
+        <w:rPr>
+          <w:color w:val="000000" w:themeColor="text1"/>
+        </w:rPr>
+        <w:t xml:space="preserve"> po </w:t>
+      </w:r>
+      <w:proofErr w:type="spellStart"/>
+      <w:r>
+        <w:rPr>
+          <w:color w:val="000000" w:themeColor="text1"/>
+        </w:rPr>
+        <w:t>elementu</w:t>
+      </w:r>
+      <w:proofErr w:type="spellEnd"/>
+      <w:r>
+        <w:rPr>
+          <w:color w:val="000000" w:themeColor="text1"/>
+        </w:rPr>
+        <w:t xml:space="preserve"> </w:t>
+      </w:r>
+      <w:proofErr w:type="spellStart"/>
+      <w:r>
+        <w:rPr>
+          <w:color w:val="000000" w:themeColor="text1"/>
+        </w:rPr>
+        <w:t>tabele</w:t>
+      </w:r>
+      <w:proofErr w:type="spellEnd"/>
+      <w:r>
+        <w:rPr>
+          <w:color w:val="000000" w:themeColor="text1"/>
+        </w:rPr>
+        <w:t xml:space="preserve"> — </w:t>
+      </w:r>
+      <w:proofErr w:type="spellStart"/>
+      <w:r>
+        <w:rPr>
+          <w:color w:val="000000" w:themeColor="text1"/>
+        </w:rPr>
+        <w:t>trošak</w:t>
+      </w:r>
+      <w:proofErr w:type="spellEnd"/>
+      <w:r>
+        <w:rPr>
+          <w:color w:val="000000" w:themeColor="text1"/>
+        </w:rPr>
+        <w:t xml:space="preserve"> koji je </w:t>
+      </w:r>
+      <w:proofErr w:type="spellStart"/>
+      <w:r>
+        <w:rPr>
+          <w:color w:val="000000" w:themeColor="text1"/>
+        </w:rPr>
+        <w:t>posledica</w:t>
+      </w:r>
+      <w:proofErr w:type="spellEnd"/>
+      <w:r>
+        <w:rPr>
+          <w:color w:val="000000" w:themeColor="text1"/>
+        </w:rPr>
+        <w:t xml:space="preserve"> </w:t>
+      </w:r>
+      <w:proofErr w:type="spellStart"/>
+      <w:r>
+        <w:rPr>
+          <w:color w:val="000000" w:themeColor="text1"/>
+        </w:rPr>
+        <w:t>algoritma</w:t>
+      </w:r>
+      <w:proofErr w:type="spellEnd"/>
+      <w:r>
+        <w:rPr>
+          <w:color w:val="000000" w:themeColor="text1"/>
+        </w:rPr>
+        <w:t xml:space="preserve">, ne </w:t>
+      </w:r>
+      <w:proofErr w:type="spellStart"/>
       <w:r>
         <w:rPr>
           <w:color w:val="000000" w:themeColor="text1"/>
         </w:rPr>
         <w:lastRenderedPageBreak/>
-        <w:t xml:space="preserve">(118/34/25) </w:t>
-      </w:r>
-      <w:proofErr w:type="spellStart"/>
-      <w:r>
-        <w:rPr>
-          <w:color w:val="000000" w:themeColor="text1"/>
-        </w:rPr>
-        <w:t>na</w:t>
-      </w:r>
-      <w:proofErr w:type="spellEnd"/>
-      <w:r>
-        <w:rPr>
-          <w:color w:val="000000" w:themeColor="text1"/>
-        </w:rPr>
-        <w:t xml:space="preserve"> </w:t>
-      </w:r>
-      <w:proofErr w:type="spellStart"/>
-      <w:r>
-        <w:rPr>
-          <w:color w:val="000000" w:themeColor="text1"/>
-        </w:rPr>
-        <w:t>svakom</w:t>
-      </w:r>
-      <w:proofErr w:type="spellEnd"/>
-      <w:r>
-        <w:rPr>
-          <w:color w:val="000000" w:themeColor="text1"/>
-        </w:rPr>
-        <w:t xml:space="preserve"> </w:t>
-      </w:r>
-      <w:proofErr w:type="spellStart"/>
-      <w:r>
-        <w:rPr>
-          <w:color w:val="000000" w:themeColor="text1"/>
-        </w:rPr>
-        <w:t>nivou</w:t>
-      </w:r>
-      <w:proofErr w:type="spellEnd"/>
-      <w:r>
-        <w:rPr>
-          <w:color w:val="000000" w:themeColor="text1"/>
-        </w:rPr>
-        <w:t xml:space="preserve"> </w:t>
-      </w:r>
-      <w:proofErr w:type="spellStart"/>
-      <w:r>
-        <w:rPr>
-          <w:color w:val="000000" w:themeColor="text1"/>
-        </w:rPr>
-        <w:t>optimizacije</w:t>
-      </w:r>
-      <w:proofErr w:type="spellEnd"/>
-      <w:r>
-        <w:rPr>
-          <w:color w:val="000000" w:themeColor="text1"/>
-        </w:rPr>
-        <w:t xml:space="preserve">, </w:t>
-      </w:r>
-      <w:proofErr w:type="spellStart"/>
-      <w:r>
-        <w:rPr>
-          <w:color w:val="000000" w:themeColor="text1"/>
-        </w:rPr>
-        <w:t>jer</w:t>
-      </w:r>
-      <w:proofErr w:type="spellEnd"/>
-      <w:r>
-        <w:rPr>
-          <w:color w:val="000000" w:themeColor="text1"/>
-        </w:rPr>
-        <w:t xml:space="preserve"> </w:t>
-      </w:r>
-      <w:proofErr w:type="spellStart"/>
-      <w:r>
-        <w:rPr>
-          <w:color w:val="000000" w:themeColor="text1"/>
-        </w:rPr>
-        <w:t>čak</w:t>
-      </w:r>
-      <w:proofErr w:type="spellEnd"/>
-      <w:r>
-        <w:rPr>
-          <w:color w:val="000000" w:themeColor="text1"/>
-        </w:rPr>
-        <w:t xml:space="preserve"> </w:t>
-      </w:r>
-      <w:proofErr w:type="spellStart"/>
-      <w:r>
-        <w:rPr>
-          <w:color w:val="000000" w:themeColor="text1"/>
-        </w:rPr>
-        <w:t>i</w:t>
-      </w:r>
-      <w:proofErr w:type="spellEnd"/>
-      <w:r>
-        <w:rPr>
-          <w:color w:val="000000" w:themeColor="text1"/>
-        </w:rPr>
-        <w:t xml:space="preserve"> </w:t>
-      </w:r>
-      <w:proofErr w:type="spellStart"/>
-      <w:r>
-        <w:rPr>
-          <w:color w:val="000000" w:themeColor="text1"/>
-        </w:rPr>
-        <w:t>kada</w:t>
-      </w:r>
-      <w:proofErr w:type="spellEnd"/>
-      <w:r>
-        <w:rPr>
-          <w:color w:val="000000" w:themeColor="text1"/>
-        </w:rPr>
-        <w:t xml:space="preserve"> je </w:t>
-      </w:r>
-      <w:proofErr w:type="spellStart"/>
-      <w:r>
-        <w:rPr>
-          <w:color w:val="000000" w:themeColor="text1"/>
-        </w:rPr>
-        <w:t>petlja</w:t>
-      </w:r>
-      <w:proofErr w:type="spellEnd"/>
-      <w:r>
-        <w:rPr>
-          <w:color w:val="000000" w:themeColor="text1"/>
-        </w:rPr>
-        <w:t xml:space="preserve"> u </w:t>
-      </w:r>
-      <w:proofErr w:type="spellStart"/>
-      <w:r>
-        <w:rPr>
-          <w:color w:val="000000" w:themeColor="text1"/>
-        </w:rPr>
-        <w:t>potpunosti</w:t>
-      </w:r>
-      <w:proofErr w:type="spellEnd"/>
-      <w:r>
-        <w:rPr>
-          <w:color w:val="000000" w:themeColor="text1"/>
-        </w:rPr>
-        <w:t xml:space="preserve"> </w:t>
-      </w:r>
-      <w:proofErr w:type="spellStart"/>
-      <w:proofErr w:type="gramStart"/>
-      <w:r>
-        <w:rPr>
-          <w:color w:val="000000" w:themeColor="text1"/>
-        </w:rPr>
-        <w:t>umetnuta</w:t>
-      </w:r>
-      <w:proofErr w:type="spellEnd"/>
-      <w:r>
-        <w:rPr>
-          <w:color w:val="000000" w:themeColor="text1"/>
-        </w:rPr>
-        <w:t xml:space="preserve">  </w:t>
-      </w:r>
-      <w:proofErr w:type="spellStart"/>
-      <w:r>
-        <w:rPr>
-          <w:color w:val="000000" w:themeColor="text1"/>
-        </w:rPr>
-        <w:t>i</w:t>
-      </w:r>
-      <w:proofErr w:type="spellEnd"/>
-      <w:proofErr w:type="gramEnd"/>
-      <w:r>
-        <w:rPr>
-          <w:color w:val="000000" w:themeColor="text1"/>
-        </w:rPr>
-        <w:t xml:space="preserve"> </w:t>
-      </w:r>
-      <w:proofErr w:type="spellStart"/>
-      <w:r>
-        <w:rPr>
-          <w:color w:val="000000" w:themeColor="text1"/>
-        </w:rPr>
-        <w:t>dalje</w:t>
-      </w:r>
-      <w:proofErr w:type="spellEnd"/>
-      <w:r>
-        <w:rPr>
-          <w:color w:val="000000" w:themeColor="text1"/>
-        </w:rPr>
-        <w:t xml:space="preserve"> mora </w:t>
-      </w:r>
-      <w:proofErr w:type="spellStart"/>
-      <w:r>
-        <w:rPr>
-          <w:color w:val="000000" w:themeColor="text1"/>
-        </w:rPr>
-        <w:t>izvršiti</w:t>
-      </w:r>
-      <w:proofErr w:type="spellEnd"/>
-      <w:r>
-        <w:rPr>
-          <w:color w:val="000000" w:themeColor="text1"/>
-        </w:rPr>
-        <w:t xml:space="preserve"> bar </w:t>
-      </w:r>
-      <w:proofErr w:type="spellStart"/>
-      <w:r>
-        <w:rPr>
-          <w:color w:val="000000" w:themeColor="text1"/>
-        </w:rPr>
-        <w:t>jedno</w:t>
-      </w:r>
-      <w:proofErr w:type="spellEnd"/>
-      <w:r>
-        <w:rPr>
-          <w:color w:val="000000" w:themeColor="text1"/>
-        </w:rPr>
-        <w:t xml:space="preserve"> </w:t>
-      </w:r>
-      <w:proofErr w:type="spellStart"/>
-      <w:r>
-        <w:rPr>
-          <w:color w:val="000000" w:themeColor="text1"/>
-        </w:rPr>
-        <w:t>poređenje</w:t>
-      </w:r>
-      <w:proofErr w:type="spellEnd"/>
-      <w:r>
-        <w:rPr>
-          <w:color w:val="000000" w:themeColor="text1"/>
-        </w:rPr>
-        <w:t xml:space="preserve"> po </w:t>
-      </w:r>
-      <w:proofErr w:type="spellStart"/>
-      <w:r>
-        <w:rPr>
-          <w:color w:val="000000" w:themeColor="text1"/>
-        </w:rPr>
-        <w:t>elementu</w:t>
-      </w:r>
-      <w:proofErr w:type="spellEnd"/>
-      <w:r>
-        <w:rPr>
-          <w:color w:val="000000" w:themeColor="text1"/>
-        </w:rPr>
-        <w:t xml:space="preserve"> </w:t>
-      </w:r>
-      <w:proofErr w:type="spellStart"/>
-      <w:r>
-        <w:rPr>
-          <w:color w:val="000000" w:themeColor="text1"/>
-        </w:rPr>
-        <w:t>tabele</w:t>
-      </w:r>
-      <w:proofErr w:type="spellEnd"/>
-      <w:r>
-        <w:rPr>
-          <w:color w:val="000000" w:themeColor="text1"/>
-        </w:rPr>
-        <w:t xml:space="preserve"> — </w:t>
-      </w:r>
-      <w:proofErr w:type="spellStart"/>
-      <w:r>
-        <w:rPr>
-          <w:color w:val="000000" w:themeColor="text1"/>
-        </w:rPr>
-        <w:t>trošak</w:t>
-      </w:r>
-      <w:proofErr w:type="spellEnd"/>
-      <w:r>
-        <w:rPr>
-          <w:color w:val="000000" w:themeColor="text1"/>
-        </w:rPr>
-        <w:t xml:space="preserve"> koji je </w:t>
-      </w:r>
-      <w:proofErr w:type="spellStart"/>
-      <w:r>
-        <w:rPr>
-          <w:color w:val="000000" w:themeColor="text1"/>
-        </w:rPr>
-        <w:t>posledica</w:t>
-      </w:r>
-      <w:proofErr w:type="spellEnd"/>
-      <w:r>
-        <w:rPr>
-          <w:color w:val="000000" w:themeColor="text1"/>
-        </w:rPr>
-        <w:t xml:space="preserve"> </w:t>
-      </w:r>
-      <w:proofErr w:type="spellStart"/>
-      <w:r>
-        <w:rPr>
-          <w:color w:val="000000" w:themeColor="text1"/>
-        </w:rPr>
-        <w:t>algoritma</w:t>
-      </w:r>
-      <w:proofErr w:type="spellEnd"/>
-      <w:r>
-        <w:rPr>
-          <w:color w:val="000000" w:themeColor="text1"/>
-        </w:rPr>
-        <w:t xml:space="preserve">, ne </w:t>
-      </w:r>
-      <w:proofErr w:type="spellStart"/>
-      <w:r>
-        <w:rPr>
-          <w:color w:val="000000" w:themeColor="text1"/>
-        </w:rPr>
         <w:t>stila</w:t>
       </w:r>
       <w:proofErr w:type="spellEnd"/>
@@ -45283,14 +46003,1420 @@
       <w:r>
         <w:rPr>
           <w:color w:val="000000" w:themeColor="text1"/>
-          <w:lang w:val="de-DE"/>
-        </w:rPr>
-        <w:t>Za razliku od minimalnih vrednosti, koje su glatke i predvidljive, maksimalne izmerene vrednosti povremeno dostižu i po nekoliko hiljada ciklusa (npr. za HSM nested na -O0: minimum 205, maksimum 11 642). Ova pojava nije posledica testirane FSM implementacije, već okruženja specifičnog za ESP32 platformu — periodični prekid FreeRTOS schedulera, prisutan po podrazumevanom podešavanju na oba jezgra procesora, povremeno prekida merni prozor, unoseći dodatne cikluse koji nemaju veze sa funkcijom fsm_transition(). Za razliku od AVR platforme, gde je merni mehanizam (cli()/sei() oko brojača tajmera) dovoljan da eliminiše sve izvore nedeterminizma budući da se izvršava na bare-metal okruženju bez operativnog sistema, na ESP32 platformi noInterrupts()/interrupts() onemogućavaju prekide isključivo na jezgru na kome se pozivaju, dok drugo jezgro nastavlja da prima FreeRTOS tick prekid i može posredno uticati na tajming merenja preko deljene memorijske magistrale</w:t>
-      </w:r>
+        </w:rPr>
+        <w:t xml:space="preserve">Za </w:t>
+      </w:r>
+      <w:proofErr w:type="spellStart"/>
+      <w:r>
+        <w:rPr>
+          <w:color w:val="000000" w:themeColor="text1"/>
+        </w:rPr>
+        <w:t>razliku</w:t>
+      </w:r>
+      <w:proofErr w:type="spellEnd"/>
+      <w:r>
+        <w:rPr>
+          <w:color w:val="000000" w:themeColor="text1"/>
+        </w:rPr>
+        <w:t xml:space="preserve"> od </w:t>
+      </w:r>
+      <w:proofErr w:type="spellStart"/>
+      <w:r>
+        <w:rPr>
+          <w:color w:val="000000" w:themeColor="text1"/>
+        </w:rPr>
+        <w:t>minimalnih</w:t>
+      </w:r>
+      <w:proofErr w:type="spellEnd"/>
+      <w:r>
+        <w:rPr>
+          <w:color w:val="000000" w:themeColor="text1"/>
+        </w:rPr>
+        <w:t xml:space="preserve"> </w:t>
+      </w:r>
+      <w:proofErr w:type="spellStart"/>
+      <w:r>
+        <w:rPr>
+          <w:color w:val="000000" w:themeColor="text1"/>
+        </w:rPr>
+        <w:t>vrednosti</w:t>
+      </w:r>
+      <w:proofErr w:type="spellEnd"/>
+      <w:r>
+        <w:rPr>
+          <w:color w:val="000000" w:themeColor="text1"/>
+        </w:rPr>
+        <w:t xml:space="preserve">, </w:t>
+      </w:r>
+      <w:proofErr w:type="spellStart"/>
+      <w:r>
+        <w:rPr>
+          <w:color w:val="000000" w:themeColor="text1"/>
+        </w:rPr>
+        <w:t>koje</w:t>
+      </w:r>
+      <w:proofErr w:type="spellEnd"/>
+      <w:r>
+        <w:rPr>
+          <w:color w:val="000000" w:themeColor="text1"/>
+        </w:rPr>
+        <w:t xml:space="preserve"> </w:t>
+      </w:r>
+      <w:proofErr w:type="spellStart"/>
+      <w:r>
+        <w:rPr>
+          <w:color w:val="000000" w:themeColor="text1"/>
+        </w:rPr>
+        <w:t>su</w:t>
+      </w:r>
+      <w:proofErr w:type="spellEnd"/>
+      <w:r>
+        <w:rPr>
+          <w:color w:val="000000" w:themeColor="text1"/>
+        </w:rPr>
+        <w:t xml:space="preserve"> </w:t>
+      </w:r>
+      <w:proofErr w:type="spellStart"/>
+      <w:r>
+        <w:rPr>
+          <w:color w:val="000000" w:themeColor="text1"/>
+        </w:rPr>
+        <w:t>glatke</w:t>
+      </w:r>
+      <w:proofErr w:type="spellEnd"/>
+      <w:r>
+        <w:rPr>
+          <w:color w:val="000000" w:themeColor="text1"/>
+        </w:rPr>
+        <w:t xml:space="preserve"> </w:t>
+      </w:r>
+      <w:proofErr w:type="spellStart"/>
+      <w:r>
+        <w:rPr>
+          <w:color w:val="000000" w:themeColor="text1"/>
+        </w:rPr>
+        <w:t>i</w:t>
+      </w:r>
+      <w:proofErr w:type="spellEnd"/>
+      <w:r>
+        <w:rPr>
+          <w:color w:val="000000" w:themeColor="text1"/>
+        </w:rPr>
+        <w:t xml:space="preserve"> </w:t>
+      </w:r>
+      <w:proofErr w:type="spellStart"/>
+      <w:r>
+        <w:rPr>
+          <w:color w:val="000000" w:themeColor="text1"/>
+        </w:rPr>
+        <w:t>predvidljive</w:t>
+      </w:r>
+      <w:proofErr w:type="spellEnd"/>
+      <w:r>
+        <w:rPr>
+          <w:color w:val="000000" w:themeColor="text1"/>
+        </w:rPr>
+        <w:t xml:space="preserve">, </w:t>
+      </w:r>
+      <w:proofErr w:type="spellStart"/>
+      <w:r>
+        <w:rPr>
+          <w:color w:val="000000" w:themeColor="text1"/>
+        </w:rPr>
+        <w:t>maksimalne</w:t>
+      </w:r>
+      <w:proofErr w:type="spellEnd"/>
+      <w:r>
+        <w:rPr>
+          <w:color w:val="000000" w:themeColor="text1"/>
+        </w:rPr>
+        <w:t xml:space="preserve"> </w:t>
+      </w:r>
+      <w:proofErr w:type="spellStart"/>
+      <w:r>
+        <w:rPr>
+          <w:color w:val="000000" w:themeColor="text1"/>
+        </w:rPr>
+        <w:t>izmerene</w:t>
+      </w:r>
+      <w:proofErr w:type="spellEnd"/>
+      <w:r>
+        <w:rPr>
+          <w:color w:val="000000" w:themeColor="text1"/>
+        </w:rPr>
+        <w:t xml:space="preserve"> </w:t>
+      </w:r>
+      <w:proofErr w:type="spellStart"/>
+      <w:r>
+        <w:rPr>
+          <w:color w:val="000000" w:themeColor="text1"/>
+        </w:rPr>
+        <w:t>vrednosti</w:t>
+      </w:r>
+      <w:proofErr w:type="spellEnd"/>
+      <w:r>
+        <w:rPr>
+          <w:color w:val="000000" w:themeColor="text1"/>
+        </w:rPr>
+        <w:t xml:space="preserve"> </w:t>
+      </w:r>
+      <w:proofErr w:type="spellStart"/>
+      <w:r>
+        <w:rPr>
+          <w:color w:val="000000" w:themeColor="text1"/>
+        </w:rPr>
+        <w:t>povremeno</w:t>
+      </w:r>
+      <w:proofErr w:type="spellEnd"/>
+      <w:r>
+        <w:rPr>
+          <w:color w:val="000000" w:themeColor="text1"/>
+        </w:rPr>
+        <w:t xml:space="preserve"> </w:t>
+      </w:r>
+      <w:proofErr w:type="spellStart"/>
+      <w:r>
+        <w:rPr>
+          <w:color w:val="000000" w:themeColor="text1"/>
+        </w:rPr>
+        <w:t>dostižu</w:t>
+      </w:r>
+      <w:proofErr w:type="spellEnd"/>
+      <w:r>
+        <w:rPr>
+          <w:color w:val="000000" w:themeColor="text1"/>
+        </w:rPr>
+        <w:t xml:space="preserve"> </w:t>
+      </w:r>
+      <w:proofErr w:type="spellStart"/>
+      <w:r>
+        <w:rPr>
+          <w:color w:val="000000" w:themeColor="text1"/>
+        </w:rPr>
+        <w:t>i</w:t>
+      </w:r>
+      <w:proofErr w:type="spellEnd"/>
+      <w:r>
+        <w:rPr>
+          <w:color w:val="000000" w:themeColor="text1"/>
+        </w:rPr>
+        <w:t xml:space="preserve"> po </w:t>
+      </w:r>
+      <w:proofErr w:type="spellStart"/>
+      <w:r>
+        <w:rPr>
+          <w:color w:val="000000" w:themeColor="text1"/>
+        </w:rPr>
+        <w:t>nekoliko</w:t>
+      </w:r>
+      <w:proofErr w:type="spellEnd"/>
+      <w:r>
+        <w:rPr>
+          <w:color w:val="000000" w:themeColor="text1"/>
+        </w:rPr>
+        <w:t xml:space="preserve"> </w:t>
+      </w:r>
+      <w:proofErr w:type="spellStart"/>
+      <w:r>
+        <w:rPr>
+          <w:color w:val="000000" w:themeColor="text1"/>
+        </w:rPr>
+        <w:t>hiljada</w:t>
+      </w:r>
+      <w:proofErr w:type="spellEnd"/>
+      <w:r>
+        <w:rPr>
+          <w:color w:val="000000" w:themeColor="text1"/>
+        </w:rPr>
+        <w:t xml:space="preserve"> </w:t>
+      </w:r>
+      <w:proofErr w:type="spellStart"/>
+      <w:r>
+        <w:rPr>
+          <w:color w:val="000000" w:themeColor="text1"/>
+        </w:rPr>
+        <w:t>ciklusa</w:t>
+      </w:r>
+      <w:proofErr w:type="spellEnd"/>
+      <w:r>
+        <w:rPr>
+          <w:color w:val="000000" w:themeColor="text1"/>
+        </w:rPr>
+        <w:t xml:space="preserve"> (</w:t>
+      </w:r>
+      <w:proofErr w:type="spellStart"/>
+      <w:r>
+        <w:rPr>
+          <w:color w:val="000000" w:themeColor="text1"/>
+        </w:rPr>
+        <w:t>npr</w:t>
+      </w:r>
+      <w:proofErr w:type="spellEnd"/>
+      <w:r>
+        <w:rPr>
+          <w:color w:val="000000" w:themeColor="text1"/>
+        </w:rPr>
+        <w:t xml:space="preserve">. za HSM nested </w:t>
+      </w:r>
+      <w:proofErr w:type="spellStart"/>
+      <w:r>
+        <w:rPr>
+          <w:color w:val="000000" w:themeColor="text1"/>
+        </w:rPr>
+        <w:t>na</w:t>
+      </w:r>
+      <w:proofErr w:type="spellEnd"/>
+      <w:r>
+        <w:rPr>
+          <w:color w:val="000000" w:themeColor="text1"/>
+        </w:rPr>
+        <w:t xml:space="preserve"> -O0: minimum 205, </w:t>
+      </w:r>
+      <w:proofErr w:type="spellStart"/>
+      <w:r>
+        <w:rPr>
+          <w:color w:val="000000" w:themeColor="text1"/>
+        </w:rPr>
+        <w:t>maksimum</w:t>
+      </w:r>
+      <w:proofErr w:type="spellEnd"/>
+      <w:r>
+        <w:rPr>
+          <w:color w:val="000000" w:themeColor="text1"/>
+        </w:rPr>
+        <w:t xml:space="preserve"> 11 642). Ova </w:t>
+      </w:r>
+      <w:proofErr w:type="spellStart"/>
+      <w:r>
+        <w:rPr>
+          <w:color w:val="000000" w:themeColor="text1"/>
+        </w:rPr>
+        <w:t>pojava</w:t>
+      </w:r>
+      <w:proofErr w:type="spellEnd"/>
+      <w:r>
+        <w:rPr>
+          <w:color w:val="000000" w:themeColor="text1"/>
+        </w:rPr>
+        <w:t xml:space="preserve"> </w:t>
+      </w:r>
+      <w:proofErr w:type="spellStart"/>
+      <w:r>
+        <w:rPr>
+          <w:color w:val="000000" w:themeColor="text1"/>
+        </w:rPr>
+        <w:t>nije</w:t>
+      </w:r>
+      <w:proofErr w:type="spellEnd"/>
+      <w:r>
+        <w:rPr>
+          <w:color w:val="000000" w:themeColor="text1"/>
+        </w:rPr>
+        <w:t xml:space="preserve"> </w:t>
+      </w:r>
+      <w:proofErr w:type="spellStart"/>
+      <w:r>
+        <w:rPr>
+          <w:color w:val="000000" w:themeColor="text1"/>
+        </w:rPr>
+        <w:t>posledica</w:t>
+      </w:r>
+      <w:proofErr w:type="spellEnd"/>
+      <w:r>
+        <w:rPr>
+          <w:color w:val="000000" w:themeColor="text1"/>
+        </w:rPr>
+        <w:t xml:space="preserve"> </w:t>
+      </w:r>
+      <w:proofErr w:type="spellStart"/>
+      <w:r>
+        <w:rPr>
+          <w:color w:val="000000" w:themeColor="text1"/>
+        </w:rPr>
+        <w:t>testirane</w:t>
+      </w:r>
+      <w:proofErr w:type="spellEnd"/>
+      <w:r>
+        <w:rPr>
+          <w:color w:val="000000" w:themeColor="text1"/>
+        </w:rPr>
+        <w:t xml:space="preserve"> FSM </w:t>
+      </w:r>
+      <w:proofErr w:type="spellStart"/>
+      <w:r>
+        <w:rPr>
+          <w:color w:val="000000" w:themeColor="text1"/>
+        </w:rPr>
+        <w:t>implementacije</w:t>
+      </w:r>
+      <w:proofErr w:type="spellEnd"/>
+      <w:r>
+        <w:rPr>
+          <w:color w:val="000000" w:themeColor="text1"/>
+        </w:rPr>
+        <w:t xml:space="preserve">, </w:t>
+      </w:r>
+      <w:proofErr w:type="spellStart"/>
+      <w:r>
+        <w:rPr>
+          <w:color w:val="000000" w:themeColor="text1"/>
+        </w:rPr>
+        <w:t>već</w:t>
+      </w:r>
+      <w:proofErr w:type="spellEnd"/>
+      <w:r>
+        <w:rPr>
+          <w:color w:val="000000" w:themeColor="text1"/>
+        </w:rPr>
+        <w:t xml:space="preserve"> </w:t>
+      </w:r>
+      <w:proofErr w:type="spellStart"/>
+      <w:r>
+        <w:rPr>
+          <w:color w:val="000000" w:themeColor="text1"/>
+        </w:rPr>
+        <w:t>okruženja</w:t>
+      </w:r>
+      <w:proofErr w:type="spellEnd"/>
+      <w:r>
+        <w:rPr>
+          <w:color w:val="000000" w:themeColor="text1"/>
+        </w:rPr>
+        <w:t xml:space="preserve"> </w:t>
+      </w:r>
+      <w:proofErr w:type="spellStart"/>
+      <w:r>
+        <w:rPr>
+          <w:color w:val="000000" w:themeColor="text1"/>
+        </w:rPr>
+        <w:t>specifičnog</w:t>
+      </w:r>
+      <w:proofErr w:type="spellEnd"/>
+      <w:r>
+        <w:rPr>
+          <w:color w:val="000000" w:themeColor="text1"/>
+        </w:rPr>
+        <w:t xml:space="preserve"> za ESP32 </w:t>
+      </w:r>
+      <w:proofErr w:type="spellStart"/>
+      <w:r>
+        <w:rPr>
+          <w:color w:val="000000" w:themeColor="text1"/>
+        </w:rPr>
+        <w:t>platformu</w:t>
+      </w:r>
+      <w:proofErr w:type="spellEnd"/>
+      <w:r>
+        <w:rPr>
+          <w:color w:val="000000" w:themeColor="text1"/>
+        </w:rPr>
+        <w:t xml:space="preserve"> — </w:t>
+      </w:r>
+      <w:proofErr w:type="spellStart"/>
+      <w:r>
+        <w:rPr>
+          <w:color w:val="000000" w:themeColor="text1"/>
+        </w:rPr>
+        <w:t>periodični</w:t>
+      </w:r>
+      <w:proofErr w:type="spellEnd"/>
+      <w:r>
+        <w:rPr>
+          <w:color w:val="000000" w:themeColor="text1"/>
+        </w:rPr>
+        <w:t xml:space="preserve"> </w:t>
+      </w:r>
+      <w:proofErr w:type="spellStart"/>
+      <w:r>
+        <w:rPr>
+          <w:color w:val="000000" w:themeColor="text1"/>
+        </w:rPr>
+        <w:t>prekid</w:t>
+      </w:r>
+      <w:proofErr w:type="spellEnd"/>
+      <w:r>
+        <w:rPr>
+          <w:color w:val="000000" w:themeColor="text1"/>
+        </w:rPr>
+        <w:t xml:space="preserve"> </w:t>
+      </w:r>
+      <w:proofErr w:type="spellStart"/>
+      <w:r>
+        <w:rPr>
+          <w:color w:val="000000" w:themeColor="text1"/>
+        </w:rPr>
+        <w:t>FreeRTOS</w:t>
+      </w:r>
+      <w:proofErr w:type="spellEnd"/>
+      <w:r>
+        <w:rPr>
+          <w:color w:val="000000" w:themeColor="text1"/>
+        </w:rPr>
+        <w:t xml:space="preserve"> </w:t>
+      </w:r>
+      <w:proofErr w:type="spellStart"/>
+      <w:r>
+        <w:rPr>
+          <w:color w:val="000000" w:themeColor="text1"/>
+        </w:rPr>
+        <w:t>schedulera</w:t>
+      </w:r>
+      <w:proofErr w:type="spellEnd"/>
+      <w:r>
+        <w:rPr>
+          <w:color w:val="000000" w:themeColor="text1"/>
+        </w:rPr>
+        <w:t xml:space="preserve">, </w:t>
+      </w:r>
+      <w:proofErr w:type="spellStart"/>
+      <w:r>
+        <w:rPr>
+          <w:color w:val="000000" w:themeColor="text1"/>
+        </w:rPr>
+        <w:t>prisutan</w:t>
+      </w:r>
+      <w:proofErr w:type="spellEnd"/>
+      <w:r>
+        <w:rPr>
+          <w:color w:val="000000" w:themeColor="text1"/>
+        </w:rPr>
+        <w:t xml:space="preserve"> po </w:t>
+      </w:r>
+      <w:proofErr w:type="spellStart"/>
+      <w:r>
+        <w:rPr>
+          <w:color w:val="000000" w:themeColor="text1"/>
+        </w:rPr>
+        <w:t>podrazumevanom</w:t>
+      </w:r>
+      <w:proofErr w:type="spellEnd"/>
+      <w:r>
+        <w:rPr>
+          <w:color w:val="000000" w:themeColor="text1"/>
+        </w:rPr>
+        <w:t xml:space="preserve"> </w:t>
+      </w:r>
+      <w:proofErr w:type="spellStart"/>
+      <w:r>
+        <w:rPr>
+          <w:color w:val="000000" w:themeColor="text1"/>
+        </w:rPr>
+        <w:t>podešavanju</w:t>
+      </w:r>
+      <w:proofErr w:type="spellEnd"/>
+      <w:r>
+        <w:rPr>
+          <w:color w:val="000000" w:themeColor="text1"/>
+        </w:rPr>
+        <w:t xml:space="preserve"> </w:t>
+      </w:r>
+      <w:proofErr w:type="spellStart"/>
+      <w:r>
+        <w:rPr>
+          <w:color w:val="000000" w:themeColor="text1"/>
+        </w:rPr>
+        <w:t>na</w:t>
+      </w:r>
+      <w:proofErr w:type="spellEnd"/>
+      <w:r>
+        <w:rPr>
+          <w:color w:val="000000" w:themeColor="text1"/>
+        </w:rPr>
+        <w:t xml:space="preserve"> oba </w:t>
+      </w:r>
+      <w:proofErr w:type="spellStart"/>
+      <w:r>
+        <w:rPr>
+          <w:color w:val="000000" w:themeColor="text1"/>
+        </w:rPr>
+        <w:t>jezgra</w:t>
+      </w:r>
+      <w:proofErr w:type="spellEnd"/>
+      <w:r>
+        <w:rPr>
+          <w:color w:val="000000" w:themeColor="text1"/>
+        </w:rPr>
+        <w:t xml:space="preserve"> </w:t>
+      </w:r>
+      <w:proofErr w:type="spellStart"/>
+      <w:r>
+        <w:rPr>
+          <w:color w:val="000000" w:themeColor="text1"/>
+        </w:rPr>
+        <w:t>procesora</w:t>
+      </w:r>
+      <w:proofErr w:type="spellEnd"/>
+      <w:r>
+        <w:rPr>
+          <w:color w:val="000000" w:themeColor="text1"/>
+        </w:rPr>
+        <w:t xml:space="preserve">, </w:t>
+      </w:r>
+      <w:proofErr w:type="spellStart"/>
+      <w:r>
+        <w:rPr>
+          <w:color w:val="000000" w:themeColor="text1"/>
+        </w:rPr>
+        <w:t>povremeno</w:t>
+      </w:r>
+      <w:proofErr w:type="spellEnd"/>
+      <w:r>
+        <w:rPr>
+          <w:color w:val="000000" w:themeColor="text1"/>
+        </w:rPr>
+        <w:t xml:space="preserve"> </w:t>
+      </w:r>
+      <w:proofErr w:type="spellStart"/>
+      <w:r>
+        <w:rPr>
+          <w:color w:val="000000" w:themeColor="text1"/>
+        </w:rPr>
+        <w:t>prekida</w:t>
+      </w:r>
+      <w:proofErr w:type="spellEnd"/>
+      <w:r>
+        <w:rPr>
+          <w:color w:val="000000" w:themeColor="text1"/>
+        </w:rPr>
+        <w:t xml:space="preserve"> </w:t>
+      </w:r>
+      <w:proofErr w:type="spellStart"/>
+      <w:r>
+        <w:rPr>
+          <w:color w:val="000000" w:themeColor="text1"/>
+        </w:rPr>
+        <w:t>merni</w:t>
+      </w:r>
+      <w:proofErr w:type="spellEnd"/>
+      <w:r>
+        <w:rPr>
+          <w:color w:val="000000" w:themeColor="text1"/>
+        </w:rPr>
+        <w:t xml:space="preserve"> </w:t>
+      </w:r>
+      <w:proofErr w:type="spellStart"/>
+      <w:r>
+        <w:rPr>
+          <w:color w:val="000000" w:themeColor="text1"/>
+        </w:rPr>
+        <w:t>prozor</w:t>
+      </w:r>
+      <w:proofErr w:type="spellEnd"/>
+      <w:r>
+        <w:rPr>
+          <w:color w:val="000000" w:themeColor="text1"/>
+        </w:rPr>
+        <w:t xml:space="preserve">, </w:t>
+      </w:r>
+      <w:proofErr w:type="spellStart"/>
+      <w:r>
+        <w:rPr>
+          <w:color w:val="000000" w:themeColor="text1"/>
+        </w:rPr>
+        <w:t>unoseći</w:t>
+      </w:r>
+      <w:proofErr w:type="spellEnd"/>
+      <w:r>
+        <w:rPr>
+          <w:color w:val="000000" w:themeColor="text1"/>
+        </w:rPr>
+        <w:t xml:space="preserve"> </w:t>
+      </w:r>
+      <w:proofErr w:type="spellStart"/>
+      <w:r>
+        <w:rPr>
+          <w:color w:val="000000" w:themeColor="text1"/>
+        </w:rPr>
+        <w:t>dodatne</w:t>
+      </w:r>
+      <w:proofErr w:type="spellEnd"/>
+      <w:r>
+        <w:rPr>
+          <w:color w:val="000000" w:themeColor="text1"/>
+        </w:rPr>
+        <w:t xml:space="preserve"> </w:t>
+      </w:r>
+      <w:proofErr w:type="spellStart"/>
+      <w:r>
+        <w:rPr>
+          <w:color w:val="000000" w:themeColor="text1"/>
+        </w:rPr>
+        <w:t>cikluse</w:t>
+      </w:r>
+      <w:proofErr w:type="spellEnd"/>
+      <w:r>
+        <w:rPr>
+          <w:color w:val="000000" w:themeColor="text1"/>
+        </w:rPr>
+        <w:t xml:space="preserve"> koji </w:t>
+      </w:r>
+      <w:proofErr w:type="spellStart"/>
+      <w:r>
+        <w:rPr>
+          <w:color w:val="000000" w:themeColor="text1"/>
+        </w:rPr>
+        <w:t>nemaju</w:t>
+      </w:r>
+      <w:proofErr w:type="spellEnd"/>
+      <w:r>
+        <w:rPr>
+          <w:color w:val="000000" w:themeColor="text1"/>
+        </w:rPr>
+        <w:t xml:space="preserve"> </w:t>
+      </w:r>
+      <w:proofErr w:type="spellStart"/>
+      <w:r>
+        <w:rPr>
+          <w:color w:val="000000" w:themeColor="text1"/>
+        </w:rPr>
+        <w:t>veze</w:t>
+      </w:r>
+      <w:proofErr w:type="spellEnd"/>
+      <w:r>
+        <w:rPr>
+          <w:color w:val="000000" w:themeColor="text1"/>
+        </w:rPr>
+        <w:t xml:space="preserve"> </w:t>
+      </w:r>
+      <w:proofErr w:type="spellStart"/>
+      <w:r>
+        <w:rPr>
+          <w:color w:val="000000" w:themeColor="text1"/>
+        </w:rPr>
+        <w:t>sa</w:t>
+      </w:r>
+      <w:proofErr w:type="spellEnd"/>
+      <w:r>
+        <w:rPr>
+          <w:color w:val="000000" w:themeColor="text1"/>
+        </w:rPr>
+        <w:t xml:space="preserve"> </w:t>
+      </w:r>
+      <w:proofErr w:type="spellStart"/>
+      <w:r>
+        <w:rPr>
+          <w:color w:val="000000" w:themeColor="text1"/>
+        </w:rPr>
+        <w:t>funkcijom</w:t>
+      </w:r>
+      <w:proofErr w:type="spellEnd"/>
+      <w:r>
+        <w:rPr>
+          <w:color w:val="000000" w:themeColor="text1"/>
+        </w:rPr>
+        <w:t xml:space="preserve"> </w:t>
+      </w:r>
+      <w:proofErr w:type="spellStart"/>
+      <w:r>
+        <w:rPr>
+          <w:color w:val="000000" w:themeColor="text1"/>
+        </w:rPr>
+        <w:t>fsm_</w:t>
+      </w:r>
+      <w:proofErr w:type="gramStart"/>
+      <w:r>
+        <w:rPr>
+          <w:color w:val="000000" w:themeColor="text1"/>
+        </w:rPr>
+        <w:t>transition</w:t>
+      </w:r>
+      <w:proofErr w:type="spellEnd"/>
+      <w:r>
+        <w:rPr>
+          <w:color w:val="000000" w:themeColor="text1"/>
+        </w:rPr>
+        <w:t>(</w:t>
+      </w:r>
+      <w:proofErr w:type="gramEnd"/>
+      <w:r>
+        <w:rPr>
+          <w:color w:val="000000" w:themeColor="text1"/>
+        </w:rPr>
+        <w:t xml:space="preserve">). Za </w:t>
+      </w:r>
+      <w:proofErr w:type="spellStart"/>
+      <w:r>
+        <w:rPr>
+          <w:color w:val="000000" w:themeColor="text1"/>
+        </w:rPr>
+        <w:t>razliku</w:t>
+      </w:r>
+      <w:proofErr w:type="spellEnd"/>
+      <w:r>
+        <w:rPr>
+          <w:color w:val="000000" w:themeColor="text1"/>
+        </w:rPr>
+        <w:t xml:space="preserve"> od AVR </w:t>
+      </w:r>
+      <w:proofErr w:type="spellStart"/>
+      <w:r>
+        <w:rPr>
+          <w:color w:val="000000" w:themeColor="text1"/>
+        </w:rPr>
+        <w:t>platforme</w:t>
+      </w:r>
+      <w:proofErr w:type="spellEnd"/>
+      <w:r>
+        <w:rPr>
+          <w:color w:val="000000" w:themeColor="text1"/>
+        </w:rPr>
+        <w:t xml:space="preserve">, </w:t>
+      </w:r>
+      <w:proofErr w:type="spellStart"/>
+      <w:r>
+        <w:rPr>
+          <w:color w:val="000000" w:themeColor="text1"/>
+        </w:rPr>
+        <w:t>gde</w:t>
+      </w:r>
+      <w:proofErr w:type="spellEnd"/>
+      <w:r>
+        <w:rPr>
+          <w:color w:val="000000" w:themeColor="text1"/>
+        </w:rPr>
+        <w:t xml:space="preserve"> je </w:t>
+      </w:r>
+      <w:proofErr w:type="spellStart"/>
+      <w:r>
+        <w:rPr>
+          <w:color w:val="000000" w:themeColor="text1"/>
+        </w:rPr>
+        <w:t>merni</w:t>
+      </w:r>
+      <w:proofErr w:type="spellEnd"/>
+      <w:r>
+        <w:rPr>
+          <w:color w:val="000000" w:themeColor="text1"/>
+        </w:rPr>
+        <w:t xml:space="preserve"> </w:t>
+      </w:r>
+      <w:proofErr w:type="spellStart"/>
+      <w:r>
+        <w:rPr>
+          <w:color w:val="000000" w:themeColor="text1"/>
+        </w:rPr>
+        <w:t>mehanizam</w:t>
+      </w:r>
+      <w:proofErr w:type="spellEnd"/>
+      <w:r>
+        <w:rPr>
+          <w:color w:val="000000" w:themeColor="text1"/>
+        </w:rPr>
+        <w:t xml:space="preserve"> (cli()/</w:t>
+      </w:r>
+      <w:proofErr w:type="gramStart"/>
+      <w:r>
+        <w:rPr>
+          <w:color w:val="000000" w:themeColor="text1"/>
+        </w:rPr>
+        <w:t>sei(</w:t>
+      </w:r>
+      <w:proofErr w:type="gramEnd"/>
+      <w:r>
+        <w:rPr>
+          <w:color w:val="000000" w:themeColor="text1"/>
+        </w:rPr>
+        <w:t xml:space="preserve">) </w:t>
+      </w:r>
+      <w:proofErr w:type="spellStart"/>
+      <w:r>
+        <w:rPr>
+          <w:color w:val="000000" w:themeColor="text1"/>
+        </w:rPr>
+        <w:t>oko</w:t>
+      </w:r>
+      <w:proofErr w:type="spellEnd"/>
+      <w:r>
+        <w:rPr>
+          <w:color w:val="000000" w:themeColor="text1"/>
+        </w:rPr>
+        <w:t xml:space="preserve"> </w:t>
+      </w:r>
+      <w:proofErr w:type="spellStart"/>
+      <w:r>
+        <w:rPr>
+          <w:color w:val="000000" w:themeColor="text1"/>
+        </w:rPr>
+        <w:t>brojača</w:t>
+      </w:r>
+      <w:proofErr w:type="spellEnd"/>
+      <w:r>
+        <w:rPr>
+          <w:color w:val="000000" w:themeColor="text1"/>
+        </w:rPr>
+        <w:t xml:space="preserve"> </w:t>
+      </w:r>
+      <w:proofErr w:type="spellStart"/>
+      <w:r>
+        <w:rPr>
+          <w:color w:val="000000" w:themeColor="text1"/>
+        </w:rPr>
+        <w:t>tajmera</w:t>
+      </w:r>
+      <w:proofErr w:type="spellEnd"/>
+      <w:r>
+        <w:rPr>
+          <w:color w:val="000000" w:themeColor="text1"/>
+        </w:rPr>
+        <w:t xml:space="preserve">) </w:t>
+      </w:r>
+      <w:proofErr w:type="spellStart"/>
+      <w:r>
+        <w:rPr>
+          <w:color w:val="000000" w:themeColor="text1"/>
+        </w:rPr>
+        <w:t>dovoljan</w:t>
+      </w:r>
+      <w:proofErr w:type="spellEnd"/>
+      <w:r>
+        <w:rPr>
+          <w:color w:val="000000" w:themeColor="text1"/>
+        </w:rPr>
+        <w:t xml:space="preserve"> da </w:t>
+      </w:r>
+      <w:proofErr w:type="spellStart"/>
+      <w:r>
+        <w:rPr>
+          <w:color w:val="000000" w:themeColor="text1"/>
+        </w:rPr>
+        <w:t>eliminiše</w:t>
+      </w:r>
+      <w:proofErr w:type="spellEnd"/>
+      <w:r>
+        <w:rPr>
+          <w:color w:val="000000" w:themeColor="text1"/>
+        </w:rPr>
+        <w:t xml:space="preserve"> </w:t>
+      </w:r>
+      <w:proofErr w:type="spellStart"/>
+      <w:r>
+        <w:rPr>
+          <w:color w:val="000000" w:themeColor="text1"/>
+        </w:rPr>
+        <w:t>sve</w:t>
+      </w:r>
+      <w:proofErr w:type="spellEnd"/>
+      <w:r>
+        <w:rPr>
+          <w:color w:val="000000" w:themeColor="text1"/>
+        </w:rPr>
+        <w:t xml:space="preserve"> </w:t>
+      </w:r>
+      <w:proofErr w:type="spellStart"/>
+      <w:r>
+        <w:rPr>
+          <w:color w:val="000000" w:themeColor="text1"/>
+        </w:rPr>
+        <w:t>izvore</w:t>
+      </w:r>
+      <w:proofErr w:type="spellEnd"/>
+      <w:r>
+        <w:rPr>
+          <w:color w:val="000000" w:themeColor="text1"/>
+        </w:rPr>
+        <w:t xml:space="preserve"> </w:t>
+      </w:r>
+      <w:proofErr w:type="spellStart"/>
+      <w:r>
+        <w:rPr>
+          <w:color w:val="000000" w:themeColor="text1"/>
+        </w:rPr>
+        <w:t>nedeterminizma</w:t>
+      </w:r>
+      <w:proofErr w:type="spellEnd"/>
+      <w:r>
+        <w:rPr>
+          <w:color w:val="000000" w:themeColor="text1"/>
+        </w:rPr>
+        <w:t xml:space="preserve"> </w:t>
+      </w:r>
+      <w:proofErr w:type="spellStart"/>
+      <w:r>
+        <w:rPr>
+          <w:color w:val="000000" w:themeColor="text1"/>
+        </w:rPr>
+        <w:t>budući</w:t>
+      </w:r>
+      <w:proofErr w:type="spellEnd"/>
+      <w:r>
+        <w:rPr>
+          <w:color w:val="000000" w:themeColor="text1"/>
+        </w:rPr>
+        <w:t xml:space="preserve"> da se </w:t>
+      </w:r>
+      <w:proofErr w:type="spellStart"/>
+      <w:r>
+        <w:rPr>
+          <w:color w:val="000000" w:themeColor="text1"/>
+        </w:rPr>
+        <w:t>izvršava</w:t>
+      </w:r>
+      <w:proofErr w:type="spellEnd"/>
+      <w:r>
+        <w:rPr>
+          <w:color w:val="000000" w:themeColor="text1"/>
+        </w:rPr>
+        <w:t xml:space="preserve"> </w:t>
+      </w:r>
+      <w:proofErr w:type="spellStart"/>
+      <w:r>
+        <w:rPr>
+          <w:color w:val="000000" w:themeColor="text1"/>
+        </w:rPr>
+        <w:t>na</w:t>
+      </w:r>
+      <w:proofErr w:type="spellEnd"/>
+      <w:r>
+        <w:rPr>
+          <w:color w:val="000000" w:themeColor="text1"/>
+        </w:rPr>
+        <w:t xml:space="preserve"> bare-metal </w:t>
+      </w:r>
+      <w:proofErr w:type="spellStart"/>
+      <w:r>
+        <w:rPr>
+          <w:color w:val="000000" w:themeColor="text1"/>
+        </w:rPr>
+        <w:t>okruženju</w:t>
+      </w:r>
+      <w:proofErr w:type="spellEnd"/>
+      <w:r>
+        <w:rPr>
+          <w:color w:val="000000" w:themeColor="text1"/>
+        </w:rPr>
+        <w:t xml:space="preserve"> bez </w:t>
+      </w:r>
+      <w:proofErr w:type="spellStart"/>
+      <w:r>
+        <w:rPr>
+          <w:color w:val="000000" w:themeColor="text1"/>
+        </w:rPr>
+        <w:t>operativnog</w:t>
+      </w:r>
+      <w:proofErr w:type="spellEnd"/>
+      <w:r>
+        <w:rPr>
+          <w:color w:val="000000" w:themeColor="text1"/>
+        </w:rPr>
+        <w:t xml:space="preserve"> </w:t>
+      </w:r>
+      <w:proofErr w:type="spellStart"/>
+      <w:r>
+        <w:rPr>
+          <w:color w:val="000000" w:themeColor="text1"/>
+        </w:rPr>
+        <w:t>sistema</w:t>
+      </w:r>
+      <w:proofErr w:type="spellEnd"/>
+      <w:r>
+        <w:rPr>
+          <w:color w:val="000000" w:themeColor="text1"/>
+        </w:rPr>
+        <w:t xml:space="preserve">, </w:t>
+      </w:r>
+      <w:proofErr w:type="spellStart"/>
+      <w:r>
+        <w:rPr>
+          <w:color w:val="000000" w:themeColor="text1"/>
+        </w:rPr>
+        <w:t>na</w:t>
+      </w:r>
+      <w:proofErr w:type="spellEnd"/>
+      <w:r>
+        <w:rPr>
+          <w:color w:val="000000" w:themeColor="text1"/>
+        </w:rPr>
+        <w:t xml:space="preserve"> ESP32 </w:t>
+      </w:r>
+      <w:proofErr w:type="spellStart"/>
+      <w:r>
+        <w:rPr>
+          <w:color w:val="000000" w:themeColor="text1"/>
+        </w:rPr>
+        <w:t>platformi</w:t>
+      </w:r>
+      <w:proofErr w:type="spellEnd"/>
+      <w:r>
+        <w:rPr>
+          <w:color w:val="000000" w:themeColor="text1"/>
+        </w:rPr>
+        <w:t xml:space="preserve"> </w:t>
+      </w:r>
+      <w:proofErr w:type="spellStart"/>
+      <w:r>
+        <w:rPr>
+          <w:color w:val="000000" w:themeColor="text1"/>
+        </w:rPr>
+        <w:t>noInterrupts</w:t>
+      </w:r>
+      <w:proofErr w:type="spellEnd"/>
+      <w:r>
+        <w:rPr>
+          <w:color w:val="000000" w:themeColor="text1"/>
+        </w:rPr>
+        <w:t>()/</w:t>
+      </w:r>
+      <w:proofErr w:type="gramStart"/>
+      <w:r>
+        <w:rPr>
+          <w:color w:val="000000" w:themeColor="text1"/>
+        </w:rPr>
+        <w:t>interrupts(</w:t>
+      </w:r>
+      <w:proofErr w:type="gramEnd"/>
+      <w:r>
+        <w:rPr>
+          <w:color w:val="000000" w:themeColor="text1"/>
+        </w:rPr>
+        <w:t xml:space="preserve">) </w:t>
+      </w:r>
+      <w:proofErr w:type="spellStart"/>
+      <w:r>
+        <w:rPr>
+          <w:color w:val="000000" w:themeColor="text1"/>
+        </w:rPr>
+        <w:t>onemogućavaju</w:t>
+      </w:r>
+      <w:proofErr w:type="spellEnd"/>
+      <w:r>
+        <w:rPr>
+          <w:color w:val="000000" w:themeColor="text1"/>
+        </w:rPr>
+        <w:t xml:space="preserve"> </w:t>
+      </w:r>
+      <w:proofErr w:type="spellStart"/>
+      <w:r>
+        <w:rPr>
+          <w:color w:val="000000" w:themeColor="text1"/>
+        </w:rPr>
+        <w:t>prekide</w:t>
+      </w:r>
+      <w:proofErr w:type="spellEnd"/>
+      <w:r>
+        <w:rPr>
+          <w:color w:val="000000" w:themeColor="text1"/>
+        </w:rPr>
+        <w:t xml:space="preserve"> </w:t>
+      </w:r>
+      <w:proofErr w:type="spellStart"/>
+      <w:r>
+        <w:rPr>
+          <w:color w:val="000000" w:themeColor="text1"/>
+        </w:rPr>
+        <w:t>isključivo</w:t>
+      </w:r>
+      <w:proofErr w:type="spellEnd"/>
+      <w:r>
+        <w:rPr>
+          <w:color w:val="000000" w:themeColor="text1"/>
+        </w:rPr>
+        <w:t xml:space="preserve"> </w:t>
+      </w:r>
+      <w:proofErr w:type="spellStart"/>
+      <w:r>
+        <w:rPr>
+          <w:color w:val="000000" w:themeColor="text1"/>
+        </w:rPr>
+        <w:t>na</w:t>
+      </w:r>
+      <w:proofErr w:type="spellEnd"/>
+      <w:r>
+        <w:rPr>
+          <w:color w:val="000000" w:themeColor="text1"/>
+        </w:rPr>
+        <w:t xml:space="preserve"> </w:t>
+      </w:r>
+      <w:proofErr w:type="spellStart"/>
+      <w:r>
+        <w:rPr>
+          <w:color w:val="000000" w:themeColor="text1"/>
+        </w:rPr>
+        <w:t>jezgru</w:t>
+      </w:r>
+      <w:proofErr w:type="spellEnd"/>
+      <w:r>
+        <w:rPr>
+          <w:color w:val="000000" w:themeColor="text1"/>
+        </w:rPr>
+        <w:t xml:space="preserve"> </w:t>
+      </w:r>
+      <w:proofErr w:type="spellStart"/>
+      <w:r>
+        <w:rPr>
+          <w:color w:val="000000" w:themeColor="text1"/>
+        </w:rPr>
+        <w:t>na</w:t>
+      </w:r>
+      <w:proofErr w:type="spellEnd"/>
+      <w:r>
+        <w:rPr>
+          <w:color w:val="000000" w:themeColor="text1"/>
+        </w:rPr>
+        <w:t xml:space="preserve"> </w:t>
+      </w:r>
+      <w:proofErr w:type="spellStart"/>
+      <w:r>
+        <w:rPr>
+          <w:color w:val="000000" w:themeColor="text1"/>
+        </w:rPr>
+        <w:t>kome</w:t>
+      </w:r>
+      <w:proofErr w:type="spellEnd"/>
+      <w:r>
+        <w:rPr>
+          <w:color w:val="000000" w:themeColor="text1"/>
+        </w:rPr>
+        <w:t xml:space="preserve"> se </w:t>
+      </w:r>
+      <w:proofErr w:type="spellStart"/>
+      <w:r>
+        <w:rPr>
+          <w:color w:val="000000" w:themeColor="text1"/>
+        </w:rPr>
+        <w:t>pozivaju</w:t>
+      </w:r>
+      <w:proofErr w:type="spellEnd"/>
+      <w:r>
+        <w:rPr>
+          <w:color w:val="000000" w:themeColor="text1"/>
+        </w:rPr>
+        <w:t xml:space="preserve">, </w:t>
+      </w:r>
+      <w:proofErr w:type="spellStart"/>
+      <w:r>
+        <w:rPr>
+          <w:color w:val="000000" w:themeColor="text1"/>
+        </w:rPr>
+        <w:t>dok</w:t>
+      </w:r>
+      <w:proofErr w:type="spellEnd"/>
+      <w:r>
+        <w:rPr>
+          <w:color w:val="000000" w:themeColor="text1"/>
+        </w:rPr>
+        <w:t xml:space="preserve"> </w:t>
+      </w:r>
+      <w:proofErr w:type="spellStart"/>
+      <w:r>
+        <w:rPr>
+          <w:color w:val="000000" w:themeColor="text1"/>
+        </w:rPr>
+        <w:t>drugo</w:t>
+      </w:r>
+      <w:proofErr w:type="spellEnd"/>
+      <w:r>
+        <w:rPr>
+          <w:color w:val="000000" w:themeColor="text1"/>
+        </w:rPr>
+        <w:t xml:space="preserve"> </w:t>
+      </w:r>
+      <w:proofErr w:type="spellStart"/>
+      <w:r>
+        <w:rPr>
+          <w:color w:val="000000" w:themeColor="text1"/>
+        </w:rPr>
+        <w:t>jezgro</w:t>
+      </w:r>
+      <w:proofErr w:type="spellEnd"/>
+      <w:r>
+        <w:rPr>
+          <w:color w:val="000000" w:themeColor="text1"/>
+        </w:rPr>
+        <w:t xml:space="preserve"> </w:t>
+      </w:r>
+      <w:proofErr w:type="spellStart"/>
+      <w:r>
+        <w:rPr>
+          <w:color w:val="000000" w:themeColor="text1"/>
+        </w:rPr>
+        <w:t>nastavlja</w:t>
+      </w:r>
+      <w:proofErr w:type="spellEnd"/>
+      <w:r>
+        <w:rPr>
+          <w:color w:val="000000" w:themeColor="text1"/>
+        </w:rPr>
+        <w:t xml:space="preserve"> da prima </w:t>
+      </w:r>
+      <w:proofErr w:type="spellStart"/>
+      <w:r>
+        <w:rPr>
+          <w:color w:val="000000" w:themeColor="text1"/>
+        </w:rPr>
+        <w:t>FreeRTOS</w:t>
+      </w:r>
+      <w:proofErr w:type="spellEnd"/>
+      <w:r>
+        <w:rPr>
+          <w:color w:val="000000" w:themeColor="text1"/>
+        </w:rPr>
+        <w:t xml:space="preserve"> tick </w:t>
+      </w:r>
+      <w:proofErr w:type="spellStart"/>
+      <w:r>
+        <w:rPr>
+          <w:color w:val="000000" w:themeColor="text1"/>
+        </w:rPr>
+        <w:t>prekid</w:t>
+      </w:r>
+      <w:proofErr w:type="spellEnd"/>
+      <w:r>
+        <w:rPr>
+          <w:color w:val="000000" w:themeColor="text1"/>
+        </w:rPr>
+        <w:t xml:space="preserve"> </w:t>
+      </w:r>
+      <w:proofErr w:type="spellStart"/>
+      <w:r>
+        <w:rPr>
+          <w:color w:val="000000" w:themeColor="text1"/>
+        </w:rPr>
+        <w:t>i</w:t>
+      </w:r>
+      <w:proofErr w:type="spellEnd"/>
+      <w:r>
+        <w:rPr>
+          <w:color w:val="000000" w:themeColor="text1"/>
+        </w:rPr>
+        <w:t xml:space="preserve"> </w:t>
+      </w:r>
+      <w:proofErr w:type="spellStart"/>
+      <w:r>
+        <w:rPr>
+          <w:color w:val="000000" w:themeColor="text1"/>
+        </w:rPr>
+        <w:t>može</w:t>
+      </w:r>
+      <w:proofErr w:type="spellEnd"/>
+      <w:r>
+        <w:rPr>
+          <w:color w:val="000000" w:themeColor="text1"/>
+        </w:rPr>
+        <w:t xml:space="preserve"> </w:t>
+      </w:r>
+      <w:proofErr w:type="spellStart"/>
+      <w:r>
+        <w:rPr>
+          <w:color w:val="000000" w:themeColor="text1"/>
+        </w:rPr>
+        <w:t>posredno</w:t>
+      </w:r>
+      <w:proofErr w:type="spellEnd"/>
+      <w:r>
+        <w:rPr>
+          <w:color w:val="000000" w:themeColor="text1"/>
+        </w:rPr>
+        <w:t xml:space="preserve"> </w:t>
+      </w:r>
+      <w:proofErr w:type="spellStart"/>
+      <w:r>
+        <w:rPr>
+          <w:color w:val="000000" w:themeColor="text1"/>
+        </w:rPr>
+        <w:t>uticati</w:t>
+      </w:r>
+      <w:proofErr w:type="spellEnd"/>
+      <w:r>
+        <w:rPr>
+          <w:color w:val="000000" w:themeColor="text1"/>
+        </w:rPr>
+        <w:t xml:space="preserve"> </w:t>
+      </w:r>
+      <w:proofErr w:type="spellStart"/>
+      <w:r>
+        <w:rPr>
+          <w:color w:val="000000" w:themeColor="text1"/>
+        </w:rPr>
+        <w:t>na</w:t>
+      </w:r>
+      <w:proofErr w:type="spellEnd"/>
+      <w:r>
+        <w:rPr>
+          <w:color w:val="000000" w:themeColor="text1"/>
+        </w:rPr>
+        <w:t xml:space="preserve"> </w:t>
+      </w:r>
+      <w:proofErr w:type="spellStart"/>
+      <w:r>
+        <w:rPr>
+          <w:color w:val="000000" w:themeColor="text1"/>
+        </w:rPr>
+        <w:t>tajming</w:t>
+      </w:r>
+      <w:proofErr w:type="spellEnd"/>
+      <w:r>
+        <w:rPr>
+          <w:color w:val="000000" w:themeColor="text1"/>
+        </w:rPr>
+        <w:t xml:space="preserve"> </w:t>
+      </w:r>
+      <w:proofErr w:type="spellStart"/>
+      <w:r>
+        <w:rPr>
+          <w:color w:val="000000" w:themeColor="text1"/>
+        </w:rPr>
+        <w:t>merenja</w:t>
+      </w:r>
+      <w:proofErr w:type="spellEnd"/>
+      <w:r>
+        <w:rPr>
+          <w:color w:val="000000" w:themeColor="text1"/>
+        </w:rPr>
+        <w:t xml:space="preserve"> </w:t>
+      </w:r>
+      <w:proofErr w:type="spellStart"/>
+      <w:r>
+        <w:rPr>
+          <w:color w:val="000000" w:themeColor="text1"/>
+        </w:rPr>
+        <w:t>preko</w:t>
+      </w:r>
+      <w:proofErr w:type="spellEnd"/>
+      <w:r>
+        <w:rPr>
+          <w:color w:val="000000" w:themeColor="text1"/>
+        </w:rPr>
+        <w:t xml:space="preserve"> </w:t>
+      </w:r>
+      <w:proofErr w:type="spellStart"/>
+      <w:r>
+        <w:rPr>
+          <w:color w:val="000000" w:themeColor="text1"/>
+        </w:rPr>
+        <w:t>deljene</w:t>
+      </w:r>
+      <w:proofErr w:type="spellEnd"/>
+      <w:r>
+        <w:rPr>
+          <w:color w:val="000000" w:themeColor="text1"/>
+        </w:rPr>
+        <w:t xml:space="preserve"> </w:t>
+      </w:r>
+      <w:proofErr w:type="spellStart"/>
+      <w:r>
+        <w:rPr>
+          <w:color w:val="000000" w:themeColor="text1"/>
+        </w:rPr>
+        <w:t>memorijske</w:t>
+      </w:r>
+      <w:proofErr w:type="spellEnd"/>
+      <w:r>
+        <w:rPr>
+          <w:color w:val="000000" w:themeColor="text1"/>
+        </w:rPr>
+        <w:t xml:space="preserve"> </w:t>
+      </w:r>
+      <w:proofErr w:type="spellStart"/>
+      <w:r>
+        <w:rPr>
+          <w:color w:val="000000" w:themeColor="text1"/>
+        </w:rPr>
+        <w:t>magistrale</w:t>
+      </w:r>
+      <w:proofErr w:type="spellEnd"/>
       <w:r>
         <w:rPr>
           <w:color w:val="0D0D0D" w:themeColor="text1" w:themeTint="F2"/>
-          <w:lang w:val="de-DE"/>
         </w:rPr>
         <w:t xml:space="preserve">. </w:t>
       </w:r>
@@ -46058,295 +48184,301 @@
         <w:rPr>
           <w:color w:val="000000" w:themeColor="text1"/>
         </w:rPr>
+        <w:t>upravo</w:t>
+      </w:r>
+      <w:proofErr w:type="spellEnd"/>
+      <w:r>
+        <w:rPr>
+          <w:color w:val="000000" w:themeColor="text1"/>
+        </w:rPr>
+        <w:t xml:space="preserve"> ono </w:t>
+      </w:r>
+      <w:proofErr w:type="spellStart"/>
+      <w:r>
+        <w:rPr>
+          <w:color w:val="000000" w:themeColor="text1"/>
+        </w:rPr>
+        <w:t>što</w:t>
+      </w:r>
+      <w:proofErr w:type="spellEnd"/>
+      <w:r>
+        <w:rPr>
+          <w:color w:val="000000" w:themeColor="text1"/>
+        </w:rPr>
+        <w:t xml:space="preserve"> bi se </w:t>
+      </w:r>
+      <w:proofErr w:type="spellStart"/>
+      <w:r>
+        <w:rPr>
+          <w:color w:val="000000" w:themeColor="text1"/>
+        </w:rPr>
+        <w:t>očekivalo</w:t>
+      </w:r>
+      <w:proofErr w:type="spellEnd"/>
+      <w:r>
+        <w:rPr>
+          <w:color w:val="000000" w:themeColor="text1"/>
+        </w:rPr>
+        <w:t xml:space="preserve"> da je </w:t>
+      </w:r>
+      <w:proofErr w:type="spellStart"/>
+      <w:r>
+        <w:rPr>
+          <w:color w:val="000000" w:themeColor="text1"/>
+        </w:rPr>
+        <w:t>pravi</w:t>
+      </w:r>
+      <w:proofErr w:type="spellEnd"/>
+      <w:r>
+        <w:rPr>
+          <w:color w:val="000000" w:themeColor="text1"/>
+        </w:rPr>
+        <w:t xml:space="preserve"> </w:t>
+      </w:r>
+      <w:proofErr w:type="spellStart"/>
+      <w:r>
+        <w:rPr>
+          <w:color w:val="000000" w:themeColor="text1"/>
+        </w:rPr>
+        <w:t>uzrok</w:t>
+      </w:r>
+      <w:proofErr w:type="spellEnd"/>
+      <w:r>
+        <w:rPr>
+          <w:color w:val="000000" w:themeColor="text1"/>
+        </w:rPr>
+        <w:t xml:space="preserve"> </w:t>
+      </w:r>
+      <w:proofErr w:type="spellStart"/>
+      <w:r>
+        <w:rPr>
+          <w:color w:val="000000" w:themeColor="text1"/>
+        </w:rPr>
+        <w:t>slučajan</w:t>
+      </w:r>
+      <w:proofErr w:type="spellEnd"/>
+      <w:r>
+        <w:rPr>
+          <w:color w:val="000000" w:themeColor="text1"/>
+        </w:rPr>
+        <w:t xml:space="preserve">. Ako </w:t>
+      </w:r>
+      <w:proofErr w:type="spellStart"/>
+      <w:r>
+        <w:rPr>
+          <w:color w:val="000000" w:themeColor="text1"/>
+        </w:rPr>
+        <w:t>bismo</w:t>
+      </w:r>
+      <w:proofErr w:type="spellEnd"/>
+      <w:r>
+        <w:rPr>
+          <w:color w:val="000000" w:themeColor="text1"/>
+        </w:rPr>
+        <w:t xml:space="preserve"> </w:t>
+      </w:r>
+      <w:proofErr w:type="spellStart"/>
+      <w:r>
+        <w:rPr>
+          <w:color w:val="000000" w:themeColor="text1"/>
+        </w:rPr>
+        <w:t>pretpostavili</w:t>
+      </w:r>
+      <w:proofErr w:type="spellEnd"/>
+      <w:r>
+        <w:rPr>
+          <w:color w:val="000000" w:themeColor="text1"/>
+        </w:rPr>
+        <w:t xml:space="preserve"> da </w:t>
+      </w:r>
+      <w:proofErr w:type="spellStart"/>
+      <w:r>
+        <w:rPr>
+          <w:color w:val="000000" w:themeColor="text1"/>
+        </w:rPr>
+        <w:t>FreeRTOS</w:t>
+      </w:r>
+      <w:proofErr w:type="spellEnd"/>
+      <w:r>
+        <w:rPr>
+          <w:color w:val="000000" w:themeColor="text1"/>
+        </w:rPr>
+        <w:t xml:space="preserve"> </w:t>
+      </w:r>
+      <w:proofErr w:type="spellStart"/>
+      <w:r>
+        <w:rPr>
+          <w:color w:val="000000" w:themeColor="text1"/>
+        </w:rPr>
+        <w:t>prekid</w:t>
+      </w:r>
+      <w:proofErr w:type="spellEnd"/>
+      <w:r>
+        <w:rPr>
+          <w:color w:val="000000" w:themeColor="text1"/>
+        </w:rPr>
+        <w:t xml:space="preserve"> </w:t>
+      </w:r>
+      <w:proofErr w:type="spellStart"/>
+      <w:r>
+        <w:rPr>
+          <w:color w:val="000000" w:themeColor="text1"/>
+        </w:rPr>
+        <w:t>utiče</w:t>
+      </w:r>
+      <w:proofErr w:type="spellEnd"/>
+      <w:r>
+        <w:rPr>
+          <w:color w:val="000000" w:themeColor="text1"/>
+        </w:rPr>
+        <w:t xml:space="preserve"> </w:t>
+      </w:r>
+      <w:proofErr w:type="spellStart"/>
+      <w:r>
+        <w:rPr>
+          <w:color w:val="000000" w:themeColor="text1"/>
+        </w:rPr>
+        <w:t>na</w:t>
+      </w:r>
+      <w:proofErr w:type="spellEnd"/>
+      <w:r>
+        <w:rPr>
+          <w:color w:val="000000" w:themeColor="text1"/>
+        </w:rPr>
+        <w:t xml:space="preserve"> </w:t>
+      </w:r>
+      <w:proofErr w:type="spellStart"/>
+      <w:r>
+        <w:rPr>
+          <w:color w:val="000000" w:themeColor="text1"/>
+        </w:rPr>
+        <w:t>merenje</w:t>
+      </w:r>
+      <w:proofErr w:type="spellEnd"/>
+      <w:r>
+        <w:rPr>
+          <w:color w:val="000000" w:themeColor="text1"/>
+        </w:rPr>
+        <w:t xml:space="preserve"> </w:t>
+      </w:r>
+      <w:proofErr w:type="spellStart"/>
+      <w:r>
+        <w:rPr>
+          <w:color w:val="000000" w:themeColor="text1"/>
+        </w:rPr>
+        <w:t>sistematski</w:t>
+      </w:r>
+      <w:proofErr w:type="spellEnd"/>
+      <w:r>
+        <w:rPr>
+          <w:color w:val="000000" w:themeColor="text1"/>
+        </w:rPr>
+        <w:t xml:space="preserve">, </w:t>
+      </w:r>
+      <w:proofErr w:type="spellStart"/>
+      <w:r>
+        <w:rPr>
+          <w:color w:val="000000" w:themeColor="text1"/>
+        </w:rPr>
+        <w:t>sve</w:t>
+      </w:r>
+      <w:proofErr w:type="spellEnd"/>
+      <w:r>
+        <w:rPr>
+          <w:color w:val="000000" w:themeColor="text1"/>
+        </w:rPr>
+        <w:t xml:space="preserve"> </w:t>
+      </w:r>
+      <w:proofErr w:type="spellStart"/>
+      <w:r>
+        <w:rPr>
+          <w:color w:val="000000" w:themeColor="text1"/>
+        </w:rPr>
+        <w:t>implementacije</w:t>
+      </w:r>
+      <w:proofErr w:type="spellEnd"/>
+      <w:r>
+        <w:rPr>
+          <w:color w:val="000000" w:themeColor="text1"/>
+        </w:rPr>
+        <w:t xml:space="preserve"> bi </w:t>
+      </w:r>
+      <w:proofErr w:type="spellStart"/>
+      <w:r>
+        <w:rPr>
+          <w:color w:val="000000" w:themeColor="text1"/>
+        </w:rPr>
+        <w:t>na</w:t>
+      </w:r>
+      <w:proofErr w:type="spellEnd"/>
+      <w:r>
+        <w:rPr>
+          <w:color w:val="000000" w:themeColor="text1"/>
+        </w:rPr>
+        <w:t xml:space="preserve"> -O2 </w:t>
+      </w:r>
+      <w:proofErr w:type="spellStart"/>
+      <w:r>
+        <w:rPr>
+          <w:color w:val="000000" w:themeColor="text1"/>
+        </w:rPr>
+        <w:t>dosledno</w:t>
+      </w:r>
+      <w:proofErr w:type="spellEnd"/>
+      <w:r>
+        <w:rPr>
+          <w:color w:val="000000" w:themeColor="text1"/>
+        </w:rPr>
+        <w:t xml:space="preserve"> </w:t>
+      </w:r>
+      <w:proofErr w:type="spellStart"/>
+      <w:r>
+        <w:rPr>
+          <w:color w:val="000000" w:themeColor="text1"/>
+        </w:rPr>
+        <w:t>išle</w:t>
+      </w:r>
+      <w:proofErr w:type="spellEnd"/>
+      <w:r>
+        <w:rPr>
+          <w:color w:val="000000" w:themeColor="text1"/>
+        </w:rPr>
+        <w:t xml:space="preserve"> u </w:t>
+      </w:r>
+      <w:proofErr w:type="spellStart"/>
+      <w:r>
+        <w:rPr>
+          <w:color w:val="000000" w:themeColor="text1"/>
+        </w:rPr>
+        <w:t>istom</w:t>
+      </w:r>
+      <w:proofErr w:type="spellEnd"/>
+      <w:r>
+        <w:rPr>
+          <w:color w:val="000000" w:themeColor="text1"/>
+        </w:rPr>
+        <w:t xml:space="preserve"> </w:t>
+      </w:r>
+      <w:proofErr w:type="spellStart"/>
+      <w:r>
+        <w:rPr>
+          <w:color w:val="000000" w:themeColor="text1"/>
+        </w:rPr>
+        <w:t>pravcu</w:t>
+      </w:r>
+      <w:proofErr w:type="spellEnd"/>
+      <w:r>
+        <w:rPr>
+          <w:color w:val="000000" w:themeColor="text1"/>
+        </w:rPr>
+        <w:t xml:space="preserve"> </w:t>
+      </w:r>
+      <w:r>
+        <w:rPr>
+          <w:color w:val="000000" w:themeColor="text1"/>
+        </w:rPr>
         <w:lastRenderedPageBreak/>
-        <w:t>upravo</w:t>
-      </w:r>
-      <w:proofErr w:type="spellEnd"/>
-      <w:r>
-        <w:rPr>
-          <w:color w:val="000000" w:themeColor="text1"/>
-        </w:rPr>
-        <w:t xml:space="preserve"> ono </w:t>
-      </w:r>
-      <w:proofErr w:type="spellStart"/>
-      <w:r>
-        <w:rPr>
-          <w:color w:val="000000" w:themeColor="text1"/>
-        </w:rPr>
-        <w:t>što</w:t>
-      </w:r>
-      <w:proofErr w:type="spellEnd"/>
-      <w:r>
-        <w:rPr>
-          <w:color w:val="000000" w:themeColor="text1"/>
-        </w:rPr>
-        <w:t xml:space="preserve"> bi se </w:t>
-      </w:r>
-      <w:proofErr w:type="spellStart"/>
-      <w:r>
-        <w:rPr>
-          <w:color w:val="000000" w:themeColor="text1"/>
-        </w:rPr>
-        <w:t>očekivalo</w:t>
-      </w:r>
-      <w:proofErr w:type="spellEnd"/>
-      <w:r>
-        <w:rPr>
-          <w:color w:val="000000" w:themeColor="text1"/>
-        </w:rPr>
-        <w:t xml:space="preserve"> da je </w:t>
-      </w:r>
-      <w:proofErr w:type="spellStart"/>
-      <w:r>
-        <w:rPr>
-          <w:color w:val="000000" w:themeColor="text1"/>
-        </w:rPr>
-        <w:t>pravi</w:t>
-      </w:r>
-      <w:proofErr w:type="spellEnd"/>
-      <w:r>
-        <w:rPr>
-          <w:color w:val="000000" w:themeColor="text1"/>
-        </w:rPr>
-        <w:t xml:space="preserve"> </w:t>
-      </w:r>
-      <w:proofErr w:type="spellStart"/>
-      <w:r>
-        <w:rPr>
-          <w:color w:val="000000" w:themeColor="text1"/>
-        </w:rPr>
-        <w:t>uzrok</w:t>
-      </w:r>
-      <w:proofErr w:type="spellEnd"/>
-      <w:r>
-        <w:rPr>
-          <w:color w:val="000000" w:themeColor="text1"/>
-        </w:rPr>
-        <w:t xml:space="preserve"> </w:t>
-      </w:r>
-      <w:proofErr w:type="spellStart"/>
-      <w:r>
-        <w:rPr>
-          <w:color w:val="000000" w:themeColor="text1"/>
-        </w:rPr>
-        <w:t>slučajan</w:t>
-      </w:r>
-      <w:proofErr w:type="spellEnd"/>
-      <w:r>
-        <w:rPr>
-          <w:color w:val="000000" w:themeColor="text1"/>
-        </w:rPr>
-        <w:t xml:space="preserve">. Ako </w:t>
-      </w:r>
-      <w:proofErr w:type="spellStart"/>
-      <w:r>
-        <w:rPr>
-          <w:color w:val="000000" w:themeColor="text1"/>
-        </w:rPr>
-        <w:t>bismo</w:t>
-      </w:r>
-      <w:proofErr w:type="spellEnd"/>
-      <w:r>
-        <w:rPr>
-          <w:color w:val="000000" w:themeColor="text1"/>
-        </w:rPr>
-        <w:t xml:space="preserve"> </w:t>
-      </w:r>
-      <w:proofErr w:type="spellStart"/>
-      <w:r>
-        <w:rPr>
-          <w:color w:val="000000" w:themeColor="text1"/>
-        </w:rPr>
-        <w:t>pretpostavili</w:t>
-      </w:r>
-      <w:proofErr w:type="spellEnd"/>
-      <w:r>
-        <w:rPr>
-          <w:color w:val="000000" w:themeColor="text1"/>
-        </w:rPr>
-        <w:t xml:space="preserve"> da </w:t>
-      </w:r>
-      <w:proofErr w:type="spellStart"/>
-      <w:r>
-        <w:rPr>
-          <w:color w:val="000000" w:themeColor="text1"/>
-        </w:rPr>
-        <w:t>FreeRTOS</w:t>
-      </w:r>
-      <w:proofErr w:type="spellEnd"/>
-      <w:r>
-        <w:rPr>
-          <w:color w:val="000000" w:themeColor="text1"/>
-        </w:rPr>
-        <w:t xml:space="preserve"> </w:t>
-      </w:r>
-      <w:proofErr w:type="spellStart"/>
-      <w:r>
-        <w:rPr>
-          <w:color w:val="000000" w:themeColor="text1"/>
-        </w:rPr>
-        <w:t>prekid</w:t>
-      </w:r>
-      <w:proofErr w:type="spellEnd"/>
-      <w:r>
-        <w:rPr>
-          <w:color w:val="000000" w:themeColor="text1"/>
-        </w:rPr>
-        <w:t xml:space="preserve"> </w:t>
-      </w:r>
-      <w:proofErr w:type="spellStart"/>
-      <w:r>
-        <w:rPr>
-          <w:color w:val="000000" w:themeColor="text1"/>
-        </w:rPr>
-        <w:t>utiče</w:t>
-      </w:r>
-      <w:proofErr w:type="spellEnd"/>
-      <w:r>
-        <w:rPr>
-          <w:color w:val="000000" w:themeColor="text1"/>
-        </w:rPr>
-        <w:t xml:space="preserve"> </w:t>
-      </w:r>
-      <w:proofErr w:type="spellStart"/>
-      <w:r>
-        <w:rPr>
-          <w:color w:val="000000" w:themeColor="text1"/>
-        </w:rPr>
-        <w:t>na</w:t>
-      </w:r>
-      <w:proofErr w:type="spellEnd"/>
-      <w:r>
-        <w:rPr>
-          <w:color w:val="000000" w:themeColor="text1"/>
-        </w:rPr>
-        <w:t xml:space="preserve"> </w:t>
-      </w:r>
-      <w:proofErr w:type="spellStart"/>
-      <w:r>
-        <w:rPr>
-          <w:color w:val="000000" w:themeColor="text1"/>
-        </w:rPr>
-        <w:t>merenje</w:t>
-      </w:r>
-      <w:proofErr w:type="spellEnd"/>
-      <w:r>
-        <w:rPr>
-          <w:color w:val="000000" w:themeColor="text1"/>
-        </w:rPr>
-        <w:t xml:space="preserve"> </w:t>
-      </w:r>
-      <w:proofErr w:type="spellStart"/>
-      <w:r>
-        <w:rPr>
-          <w:color w:val="000000" w:themeColor="text1"/>
-        </w:rPr>
-        <w:t>sistematski</w:t>
-      </w:r>
-      <w:proofErr w:type="spellEnd"/>
-      <w:r>
-        <w:rPr>
-          <w:color w:val="000000" w:themeColor="text1"/>
-        </w:rPr>
-        <w:t xml:space="preserve">, </w:t>
-      </w:r>
-      <w:proofErr w:type="spellStart"/>
-      <w:r>
-        <w:rPr>
-          <w:color w:val="000000" w:themeColor="text1"/>
-        </w:rPr>
-        <w:t>sve</w:t>
-      </w:r>
-      <w:proofErr w:type="spellEnd"/>
-      <w:r>
-        <w:rPr>
-          <w:color w:val="000000" w:themeColor="text1"/>
-        </w:rPr>
-        <w:t xml:space="preserve"> </w:t>
-      </w:r>
-      <w:proofErr w:type="spellStart"/>
-      <w:r>
-        <w:rPr>
-          <w:color w:val="000000" w:themeColor="text1"/>
-        </w:rPr>
-        <w:t>implementacije</w:t>
-      </w:r>
-      <w:proofErr w:type="spellEnd"/>
-      <w:r>
-        <w:rPr>
-          <w:color w:val="000000" w:themeColor="text1"/>
-        </w:rPr>
-        <w:t xml:space="preserve"> bi </w:t>
-      </w:r>
-      <w:proofErr w:type="spellStart"/>
-      <w:r>
-        <w:rPr>
-          <w:color w:val="000000" w:themeColor="text1"/>
-        </w:rPr>
-        <w:t>na</w:t>
-      </w:r>
-      <w:proofErr w:type="spellEnd"/>
-      <w:r>
-        <w:rPr>
-          <w:color w:val="000000" w:themeColor="text1"/>
-        </w:rPr>
-        <w:t xml:space="preserve"> -O2 </w:t>
-      </w:r>
-      <w:proofErr w:type="spellStart"/>
-      <w:r>
-        <w:rPr>
-          <w:color w:val="000000" w:themeColor="text1"/>
-        </w:rPr>
-        <w:t>dosledno</w:t>
-      </w:r>
-      <w:proofErr w:type="spellEnd"/>
-      <w:r>
-        <w:rPr>
-          <w:color w:val="000000" w:themeColor="text1"/>
-        </w:rPr>
-        <w:t xml:space="preserve"> </w:t>
-      </w:r>
-      <w:proofErr w:type="spellStart"/>
-      <w:r>
-        <w:rPr>
-          <w:color w:val="000000" w:themeColor="text1"/>
-        </w:rPr>
-        <w:t>išle</w:t>
-      </w:r>
-      <w:proofErr w:type="spellEnd"/>
-      <w:r>
-        <w:rPr>
-          <w:color w:val="000000" w:themeColor="text1"/>
-        </w:rPr>
-        <w:t xml:space="preserve"> u </w:t>
-      </w:r>
-      <w:proofErr w:type="spellStart"/>
-      <w:r>
-        <w:rPr>
-          <w:color w:val="000000" w:themeColor="text1"/>
-        </w:rPr>
-        <w:t>istom</w:t>
-      </w:r>
-      <w:proofErr w:type="spellEnd"/>
-      <w:r>
-        <w:rPr>
-          <w:color w:val="000000" w:themeColor="text1"/>
-        </w:rPr>
-        <w:t xml:space="preserve"> </w:t>
-      </w:r>
-      <w:proofErr w:type="spellStart"/>
-      <w:r>
-        <w:rPr>
-          <w:color w:val="000000" w:themeColor="text1"/>
-        </w:rPr>
-        <w:t>pravcu</w:t>
-      </w:r>
-      <w:proofErr w:type="spellEnd"/>
-      <w:r>
-        <w:rPr>
-          <w:color w:val="000000" w:themeColor="text1"/>
-        </w:rPr>
-        <w:t xml:space="preserve"> — </w:t>
+        <w:t xml:space="preserve">— </w:t>
       </w:r>
       <w:proofErr w:type="spellStart"/>
       <w:r>
@@ -47587,8 +49719,15 @@
           <w:color w:val="000000" w:themeColor="text1"/>
           <w:lang w:val="sr-Latn-RS"/>
         </w:rPr>
+        <w:t xml:space="preserve">Poredak implementacija po brzini na nivou -O2 gotovo je isti na obe platforme — Indexed Table i Nested Switch su najbrži na obe arhitekture, a HSM flat i HSM nested najsporiji, opet na obe. </w:t>
+      </w:r>
+      <w:r>
+        <w:rPr>
+          <w:color w:val="000000" w:themeColor="text1"/>
+          <w:lang w:val="sr-Latn-RS"/>
+        </w:rPr>
         <w:lastRenderedPageBreak/>
-        <w:t>Poredak implementacija po brzini na nivou -O2 gotovo je isti na obe platforme — Indexed Table i Nested Switch su najbrži na obe arhitekture, a HSM flat i HSM nested najsporiji, opet na obe. Jedina razlika je što Array of Structs i State Object zamene mesta (na AVR-u je State Object malo brži, na ESP32-u obrnuto) — ali ta razlika je sitna, svega 1–3 ciklusa, praktično zanemarljiva. Ovo pokazuje da to koji pristup je brži ili sporiji ne zavisi od toga na kom se procesoru kod izvršava, već od same strukture pristupa — da li se tranzicija rešava jednim direktnim očitavanjem iz tabele, linearnom pretragom, ili nizom indirektnih poziva kroz hijerarhiju. Drugim rečima, ako je neki pristup brži na AVR-u, sa dosta sigurnosti će biti brži i na ESP32-u (i verovatno na bilo kom drugom mikrokontroleru) — zaključci se ne odnose samo na jednu konkretnu platformu, već se mogu generalizovati.</w:t>
+        <w:t>Jedina razlika je što Array of Structs i State Object zamene mesta (na AVR-u je State Object malo brži, na ESP32-u obrnuto) — ali ta razlika je sitna, svega 1–3 ciklusa, praktično zanemarljiva. Ovo pokazuje da to koji pristup je brži ili sporiji ne zavisi od toga na kom se procesoru kod izvršava, već od same strukture pristupa — da li se tranzicija rešava jednim direktnim očitavanjem iz tabele, linearnom pretragom, ili nizom indirektnih poziva kroz hijerarhiju. Drugim rečima, ako je neki pristup brži na AVR-u, sa dosta sigurnosti će biti brži i na ESP32-u (i verovatno na bilo kom drugom mikrokontroleru) — zaključci se ne odnose samo na jednu konkretnu platformu, već se mogu generalizovati.</w:t>
       </w:r>
       <w:r>
         <w:rPr>
@@ -49538,6 +51677,7 @@
   <w:style w:type="character" w:default="1" w:styleId="DefaultParagraphFont">
     <w:name w:val="Default Paragraph Font"/>
     <w:uiPriority w:val="1"/>
+    <w:semiHidden/>
     <w:unhideWhenUsed/>
   </w:style>
   <w:style w:type="table" w:default="1" w:styleId="TableNormal">

--- a/Arduino_sekcija.docx
+++ b/Arduino_sekcija.docx
@@ -36634,6 +36634,225 @@
           </w:p>
         </w:tc>
       </w:tr>
+      <w:tr>
+        <w:tc>
+          <w:tcPr>
+            <w:tcW w:w="0" w:type="auto"/>
+            <w:tcBorders>
+              <w:top w:val="single" w:sz="6" w:space="0" w:color="DDDDDD"/>
+              <w:left w:val="single" w:sz="6" w:space="0" w:color="DDDDDD"/>
+              <w:bottom w:val="single" w:sz="6" w:space="0" w:color="DDDDDD"/>
+              <w:right w:val="single" w:sz="6" w:space="0" w:color="DDDDDD"/>
+            </w:tcBorders>
+            <w:tcMar>
+              <w:top w:w="120" w:type="dxa"/>
+              <w:left w:w="120" w:type="dxa"/>
+              <w:bottom w:w="120" w:type="dxa"/>
+              <w:right w:w="120" w:type="dxa"/>
+            </w:tcMar>
+            <w:vAlign w:val="center"/>
+          </w:tcPr>
+          <w:p>
+            <w:pPr>
+              <w:rPr>
+                <w:color w:val="000000" w:themeColor="text1"/>
+              </w:rPr>
+            </w:pPr>
+            <w:r>
+              <w:rPr>
+                <w:color w:val="000000" w:themeColor="text1"/>
+              </w:rPr>
+              <w:t>FSM SANTIC LOOKUP</w:t>
+            </w:r>
+          </w:p>
+        </w:tc>
+        <w:tc>
+          <w:tcPr>
+            <w:tcW w:w="0" w:type="auto"/>
+            <w:tcBorders>
+              <w:top w:val="single" w:sz="6" w:space="0" w:color="DDDDDD"/>
+              <w:left w:val="single" w:sz="6" w:space="0" w:color="DDDDDD"/>
+              <w:bottom w:val="single" w:sz="6" w:space="0" w:color="DDDDDD"/>
+              <w:right w:val="single" w:sz="6" w:space="0" w:color="DDDDDD"/>
+            </w:tcBorders>
+            <w:tcMar>
+              <w:top w:w="120" w:type="dxa"/>
+              <w:left w:w="120" w:type="dxa"/>
+              <w:bottom w:w="120" w:type="dxa"/>
+              <w:right w:w="120" w:type="dxa"/>
+            </w:tcMar>
+            <w:vAlign w:val="center"/>
+          </w:tcPr>
+          <w:p>
+            <w:pPr>
+              <w:rPr>
+                <w:color w:val="000000" w:themeColor="text1"/>
+              </w:rPr>
+            </w:pPr>
+            <w:r>
+              <w:rPr>
+                <w:color w:val="000000" w:themeColor="text1"/>
+              </w:rPr>
+              <w:t>285689</w:t>
+            </w:r>
+          </w:p>
+        </w:tc>
+        <w:tc>
+          <w:tcPr>
+            <w:tcW w:w="0" w:type="auto"/>
+            <w:tcBorders>
+              <w:top w:val="single" w:sz="6" w:space="0" w:color="DDDDDD"/>
+              <w:left w:val="single" w:sz="6" w:space="0" w:color="DDDDDD"/>
+              <w:bottom w:val="single" w:sz="6" w:space="0" w:color="DDDDDD"/>
+              <w:right w:val="single" w:sz="6" w:space="0" w:color="DDDDDD"/>
+            </w:tcBorders>
+            <w:tcMar>
+              <w:top w:w="120" w:type="dxa"/>
+              <w:left w:w="120" w:type="dxa"/>
+              <w:bottom w:w="120" w:type="dxa"/>
+              <w:right w:w="120" w:type="dxa"/>
+            </w:tcMar>
+            <w:vAlign w:val="center"/>
+          </w:tcPr>
+          <w:p>
+            <w:pPr>
+              <w:rPr>
+                <w:color w:val="000000" w:themeColor="text1"/>
+              </w:rPr>
+            </w:pPr>
+            <w:r>
+              <w:rPr>
+                <w:color w:val="000000" w:themeColor="text1"/>
+              </w:rPr>
+              <w:t>270453</w:t>
+            </w:r>
+          </w:p>
+        </w:tc>
+        <w:tc>
+          <w:tcPr>
+            <w:tcW w:w="0" w:type="auto"/>
+            <w:tcBorders>
+              <w:top w:val="single" w:sz="6" w:space="0" w:color="DDDDDD"/>
+              <w:left w:val="single" w:sz="6" w:space="0" w:color="DDDDDD"/>
+              <w:bottom w:val="single" w:sz="6" w:space="0" w:color="DDDDDD"/>
+              <w:right w:val="single" w:sz="6" w:space="0" w:color="DDDDDD"/>
+            </w:tcBorders>
+            <w:tcMar>
+              <w:top w:w="120" w:type="dxa"/>
+              <w:left w:w="120" w:type="dxa"/>
+              <w:bottom w:w="120" w:type="dxa"/>
+              <w:right w:w="120" w:type="dxa"/>
+            </w:tcMar>
+            <w:vAlign w:val="center"/>
+          </w:tcPr>
+          <w:p>
+            <w:pPr>
+              <w:rPr>
+                <w:color w:val="000000" w:themeColor="text1"/>
+              </w:rPr>
+            </w:pPr>
+            <w:r>
+              <w:rPr>
+                <w:color w:val="000000" w:themeColor="text1"/>
+              </w:rPr>
+              <w:t>271749</w:t>
+            </w:r>
+          </w:p>
+        </w:tc>
+        <w:tc>
+          <w:tcPr>
+            <w:tcW w:w="0" w:type="auto"/>
+            <w:tcBorders>
+              <w:top w:val="single" w:sz="6" w:space="0" w:color="DDDDDD"/>
+              <w:left w:val="single" w:sz="6" w:space="0" w:color="DDDDDD"/>
+              <w:bottom w:val="single" w:sz="6" w:space="0" w:color="DDDDDD"/>
+              <w:right w:val="single" w:sz="6" w:space="0" w:color="DDDDDD"/>
+            </w:tcBorders>
+            <w:tcMar>
+              <w:top w:w="120" w:type="dxa"/>
+              <w:left w:w="120" w:type="dxa"/>
+              <w:bottom w:w="120" w:type="dxa"/>
+              <w:right w:w="120" w:type="dxa"/>
+            </w:tcMar>
+            <w:vAlign w:val="center"/>
+          </w:tcPr>
+          <w:p>
+            <w:pPr>
+              <w:rPr>
+                <w:color w:val="000000" w:themeColor="text1"/>
+              </w:rPr>
+            </w:pPr>
+            <w:r>
+              <w:rPr>
+                <w:color w:val="000000" w:themeColor="text1"/>
+              </w:rPr>
+              <w:t>21464</w:t>
+            </w:r>
+          </w:p>
+        </w:tc>
+        <w:tc>
+          <w:tcPr>
+            <w:tcW w:w="0" w:type="auto"/>
+            <w:tcBorders>
+              <w:top w:val="single" w:sz="6" w:space="0" w:color="DDDDDD"/>
+              <w:left w:val="single" w:sz="6" w:space="0" w:color="DDDDDD"/>
+              <w:bottom w:val="single" w:sz="6" w:space="0" w:color="DDDDDD"/>
+              <w:right w:val="single" w:sz="6" w:space="0" w:color="DDDDDD"/>
+            </w:tcBorders>
+            <w:tcMar>
+              <w:top w:w="120" w:type="dxa"/>
+              <w:left w:w="120" w:type="dxa"/>
+              <w:bottom w:w="120" w:type="dxa"/>
+              <w:right w:w="120" w:type="dxa"/>
+            </w:tcMar>
+            <w:vAlign w:val="center"/>
+          </w:tcPr>
+          <w:p>
+            <w:pPr>
+              <w:rPr>
+                <w:color w:val="000000" w:themeColor="text1"/>
+              </w:rPr>
+            </w:pPr>
+            <w:r>
+              <w:rPr>
+                <w:color w:val="000000" w:themeColor="text1"/>
+              </w:rPr>
+              <w:t>21464</w:t>
+            </w:r>
+          </w:p>
+        </w:tc>
+        <w:tc>
+          <w:tcPr>
+            <w:tcW w:w="0" w:type="auto"/>
+            <w:tcBorders>
+              <w:top w:val="single" w:sz="6" w:space="0" w:color="DDDDDD"/>
+              <w:left w:val="single" w:sz="6" w:space="0" w:color="DDDDDD"/>
+              <w:bottom w:val="single" w:sz="6" w:space="0" w:color="DDDDDD"/>
+              <w:right w:val="single" w:sz="6" w:space="0" w:color="DDDDDD"/>
+            </w:tcBorders>
+            <w:tcMar>
+              <w:top w:w="120" w:type="dxa"/>
+              <w:left w:w="120" w:type="dxa"/>
+              <w:bottom w:w="120" w:type="dxa"/>
+              <w:right w:w="120" w:type="dxa"/>
+            </w:tcMar>
+            <w:vAlign w:val="center"/>
+          </w:tcPr>
+          <w:p>
+            <w:pPr>
+              <w:rPr>
+                <w:color w:val="000000" w:themeColor="text1"/>
+              </w:rPr>
+            </w:pPr>
+            <w:r>
+              <w:rPr>
+                <w:color w:val="000000" w:themeColor="text1"/>
+              </w:rPr>
+              <w:t>21472</w:t>
+            </w:r>
+          </w:p>
+        </w:tc>
+      </w:tr>
     </w:tbl>
     <w:p>
       <w:pPr>
@@ -37588,7 +37807,14 @@
         <w:rPr>
           <w:color w:val="000000" w:themeColor="text1"/>
         </w:rPr>
-        <w:t xml:space="preserve"> (RAM), za </w:t>
+        <w:t xml:space="preserve"> </w:t>
+      </w:r>
+      <w:r>
+        <w:rPr>
+          <w:color w:val="000000" w:themeColor="text1"/>
+        </w:rPr>
+        <w:lastRenderedPageBreak/>
+        <w:t xml:space="preserve">(RAM), za </w:t>
       </w:r>
       <w:proofErr w:type="spellStart"/>
       <w:r>
@@ -37973,7 +38199,6 @@
         <w:rPr>
           <w:color w:val="000000" w:themeColor="text1"/>
         </w:rPr>
-        <w:lastRenderedPageBreak/>
         <w:t>statičkih</w:t>
       </w:r>
       <w:proofErr w:type="spellEnd"/>
@@ -39161,6 +39386,7 @@
               <w:rPr>
                 <w:color w:val="000000" w:themeColor="text1"/>
               </w:rPr>
+              <w:lastRenderedPageBreak/>
               <w:t>State Object</w:t>
             </w:r>
           </w:p>
@@ -39302,7 +39528,6 @@
               <w:rPr>
                 <w:color w:val="000000" w:themeColor="text1"/>
               </w:rPr>
-              <w:lastRenderedPageBreak/>
               <w:t>HSM flat 4a</w:t>
             </w:r>
           </w:p>
@@ -39547,6 +39772,132 @@
                 <w:color w:val="000000" w:themeColor="text1"/>
               </w:rPr>
               <w:t>11642</w:t>
+            </w:r>
+          </w:p>
+        </w:tc>
+      </w:tr>
+      <w:tr>
+        <w:tc>
+          <w:tcPr>
+            <w:tcW w:w="0" w:type="auto"/>
+            <w:tcBorders>
+              <w:top w:val="single" w:sz="6" w:space="0" w:color="DDDDDD"/>
+              <w:left w:val="single" w:sz="6" w:space="0" w:color="DDDDDD"/>
+              <w:bottom w:val="single" w:sz="6" w:space="0" w:color="DDDDDD"/>
+              <w:right w:val="single" w:sz="6" w:space="0" w:color="DDDDDD"/>
+            </w:tcBorders>
+            <w:tcMar>
+              <w:top w:w="120" w:type="dxa"/>
+              <w:left w:w="120" w:type="dxa"/>
+              <w:bottom w:w="120" w:type="dxa"/>
+              <w:right w:w="120" w:type="dxa"/>
+            </w:tcMar>
+            <w:vAlign w:val="center"/>
+          </w:tcPr>
+          <w:p>
+            <w:pPr>
+              <w:rPr>
+                <w:color w:val="000000" w:themeColor="text1"/>
+              </w:rPr>
+            </w:pPr>
+            <w:r>
+              <w:rPr>
+                <w:color w:val="000000" w:themeColor="text1"/>
+              </w:rPr>
+              <w:t>FSM SANTIC</w:t>
+            </w:r>
+          </w:p>
+        </w:tc>
+        <w:tc>
+          <w:tcPr>
+            <w:tcW w:w="0" w:type="auto"/>
+            <w:tcBorders>
+              <w:top w:val="single" w:sz="6" w:space="0" w:color="DDDDDD"/>
+              <w:left w:val="single" w:sz="6" w:space="0" w:color="DDDDDD"/>
+              <w:bottom w:val="single" w:sz="6" w:space="0" w:color="DDDDDD"/>
+              <w:right w:val="single" w:sz="6" w:space="0" w:color="DDDDDD"/>
+            </w:tcBorders>
+            <w:tcMar>
+              <w:top w:w="120" w:type="dxa"/>
+              <w:left w:w="120" w:type="dxa"/>
+              <w:bottom w:w="120" w:type="dxa"/>
+              <w:right w:w="120" w:type="dxa"/>
+            </w:tcMar>
+            <w:vAlign w:val="center"/>
+          </w:tcPr>
+          <w:p>
+            <w:pPr>
+              <w:rPr>
+                <w:color w:val="000000" w:themeColor="text1"/>
+              </w:rPr>
+            </w:pPr>
+            <w:r>
+              <w:rPr>
+                <w:color w:val="000000" w:themeColor="text1"/>
+              </w:rPr>
+              <w:t>87</w:t>
+            </w:r>
+          </w:p>
+        </w:tc>
+        <w:tc>
+          <w:tcPr>
+            <w:tcW w:w="0" w:type="auto"/>
+            <w:tcBorders>
+              <w:top w:val="single" w:sz="6" w:space="0" w:color="DDDDDD"/>
+              <w:left w:val="single" w:sz="6" w:space="0" w:color="DDDDDD"/>
+              <w:bottom w:val="single" w:sz="6" w:space="0" w:color="DDDDDD"/>
+              <w:right w:val="single" w:sz="6" w:space="0" w:color="DDDDDD"/>
+            </w:tcBorders>
+            <w:tcMar>
+              <w:top w:w="120" w:type="dxa"/>
+              <w:left w:w="120" w:type="dxa"/>
+              <w:bottom w:w="120" w:type="dxa"/>
+              <w:right w:w="120" w:type="dxa"/>
+            </w:tcMar>
+            <w:vAlign w:val="center"/>
+          </w:tcPr>
+          <w:p>
+            <w:pPr>
+              <w:rPr>
+                <w:color w:val="000000" w:themeColor="text1"/>
+              </w:rPr>
+            </w:pPr>
+            <w:r>
+              <w:rPr>
+                <w:color w:val="000000" w:themeColor="text1"/>
+              </w:rPr>
+              <w:t>93</w:t>
+            </w:r>
+          </w:p>
+        </w:tc>
+        <w:tc>
+          <w:tcPr>
+            <w:tcW w:w="0" w:type="auto"/>
+            <w:tcBorders>
+              <w:top w:val="single" w:sz="6" w:space="0" w:color="DDDDDD"/>
+              <w:left w:val="single" w:sz="6" w:space="0" w:color="DDDDDD"/>
+              <w:bottom w:val="single" w:sz="6" w:space="0" w:color="DDDDDD"/>
+              <w:right w:val="single" w:sz="6" w:space="0" w:color="DDDDDD"/>
+            </w:tcBorders>
+            <w:tcMar>
+              <w:top w:w="120" w:type="dxa"/>
+              <w:left w:w="120" w:type="dxa"/>
+              <w:bottom w:w="120" w:type="dxa"/>
+              <w:right w:w="120" w:type="dxa"/>
+            </w:tcMar>
+            <w:vAlign w:val="center"/>
+          </w:tcPr>
+          <w:p>
+            <w:pPr>
+              <w:rPr>
+                <w:color w:val="000000" w:themeColor="text1"/>
+              </w:rPr>
+            </w:pPr>
+            <w:r>
+              <w:rPr>
+                <w:color w:val="000000" w:themeColor="text1"/>
+              </w:rPr>
+              <w:t>3885</w:t>
             </w:r>
           </w:p>
         </w:tc>
@@ -40711,6 +41062,132 @@
           </w:p>
         </w:tc>
       </w:tr>
+      <w:tr>
+        <w:tc>
+          <w:tcPr>
+            <w:tcW w:w="0" w:type="auto"/>
+            <w:tcBorders>
+              <w:top w:val="single" w:sz="6" w:space="0" w:color="DDDDDD"/>
+              <w:left w:val="single" w:sz="6" w:space="0" w:color="DDDDDD"/>
+              <w:bottom w:val="single" w:sz="6" w:space="0" w:color="DDDDDD"/>
+              <w:right w:val="single" w:sz="6" w:space="0" w:color="DDDDDD"/>
+            </w:tcBorders>
+            <w:tcMar>
+              <w:top w:w="120" w:type="dxa"/>
+              <w:left w:w="120" w:type="dxa"/>
+              <w:bottom w:w="120" w:type="dxa"/>
+              <w:right w:w="120" w:type="dxa"/>
+            </w:tcMar>
+            <w:vAlign w:val="center"/>
+          </w:tcPr>
+          <w:p>
+            <w:pPr>
+              <w:rPr>
+                <w:color w:val="000000" w:themeColor="text1"/>
+              </w:rPr>
+            </w:pPr>
+            <w:r>
+              <w:rPr>
+                <w:color w:val="000000" w:themeColor="text1"/>
+              </w:rPr>
+              <w:t xml:space="preserve">FSM SANTIC </w:t>
+            </w:r>
+          </w:p>
+        </w:tc>
+        <w:tc>
+          <w:tcPr>
+            <w:tcW w:w="0" w:type="auto"/>
+            <w:tcBorders>
+              <w:top w:val="single" w:sz="6" w:space="0" w:color="DDDDDD"/>
+              <w:left w:val="single" w:sz="6" w:space="0" w:color="DDDDDD"/>
+              <w:bottom w:val="single" w:sz="6" w:space="0" w:color="DDDDDD"/>
+              <w:right w:val="single" w:sz="6" w:space="0" w:color="DDDDDD"/>
+            </w:tcBorders>
+            <w:tcMar>
+              <w:top w:w="120" w:type="dxa"/>
+              <w:left w:w="120" w:type="dxa"/>
+              <w:bottom w:w="120" w:type="dxa"/>
+              <w:right w:w="120" w:type="dxa"/>
+            </w:tcMar>
+            <w:vAlign w:val="center"/>
+          </w:tcPr>
+          <w:p>
+            <w:pPr>
+              <w:rPr>
+                <w:color w:val="000000" w:themeColor="text1"/>
+              </w:rPr>
+            </w:pPr>
+            <w:r>
+              <w:rPr>
+                <w:color w:val="000000" w:themeColor="text1"/>
+              </w:rPr>
+              <w:t>39</w:t>
+            </w:r>
+          </w:p>
+        </w:tc>
+        <w:tc>
+          <w:tcPr>
+            <w:tcW w:w="0" w:type="auto"/>
+            <w:tcBorders>
+              <w:top w:val="single" w:sz="6" w:space="0" w:color="DDDDDD"/>
+              <w:left w:val="single" w:sz="6" w:space="0" w:color="DDDDDD"/>
+              <w:bottom w:val="single" w:sz="6" w:space="0" w:color="DDDDDD"/>
+              <w:right w:val="single" w:sz="6" w:space="0" w:color="DDDDDD"/>
+            </w:tcBorders>
+            <w:tcMar>
+              <w:top w:w="120" w:type="dxa"/>
+              <w:left w:w="120" w:type="dxa"/>
+              <w:bottom w:w="120" w:type="dxa"/>
+              <w:right w:w="120" w:type="dxa"/>
+            </w:tcMar>
+            <w:vAlign w:val="center"/>
+          </w:tcPr>
+          <w:p>
+            <w:pPr>
+              <w:rPr>
+                <w:color w:val="000000" w:themeColor="text1"/>
+              </w:rPr>
+            </w:pPr>
+            <w:r>
+              <w:rPr>
+                <w:color w:val="000000" w:themeColor="text1"/>
+              </w:rPr>
+              <w:t>43</w:t>
+            </w:r>
+          </w:p>
+        </w:tc>
+        <w:tc>
+          <w:tcPr>
+            <w:tcW w:w="0" w:type="auto"/>
+            <w:tcBorders>
+              <w:top w:val="single" w:sz="6" w:space="0" w:color="DDDDDD"/>
+              <w:left w:val="single" w:sz="6" w:space="0" w:color="DDDDDD"/>
+              <w:bottom w:val="single" w:sz="6" w:space="0" w:color="DDDDDD"/>
+              <w:right w:val="single" w:sz="6" w:space="0" w:color="DDDDDD"/>
+            </w:tcBorders>
+            <w:tcMar>
+              <w:top w:w="120" w:type="dxa"/>
+              <w:left w:w="120" w:type="dxa"/>
+              <w:bottom w:w="120" w:type="dxa"/>
+              <w:right w:w="120" w:type="dxa"/>
+            </w:tcMar>
+            <w:vAlign w:val="center"/>
+          </w:tcPr>
+          <w:p>
+            <w:pPr>
+              <w:rPr>
+                <w:color w:val="000000" w:themeColor="text1"/>
+              </w:rPr>
+            </w:pPr>
+            <w:r>
+              <w:rPr>
+                <w:color w:val="000000" w:themeColor="text1"/>
+              </w:rPr>
+              <w:t>3871</w:t>
+            </w:r>
+          </w:p>
+        </w:tc>
+      </w:tr>
     </w:tbl>
     <w:p/>
     <w:p/>
@@ -40718,6 +41195,7 @@
     <w:p>
       <w:proofErr w:type="spellStart"/>
       <w:r>
+        <w:lastRenderedPageBreak/>
         <w:t>Ciklusi</w:t>
       </w:r>
       <w:proofErr w:type="spellEnd"/>
@@ -41092,7 +41570,6 @@
               <w:rPr>
                 <w:color w:val="000000" w:themeColor="text1"/>
               </w:rPr>
-              <w:lastRenderedPageBreak/>
               <w:t>Nested Switch (break)</w:t>
             </w:r>
           </w:p>
@@ -41872,6 +42349,132 @@
           </w:p>
         </w:tc>
       </w:tr>
+      <w:tr>
+        <w:tc>
+          <w:tcPr>
+            <w:tcW w:w="0" w:type="auto"/>
+            <w:tcBorders>
+              <w:top w:val="single" w:sz="6" w:space="0" w:color="DDDDDD"/>
+              <w:left w:val="single" w:sz="6" w:space="0" w:color="DDDDDD"/>
+              <w:bottom w:val="single" w:sz="6" w:space="0" w:color="DDDDDD"/>
+              <w:right w:val="single" w:sz="6" w:space="0" w:color="DDDDDD"/>
+            </w:tcBorders>
+            <w:tcMar>
+              <w:top w:w="120" w:type="dxa"/>
+              <w:left w:w="120" w:type="dxa"/>
+              <w:bottom w:w="120" w:type="dxa"/>
+              <w:right w:w="120" w:type="dxa"/>
+            </w:tcMar>
+            <w:vAlign w:val="center"/>
+          </w:tcPr>
+          <w:p>
+            <w:pPr>
+              <w:rPr>
+                <w:color w:val="000000" w:themeColor="text1"/>
+              </w:rPr>
+            </w:pPr>
+            <w:r>
+              <w:rPr>
+                <w:color w:val="000000" w:themeColor="text1"/>
+              </w:rPr>
+              <w:t>FSM SANTIC</w:t>
+            </w:r>
+          </w:p>
+        </w:tc>
+        <w:tc>
+          <w:tcPr>
+            <w:tcW w:w="0" w:type="auto"/>
+            <w:tcBorders>
+              <w:top w:val="single" w:sz="6" w:space="0" w:color="DDDDDD"/>
+              <w:left w:val="single" w:sz="6" w:space="0" w:color="DDDDDD"/>
+              <w:bottom w:val="single" w:sz="6" w:space="0" w:color="DDDDDD"/>
+              <w:right w:val="single" w:sz="6" w:space="0" w:color="DDDDDD"/>
+            </w:tcBorders>
+            <w:tcMar>
+              <w:top w:w="120" w:type="dxa"/>
+              <w:left w:w="120" w:type="dxa"/>
+              <w:bottom w:w="120" w:type="dxa"/>
+              <w:right w:w="120" w:type="dxa"/>
+            </w:tcMar>
+            <w:vAlign w:val="center"/>
+          </w:tcPr>
+          <w:p>
+            <w:pPr>
+              <w:rPr>
+                <w:color w:val="000000" w:themeColor="text1"/>
+              </w:rPr>
+            </w:pPr>
+            <w:r>
+              <w:rPr>
+                <w:color w:val="000000" w:themeColor="text1"/>
+              </w:rPr>
+              <w:t>37</w:t>
+            </w:r>
+          </w:p>
+        </w:tc>
+        <w:tc>
+          <w:tcPr>
+            <w:tcW w:w="0" w:type="auto"/>
+            <w:tcBorders>
+              <w:top w:val="single" w:sz="6" w:space="0" w:color="DDDDDD"/>
+              <w:left w:val="single" w:sz="6" w:space="0" w:color="DDDDDD"/>
+              <w:bottom w:val="single" w:sz="6" w:space="0" w:color="DDDDDD"/>
+              <w:right w:val="single" w:sz="6" w:space="0" w:color="DDDDDD"/>
+            </w:tcBorders>
+            <w:tcMar>
+              <w:top w:w="120" w:type="dxa"/>
+              <w:left w:w="120" w:type="dxa"/>
+              <w:bottom w:w="120" w:type="dxa"/>
+              <w:right w:w="120" w:type="dxa"/>
+            </w:tcMar>
+            <w:vAlign w:val="center"/>
+          </w:tcPr>
+          <w:p>
+            <w:pPr>
+              <w:rPr>
+                <w:color w:val="000000" w:themeColor="text1"/>
+              </w:rPr>
+            </w:pPr>
+            <w:r>
+              <w:rPr>
+                <w:color w:val="000000" w:themeColor="text1"/>
+              </w:rPr>
+              <w:t>42</w:t>
+            </w:r>
+          </w:p>
+        </w:tc>
+        <w:tc>
+          <w:tcPr>
+            <w:tcW w:w="0" w:type="auto"/>
+            <w:tcBorders>
+              <w:top w:val="single" w:sz="6" w:space="0" w:color="DDDDDD"/>
+              <w:left w:val="single" w:sz="6" w:space="0" w:color="DDDDDD"/>
+              <w:bottom w:val="single" w:sz="6" w:space="0" w:color="DDDDDD"/>
+              <w:right w:val="single" w:sz="6" w:space="0" w:color="DDDDDD"/>
+            </w:tcBorders>
+            <w:tcMar>
+              <w:top w:w="120" w:type="dxa"/>
+              <w:left w:w="120" w:type="dxa"/>
+              <w:bottom w:w="120" w:type="dxa"/>
+              <w:right w:w="120" w:type="dxa"/>
+            </w:tcMar>
+            <w:vAlign w:val="center"/>
+          </w:tcPr>
+          <w:p>
+            <w:pPr>
+              <w:rPr>
+                <w:color w:val="000000" w:themeColor="text1"/>
+              </w:rPr>
+            </w:pPr>
+            <w:r>
+              <w:rPr>
+                <w:color w:val="000000" w:themeColor="text1"/>
+              </w:rPr>
+              <w:t>3873</w:t>
+            </w:r>
+          </w:p>
+        </w:tc>
+      </w:tr>
     </w:tbl>
     <w:p>
       <w:pPr>
@@ -43541,6 +44144,7 @@
         <w:rPr>
           <w:color w:val="000000" w:themeColor="text1"/>
         </w:rPr>
+        <w:lastRenderedPageBreak/>
         <w:t xml:space="preserve">Za </w:t>
       </w:r>
       <w:proofErr w:type="spellStart"/>
@@ -44558,7 +45162,6 @@
         <w:rPr>
           <w:color w:val="000000" w:themeColor="text1"/>
         </w:rPr>
-        <w:lastRenderedPageBreak/>
         <w:t>stila</w:t>
       </w:r>
       <w:proofErr w:type="spellEnd"/>
@@ -47610,6 +48213,7 @@
         <w:rPr>
           <w:color w:val="000000" w:themeColor="text1"/>
         </w:rPr>
+        <w:lastRenderedPageBreak/>
         <w:t>Detaljniji</w:t>
       </w:r>
       <w:proofErr w:type="spellEnd"/>
@@ -48471,14 +49075,7 @@
         <w:rPr>
           <w:color w:val="000000" w:themeColor="text1"/>
         </w:rPr>
-        <w:t xml:space="preserve"> </w:t>
-      </w:r>
-      <w:r>
-        <w:rPr>
-          <w:color w:val="000000" w:themeColor="text1"/>
-        </w:rPr>
-        <w:lastRenderedPageBreak/>
-        <w:t xml:space="preserve">— </w:t>
+        <w:t xml:space="preserve"> — </w:t>
       </w:r>
       <w:proofErr w:type="spellStart"/>
       <w:r>
@@ -49704,7 +50301,15 @@
           <w:color w:val="000000" w:themeColor="text1"/>
           <w:lang w:val="sr-Latn-RS"/>
         </w:rPr>
-        <w:t>Važno je naglasiti da je ovde reč o trošku običnog, sinhronog poziva funkcije (poziv funkcije fsm_transition() iz measured_transition()), ne o interrupt latenciji opisanoj ranije u kontekstu polling metodologije — ova dva mehanizma su nezavisna: interrupt latencija nastaje samo pri asinhronom prekidu toka programa spoljašnjim događajem, dok se trošak windowed-register poziva javlja pri svakom pozivu funkcije, sinhrono i predvidivo, bez obzira na to da li se merenje vremena u datom trenutku oslanja na ISR ili na polling pristup. Kod implementacija sa malo posla po tranziciji ovaj fiksni trošak čini veći udeo ukupnog vremena izvršavanja, umanjujući ostvareno ubrzanje u odnosu na implementacije sa više posla po pozivu, kod kojih se isti fiksni trošak razliva preko veće baze vremena izvršavanja.</w:t>
+        <w:t xml:space="preserve">Važno je naglasiti da je ovde reč o trošku običnog, sinhronog poziva funkcije (poziv funkcije fsm_transition() iz measured_transition()), ne o interrupt latenciji opisanoj ranije u kontekstu polling metodologije — ova dva mehanizma su nezavisna: interrupt latencija nastaje samo pri asinhronom prekidu toka programa spoljašnjim </w:t>
+      </w:r>
+      <w:r>
+        <w:rPr>
+          <w:color w:val="000000" w:themeColor="text1"/>
+          <w:lang w:val="sr-Latn-RS"/>
+        </w:rPr>
+        <w:lastRenderedPageBreak/>
+        <w:t>događajem, dok se trošak windowed-register poziva javlja pri svakom pozivu funkcije, sinhrono i predvidivo, bez obzira na to da li se merenje vremena u datom trenutku oslanja na ISR ili na polling pristup. Kod implementacija sa malo posla po tranziciji ovaj fiksni trošak čini veći udeo ukupnog vremena izvršavanja, umanjujući ostvareno ubrzanje u odnosu na implementacije sa više posla po pozivu, kod kojih se isti fiksni trošak razliva preko veće baze vremena izvršavanja.</w:t>
       </w:r>
     </w:p>
     <w:p>
@@ -49719,15 +50324,7 @@
           <w:color w:val="000000" w:themeColor="text1"/>
           <w:lang w:val="sr-Latn-RS"/>
         </w:rPr>
-        <w:t xml:space="preserve">Poredak implementacija po brzini na nivou -O2 gotovo je isti na obe platforme — Indexed Table i Nested Switch su najbrži na obe arhitekture, a HSM flat i HSM nested najsporiji, opet na obe. </w:t>
-      </w:r>
-      <w:r>
-        <w:rPr>
-          <w:color w:val="000000" w:themeColor="text1"/>
-          <w:lang w:val="sr-Latn-RS"/>
-        </w:rPr>
-        <w:lastRenderedPageBreak/>
-        <w:t>Jedina razlika je što Array of Structs i State Object zamene mesta (na AVR-u je State Object malo brži, na ESP32-u obrnuto) — ali ta razlika je sitna, svega 1–3 ciklusa, praktično zanemarljiva. Ovo pokazuje da to koji pristup je brži ili sporiji ne zavisi od toga na kom se procesoru kod izvršava, već od same strukture pristupa — da li se tranzicija rešava jednim direktnim očitavanjem iz tabele, linearnom pretragom, ili nizom indirektnih poziva kroz hijerarhiju. Drugim rečima, ako je neki pristup brži na AVR-u, sa dosta sigurnosti će biti brži i na ESP32-u (i verovatno na bilo kom drugom mikrokontroleru) — zaključci se ne odnose samo na jednu konkretnu platformu, već se mogu generalizovati.</w:t>
+        <w:t>Poredak implementacija po brzini na nivou -O2 gotovo je isti na obe platforme — Indexed Table i Nested Switch su najbrži na obe arhitekture, a HSM flat i HSM nested najsporiji, opet na obe. Jedina razlika je što Array of Structs i State Object zamene mesta (na AVR-u je State Object malo brži, na ESP32-u obrnuto) — ali ta razlika je sitna, svega 1–3 ciklusa, praktično zanemarljiva. Ovo pokazuje da to koji pristup je brži ili sporiji ne zavisi od toga na kom se procesoru kod izvršava, već od same strukture pristupa — da li se tranzicija rešava jednim direktnim očitavanjem iz tabele, linearnom pretragom, ili nizom indirektnih poziva kroz hijerarhiju. Drugim rečima, ako je neki pristup brži na AVR-u, sa dosta sigurnosti će biti brži i na ESP32-u (i verovatno na bilo kom drugom mikrokontroleru) — zaključci se ne odnose samo na jednu konkretnu platformu, već se mogu generalizovati.</w:t>
       </w:r>
       <w:r>
         <w:rPr>
@@ -49768,53 +50365,3112 @@
       </w:r>
       <w:r>
         <w:rPr>
-          <w:color w:val="92D050"/>
+          <w:color w:val="EE0000"/>
           <w:lang w:val="sr-Latn-RS"/>
         </w:rPr>
         <w:t>Da ovo potvrdim trebalo bi izmeriti prazan sketch (bez ijedne FSM implementacije) na ESP32-u i oduzeti tu vrednost od naših brojeva — tek tako dobijamo pravo zauzeće samog FSM koda, umesto pretpostavke</w:t>
       </w:r>
       <w:r>
         <w:rPr>
-          <w:color w:val="92D050"/>
+          <w:color w:val="EE0000"/>
           <w:lang w:val="sr-Latn-RS"/>
         </w:rPr>
         <w:t xml:space="preserve"> – ovo mogu da dodam još</w:t>
       </w:r>
       <w:r>
         <w:rPr>
-          <w:color w:val="92D050"/>
+          <w:color w:val="EE0000"/>
           <w:lang w:val="sr-Latn-RS"/>
         </w:rPr>
         <w:t>.</w:t>
+      </w:r>
+      <w:r>
+        <w:rPr>
+          <w:color w:val="EE0000"/>
+          <w:lang w:val="sr-Latn-RS"/>
+        </w:rPr>
+        <w:t xml:space="preserve"> DODATO ISPOD ZELENIM:</w:t>
       </w:r>
     </w:p>
     <w:p>
       <w:pPr>
         <w:rPr>
-          <w:color w:val="000000" w:themeColor="text1"/>
+          <w:color w:val="92D050"/>
           <w:lang w:val="sr-Latn-RS"/>
         </w:rPr>
       </w:pPr>
-      <w:r>
-        <w:rPr>
-          <w:color w:val="000000" w:themeColor="text1"/>
+      <w:bookmarkStart w:id="0" w:name="zaključak_uticaj_arduino_esp32_ok_fc732c"/>
+      <w:r>
+        <w:rPr>
+          <w:b/>
+          <w:color w:val="92D050"/>
           <w:lang w:val="sr-Latn-RS"/>
         </w:rPr>
-        <w:t xml:space="preserve">Možemo </w:t>
-      </w:r>
-      <w:r>
-        <w:rPr>
-          <w:color w:val="000000" w:themeColor="text1"/>
-          <w:lang w:val="sr-Latn-RS"/>
-        </w:rPr>
-        <w:t>da zaključimo jeste da isti pattern teži različito zavisno od toga koliko memorije platforma ima na raspolaganju. Na AVR-u (2 KB RAM, 32 KB Flash) razlika između implementacija se stvarno oseti — HSM nested sa svojih 418 B RAM-a naspram 290 B za obični switch troši skoro 20% od ukupnog SRAM-a. Na ESP32-u (~320 KB RAM) ista razlika u bajtovima je zanemarljiva. Drugim rečima: na malim, resursno ograničenim pločicama, izbor implementacije FSM-a može odlučiti da li program uopšte stane u memoriju; na pločicama sa dosta memorije, isti izbor utiče samo na brzinu, ne i na to da li će program uopšte raditi.</w:t>
-      </w:r>
+        <w:t>Zaključak: Uticaj Arduino-ESP32 okvira na rezultate merenja</w:t>
+      </w:r>
+      <w:bookmarkEnd w:id="0"/>
     </w:p>
     <w:p>
       <w:pPr>
         <w:rPr>
-          <w:color w:val="000000" w:themeColor="text1"/>
+          <w:color w:val="92D050"/>
           <w:lang w:val="sr-Latn-RS"/>
+        </w:rPr>
+      </w:pPr>
+      <w:bookmarkStart w:id="1" w:name="problem"/>
+      <w:r>
+        <w:rPr>
+          <w:b/>
+          <w:color w:val="92D050"/>
+          <w:lang w:val="sr-Latn-RS"/>
+        </w:rPr>
+        <w:t>Problem</w:t>
+      </w:r>
+      <w:bookmarkEnd w:id="1"/>
+    </w:p>
+    <w:p>
+      <w:pPr>
+        <w:rPr>
+          <w:color w:val="92D050"/>
+          <w:lang w:val="sr-Latn-RS"/>
+        </w:rPr>
+      </w:pPr>
+      <w:r>
+        <w:rPr>
+          <w:color w:val="92D050"/>
+          <w:lang w:val="sr-Latn-RS"/>
+        </w:rPr>
+        <w:t>Direktno poređenje sirovih rezultata benchmarka između AVR (Arduino Uno) i ESP32 platforme pokazuje naizgled ogromnu razliku u zauzeću memorije. Na primer, za implementaciju Indexed Table sa optimizacijom -O2, izmereno zauzeće iznosi 1978 B naspram 271 537 B za Flash, odnosno 302 B naspram 21 472 B za RAM. Posmatrano izolovano, ovo bi sugerisalo da je identičan FSM kod na ESP32 platformi stotinama puta veći nego na AVR platformi, što nije verodostojan zaključak s obzirom da se radi o funkcionalno ekvivalentnoj implementaciji istog algoritma.</w:t>
+      </w:r>
+    </w:p>
+    <w:p>
+      <w:pPr>
+        <w:rPr>
+          <w:color w:val="92D050"/>
+          <w:lang w:val="sr-Latn-RS"/>
+        </w:rPr>
+      </w:pPr>
+      <w:bookmarkStart w:id="2" w:name="hipoteza"/>
+      <w:r>
+        <w:rPr>
+          <w:b/>
+          <w:color w:val="92D050"/>
+          <w:lang w:val="sr-Latn-RS"/>
+        </w:rPr>
+        <w:lastRenderedPageBreak/>
+        <w:t>Hipoteza</w:t>
+      </w:r>
+      <w:bookmarkEnd w:id="2"/>
+    </w:p>
+    <w:p>
+      <w:pPr>
+        <w:rPr>
+          <w:color w:val="92D050"/>
+          <w:lang w:val="sr-Latn-RS"/>
+        </w:rPr>
+      </w:pPr>
+      <w:r>
+        <w:rPr>
+          <w:color w:val="92D050"/>
+          <w:lang w:val="sr-Latn-RS"/>
+        </w:rPr>
+        <w:t>Razlika ne potiče od same FSM implementacije, već od fiksnog "ulaznog troška" koji Arduino-ESP32 razvojni okvir unosi u svaki build, nezavisno od količine korisničkog koda. Ovaj trošak obuhvata FreeRTOS scheduler, inicijalizaciju dva jezgra (dual-core boot proces), Wi-Fi/Bluetooth podsistem uključen u standardnu biblioteku, i znatno obimniju implementaciju standardne C biblioteke u odnosu na AVR toolchain. Da bi se ova hipoteza potvrdila, bilo je potrebno izmeriti "prazan" sketch, bez ijedne linije FSM koda, i tu vrednost oduzeti od svakog izmerenog rezultata kako bi se izolovalo stvarno zauzeće samog FSM koda.</w:t>
+      </w:r>
+    </w:p>
+    <w:p>
+      <w:pPr>
+        <w:rPr>
+          <w:color w:val="92D050"/>
+          <w:lang w:val="sr-Latn-RS"/>
+        </w:rPr>
+      </w:pPr>
+      <w:bookmarkStart w:id="3" w:name="metodologija_provere"/>
+      <w:r>
+        <w:rPr>
+          <w:b/>
+          <w:color w:val="92D050"/>
+          <w:lang w:val="sr-Latn-RS"/>
+        </w:rPr>
+        <w:t>Metodologija provere</w:t>
+      </w:r>
+      <w:bookmarkEnd w:id="3"/>
+    </w:p>
+    <w:p>
+      <w:pPr>
+        <w:rPr>
+          <w:color w:val="92D050"/>
+          <w:lang w:val="sr-Latn-RS"/>
+        </w:rPr>
+      </w:pPr>
+      <w:r>
+        <w:rPr>
+          <w:color w:val="92D050"/>
+          <w:lang w:val="sr-Latn-RS"/>
+        </w:rPr>
+        <w:t>U benchmark skup je dodat referentni (baseline) sketch koji sadrži isključivo minimalne pozive neophodne za inicijalizaciju serijske komunikacije, bez FSM logike, tabela prelaza ili callback funkcija. Ovaj sketch je proveden kroz identičan tok merenja i iste tri optimizacije kompajlera (-O0, -Os, -O2) kao i svih devet FSM implementacija, čime je obezbeđena uporediva osnova za oduzimanje.</w:t>
+      </w:r>
+    </w:p>
+    <w:p>
+      <w:pPr>
+        <w:rPr>
+          <w:color w:val="92D050"/>
+          <w:lang w:val="sr-Latn-RS"/>
+        </w:rPr>
+      </w:pPr>
+      <w:bookmarkStart w:id="4" w:name="rezultati_baseline_merenja"/>
+      <w:r>
+        <w:rPr>
+          <w:b/>
+          <w:color w:val="92D050"/>
+          <w:lang w:val="sr-Latn-RS"/>
+        </w:rPr>
+        <w:t>Rezultati baseline merenja</w:t>
+      </w:r>
+      <w:bookmarkEnd w:id="4"/>
+    </w:p>
+    <w:p>
+      <w:pPr>
+        <w:rPr>
+          <w:color w:val="92D050"/>
+          <w:lang w:val="sr-Latn-RS"/>
+        </w:rPr>
+      </w:pPr>
+      <w:r>
+        <w:rPr>
+          <w:color w:val="92D050"/>
+          <w:lang w:val="sr-Latn-RS"/>
+        </w:rPr>
+        <w:t>Prazan sketch, bez ijedne linije FSM koda, zauzima sledeće vrednosti u zavisnosti od nivoa optimizacije:</w:t>
+      </w:r>
+    </w:p>
+    <w:tbl>
+      <w:tblPr>
+        <w:tblW w:w="0" w:type="auto"/>
+        <w:jc w:val="center"/>
+        <w:tblCellSpacing w:w="0" w:type="dxa"/>
+        <w:tblBorders>
+          <w:top w:val="single" w:sz="2" w:space="0" w:color="000000"/>
+          <w:left w:val="single" w:sz="2" w:space="0" w:color="000000"/>
+          <w:bottom w:val="single" w:sz="2" w:space="0" w:color="000000"/>
+          <w:right w:val="single" w:sz="2" w:space="0" w:color="000000"/>
+        </w:tblBorders>
+        <w:tblLook w:val="04A0" w:firstRow="1" w:lastRow="0" w:firstColumn="1" w:lastColumn="0" w:noHBand="0" w:noVBand="1"/>
+      </w:tblPr>
+      <w:tblGrid>
+        <w:gridCol w:w="1421"/>
+        <w:gridCol w:w="1052"/>
+        <w:gridCol w:w="1021"/>
+      </w:tblGrid>
+      <w:tr>
+        <w:trPr>
+          <w:cantSplit/>
+          <w:tblCellSpacing w:w="0" w:type="dxa"/>
+          <w:jc w:val="center"/>
+        </w:trPr>
+        <w:tc>
+          <w:tcPr>
+            <w:tcW w:w="0" w:type="auto"/>
+            <w:tcBorders>
+              <w:top w:val="single" w:sz="2" w:space="0" w:color="000000"/>
+              <w:left w:val="nil"/>
+              <w:bottom w:val="single" w:sz="2" w:space="0" w:color="000000"/>
+              <w:right w:val="single" w:sz="2" w:space="0" w:color="000000"/>
+            </w:tcBorders>
+            <w:hideMark/>
+          </w:tcPr>
+          <w:p>
+            <w:pPr>
+              <w:rPr>
+                <w:color w:val="92D050"/>
+                <w:lang w:val="sr-Latn-RS"/>
+              </w:rPr>
+            </w:pPr>
+            <w:r>
+              <w:rPr>
+                <w:color w:val="92D050"/>
+                <w:lang w:val="sr-Latn-RS"/>
+              </w:rPr>
+              <w:t>Optimizacija</w:t>
+            </w:r>
+          </w:p>
+        </w:tc>
+        <w:tc>
+          <w:tcPr>
+            <w:tcW w:w="0" w:type="auto"/>
+            <w:tcBorders>
+              <w:top w:val="single" w:sz="2" w:space="0" w:color="000000"/>
+              <w:left w:val="nil"/>
+              <w:bottom w:val="single" w:sz="2" w:space="0" w:color="000000"/>
+              <w:right w:val="single" w:sz="2" w:space="0" w:color="000000"/>
+            </w:tcBorders>
+            <w:hideMark/>
+          </w:tcPr>
+          <w:p>
+            <w:pPr>
+              <w:rPr>
+                <w:color w:val="92D050"/>
+                <w:lang w:val="sr-Latn-RS"/>
+              </w:rPr>
+            </w:pPr>
+            <w:r>
+              <w:rPr>
+                <w:color w:val="92D050"/>
+                <w:lang w:val="sr-Latn-RS"/>
+              </w:rPr>
+              <w:t>Flash (B)</w:t>
+            </w:r>
+          </w:p>
+        </w:tc>
+        <w:tc>
+          <w:tcPr>
+            <w:tcW w:w="0" w:type="auto"/>
+            <w:tcBorders>
+              <w:top w:val="single" w:sz="2" w:space="0" w:color="000000"/>
+              <w:left w:val="nil"/>
+              <w:bottom w:val="single" w:sz="2" w:space="0" w:color="000000"/>
+              <w:right w:val="nil"/>
+            </w:tcBorders>
+            <w:hideMark/>
+          </w:tcPr>
+          <w:p>
+            <w:pPr>
+              <w:rPr>
+                <w:color w:val="92D050"/>
+                <w:lang w:val="sr-Latn-RS"/>
+              </w:rPr>
+            </w:pPr>
+            <w:r>
+              <w:rPr>
+                <w:color w:val="92D050"/>
+                <w:lang w:val="sr-Latn-RS"/>
+              </w:rPr>
+              <w:t>RAM (B)</w:t>
+            </w:r>
+          </w:p>
+        </w:tc>
+      </w:tr>
+      <w:tr>
+        <w:trPr>
+          <w:cantSplit/>
+          <w:tblCellSpacing w:w="0" w:type="dxa"/>
+          <w:jc w:val="center"/>
+        </w:trPr>
+        <w:tc>
+          <w:tcPr>
+            <w:tcW w:w="0" w:type="auto"/>
+            <w:tcBorders>
+              <w:top w:val="single" w:sz="2" w:space="0" w:color="000000"/>
+              <w:left w:val="nil"/>
+              <w:bottom w:val="single" w:sz="2" w:space="0" w:color="000000"/>
+              <w:right w:val="single" w:sz="2" w:space="0" w:color="000000"/>
+            </w:tcBorders>
+            <w:hideMark/>
+          </w:tcPr>
+          <w:p>
+            <w:pPr>
+              <w:rPr>
+                <w:color w:val="92D050"/>
+                <w:lang w:val="sr-Latn-RS"/>
+              </w:rPr>
+            </w:pPr>
+            <w:r>
+              <w:rPr>
+                <w:color w:val="92D050"/>
+                <w:lang w:val="sr-Latn-RS"/>
+              </w:rPr>
+              <w:t>-O0</w:t>
+            </w:r>
+          </w:p>
+        </w:tc>
+        <w:tc>
+          <w:tcPr>
+            <w:tcW w:w="0" w:type="auto"/>
+            <w:tcBorders>
+              <w:top w:val="single" w:sz="2" w:space="0" w:color="000000"/>
+              <w:left w:val="nil"/>
+              <w:bottom w:val="single" w:sz="2" w:space="0" w:color="000000"/>
+              <w:right w:val="single" w:sz="2" w:space="0" w:color="000000"/>
+            </w:tcBorders>
+            <w:hideMark/>
+          </w:tcPr>
+          <w:p>
+            <w:pPr>
+              <w:rPr>
+                <w:color w:val="92D050"/>
+                <w:lang w:val="sr-Latn-RS"/>
+              </w:rPr>
+            </w:pPr>
+            <w:r>
+              <w:rPr>
+                <w:color w:val="92D050"/>
+                <w:lang w:val="sr-Latn-RS"/>
+              </w:rPr>
+              <w:t>284 017</w:t>
+            </w:r>
+          </w:p>
+        </w:tc>
+        <w:tc>
+          <w:tcPr>
+            <w:tcW w:w="0" w:type="auto"/>
+            <w:tcBorders>
+              <w:top w:val="single" w:sz="2" w:space="0" w:color="000000"/>
+              <w:left w:val="nil"/>
+              <w:bottom w:val="single" w:sz="2" w:space="0" w:color="000000"/>
+              <w:right w:val="nil"/>
+            </w:tcBorders>
+            <w:hideMark/>
+          </w:tcPr>
+          <w:p>
+            <w:pPr>
+              <w:rPr>
+                <w:color w:val="92D050"/>
+                <w:lang w:val="sr-Latn-RS"/>
+              </w:rPr>
+            </w:pPr>
+            <w:r>
+              <w:rPr>
+                <w:color w:val="92D050"/>
+                <w:lang w:val="sr-Latn-RS"/>
+              </w:rPr>
+              <w:t>21 464</w:t>
+            </w:r>
+          </w:p>
+        </w:tc>
+      </w:tr>
+      <w:tr>
+        <w:trPr>
+          <w:cantSplit/>
+          <w:tblCellSpacing w:w="0" w:type="dxa"/>
+          <w:jc w:val="center"/>
+        </w:trPr>
+        <w:tc>
+          <w:tcPr>
+            <w:tcW w:w="0" w:type="auto"/>
+            <w:tcBorders>
+              <w:top w:val="single" w:sz="2" w:space="0" w:color="000000"/>
+              <w:left w:val="nil"/>
+              <w:bottom w:val="single" w:sz="2" w:space="0" w:color="000000"/>
+              <w:right w:val="single" w:sz="2" w:space="0" w:color="000000"/>
+            </w:tcBorders>
+            <w:hideMark/>
+          </w:tcPr>
+          <w:p>
+            <w:pPr>
+              <w:rPr>
+                <w:color w:val="92D050"/>
+                <w:lang w:val="sr-Latn-RS"/>
+              </w:rPr>
+            </w:pPr>
+            <w:r>
+              <w:rPr>
+                <w:color w:val="92D050"/>
+                <w:lang w:val="sr-Latn-RS"/>
+              </w:rPr>
+              <w:t>-Os</w:t>
+            </w:r>
+          </w:p>
+        </w:tc>
+        <w:tc>
+          <w:tcPr>
+            <w:tcW w:w="0" w:type="auto"/>
+            <w:tcBorders>
+              <w:top w:val="single" w:sz="2" w:space="0" w:color="000000"/>
+              <w:left w:val="nil"/>
+              <w:bottom w:val="single" w:sz="2" w:space="0" w:color="000000"/>
+              <w:right w:val="single" w:sz="2" w:space="0" w:color="000000"/>
+            </w:tcBorders>
+            <w:hideMark/>
+          </w:tcPr>
+          <w:p>
+            <w:pPr>
+              <w:rPr>
+                <w:color w:val="92D050"/>
+                <w:lang w:val="sr-Latn-RS"/>
+              </w:rPr>
+            </w:pPr>
+            <w:r>
+              <w:rPr>
+                <w:color w:val="92D050"/>
+                <w:lang w:val="sr-Latn-RS"/>
+              </w:rPr>
+              <w:t>269 441</w:t>
+            </w:r>
+          </w:p>
+        </w:tc>
+        <w:tc>
+          <w:tcPr>
+            <w:tcW w:w="0" w:type="auto"/>
+            <w:tcBorders>
+              <w:top w:val="single" w:sz="2" w:space="0" w:color="000000"/>
+              <w:left w:val="nil"/>
+              <w:bottom w:val="single" w:sz="2" w:space="0" w:color="000000"/>
+              <w:right w:val="nil"/>
+            </w:tcBorders>
+            <w:hideMark/>
+          </w:tcPr>
+          <w:p>
+            <w:pPr>
+              <w:rPr>
+                <w:color w:val="92D050"/>
+                <w:lang w:val="sr-Latn-RS"/>
+              </w:rPr>
+            </w:pPr>
+            <w:r>
+              <w:rPr>
+                <w:color w:val="92D050"/>
+                <w:lang w:val="sr-Latn-RS"/>
+              </w:rPr>
+              <w:t>21 464</w:t>
+            </w:r>
+          </w:p>
+        </w:tc>
+      </w:tr>
+      <w:tr>
+        <w:trPr>
+          <w:cantSplit/>
+          <w:tblCellSpacing w:w="0" w:type="dxa"/>
+          <w:jc w:val="center"/>
+        </w:trPr>
+        <w:tc>
+          <w:tcPr>
+            <w:tcW w:w="0" w:type="auto"/>
+            <w:tcBorders>
+              <w:top w:val="single" w:sz="2" w:space="0" w:color="000000"/>
+              <w:left w:val="nil"/>
+              <w:bottom w:val="single" w:sz="2" w:space="0" w:color="000000"/>
+              <w:right w:val="single" w:sz="2" w:space="0" w:color="000000"/>
+            </w:tcBorders>
+            <w:hideMark/>
+          </w:tcPr>
+          <w:p>
+            <w:pPr>
+              <w:rPr>
+                <w:color w:val="92D050"/>
+                <w:lang w:val="sr-Latn-RS"/>
+              </w:rPr>
+            </w:pPr>
+            <w:r>
+              <w:rPr>
+                <w:color w:val="92D050"/>
+                <w:lang w:val="sr-Latn-RS"/>
+              </w:rPr>
+              <w:t>-O2</w:t>
+            </w:r>
+          </w:p>
+        </w:tc>
+        <w:tc>
+          <w:tcPr>
+            <w:tcW w:w="0" w:type="auto"/>
+            <w:tcBorders>
+              <w:top w:val="single" w:sz="2" w:space="0" w:color="000000"/>
+              <w:left w:val="nil"/>
+              <w:bottom w:val="single" w:sz="2" w:space="0" w:color="000000"/>
+              <w:right w:val="single" w:sz="2" w:space="0" w:color="000000"/>
+            </w:tcBorders>
+            <w:hideMark/>
+          </w:tcPr>
+          <w:p>
+            <w:pPr>
+              <w:rPr>
+                <w:color w:val="92D050"/>
+                <w:lang w:val="sr-Latn-RS"/>
+              </w:rPr>
+            </w:pPr>
+            <w:r>
+              <w:rPr>
+                <w:color w:val="92D050"/>
+                <w:lang w:val="sr-Latn-RS"/>
+              </w:rPr>
+              <w:t>270 653</w:t>
+            </w:r>
+          </w:p>
+        </w:tc>
+        <w:tc>
+          <w:tcPr>
+            <w:tcW w:w="0" w:type="auto"/>
+            <w:tcBorders>
+              <w:top w:val="single" w:sz="2" w:space="0" w:color="000000"/>
+              <w:left w:val="nil"/>
+              <w:bottom w:val="single" w:sz="2" w:space="0" w:color="000000"/>
+              <w:right w:val="nil"/>
+            </w:tcBorders>
+            <w:hideMark/>
+          </w:tcPr>
+          <w:p>
+            <w:pPr>
+              <w:rPr>
+                <w:color w:val="92D050"/>
+                <w:lang w:val="sr-Latn-RS"/>
+              </w:rPr>
+            </w:pPr>
+            <w:r>
+              <w:rPr>
+                <w:color w:val="92D050"/>
+                <w:lang w:val="sr-Latn-RS"/>
+              </w:rPr>
+              <w:t>21 464</w:t>
+            </w:r>
+          </w:p>
+        </w:tc>
+      </w:tr>
+    </w:tbl>
+    <w:p>
+      <w:pPr>
+        <w:rPr>
+          <w:color w:val="92D050"/>
+          <w:lang w:val="sr-Latn-RS"/>
+        </w:rPr>
+      </w:pPr>
+    </w:p>
+    <w:p>
+      <w:pPr>
+        <w:rPr>
+          <w:color w:val="92D050"/>
+          <w:lang w:val="sr-Latn-RS"/>
+        </w:rPr>
+      </w:pPr>
+      <w:r>
+        <w:rPr>
+          <w:color w:val="92D050"/>
+          <w:lang w:val="sr-Latn-RS"/>
+        </w:rPr>
+        <w:t>Ove vrednosti predstavljaju između 99,3% i 99,7% ukupnog zauzeća memorije izmerenog kod svake FSM implementacije, što potvrđuje da fiksni trošak Arduino-ESP32 okvira dominira nad ukupnim otiskom programa, dok sama FSM logika čini zanemarljiv deo.</w:t>
+      </w:r>
+    </w:p>
+    <w:p>
+      <w:pPr>
+        <w:rPr>
+          <w:color w:val="92D050"/>
+          <w:lang w:val="sr-Latn-RS"/>
+        </w:rPr>
+      </w:pPr>
+      <w:bookmarkStart w:id="5" w:name="neto_zauzeće_fsm_koda_posle_oduzi_e7f208"/>
+      <w:r>
+        <w:rPr>
+          <w:b/>
+          <w:color w:val="92D050"/>
+          <w:lang w:val="sr-Latn-RS"/>
+        </w:rPr>
+        <w:t>Neto zauzeće FSM koda posle oduzimanja baseline-a</w:t>
+      </w:r>
+      <w:bookmarkEnd w:id="5"/>
+    </w:p>
+    <w:p>
+      <w:pPr>
+        <w:rPr>
+          <w:color w:val="92D050"/>
+          <w:lang w:val="sr-Latn-RS"/>
+        </w:rPr>
+      </w:pPr>
+      <w:r>
+        <w:rPr>
+          <w:color w:val="92D050"/>
+          <w:lang w:val="sr-Latn-RS"/>
+        </w:rPr>
+        <w:t>Kada se baseline vrednost oduzme od svakog izmerenog rezultata, dobija se stvarno zauzeće memorije koje se može pripisati isključivo FSM implementaciji:</w:t>
+      </w:r>
+    </w:p>
+    <w:tbl>
+      <w:tblPr>
+        <w:tblW w:w="0" w:type="auto"/>
+        <w:jc w:val="center"/>
+        <w:tblCellSpacing w:w="0" w:type="dxa"/>
+        <w:tblBorders>
+          <w:top w:val="single" w:sz="2" w:space="0" w:color="000000"/>
+          <w:left w:val="single" w:sz="2" w:space="0" w:color="000000"/>
+          <w:bottom w:val="single" w:sz="2" w:space="0" w:color="000000"/>
+          <w:right w:val="single" w:sz="2" w:space="0" w:color="000000"/>
+        </w:tblBorders>
+        <w:tblLook w:val="04A0" w:firstRow="1" w:lastRow="0" w:firstColumn="1" w:lastColumn="0" w:noHBand="0" w:noVBand="1"/>
+      </w:tblPr>
+      <w:tblGrid>
+        <w:gridCol w:w="2419"/>
+        <w:gridCol w:w="1839"/>
+        <w:gridCol w:w="1811"/>
+        <w:gridCol w:w="1839"/>
+        <w:gridCol w:w="1400"/>
+      </w:tblGrid>
+      <w:tr>
+        <w:trPr>
+          <w:cantSplit/>
+          <w:tblCellSpacing w:w="0" w:type="dxa"/>
+          <w:jc w:val="center"/>
+        </w:trPr>
+        <w:tc>
+          <w:tcPr>
+            <w:tcW w:w="0" w:type="auto"/>
+            <w:tcBorders>
+              <w:top w:val="single" w:sz="2" w:space="0" w:color="000000"/>
+              <w:left w:val="nil"/>
+              <w:bottom w:val="single" w:sz="2" w:space="0" w:color="000000"/>
+              <w:right w:val="single" w:sz="2" w:space="0" w:color="000000"/>
+            </w:tcBorders>
+            <w:hideMark/>
+          </w:tcPr>
+          <w:p>
+            <w:pPr>
+              <w:rPr>
+                <w:color w:val="92D050"/>
+                <w:lang w:val="sr-Latn-RS"/>
+              </w:rPr>
+            </w:pPr>
+            <w:r>
+              <w:rPr>
+                <w:color w:val="92D050"/>
+                <w:lang w:val="sr-Latn-RS"/>
+              </w:rPr>
+              <w:t>FSM pattern</w:t>
+            </w:r>
+          </w:p>
+        </w:tc>
+        <w:tc>
+          <w:tcPr>
+            <w:tcW w:w="0" w:type="auto"/>
+            <w:tcBorders>
+              <w:top w:val="single" w:sz="2" w:space="0" w:color="000000"/>
+              <w:left w:val="nil"/>
+              <w:bottom w:val="single" w:sz="2" w:space="0" w:color="000000"/>
+              <w:right w:val="single" w:sz="2" w:space="0" w:color="000000"/>
+            </w:tcBorders>
+            <w:hideMark/>
+          </w:tcPr>
+          <w:p>
+            <w:pPr>
+              <w:rPr>
+                <w:color w:val="92D050"/>
+                <w:lang w:val="sr-Latn-RS"/>
+              </w:rPr>
+            </w:pPr>
+            <w:r>
+              <w:rPr>
+                <w:color w:val="92D050"/>
+                <w:lang w:val="sr-Latn-RS"/>
+              </w:rPr>
+              <w:t>Flash net -O0 (B)</w:t>
+            </w:r>
+          </w:p>
+        </w:tc>
+        <w:tc>
+          <w:tcPr>
+            <w:tcW w:w="0" w:type="auto"/>
+            <w:tcBorders>
+              <w:top w:val="single" w:sz="2" w:space="0" w:color="000000"/>
+              <w:left w:val="nil"/>
+              <w:bottom w:val="single" w:sz="2" w:space="0" w:color="000000"/>
+              <w:right w:val="single" w:sz="2" w:space="0" w:color="000000"/>
+            </w:tcBorders>
+            <w:hideMark/>
+          </w:tcPr>
+          <w:p>
+            <w:pPr>
+              <w:rPr>
+                <w:color w:val="92D050"/>
+                <w:lang w:val="sr-Latn-RS"/>
+              </w:rPr>
+            </w:pPr>
+            <w:r>
+              <w:rPr>
+                <w:color w:val="92D050"/>
+                <w:lang w:val="sr-Latn-RS"/>
+              </w:rPr>
+              <w:t>Flash net -Os (B)</w:t>
+            </w:r>
+          </w:p>
+        </w:tc>
+        <w:tc>
+          <w:tcPr>
+            <w:tcW w:w="0" w:type="auto"/>
+            <w:tcBorders>
+              <w:top w:val="single" w:sz="2" w:space="0" w:color="000000"/>
+              <w:left w:val="nil"/>
+              <w:bottom w:val="single" w:sz="2" w:space="0" w:color="000000"/>
+              <w:right w:val="single" w:sz="2" w:space="0" w:color="000000"/>
+            </w:tcBorders>
+            <w:hideMark/>
+          </w:tcPr>
+          <w:p>
+            <w:pPr>
+              <w:rPr>
+                <w:color w:val="92D050"/>
+                <w:lang w:val="sr-Latn-RS"/>
+              </w:rPr>
+            </w:pPr>
+            <w:r>
+              <w:rPr>
+                <w:color w:val="92D050"/>
+                <w:lang w:val="sr-Latn-RS"/>
+              </w:rPr>
+              <w:t>Flash net -O2 (B)</w:t>
+            </w:r>
+          </w:p>
+        </w:tc>
+        <w:tc>
+          <w:tcPr>
+            <w:tcW w:w="0" w:type="auto"/>
+            <w:tcBorders>
+              <w:top w:val="single" w:sz="2" w:space="0" w:color="000000"/>
+              <w:left w:val="nil"/>
+              <w:bottom w:val="single" w:sz="2" w:space="0" w:color="000000"/>
+              <w:right w:val="nil"/>
+            </w:tcBorders>
+            <w:hideMark/>
+          </w:tcPr>
+          <w:p>
+            <w:pPr>
+              <w:rPr>
+                <w:color w:val="92D050"/>
+                <w:lang w:val="sr-Latn-RS"/>
+              </w:rPr>
+            </w:pPr>
+            <w:r>
+              <w:rPr>
+                <w:color w:val="92D050"/>
+                <w:lang w:val="sr-Latn-RS"/>
+              </w:rPr>
+              <w:t>RAM net (B)</w:t>
+            </w:r>
+          </w:p>
+        </w:tc>
+      </w:tr>
+      <w:tr>
+        <w:trPr>
+          <w:cantSplit/>
+          <w:tblCellSpacing w:w="0" w:type="dxa"/>
+          <w:jc w:val="center"/>
+        </w:trPr>
+        <w:tc>
+          <w:tcPr>
+            <w:tcW w:w="0" w:type="auto"/>
+            <w:tcBorders>
+              <w:top w:val="single" w:sz="2" w:space="0" w:color="000000"/>
+              <w:left w:val="nil"/>
+              <w:bottom w:val="single" w:sz="2" w:space="0" w:color="000000"/>
+              <w:right w:val="single" w:sz="2" w:space="0" w:color="000000"/>
+            </w:tcBorders>
+            <w:hideMark/>
+          </w:tcPr>
+          <w:p>
+            <w:pPr>
+              <w:rPr>
+                <w:color w:val="92D050"/>
+                <w:lang w:val="sr-Latn-RS"/>
+              </w:rPr>
+            </w:pPr>
+            <w:r>
+              <w:rPr>
+                <w:color w:val="92D050"/>
+                <w:lang w:val="sr-Latn-RS"/>
+              </w:rPr>
+              <w:t>Indexed Table</w:t>
+            </w:r>
+          </w:p>
+        </w:tc>
+        <w:tc>
+          <w:tcPr>
+            <w:tcW w:w="0" w:type="auto"/>
+            <w:tcBorders>
+              <w:top w:val="single" w:sz="2" w:space="0" w:color="000000"/>
+              <w:left w:val="nil"/>
+              <w:bottom w:val="single" w:sz="2" w:space="0" w:color="000000"/>
+              <w:right w:val="single" w:sz="2" w:space="0" w:color="000000"/>
+            </w:tcBorders>
+            <w:hideMark/>
+          </w:tcPr>
+          <w:p>
+            <w:pPr>
+              <w:rPr>
+                <w:color w:val="92D050"/>
+                <w:lang w:val="sr-Latn-RS"/>
+              </w:rPr>
+            </w:pPr>
+            <w:r>
+              <w:rPr>
+                <w:color w:val="92D050"/>
+                <w:lang w:val="sr-Latn-RS"/>
+              </w:rPr>
+              <w:t>1432</w:t>
+            </w:r>
+          </w:p>
+        </w:tc>
+        <w:tc>
+          <w:tcPr>
+            <w:tcW w:w="0" w:type="auto"/>
+            <w:tcBorders>
+              <w:top w:val="single" w:sz="2" w:space="0" w:color="000000"/>
+              <w:left w:val="nil"/>
+              <w:bottom w:val="single" w:sz="2" w:space="0" w:color="000000"/>
+              <w:right w:val="single" w:sz="2" w:space="0" w:color="000000"/>
+            </w:tcBorders>
+            <w:hideMark/>
+          </w:tcPr>
+          <w:p>
+            <w:pPr>
+              <w:rPr>
+                <w:color w:val="92D050"/>
+                <w:lang w:val="sr-Latn-RS"/>
+              </w:rPr>
+            </w:pPr>
+            <w:r>
+              <w:rPr>
+                <w:color w:val="92D050"/>
+                <w:lang w:val="sr-Latn-RS"/>
+              </w:rPr>
+              <w:t>800</w:t>
+            </w:r>
+          </w:p>
+        </w:tc>
+        <w:tc>
+          <w:tcPr>
+            <w:tcW w:w="0" w:type="auto"/>
+            <w:tcBorders>
+              <w:top w:val="single" w:sz="2" w:space="0" w:color="000000"/>
+              <w:left w:val="nil"/>
+              <w:bottom w:val="single" w:sz="2" w:space="0" w:color="000000"/>
+              <w:right w:val="single" w:sz="2" w:space="0" w:color="000000"/>
+            </w:tcBorders>
+            <w:hideMark/>
+          </w:tcPr>
+          <w:p>
+            <w:pPr>
+              <w:rPr>
+                <w:color w:val="92D050"/>
+                <w:lang w:val="sr-Latn-RS"/>
+              </w:rPr>
+            </w:pPr>
+            <w:r>
+              <w:rPr>
+                <w:color w:val="92D050"/>
+                <w:lang w:val="sr-Latn-RS"/>
+              </w:rPr>
+              <w:t>884</w:t>
+            </w:r>
+          </w:p>
+        </w:tc>
+        <w:tc>
+          <w:tcPr>
+            <w:tcW w:w="0" w:type="auto"/>
+            <w:tcBorders>
+              <w:top w:val="single" w:sz="2" w:space="0" w:color="000000"/>
+              <w:left w:val="nil"/>
+              <w:bottom w:val="single" w:sz="2" w:space="0" w:color="000000"/>
+              <w:right w:val="nil"/>
+            </w:tcBorders>
+            <w:hideMark/>
+          </w:tcPr>
+          <w:p>
+            <w:pPr>
+              <w:rPr>
+                <w:color w:val="92D050"/>
+                <w:lang w:val="sr-Latn-RS"/>
+              </w:rPr>
+            </w:pPr>
+            <w:r>
+              <w:rPr>
+                <w:color w:val="92D050"/>
+                <w:lang w:val="sr-Latn-RS"/>
+              </w:rPr>
+              <w:t>0-8</w:t>
+            </w:r>
+          </w:p>
+        </w:tc>
+      </w:tr>
+      <w:tr>
+        <w:trPr>
+          <w:cantSplit/>
+          <w:tblCellSpacing w:w="0" w:type="dxa"/>
+          <w:jc w:val="center"/>
+        </w:trPr>
+        <w:tc>
+          <w:tcPr>
+            <w:tcW w:w="0" w:type="auto"/>
+            <w:tcBorders>
+              <w:top w:val="single" w:sz="2" w:space="0" w:color="000000"/>
+              <w:left w:val="nil"/>
+              <w:bottom w:val="single" w:sz="2" w:space="0" w:color="000000"/>
+              <w:right w:val="single" w:sz="2" w:space="0" w:color="000000"/>
+            </w:tcBorders>
+            <w:hideMark/>
+          </w:tcPr>
+          <w:p>
+            <w:pPr>
+              <w:rPr>
+                <w:color w:val="92D050"/>
+                <w:lang w:val="sr-Latn-RS"/>
+              </w:rPr>
+            </w:pPr>
+            <w:r>
+              <w:rPr>
+                <w:color w:val="92D050"/>
+                <w:lang w:val="sr-Latn-RS"/>
+              </w:rPr>
+              <w:lastRenderedPageBreak/>
+              <w:t>Nested Switch (return)</w:t>
+            </w:r>
+          </w:p>
+        </w:tc>
+        <w:tc>
+          <w:tcPr>
+            <w:tcW w:w="0" w:type="auto"/>
+            <w:tcBorders>
+              <w:top w:val="single" w:sz="2" w:space="0" w:color="000000"/>
+              <w:left w:val="nil"/>
+              <w:bottom w:val="single" w:sz="2" w:space="0" w:color="000000"/>
+              <w:right w:val="single" w:sz="2" w:space="0" w:color="000000"/>
+            </w:tcBorders>
+            <w:hideMark/>
+          </w:tcPr>
+          <w:p>
+            <w:pPr>
+              <w:rPr>
+                <w:color w:val="92D050"/>
+                <w:lang w:val="sr-Latn-RS"/>
+              </w:rPr>
+            </w:pPr>
+            <w:r>
+              <w:rPr>
+                <w:color w:val="92D050"/>
+                <w:lang w:val="sr-Latn-RS"/>
+              </w:rPr>
+              <w:t>1508</w:t>
+            </w:r>
+          </w:p>
+        </w:tc>
+        <w:tc>
+          <w:tcPr>
+            <w:tcW w:w="0" w:type="auto"/>
+            <w:tcBorders>
+              <w:top w:val="single" w:sz="2" w:space="0" w:color="000000"/>
+              <w:left w:val="nil"/>
+              <w:bottom w:val="single" w:sz="2" w:space="0" w:color="000000"/>
+              <w:right w:val="single" w:sz="2" w:space="0" w:color="000000"/>
+            </w:tcBorders>
+            <w:hideMark/>
+          </w:tcPr>
+          <w:p>
+            <w:pPr>
+              <w:rPr>
+                <w:color w:val="92D050"/>
+                <w:lang w:val="sr-Latn-RS"/>
+              </w:rPr>
+            </w:pPr>
+            <w:r>
+              <w:rPr>
+                <w:color w:val="92D050"/>
+                <w:lang w:val="sr-Latn-RS"/>
+              </w:rPr>
+              <w:t>832</w:t>
+            </w:r>
+          </w:p>
+        </w:tc>
+        <w:tc>
+          <w:tcPr>
+            <w:tcW w:w="0" w:type="auto"/>
+            <w:tcBorders>
+              <w:top w:val="single" w:sz="2" w:space="0" w:color="000000"/>
+              <w:left w:val="nil"/>
+              <w:bottom w:val="single" w:sz="2" w:space="0" w:color="000000"/>
+              <w:right w:val="single" w:sz="2" w:space="0" w:color="000000"/>
+            </w:tcBorders>
+            <w:hideMark/>
+          </w:tcPr>
+          <w:p>
+            <w:pPr>
+              <w:rPr>
+                <w:color w:val="92D050"/>
+                <w:lang w:val="sr-Latn-RS"/>
+              </w:rPr>
+            </w:pPr>
+            <w:r>
+              <w:rPr>
+                <w:color w:val="92D050"/>
+                <w:lang w:val="sr-Latn-RS"/>
+              </w:rPr>
+              <w:t>932</w:t>
+            </w:r>
+          </w:p>
+        </w:tc>
+        <w:tc>
+          <w:tcPr>
+            <w:tcW w:w="0" w:type="auto"/>
+            <w:tcBorders>
+              <w:top w:val="single" w:sz="2" w:space="0" w:color="000000"/>
+              <w:left w:val="nil"/>
+              <w:bottom w:val="single" w:sz="2" w:space="0" w:color="000000"/>
+              <w:right w:val="nil"/>
+            </w:tcBorders>
+            <w:hideMark/>
+          </w:tcPr>
+          <w:p>
+            <w:pPr>
+              <w:rPr>
+                <w:color w:val="92D050"/>
+                <w:lang w:val="sr-Latn-RS"/>
+              </w:rPr>
+            </w:pPr>
+            <w:r>
+              <w:rPr>
+                <w:color w:val="92D050"/>
+                <w:lang w:val="sr-Latn-RS"/>
+              </w:rPr>
+              <w:t>0-8</w:t>
+            </w:r>
+          </w:p>
+        </w:tc>
+      </w:tr>
+      <w:tr>
+        <w:trPr>
+          <w:cantSplit/>
+          <w:tblCellSpacing w:w="0" w:type="dxa"/>
+          <w:jc w:val="center"/>
+        </w:trPr>
+        <w:tc>
+          <w:tcPr>
+            <w:tcW w:w="0" w:type="auto"/>
+            <w:tcBorders>
+              <w:top w:val="single" w:sz="2" w:space="0" w:color="000000"/>
+              <w:left w:val="nil"/>
+              <w:bottom w:val="single" w:sz="2" w:space="0" w:color="000000"/>
+              <w:right w:val="single" w:sz="2" w:space="0" w:color="000000"/>
+            </w:tcBorders>
+            <w:hideMark/>
+          </w:tcPr>
+          <w:p>
+            <w:pPr>
+              <w:rPr>
+                <w:color w:val="92D050"/>
+                <w:lang w:val="sr-Latn-RS"/>
+              </w:rPr>
+            </w:pPr>
+            <w:r>
+              <w:rPr>
+                <w:color w:val="92D050"/>
+                <w:lang w:val="sr-Latn-RS"/>
+              </w:rPr>
+              <w:t>Nested Switch (break)</w:t>
+            </w:r>
+          </w:p>
+        </w:tc>
+        <w:tc>
+          <w:tcPr>
+            <w:tcW w:w="0" w:type="auto"/>
+            <w:tcBorders>
+              <w:top w:val="single" w:sz="2" w:space="0" w:color="000000"/>
+              <w:left w:val="nil"/>
+              <w:bottom w:val="single" w:sz="2" w:space="0" w:color="000000"/>
+              <w:right w:val="single" w:sz="2" w:space="0" w:color="000000"/>
+            </w:tcBorders>
+            <w:hideMark/>
+          </w:tcPr>
+          <w:p>
+            <w:pPr>
+              <w:rPr>
+                <w:color w:val="92D050"/>
+                <w:lang w:val="sr-Latn-RS"/>
+              </w:rPr>
+            </w:pPr>
+            <w:r>
+              <w:rPr>
+                <w:color w:val="92D050"/>
+                <w:lang w:val="sr-Latn-RS"/>
+              </w:rPr>
+              <w:t>1592</w:t>
+            </w:r>
+          </w:p>
+        </w:tc>
+        <w:tc>
+          <w:tcPr>
+            <w:tcW w:w="0" w:type="auto"/>
+            <w:tcBorders>
+              <w:top w:val="single" w:sz="2" w:space="0" w:color="000000"/>
+              <w:left w:val="nil"/>
+              <w:bottom w:val="single" w:sz="2" w:space="0" w:color="000000"/>
+              <w:right w:val="single" w:sz="2" w:space="0" w:color="000000"/>
+            </w:tcBorders>
+            <w:hideMark/>
+          </w:tcPr>
+          <w:p>
+            <w:pPr>
+              <w:rPr>
+                <w:color w:val="92D050"/>
+                <w:lang w:val="sr-Latn-RS"/>
+              </w:rPr>
+            </w:pPr>
+            <w:r>
+              <w:rPr>
+                <w:color w:val="92D050"/>
+                <w:lang w:val="sr-Latn-RS"/>
+              </w:rPr>
+              <w:t>816</w:t>
+            </w:r>
+          </w:p>
+        </w:tc>
+        <w:tc>
+          <w:tcPr>
+            <w:tcW w:w="0" w:type="auto"/>
+            <w:tcBorders>
+              <w:top w:val="single" w:sz="2" w:space="0" w:color="000000"/>
+              <w:left w:val="nil"/>
+              <w:bottom w:val="single" w:sz="2" w:space="0" w:color="000000"/>
+              <w:right w:val="single" w:sz="2" w:space="0" w:color="000000"/>
+            </w:tcBorders>
+            <w:hideMark/>
+          </w:tcPr>
+          <w:p>
+            <w:pPr>
+              <w:rPr>
+                <w:color w:val="92D050"/>
+                <w:lang w:val="sr-Latn-RS"/>
+              </w:rPr>
+            </w:pPr>
+            <w:r>
+              <w:rPr>
+                <w:color w:val="92D050"/>
+                <w:lang w:val="sr-Latn-RS"/>
+              </w:rPr>
+              <w:t>932</w:t>
+            </w:r>
+          </w:p>
+        </w:tc>
+        <w:tc>
+          <w:tcPr>
+            <w:tcW w:w="0" w:type="auto"/>
+            <w:tcBorders>
+              <w:top w:val="single" w:sz="2" w:space="0" w:color="000000"/>
+              <w:left w:val="nil"/>
+              <w:bottom w:val="single" w:sz="2" w:space="0" w:color="000000"/>
+              <w:right w:val="nil"/>
+            </w:tcBorders>
+            <w:hideMark/>
+          </w:tcPr>
+          <w:p>
+            <w:pPr>
+              <w:rPr>
+                <w:color w:val="92D050"/>
+                <w:lang w:val="sr-Latn-RS"/>
+              </w:rPr>
+            </w:pPr>
+            <w:r>
+              <w:rPr>
+                <w:color w:val="92D050"/>
+                <w:lang w:val="sr-Latn-RS"/>
+              </w:rPr>
+              <w:t>0-8</w:t>
+            </w:r>
+          </w:p>
+        </w:tc>
+      </w:tr>
+      <w:tr>
+        <w:trPr>
+          <w:cantSplit/>
+          <w:tblCellSpacing w:w="0" w:type="dxa"/>
+          <w:jc w:val="center"/>
+        </w:trPr>
+        <w:tc>
+          <w:tcPr>
+            <w:tcW w:w="0" w:type="auto"/>
+            <w:tcBorders>
+              <w:top w:val="single" w:sz="2" w:space="0" w:color="000000"/>
+              <w:left w:val="nil"/>
+              <w:bottom w:val="single" w:sz="2" w:space="0" w:color="000000"/>
+              <w:right w:val="single" w:sz="2" w:space="0" w:color="000000"/>
+            </w:tcBorders>
+            <w:hideMark/>
+          </w:tcPr>
+          <w:p>
+            <w:pPr>
+              <w:rPr>
+                <w:color w:val="92D050"/>
+                <w:lang w:val="sr-Latn-RS"/>
+              </w:rPr>
+            </w:pPr>
+            <w:r>
+              <w:rPr>
+                <w:color w:val="92D050"/>
+                <w:lang w:val="sr-Latn-RS"/>
+              </w:rPr>
+              <w:t>Array of Structs</w:t>
+            </w:r>
+          </w:p>
+        </w:tc>
+        <w:tc>
+          <w:tcPr>
+            <w:tcW w:w="0" w:type="auto"/>
+            <w:tcBorders>
+              <w:top w:val="single" w:sz="2" w:space="0" w:color="000000"/>
+              <w:left w:val="nil"/>
+              <w:bottom w:val="single" w:sz="2" w:space="0" w:color="000000"/>
+              <w:right w:val="single" w:sz="2" w:space="0" w:color="000000"/>
+            </w:tcBorders>
+            <w:hideMark/>
+          </w:tcPr>
+          <w:p>
+            <w:pPr>
+              <w:rPr>
+                <w:color w:val="92D050"/>
+                <w:lang w:val="sr-Latn-RS"/>
+              </w:rPr>
+            </w:pPr>
+            <w:r>
+              <w:rPr>
+                <w:color w:val="92D050"/>
+                <w:lang w:val="sr-Latn-RS"/>
+              </w:rPr>
+              <w:t>1540</w:t>
+            </w:r>
+          </w:p>
+        </w:tc>
+        <w:tc>
+          <w:tcPr>
+            <w:tcW w:w="0" w:type="auto"/>
+            <w:tcBorders>
+              <w:top w:val="single" w:sz="2" w:space="0" w:color="000000"/>
+              <w:left w:val="nil"/>
+              <w:bottom w:val="single" w:sz="2" w:space="0" w:color="000000"/>
+              <w:right w:val="single" w:sz="2" w:space="0" w:color="000000"/>
+            </w:tcBorders>
+            <w:hideMark/>
+          </w:tcPr>
+          <w:p>
+            <w:pPr>
+              <w:rPr>
+                <w:color w:val="92D050"/>
+                <w:lang w:val="sr-Latn-RS"/>
+              </w:rPr>
+            </w:pPr>
+            <w:r>
+              <w:rPr>
+                <w:color w:val="92D050"/>
+                <w:lang w:val="sr-Latn-RS"/>
+              </w:rPr>
+              <w:t>824</w:t>
+            </w:r>
+          </w:p>
+        </w:tc>
+        <w:tc>
+          <w:tcPr>
+            <w:tcW w:w="0" w:type="auto"/>
+            <w:tcBorders>
+              <w:top w:val="single" w:sz="2" w:space="0" w:color="000000"/>
+              <w:left w:val="nil"/>
+              <w:bottom w:val="single" w:sz="2" w:space="0" w:color="000000"/>
+              <w:right w:val="single" w:sz="2" w:space="0" w:color="000000"/>
+            </w:tcBorders>
+            <w:hideMark/>
+          </w:tcPr>
+          <w:p>
+            <w:pPr>
+              <w:rPr>
+                <w:color w:val="92D050"/>
+                <w:lang w:val="sr-Latn-RS"/>
+              </w:rPr>
+            </w:pPr>
+            <w:r>
+              <w:rPr>
+                <w:color w:val="92D050"/>
+                <w:lang w:val="sr-Latn-RS"/>
+              </w:rPr>
+              <w:t>880</w:t>
+            </w:r>
+          </w:p>
+        </w:tc>
+        <w:tc>
+          <w:tcPr>
+            <w:tcW w:w="0" w:type="auto"/>
+            <w:tcBorders>
+              <w:top w:val="single" w:sz="2" w:space="0" w:color="000000"/>
+              <w:left w:val="nil"/>
+              <w:bottom w:val="single" w:sz="2" w:space="0" w:color="000000"/>
+              <w:right w:val="nil"/>
+            </w:tcBorders>
+            <w:hideMark/>
+          </w:tcPr>
+          <w:p>
+            <w:pPr>
+              <w:rPr>
+                <w:color w:val="92D050"/>
+                <w:lang w:val="sr-Latn-RS"/>
+              </w:rPr>
+            </w:pPr>
+            <w:r>
+              <w:rPr>
+                <w:color w:val="92D050"/>
+                <w:lang w:val="sr-Latn-RS"/>
+              </w:rPr>
+              <w:t>0-8</w:t>
+            </w:r>
+          </w:p>
+        </w:tc>
+      </w:tr>
+      <w:tr>
+        <w:trPr>
+          <w:cantSplit/>
+          <w:tblCellSpacing w:w="0" w:type="dxa"/>
+          <w:jc w:val="center"/>
+        </w:trPr>
+        <w:tc>
+          <w:tcPr>
+            <w:tcW w:w="0" w:type="auto"/>
+            <w:tcBorders>
+              <w:top w:val="single" w:sz="2" w:space="0" w:color="000000"/>
+              <w:left w:val="nil"/>
+              <w:bottom w:val="single" w:sz="2" w:space="0" w:color="000000"/>
+              <w:right w:val="single" w:sz="2" w:space="0" w:color="000000"/>
+            </w:tcBorders>
+            <w:hideMark/>
+          </w:tcPr>
+          <w:p>
+            <w:pPr>
+              <w:rPr>
+                <w:color w:val="92D050"/>
+                <w:lang w:val="sr-Latn-RS"/>
+              </w:rPr>
+            </w:pPr>
+            <w:r>
+              <w:rPr>
+                <w:color w:val="92D050"/>
+                <w:lang w:val="sr-Latn-RS"/>
+              </w:rPr>
+              <w:t>State Object</w:t>
+            </w:r>
+          </w:p>
+        </w:tc>
+        <w:tc>
+          <w:tcPr>
+            <w:tcW w:w="0" w:type="auto"/>
+            <w:tcBorders>
+              <w:top w:val="single" w:sz="2" w:space="0" w:color="000000"/>
+              <w:left w:val="nil"/>
+              <w:bottom w:val="single" w:sz="2" w:space="0" w:color="000000"/>
+              <w:right w:val="single" w:sz="2" w:space="0" w:color="000000"/>
+            </w:tcBorders>
+            <w:hideMark/>
+          </w:tcPr>
+          <w:p>
+            <w:pPr>
+              <w:rPr>
+                <w:color w:val="92D050"/>
+                <w:lang w:val="sr-Latn-RS"/>
+              </w:rPr>
+            </w:pPr>
+            <w:r>
+              <w:rPr>
+                <w:color w:val="92D050"/>
+                <w:lang w:val="sr-Latn-RS"/>
+              </w:rPr>
+              <w:t>1640</w:t>
+            </w:r>
+          </w:p>
+        </w:tc>
+        <w:tc>
+          <w:tcPr>
+            <w:tcW w:w="0" w:type="auto"/>
+            <w:tcBorders>
+              <w:top w:val="single" w:sz="2" w:space="0" w:color="000000"/>
+              <w:left w:val="nil"/>
+              <w:bottom w:val="single" w:sz="2" w:space="0" w:color="000000"/>
+              <w:right w:val="single" w:sz="2" w:space="0" w:color="000000"/>
+            </w:tcBorders>
+            <w:hideMark/>
+          </w:tcPr>
+          <w:p>
+            <w:pPr>
+              <w:rPr>
+                <w:color w:val="92D050"/>
+                <w:lang w:val="sr-Latn-RS"/>
+              </w:rPr>
+            </w:pPr>
+            <w:r>
+              <w:rPr>
+                <w:color w:val="92D050"/>
+                <w:lang w:val="sr-Latn-RS"/>
+              </w:rPr>
+              <w:t>908</w:t>
+            </w:r>
+          </w:p>
+        </w:tc>
+        <w:tc>
+          <w:tcPr>
+            <w:tcW w:w="0" w:type="auto"/>
+            <w:tcBorders>
+              <w:top w:val="single" w:sz="2" w:space="0" w:color="000000"/>
+              <w:left w:val="nil"/>
+              <w:bottom w:val="single" w:sz="2" w:space="0" w:color="000000"/>
+              <w:right w:val="single" w:sz="2" w:space="0" w:color="000000"/>
+            </w:tcBorders>
+            <w:hideMark/>
+          </w:tcPr>
+          <w:p>
+            <w:pPr>
+              <w:rPr>
+                <w:color w:val="92D050"/>
+                <w:lang w:val="sr-Latn-RS"/>
+              </w:rPr>
+            </w:pPr>
+            <w:r>
+              <w:rPr>
+                <w:color w:val="92D050"/>
+                <w:lang w:val="sr-Latn-RS"/>
+              </w:rPr>
+              <w:t>960</w:t>
+            </w:r>
+          </w:p>
+        </w:tc>
+        <w:tc>
+          <w:tcPr>
+            <w:tcW w:w="0" w:type="auto"/>
+            <w:tcBorders>
+              <w:top w:val="single" w:sz="2" w:space="0" w:color="000000"/>
+              <w:left w:val="nil"/>
+              <w:bottom w:val="single" w:sz="2" w:space="0" w:color="000000"/>
+              <w:right w:val="nil"/>
+            </w:tcBorders>
+            <w:hideMark/>
+          </w:tcPr>
+          <w:p>
+            <w:pPr>
+              <w:rPr>
+                <w:color w:val="92D050"/>
+                <w:lang w:val="sr-Latn-RS"/>
+              </w:rPr>
+            </w:pPr>
+            <w:r>
+              <w:rPr>
+                <w:color w:val="92D050"/>
+                <w:lang w:val="sr-Latn-RS"/>
+              </w:rPr>
+              <w:t>0-8</w:t>
+            </w:r>
+          </w:p>
+        </w:tc>
+      </w:tr>
+      <w:tr>
+        <w:trPr>
+          <w:cantSplit/>
+          <w:tblCellSpacing w:w="0" w:type="dxa"/>
+          <w:jc w:val="center"/>
+        </w:trPr>
+        <w:tc>
+          <w:tcPr>
+            <w:tcW w:w="0" w:type="auto"/>
+            <w:tcBorders>
+              <w:top w:val="single" w:sz="2" w:space="0" w:color="000000"/>
+              <w:left w:val="nil"/>
+              <w:bottom w:val="single" w:sz="2" w:space="0" w:color="000000"/>
+              <w:right w:val="single" w:sz="2" w:space="0" w:color="000000"/>
+            </w:tcBorders>
+            <w:hideMark/>
+          </w:tcPr>
+          <w:p>
+            <w:pPr>
+              <w:rPr>
+                <w:color w:val="92D050"/>
+                <w:lang w:val="sr-Latn-RS"/>
+              </w:rPr>
+            </w:pPr>
+            <w:r>
+              <w:rPr>
+                <w:color w:val="92D050"/>
+                <w:lang w:val="sr-Latn-RS"/>
+              </w:rPr>
+              <w:t>HSM Flat</w:t>
+            </w:r>
+          </w:p>
+        </w:tc>
+        <w:tc>
+          <w:tcPr>
+            <w:tcW w:w="0" w:type="auto"/>
+            <w:tcBorders>
+              <w:top w:val="single" w:sz="2" w:space="0" w:color="000000"/>
+              <w:left w:val="nil"/>
+              <w:bottom w:val="single" w:sz="2" w:space="0" w:color="000000"/>
+              <w:right w:val="single" w:sz="2" w:space="0" w:color="000000"/>
+            </w:tcBorders>
+            <w:hideMark/>
+          </w:tcPr>
+          <w:p>
+            <w:pPr>
+              <w:rPr>
+                <w:color w:val="92D050"/>
+                <w:lang w:val="sr-Latn-RS"/>
+              </w:rPr>
+            </w:pPr>
+            <w:r>
+              <w:rPr>
+                <w:color w:val="92D050"/>
+                <w:lang w:val="sr-Latn-RS"/>
+              </w:rPr>
+              <w:t>1752</w:t>
+            </w:r>
+          </w:p>
+        </w:tc>
+        <w:tc>
+          <w:tcPr>
+            <w:tcW w:w="0" w:type="auto"/>
+            <w:tcBorders>
+              <w:top w:val="single" w:sz="2" w:space="0" w:color="000000"/>
+              <w:left w:val="nil"/>
+              <w:bottom w:val="single" w:sz="2" w:space="0" w:color="000000"/>
+              <w:right w:val="single" w:sz="2" w:space="0" w:color="000000"/>
+            </w:tcBorders>
+            <w:hideMark/>
+          </w:tcPr>
+          <w:p>
+            <w:pPr>
+              <w:rPr>
+                <w:color w:val="92D050"/>
+                <w:lang w:val="sr-Latn-RS"/>
+              </w:rPr>
+            </w:pPr>
+            <w:r>
+              <w:rPr>
+                <w:color w:val="92D050"/>
+                <w:lang w:val="sr-Latn-RS"/>
+              </w:rPr>
+              <w:t>956</w:t>
+            </w:r>
+          </w:p>
+        </w:tc>
+        <w:tc>
+          <w:tcPr>
+            <w:tcW w:w="0" w:type="auto"/>
+            <w:tcBorders>
+              <w:top w:val="single" w:sz="2" w:space="0" w:color="000000"/>
+              <w:left w:val="nil"/>
+              <w:bottom w:val="single" w:sz="2" w:space="0" w:color="000000"/>
+              <w:right w:val="single" w:sz="2" w:space="0" w:color="000000"/>
+            </w:tcBorders>
+            <w:hideMark/>
+          </w:tcPr>
+          <w:p>
+            <w:pPr>
+              <w:rPr>
+                <w:color w:val="92D050"/>
+                <w:lang w:val="sr-Latn-RS"/>
+              </w:rPr>
+            </w:pPr>
+            <w:r>
+              <w:rPr>
+                <w:color w:val="92D050"/>
+                <w:lang w:val="sr-Latn-RS"/>
+              </w:rPr>
+              <w:t>1012</w:t>
+            </w:r>
+          </w:p>
+        </w:tc>
+        <w:tc>
+          <w:tcPr>
+            <w:tcW w:w="0" w:type="auto"/>
+            <w:tcBorders>
+              <w:top w:val="single" w:sz="2" w:space="0" w:color="000000"/>
+              <w:left w:val="nil"/>
+              <w:bottom w:val="single" w:sz="2" w:space="0" w:color="000000"/>
+              <w:right w:val="nil"/>
+            </w:tcBorders>
+            <w:hideMark/>
+          </w:tcPr>
+          <w:p>
+            <w:pPr>
+              <w:rPr>
+                <w:color w:val="92D050"/>
+                <w:lang w:val="sr-Latn-RS"/>
+              </w:rPr>
+            </w:pPr>
+            <w:r>
+              <w:rPr>
+                <w:color w:val="92D050"/>
+                <w:lang w:val="sr-Latn-RS"/>
+              </w:rPr>
+              <w:t>0-8</w:t>
+            </w:r>
+          </w:p>
+        </w:tc>
+      </w:tr>
+      <w:tr>
+        <w:trPr>
+          <w:cantSplit/>
+          <w:tblCellSpacing w:w="0" w:type="dxa"/>
+          <w:jc w:val="center"/>
+        </w:trPr>
+        <w:tc>
+          <w:tcPr>
+            <w:tcW w:w="0" w:type="auto"/>
+            <w:tcBorders>
+              <w:top w:val="single" w:sz="2" w:space="0" w:color="000000"/>
+              <w:left w:val="nil"/>
+              <w:bottom w:val="single" w:sz="2" w:space="0" w:color="000000"/>
+              <w:right w:val="single" w:sz="2" w:space="0" w:color="000000"/>
+            </w:tcBorders>
+            <w:hideMark/>
+          </w:tcPr>
+          <w:p>
+            <w:pPr>
+              <w:rPr>
+                <w:color w:val="92D050"/>
+                <w:lang w:val="sr-Latn-RS"/>
+              </w:rPr>
+            </w:pPr>
+            <w:r>
+              <w:rPr>
+                <w:color w:val="92D050"/>
+                <w:lang w:val="sr-Latn-RS"/>
+              </w:rPr>
+              <w:t>HSM Nested</w:t>
+            </w:r>
+          </w:p>
+        </w:tc>
+        <w:tc>
+          <w:tcPr>
+            <w:tcW w:w="0" w:type="auto"/>
+            <w:tcBorders>
+              <w:top w:val="single" w:sz="2" w:space="0" w:color="000000"/>
+              <w:left w:val="nil"/>
+              <w:bottom w:val="single" w:sz="2" w:space="0" w:color="000000"/>
+              <w:right w:val="single" w:sz="2" w:space="0" w:color="000000"/>
+            </w:tcBorders>
+            <w:hideMark/>
+          </w:tcPr>
+          <w:p>
+            <w:pPr>
+              <w:rPr>
+                <w:color w:val="92D050"/>
+                <w:lang w:val="sr-Latn-RS"/>
+              </w:rPr>
+            </w:pPr>
+            <w:r>
+              <w:rPr>
+                <w:color w:val="92D050"/>
+                <w:lang w:val="sr-Latn-RS"/>
+              </w:rPr>
+              <w:t>1920</w:t>
+            </w:r>
+          </w:p>
+        </w:tc>
+        <w:tc>
+          <w:tcPr>
+            <w:tcW w:w="0" w:type="auto"/>
+            <w:tcBorders>
+              <w:top w:val="single" w:sz="2" w:space="0" w:color="000000"/>
+              <w:left w:val="nil"/>
+              <w:bottom w:val="single" w:sz="2" w:space="0" w:color="000000"/>
+              <w:right w:val="single" w:sz="2" w:space="0" w:color="000000"/>
+            </w:tcBorders>
+            <w:hideMark/>
+          </w:tcPr>
+          <w:p>
+            <w:pPr>
+              <w:rPr>
+                <w:color w:val="92D050"/>
+                <w:lang w:val="sr-Latn-RS"/>
+              </w:rPr>
+            </w:pPr>
+            <w:r>
+              <w:rPr>
+                <w:color w:val="92D050"/>
+                <w:lang w:val="sr-Latn-RS"/>
+              </w:rPr>
+              <w:t>1148</w:t>
+            </w:r>
+          </w:p>
+        </w:tc>
+        <w:tc>
+          <w:tcPr>
+            <w:tcW w:w="0" w:type="auto"/>
+            <w:tcBorders>
+              <w:top w:val="single" w:sz="2" w:space="0" w:color="000000"/>
+              <w:left w:val="nil"/>
+              <w:bottom w:val="single" w:sz="2" w:space="0" w:color="000000"/>
+              <w:right w:val="single" w:sz="2" w:space="0" w:color="000000"/>
+            </w:tcBorders>
+            <w:hideMark/>
+          </w:tcPr>
+          <w:p>
+            <w:pPr>
+              <w:rPr>
+                <w:color w:val="92D050"/>
+                <w:lang w:val="sr-Latn-RS"/>
+              </w:rPr>
+            </w:pPr>
+            <w:r>
+              <w:rPr>
+                <w:color w:val="92D050"/>
+                <w:lang w:val="sr-Latn-RS"/>
+              </w:rPr>
+              <w:t>1200</w:t>
+            </w:r>
+          </w:p>
+        </w:tc>
+        <w:tc>
+          <w:tcPr>
+            <w:tcW w:w="0" w:type="auto"/>
+            <w:tcBorders>
+              <w:top w:val="single" w:sz="2" w:space="0" w:color="000000"/>
+              <w:left w:val="nil"/>
+              <w:bottom w:val="single" w:sz="2" w:space="0" w:color="000000"/>
+              <w:right w:val="nil"/>
+            </w:tcBorders>
+            <w:hideMark/>
+          </w:tcPr>
+          <w:p>
+            <w:pPr>
+              <w:rPr>
+                <w:color w:val="92D050"/>
+                <w:lang w:val="sr-Latn-RS"/>
+              </w:rPr>
+            </w:pPr>
+            <w:r>
+              <w:rPr>
+                <w:color w:val="92D050"/>
+                <w:lang w:val="sr-Latn-RS"/>
+              </w:rPr>
+              <w:t>0-8</w:t>
+            </w:r>
+          </w:p>
+        </w:tc>
+      </w:tr>
+      <w:tr>
+        <w:trPr>
+          <w:cantSplit/>
+          <w:tblCellSpacing w:w="0" w:type="dxa"/>
+          <w:jc w:val="center"/>
+        </w:trPr>
+        <w:tc>
+          <w:tcPr>
+            <w:tcW w:w="0" w:type="auto"/>
+            <w:tcBorders>
+              <w:top w:val="single" w:sz="2" w:space="0" w:color="000000"/>
+              <w:left w:val="nil"/>
+              <w:bottom w:val="single" w:sz="2" w:space="0" w:color="000000"/>
+              <w:right w:val="single" w:sz="2" w:space="0" w:color="000000"/>
+            </w:tcBorders>
+            <w:hideMark/>
+          </w:tcPr>
+          <w:p>
+            <w:pPr>
+              <w:rPr>
+                <w:color w:val="92D050"/>
+                <w:lang w:val="sr-Latn-RS"/>
+              </w:rPr>
+            </w:pPr>
+            <w:r>
+              <w:rPr>
+                <w:color w:val="92D050"/>
+                <w:lang w:val="sr-Latn-RS"/>
+              </w:rPr>
+              <w:t>Lookup Table (Santic)</w:t>
+            </w:r>
+          </w:p>
+        </w:tc>
+        <w:tc>
+          <w:tcPr>
+            <w:tcW w:w="0" w:type="auto"/>
+            <w:tcBorders>
+              <w:top w:val="single" w:sz="2" w:space="0" w:color="000000"/>
+              <w:left w:val="nil"/>
+              <w:bottom w:val="single" w:sz="2" w:space="0" w:color="000000"/>
+              <w:right w:val="single" w:sz="2" w:space="0" w:color="000000"/>
+            </w:tcBorders>
+            <w:hideMark/>
+          </w:tcPr>
+          <w:p>
+            <w:pPr>
+              <w:rPr>
+                <w:color w:val="92D050"/>
+                <w:lang w:val="sr-Latn-RS"/>
+              </w:rPr>
+            </w:pPr>
+            <w:r>
+              <w:rPr>
+                <w:color w:val="92D050"/>
+                <w:lang w:val="sr-Latn-RS"/>
+              </w:rPr>
+              <w:t>1672</w:t>
+            </w:r>
+          </w:p>
+        </w:tc>
+        <w:tc>
+          <w:tcPr>
+            <w:tcW w:w="0" w:type="auto"/>
+            <w:tcBorders>
+              <w:top w:val="single" w:sz="2" w:space="0" w:color="000000"/>
+              <w:left w:val="nil"/>
+              <w:bottom w:val="single" w:sz="2" w:space="0" w:color="000000"/>
+              <w:right w:val="single" w:sz="2" w:space="0" w:color="000000"/>
+            </w:tcBorders>
+            <w:hideMark/>
+          </w:tcPr>
+          <w:p>
+            <w:pPr>
+              <w:rPr>
+                <w:color w:val="92D050"/>
+                <w:lang w:val="sr-Latn-RS"/>
+              </w:rPr>
+            </w:pPr>
+            <w:r>
+              <w:rPr>
+                <w:color w:val="92D050"/>
+                <w:lang w:val="sr-Latn-RS"/>
+              </w:rPr>
+              <w:t>1012</w:t>
+            </w:r>
+          </w:p>
+        </w:tc>
+        <w:tc>
+          <w:tcPr>
+            <w:tcW w:w="0" w:type="auto"/>
+            <w:tcBorders>
+              <w:top w:val="single" w:sz="2" w:space="0" w:color="000000"/>
+              <w:left w:val="nil"/>
+              <w:bottom w:val="single" w:sz="2" w:space="0" w:color="000000"/>
+              <w:right w:val="single" w:sz="2" w:space="0" w:color="000000"/>
+            </w:tcBorders>
+            <w:hideMark/>
+          </w:tcPr>
+          <w:p>
+            <w:pPr>
+              <w:rPr>
+                <w:color w:val="92D050"/>
+                <w:lang w:val="sr-Latn-RS"/>
+              </w:rPr>
+            </w:pPr>
+            <w:r>
+              <w:rPr>
+                <w:color w:val="92D050"/>
+                <w:lang w:val="sr-Latn-RS"/>
+              </w:rPr>
+              <w:t>1096</w:t>
+            </w:r>
+          </w:p>
+        </w:tc>
+        <w:tc>
+          <w:tcPr>
+            <w:tcW w:w="0" w:type="auto"/>
+            <w:tcBorders>
+              <w:top w:val="single" w:sz="2" w:space="0" w:color="000000"/>
+              <w:left w:val="nil"/>
+              <w:bottom w:val="single" w:sz="2" w:space="0" w:color="000000"/>
+              <w:right w:val="nil"/>
+            </w:tcBorders>
+            <w:hideMark/>
+          </w:tcPr>
+          <w:p>
+            <w:pPr>
+              <w:rPr>
+                <w:color w:val="92D050"/>
+                <w:lang w:val="sr-Latn-RS"/>
+              </w:rPr>
+            </w:pPr>
+            <w:r>
+              <w:rPr>
+                <w:color w:val="92D050"/>
+                <w:lang w:val="sr-Latn-RS"/>
+              </w:rPr>
+              <w:t>0-8</w:t>
+            </w:r>
+          </w:p>
+        </w:tc>
+      </w:tr>
+    </w:tbl>
+    <w:p>
+      <w:pPr>
+        <w:rPr>
+          <w:color w:val="92D050"/>
+          <w:lang w:val="sr-Latn-RS"/>
+        </w:rPr>
+      </w:pPr>
+    </w:p>
+    <w:p>
+      <w:pPr>
+        <w:rPr>
+          <w:color w:val="92D050"/>
+          <w:lang w:val="sr-Latn-RS"/>
+        </w:rPr>
+      </w:pPr>
+      <w:r>
+        <w:rPr>
+          <w:color w:val="92D050"/>
+          <w:lang w:val="sr-Latn-RS"/>
+        </w:rPr>
+        <w:t>Neto razlika u zauzeću Flash memorije između najkompaktnije implementacije (Indexed Table, 800 B na -Os) i najzahtevnije (HSM Nested, 1920 B na -O0) iznosi približno 1120 B, što je razlika reda veličine desetina odsto, a ne stotina puta kako su to sugerisali sirovi podaci. Zauzeće RAM memorije je praktično zanemarljivo za sve implementacije, sa razlikom od najviše 8 bajtova u odnosu na baseline, nezavisno od složenosti FSM pattern-a.</w:t>
+      </w:r>
+    </w:p>
+    <w:p>
+      <w:pPr>
+        <w:rPr>
+          <w:color w:val="92D050"/>
+          <w:lang w:val="sr-Latn-RS"/>
+        </w:rPr>
+      </w:pPr>
+      <w:bookmarkStart w:id="6" w:name="zaključak"/>
+      <w:r>
+        <w:rPr>
+          <w:b/>
+          <w:color w:val="92D050"/>
+          <w:lang w:val="sr-Latn-RS"/>
+        </w:rPr>
+        <w:t>Zaključak</w:t>
+      </w:r>
+      <w:bookmarkEnd w:id="6"/>
+    </w:p>
+    <w:p>
+      <w:pPr>
+        <w:rPr>
+          <w:color w:val="92D050"/>
+          <w:lang w:val="sr-Latn-RS"/>
+        </w:rPr>
+      </w:pPr>
+      <w:r>
+        <w:rPr>
+          <w:color w:val="92D050"/>
+          <w:lang w:val="sr-Latn-RS"/>
+        </w:rPr>
+        <w:t>Merenje praznog referentnog sketch-a i oduzimanje njegove vrednosti od svakog rezultata potvrđuje polaznu hipotezu: ogromna razlika u apsolutnim brojevima između AVR i ESP32 platforme ne odražava razliku u efikasnosti FSM implementacija, već razliku u veličini razvojnih okvira i standardnih biblioteka koje svaka platforma unosi. Kada se ovaj fiksni trošak izoluje, neto zauzeće memorije po FSM pattern-u na ESP32 platformi postaje uporedivo po redu veličine sa AVR platformom, a relativni odnos između pojedinačnih pattern-a (npr. da je Indexed Table dosledno najkompaktniji, a HSM Nested najzahtevniji) ostaje konzistentan na obe platforme. Ovim se potvrđuje da su zaključci o relativnoj efikasnosti FSM pattern-a nezavisni od izbora hardverske platforme, dok apsolutne vrednosti moraju uvek biti tumačene u kontekstu fiksnog troška razvojnog okvira.</w:t>
+      </w:r>
+    </w:p>
+    <w:p>
+      <w:pPr>
+        <w:rPr>
+          <w:color w:val="92D050"/>
+          <w:lang w:val="sr-Latn-RS"/>
+        </w:rPr>
+      </w:pPr>
+    </w:p>
+    <w:p>
+      <w:pPr>
+        <w:rPr>
+          <w:color w:val="EE0000"/>
+          <w:lang w:val="sr-Latn-RS"/>
+        </w:rPr>
+      </w:pPr>
+      <w:r>
+        <w:rPr>
+          <w:color w:val="000000" w:themeColor="text1"/>
+          <w:lang w:val="sr-Latn-RS"/>
+        </w:rPr>
+        <w:t xml:space="preserve">Možemo </w:t>
+      </w:r>
+      <w:r>
+        <w:rPr>
+          <w:color w:val="000000" w:themeColor="text1"/>
+          <w:lang w:val="sr-Latn-RS"/>
+        </w:rPr>
+        <w:t>da zaključimo jeste da isti pattern teži različito zavisno od toga koliko memorije platforma ima na raspolaganju. Na AVR-u (2 KB RAM, 32 KB Flash) razlika između implementacija se stvarno oseti — HSM nested sa svojih 418 B RAM-a naspram 290 B za obični switch troši skoro 20% od ukupnog SRAM-a. Na ESP32-u (~320 KB RAM) ista razlika u bajtovima je zanemarljiva. Drugim rečima: na malim, resursno ograničenim pločicama, izbor implementacije FSM-a može odlučiti da li program uopšte stane u memoriju; na pločicama sa dosta memorije, isti izbor utiče samo na brzinu, ne i na to da li će program uopšte raditi.</w:t>
+      </w:r>
+    </w:p>
+    <w:p>
+      <w:pPr>
+        <w:rPr>
+          <w:color w:val="EE0000"/>
+          <w:lang w:val="sr-Latn-RS"/>
+        </w:rPr>
+      </w:pPr>
+      <w:r>
+        <w:rPr>
+          <w:color w:val="EE0000"/>
+          <w:lang w:val="sr-Latn-RS"/>
+        </w:rPr>
+        <w:lastRenderedPageBreak/>
+        <w:t>MQTT FSM</w:t>
+      </w:r>
+    </w:p>
+    <w:tbl>
+      <w:tblPr>
+        <w:tblW w:w="0" w:type="auto"/>
+        <w:tblCellSpacing w:w="15" w:type="dxa"/>
+        <w:tblCellMar>
+          <w:top w:w="15" w:type="dxa"/>
+          <w:left w:w="15" w:type="dxa"/>
+          <w:bottom w:w="15" w:type="dxa"/>
+          <w:right w:w="15" w:type="dxa"/>
+        </w:tblCellMar>
+        <w:tblLook w:val="04A0" w:firstRow="1" w:lastRow="0" w:firstColumn="1" w:lastColumn="0" w:noHBand="0" w:noVBand="1"/>
+      </w:tblPr>
+      <w:tblGrid>
+        <w:gridCol w:w="653"/>
+        <w:gridCol w:w="2341"/>
+        <w:gridCol w:w="2609"/>
+        <w:gridCol w:w="2942"/>
+      </w:tblGrid>
+      <w:tr>
+        <w:trPr>
+          <w:tblHeader/>
+          <w:tblCellSpacing w:w="15" w:type="dxa"/>
+        </w:trPr>
+        <w:tc>
+          <w:tcPr>
+            <w:tcW w:w="0" w:type="auto"/>
+            <w:vAlign w:val="center"/>
+            <w:hideMark/>
+          </w:tcPr>
+          <w:p>
+            <w:pPr>
+              <w:rPr>
+                <w:b/>
+                <w:bCs/>
+                <w:color w:val="000000" w:themeColor="text1"/>
+              </w:rPr>
+            </w:pPr>
+            <w:proofErr w:type="spellStart"/>
+            <w:r>
+              <w:rPr>
+                <w:b/>
+                <w:bCs/>
+                <w:color w:val="000000" w:themeColor="text1"/>
+              </w:rPr>
+              <w:t>Група</w:t>
+            </w:r>
+            <w:proofErr w:type="spellEnd"/>
+          </w:p>
+        </w:tc>
+        <w:tc>
+          <w:tcPr>
+            <w:tcW w:w="0" w:type="auto"/>
+            <w:vAlign w:val="center"/>
+            <w:hideMark/>
+          </w:tcPr>
+          <w:p>
+            <w:pPr>
+              <w:rPr>
+                <w:b/>
+                <w:bCs/>
+                <w:color w:val="000000" w:themeColor="text1"/>
+              </w:rPr>
+            </w:pPr>
+            <w:proofErr w:type="spellStart"/>
+            <w:r>
+              <w:rPr>
+                <w:b/>
+                <w:bCs/>
+                <w:color w:val="000000" w:themeColor="text1"/>
+              </w:rPr>
+              <w:t>Деца</w:t>
+            </w:r>
+            <w:proofErr w:type="spellEnd"/>
+            <w:r>
+              <w:rPr>
+                <w:b/>
+                <w:bCs/>
+                <w:color w:val="000000" w:themeColor="text1"/>
+              </w:rPr>
+              <w:t xml:space="preserve"> (bubbling </w:t>
+            </w:r>
+            <w:proofErr w:type="spellStart"/>
+            <w:r>
+              <w:rPr>
+                <w:b/>
+                <w:bCs/>
+                <w:color w:val="000000" w:themeColor="text1"/>
+              </w:rPr>
+              <w:t>извор</w:t>
+            </w:r>
+            <w:proofErr w:type="spellEnd"/>
+            <w:r>
+              <w:rPr>
+                <w:b/>
+                <w:bCs/>
+                <w:color w:val="000000" w:themeColor="text1"/>
+              </w:rPr>
+              <w:t>)</w:t>
+            </w:r>
+          </w:p>
+        </w:tc>
+        <w:tc>
+          <w:tcPr>
+            <w:tcW w:w="0" w:type="auto"/>
+            <w:vAlign w:val="center"/>
+            <w:hideMark/>
+          </w:tcPr>
+          <w:p>
+            <w:pPr>
+              <w:rPr>
+                <w:b/>
+                <w:bCs/>
+                <w:color w:val="000000" w:themeColor="text1"/>
+              </w:rPr>
+            </w:pPr>
+            <w:proofErr w:type="spellStart"/>
+            <w:r>
+              <w:rPr>
+                <w:b/>
+                <w:bCs/>
+                <w:color w:val="000000" w:themeColor="text1"/>
+              </w:rPr>
+              <w:t>Циљ</w:t>
+            </w:r>
+            <w:proofErr w:type="spellEnd"/>
+            <w:r>
+              <w:rPr>
+                <w:b/>
+                <w:bCs/>
+                <w:color w:val="000000" w:themeColor="text1"/>
+              </w:rPr>
+              <w:t xml:space="preserve"> </w:t>
+            </w:r>
+            <w:proofErr w:type="spellStart"/>
+            <w:r>
+              <w:rPr>
+                <w:b/>
+                <w:bCs/>
+                <w:color w:val="000000" w:themeColor="text1"/>
+              </w:rPr>
+              <w:t>на</w:t>
+            </w:r>
+            <w:proofErr w:type="spellEnd"/>
+            <w:r>
+              <w:rPr>
+                <w:b/>
+                <w:bCs/>
+                <w:color w:val="000000" w:themeColor="text1"/>
+              </w:rPr>
+              <w:t xml:space="preserve"> DisconnectTCPC1</w:t>
+            </w:r>
+          </w:p>
+        </w:tc>
+        <w:tc>
+          <w:tcPr>
+            <w:tcW w:w="0" w:type="auto"/>
+            <w:vAlign w:val="center"/>
+            <w:hideMark/>
+          </w:tcPr>
+          <w:p>
+            <w:pPr>
+              <w:rPr>
+                <w:b/>
+                <w:bCs/>
+                <w:color w:val="000000" w:themeColor="text1"/>
+              </w:rPr>
+            </w:pPr>
+            <w:proofErr w:type="spellStart"/>
+            <w:r>
+              <w:rPr>
+                <w:b/>
+                <w:bCs/>
+                <w:color w:val="000000" w:themeColor="text1"/>
+              </w:rPr>
+              <w:t>Родитељ</w:t>
+            </w:r>
+            <w:proofErr w:type="spellEnd"/>
+          </w:p>
+        </w:tc>
+      </w:tr>
+      <w:tr>
+        <w:trPr>
+          <w:tblCellSpacing w:w="15" w:type="dxa"/>
+        </w:trPr>
+        <w:tc>
+          <w:tcPr>
+            <w:tcW w:w="0" w:type="auto"/>
+            <w:vAlign w:val="center"/>
+            <w:hideMark/>
+          </w:tcPr>
+          <w:p>
+            <w:pPr>
+              <w:rPr>
+                <w:color w:val="000000" w:themeColor="text1"/>
+              </w:rPr>
+            </w:pPr>
+            <w:r>
+              <w:rPr>
+                <w:color w:val="000000" w:themeColor="text1"/>
+              </w:rPr>
+              <w:t>A</w:t>
+            </w:r>
+          </w:p>
+        </w:tc>
+        <w:tc>
+          <w:tcPr>
+            <w:tcW w:w="0" w:type="auto"/>
+            <w:vAlign w:val="center"/>
+            <w:hideMark/>
+          </w:tcPr>
+          <w:p>
+            <w:pPr>
+              <w:rPr>
+                <w:color w:val="000000" w:themeColor="text1"/>
+              </w:rPr>
+            </w:pPr>
+            <w:r>
+              <w:rPr>
+                <w:color w:val="000000" w:themeColor="text1"/>
+              </w:rPr>
+              <w:t>S1, S4, S14</w:t>
+            </w:r>
+          </w:p>
+        </w:tc>
+        <w:tc>
+          <w:tcPr>
+            <w:tcW w:w="0" w:type="auto"/>
+            <w:vAlign w:val="center"/>
+            <w:hideMark/>
+          </w:tcPr>
+          <w:p>
+            <w:pPr>
+              <w:rPr>
+                <w:color w:val="000000" w:themeColor="text1"/>
+              </w:rPr>
+            </w:pPr>
+            <w:r>
+              <w:rPr>
+                <w:color w:val="000000" w:themeColor="text1"/>
+              </w:rPr>
+              <w:t xml:space="preserve">→ </w:t>
+            </w:r>
+            <w:r>
+              <w:rPr>
+                <w:b/>
+                <w:bCs/>
+                <w:color w:val="000000" w:themeColor="text1"/>
+              </w:rPr>
+              <w:t>S0</w:t>
+            </w:r>
+          </w:p>
+        </w:tc>
+        <w:tc>
+          <w:tcPr>
+            <w:tcW w:w="0" w:type="auto"/>
+            <w:vAlign w:val="center"/>
+            <w:hideMark/>
+          </w:tcPr>
+          <w:p>
+            <w:pPr>
+              <w:rPr>
+                <w:color w:val="000000" w:themeColor="text1"/>
+              </w:rPr>
+            </w:pPr>
+            <w:r>
+              <w:rPr>
+                <w:b/>
+                <w:bCs/>
+                <w:color w:val="000000" w:themeColor="text1"/>
+              </w:rPr>
+              <w:t>S0</w:t>
+            </w:r>
+            <w:r>
+              <w:rPr>
+                <w:color w:val="000000" w:themeColor="text1"/>
+              </w:rPr>
+              <w:t xml:space="preserve"> (self-loop, </w:t>
+            </w:r>
+            <w:proofErr w:type="spellStart"/>
+            <w:r>
+              <w:rPr>
+                <w:color w:val="000000" w:themeColor="text1"/>
+              </w:rPr>
+              <w:t>већ</w:t>
+            </w:r>
+            <w:proofErr w:type="spellEnd"/>
+            <w:r>
+              <w:rPr>
+                <w:color w:val="000000" w:themeColor="text1"/>
+              </w:rPr>
+              <w:t xml:space="preserve"> </w:t>
+            </w:r>
+            <w:proofErr w:type="spellStart"/>
+            <w:r>
+              <w:rPr>
+                <w:color w:val="000000" w:themeColor="text1"/>
+              </w:rPr>
+              <w:t>тачан</w:t>
+            </w:r>
+            <w:proofErr w:type="spellEnd"/>
+            <w:r>
+              <w:rPr>
+                <w:color w:val="000000" w:themeColor="text1"/>
+              </w:rPr>
+              <w:t xml:space="preserve"> </w:t>
+            </w:r>
+            <w:proofErr w:type="spellStart"/>
+            <w:r>
+              <w:rPr>
+                <w:color w:val="000000" w:themeColor="text1"/>
+              </w:rPr>
+              <w:t>циљ</w:t>
+            </w:r>
+            <w:proofErr w:type="spellEnd"/>
+            <w:r>
+              <w:rPr>
+                <w:color w:val="000000" w:themeColor="text1"/>
+              </w:rPr>
+              <w:t>)</w:t>
+            </w:r>
+          </w:p>
+        </w:tc>
+      </w:tr>
+      <w:tr>
+        <w:trPr>
+          <w:tblCellSpacing w:w="15" w:type="dxa"/>
+        </w:trPr>
+        <w:tc>
+          <w:tcPr>
+            <w:tcW w:w="0" w:type="auto"/>
+            <w:vAlign w:val="center"/>
+            <w:hideMark/>
+          </w:tcPr>
+          <w:p>
+            <w:pPr>
+              <w:rPr>
+                <w:color w:val="000000" w:themeColor="text1"/>
+              </w:rPr>
+            </w:pPr>
+            <w:r>
+              <w:rPr>
+                <w:color w:val="000000" w:themeColor="text1"/>
+              </w:rPr>
+              <w:t>B</w:t>
+            </w:r>
+          </w:p>
+        </w:tc>
+        <w:tc>
+          <w:tcPr>
+            <w:tcW w:w="0" w:type="auto"/>
+            <w:vAlign w:val="center"/>
+            <w:hideMark/>
+          </w:tcPr>
+          <w:p>
+            <w:pPr>
+              <w:rPr>
+                <w:color w:val="000000" w:themeColor="text1"/>
+              </w:rPr>
+            </w:pPr>
+            <w:r>
+              <w:rPr>
+                <w:color w:val="000000" w:themeColor="text1"/>
+              </w:rPr>
+              <w:t>S2, S5, S11</w:t>
+            </w:r>
+          </w:p>
+        </w:tc>
+        <w:tc>
+          <w:tcPr>
+            <w:tcW w:w="0" w:type="auto"/>
+            <w:vAlign w:val="center"/>
+            <w:hideMark/>
+          </w:tcPr>
+          <w:p>
+            <w:pPr>
+              <w:rPr>
+                <w:color w:val="000000" w:themeColor="text1"/>
+              </w:rPr>
+            </w:pPr>
+            <w:r>
+              <w:rPr>
+                <w:color w:val="000000" w:themeColor="text1"/>
+              </w:rPr>
+              <w:t xml:space="preserve">→ </w:t>
+            </w:r>
+            <w:r>
+              <w:rPr>
+                <w:b/>
+                <w:bCs/>
+                <w:color w:val="000000" w:themeColor="text1"/>
+              </w:rPr>
+              <w:t>S3</w:t>
+            </w:r>
+          </w:p>
+        </w:tc>
+        <w:tc>
+          <w:tcPr>
+            <w:tcW w:w="0" w:type="auto"/>
+            <w:vAlign w:val="center"/>
+            <w:hideMark/>
+          </w:tcPr>
+          <w:p>
+            <w:pPr>
+              <w:rPr>
+                <w:color w:val="000000" w:themeColor="text1"/>
+              </w:rPr>
+            </w:pPr>
+            <w:r>
+              <w:rPr>
+                <w:b/>
+                <w:bCs/>
+                <w:color w:val="000000" w:themeColor="text1"/>
+              </w:rPr>
+              <w:t>S3</w:t>
+            </w:r>
+          </w:p>
+        </w:tc>
+      </w:tr>
+      <w:tr>
+        <w:trPr>
+          <w:tblCellSpacing w:w="15" w:type="dxa"/>
+        </w:trPr>
+        <w:tc>
+          <w:tcPr>
+            <w:tcW w:w="0" w:type="auto"/>
+            <w:vAlign w:val="center"/>
+            <w:hideMark/>
+          </w:tcPr>
+          <w:p>
+            <w:pPr>
+              <w:rPr>
+                <w:color w:val="000000" w:themeColor="text1"/>
+              </w:rPr>
+            </w:pPr>
+            <w:r>
+              <w:rPr>
+                <w:color w:val="000000" w:themeColor="text1"/>
+              </w:rPr>
+              <w:t>C</w:t>
+            </w:r>
+          </w:p>
+        </w:tc>
+        <w:tc>
+          <w:tcPr>
+            <w:tcW w:w="0" w:type="auto"/>
+            <w:vAlign w:val="center"/>
+            <w:hideMark/>
+          </w:tcPr>
+          <w:p>
+            <w:pPr>
+              <w:rPr>
+                <w:color w:val="000000" w:themeColor="text1"/>
+              </w:rPr>
+            </w:pPr>
+            <w:r>
+              <w:rPr>
+                <w:color w:val="000000" w:themeColor="text1"/>
+              </w:rPr>
+              <w:t>S6, S7, S10</w:t>
+            </w:r>
+          </w:p>
+        </w:tc>
+        <w:tc>
+          <w:tcPr>
+            <w:tcW w:w="0" w:type="auto"/>
+            <w:vAlign w:val="center"/>
+            <w:hideMark/>
+          </w:tcPr>
+          <w:p>
+            <w:pPr>
+              <w:rPr>
+                <w:color w:val="000000" w:themeColor="text1"/>
+              </w:rPr>
+            </w:pPr>
+            <w:r>
+              <w:rPr>
+                <w:color w:val="000000" w:themeColor="text1"/>
+              </w:rPr>
+              <w:t xml:space="preserve">→ </w:t>
+            </w:r>
+            <w:r>
+              <w:rPr>
+                <w:b/>
+                <w:bCs/>
+                <w:color w:val="000000" w:themeColor="text1"/>
+              </w:rPr>
+              <w:t>S13</w:t>
+            </w:r>
+          </w:p>
+        </w:tc>
+        <w:tc>
+          <w:tcPr>
+            <w:tcW w:w="0" w:type="auto"/>
+            <w:vAlign w:val="center"/>
+            <w:hideMark/>
+          </w:tcPr>
+          <w:p>
+            <w:pPr>
+              <w:rPr>
+                <w:color w:val="000000" w:themeColor="text1"/>
+              </w:rPr>
+            </w:pPr>
+            <w:r>
+              <w:rPr>
+                <w:b/>
+                <w:bCs/>
+                <w:color w:val="000000" w:themeColor="text1"/>
+              </w:rPr>
+              <w:t>S13</w:t>
+            </w:r>
+          </w:p>
+        </w:tc>
+      </w:tr>
+      <w:tr>
+        <w:trPr>
+          <w:tblCellSpacing w:w="15" w:type="dxa"/>
+        </w:trPr>
+        <w:tc>
+          <w:tcPr>
+            <w:tcW w:w="0" w:type="auto"/>
+            <w:vAlign w:val="center"/>
+            <w:hideMark/>
+          </w:tcPr>
+          <w:p>
+            <w:pPr>
+              <w:rPr>
+                <w:color w:val="000000" w:themeColor="text1"/>
+              </w:rPr>
+            </w:pPr>
+            <w:r>
+              <w:rPr>
+                <w:color w:val="000000" w:themeColor="text1"/>
+              </w:rPr>
+              <w:t>D</w:t>
+            </w:r>
+          </w:p>
+        </w:tc>
+        <w:tc>
+          <w:tcPr>
+            <w:tcW w:w="0" w:type="auto"/>
+            <w:vAlign w:val="center"/>
+            <w:hideMark/>
+          </w:tcPr>
+          <w:p>
+            <w:pPr>
+              <w:rPr>
+                <w:color w:val="000000" w:themeColor="text1"/>
+              </w:rPr>
+            </w:pPr>
+            <w:r>
+              <w:rPr>
+                <w:color w:val="000000" w:themeColor="text1"/>
+              </w:rPr>
+              <w:t>S8, S12, S15</w:t>
+            </w:r>
+          </w:p>
+        </w:tc>
+        <w:tc>
+          <w:tcPr>
+            <w:tcW w:w="0" w:type="auto"/>
+            <w:vAlign w:val="center"/>
+            <w:hideMark/>
+          </w:tcPr>
+          <w:p>
+            <w:pPr>
+              <w:rPr>
+                <w:color w:val="000000" w:themeColor="text1"/>
+              </w:rPr>
+            </w:pPr>
+            <w:r>
+              <w:rPr>
+                <w:color w:val="000000" w:themeColor="text1"/>
+              </w:rPr>
+              <w:t xml:space="preserve">→ </w:t>
+            </w:r>
+            <w:r>
+              <w:rPr>
+                <w:b/>
+                <w:bCs/>
+                <w:color w:val="000000" w:themeColor="text1"/>
+              </w:rPr>
+              <w:t>S9</w:t>
+            </w:r>
+          </w:p>
+        </w:tc>
+        <w:tc>
+          <w:tcPr>
+            <w:tcW w:w="0" w:type="auto"/>
+            <w:vAlign w:val="center"/>
+            <w:hideMark/>
+          </w:tcPr>
+          <w:p>
+            <w:pPr>
+              <w:rPr>
+                <w:color w:val="000000" w:themeColor="text1"/>
+              </w:rPr>
+            </w:pPr>
+            <w:r>
+              <w:rPr>
+                <w:b/>
+                <w:bCs/>
+                <w:color w:val="000000" w:themeColor="text1"/>
+              </w:rPr>
+              <w:t>S9</w:t>
+            </w:r>
+          </w:p>
+        </w:tc>
+      </w:tr>
+    </w:tbl>
+    <w:p>
+      <w:pPr>
+        <w:rPr>
+          <w:color w:val="EE0000"/>
+          <w:lang w:val="sr-Latn-RS"/>
+        </w:rPr>
+      </w:pPr>
+    </w:p>
+    <w:p>
+      <w:pPr>
+        <w:rPr>
+          <w:color w:val="000000" w:themeColor="text1"/>
+        </w:rPr>
+      </w:pPr>
+      <w:proofErr w:type="spellStart"/>
+      <w:r>
+        <w:rPr>
+          <w:color w:val="000000" w:themeColor="text1"/>
+        </w:rPr>
+        <w:t>За</w:t>
+      </w:r>
+      <w:proofErr w:type="spellEnd"/>
+      <w:r>
+        <w:rPr>
+          <w:color w:val="000000" w:themeColor="text1"/>
+          <w:lang w:val="sr-Latn-RS"/>
+        </w:rPr>
+        <w:t xml:space="preserve"> </w:t>
+      </w:r>
+      <w:proofErr w:type="spellStart"/>
+      <w:r>
+        <w:rPr>
+          <w:color w:val="000000" w:themeColor="text1"/>
+        </w:rPr>
+        <w:t>разлику</w:t>
+      </w:r>
+      <w:proofErr w:type="spellEnd"/>
+      <w:r>
+        <w:rPr>
+          <w:color w:val="000000" w:themeColor="text1"/>
+          <w:lang w:val="sr-Latn-RS"/>
+        </w:rPr>
+        <w:t xml:space="preserve"> </w:t>
+      </w:r>
+      <w:proofErr w:type="spellStart"/>
+      <w:r>
+        <w:rPr>
+          <w:color w:val="000000" w:themeColor="text1"/>
+        </w:rPr>
+        <w:t>од</w:t>
+      </w:r>
+      <w:proofErr w:type="spellEnd"/>
+      <w:r>
+        <w:rPr>
+          <w:color w:val="000000" w:themeColor="text1"/>
+          <w:lang w:val="sr-Latn-RS"/>
+        </w:rPr>
+        <w:t xml:space="preserve"> Access Control </w:t>
+      </w:r>
+      <w:proofErr w:type="spellStart"/>
+      <w:r>
+        <w:rPr>
+          <w:color w:val="000000" w:themeColor="text1"/>
+        </w:rPr>
+        <w:t>примера</w:t>
+      </w:r>
+      <w:proofErr w:type="spellEnd"/>
+      <w:r>
+        <w:rPr>
+          <w:color w:val="000000" w:themeColor="text1"/>
+          <w:lang w:val="sr-Latn-RS"/>
+        </w:rPr>
+        <w:t xml:space="preserve"> (</w:t>
+      </w:r>
+      <w:proofErr w:type="spellStart"/>
+      <w:r>
+        <w:rPr>
+          <w:color w:val="000000" w:themeColor="text1"/>
+        </w:rPr>
+        <w:t>где</w:t>
+      </w:r>
+      <w:proofErr w:type="spellEnd"/>
+      <w:r>
+        <w:rPr>
+          <w:color w:val="000000" w:themeColor="text1"/>
+          <w:lang w:val="sr-Latn-RS"/>
+        </w:rPr>
+        <w:t xml:space="preserve"> </w:t>
+      </w:r>
+      <w:proofErr w:type="spellStart"/>
+      <w:r>
+        <w:rPr>
+          <w:color w:val="000000" w:themeColor="text1"/>
+        </w:rPr>
+        <w:t>смо</w:t>
+      </w:r>
+      <w:proofErr w:type="spellEnd"/>
+      <w:r>
+        <w:rPr>
+          <w:color w:val="000000" w:themeColor="text1"/>
+          <w:lang w:val="sr-Latn-RS"/>
+        </w:rPr>
+        <w:t xml:space="preserve"> </w:t>
+      </w:r>
+      <w:proofErr w:type="spellStart"/>
+      <w:r>
+        <w:rPr>
+          <w:color w:val="000000" w:themeColor="text1"/>
+        </w:rPr>
+        <w:t>морале</w:t>
+      </w:r>
+      <w:proofErr w:type="spellEnd"/>
+      <w:r>
+        <w:rPr>
+          <w:color w:val="000000" w:themeColor="text1"/>
+          <w:lang w:val="sr-Latn-RS"/>
+        </w:rPr>
+        <w:t xml:space="preserve"> </w:t>
+      </w:r>
+      <w:proofErr w:type="spellStart"/>
+      <w:r>
+        <w:rPr>
+          <w:color w:val="000000" w:themeColor="text1"/>
+        </w:rPr>
+        <w:t>да</w:t>
+      </w:r>
+      <w:proofErr w:type="spellEnd"/>
+      <w:r>
+        <w:rPr>
+          <w:color w:val="000000" w:themeColor="text1"/>
+          <w:lang w:val="sr-Latn-RS"/>
+        </w:rPr>
+        <w:t xml:space="preserve"> </w:t>
+      </w:r>
+      <w:proofErr w:type="spellStart"/>
+      <w:r>
+        <w:rPr>
+          <w:color w:val="000000" w:themeColor="text1"/>
+        </w:rPr>
+        <w:t>измислимо</w:t>
+      </w:r>
+      <w:proofErr w:type="spellEnd"/>
+      <w:r>
+        <w:rPr>
+          <w:color w:val="000000" w:themeColor="text1"/>
+          <w:lang w:val="sr-Latn-RS"/>
+        </w:rPr>
+        <w:t xml:space="preserve"> </w:t>
+      </w:r>
+      <w:proofErr w:type="spellStart"/>
+      <w:r>
+        <w:rPr>
+          <w:color w:val="000000" w:themeColor="text1"/>
+        </w:rPr>
+        <w:t>ново</w:t>
+      </w:r>
+      <w:proofErr w:type="spellEnd"/>
+      <w:r>
+        <w:rPr>
+          <w:color w:val="000000" w:themeColor="text1"/>
+          <w:lang w:val="sr-Latn-RS"/>
+        </w:rPr>
+        <w:t xml:space="preserve"> </w:t>
+      </w:r>
+      <w:proofErr w:type="spellStart"/>
+      <w:r>
+        <w:rPr>
+          <w:color w:val="000000" w:themeColor="text1"/>
+        </w:rPr>
+        <w:t>стање</w:t>
+      </w:r>
+      <w:proofErr w:type="spellEnd"/>
+      <w:r>
+        <w:rPr>
+          <w:color w:val="000000" w:themeColor="text1"/>
+          <w:lang w:val="sr-Latn-RS"/>
+        </w:rPr>
+        <w:t xml:space="preserve"> GRANTED </w:t>
+      </w:r>
+      <w:proofErr w:type="spellStart"/>
+      <w:r>
+        <w:rPr>
+          <w:color w:val="000000" w:themeColor="text1"/>
+        </w:rPr>
+        <w:t>као</w:t>
+      </w:r>
+      <w:proofErr w:type="spellEnd"/>
+      <w:r>
+        <w:rPr>
+          <w:color w:val="000000" w:themeColor="text1"/>
+          <w:lang w:val="sr-Latn-RS"/>
+        </w:rPr>
+        <w:t xml:space="preserve"> "</w:t>
+      </w:r>
+      <w:proofErr w:type="spellStart"/>
+      <w:r>
+        <w:rPr>
+          <w:color w:val="000000" w:themeColor="text1"/>
+        </w:rPr>
+        <w:t>контејнер</w:t>
+      </w:r>
+      <w:proofErr w:type="spellEnd"/>
+      <w:r>
+        <w:rPr>
+          <w:color w:val="000000" w:themeColor="text1"/>
+          <w:lang w:val="sr-Latn-RS"/>
+        </w:rPr>
+        <w:t xml:space="preserve">"), </w:t>
+      </w:r>
+      <w:proofErr w:type="spellStart"/>
+      <w:r>
+        <w:rPr>
+          <w:color w:val="000000" w:themeColor="text1"/>
+        </w:rPr>
+        <w:t>овде</w:t>
+      </w:r>
+      <w:proofErr w:type="spellEnd"/>
+      <w:r>
+        <w:rPr>
+          <w:color w:val="000000" w:themeColor="text1"/>
+          <w:lang w:val="sr-Latn-RS"/>
+        </w:rPr>
+        <w:t xml:space="preserve"> </w:t>
+      </w:r>
+      <w:r>
+        <w:rPr>
+          <w:b/>
+          <w:bCs/>
+          <w:color w:val="000000" w:themeColor="text1"/>
+          <w:lang w:val="sr-Latn-RS"/>
+        </w:rPr>
+        <w:t xml:space="preserve">S0, S3, S9, S13 </w:t>
+      </w:r>
+      <w:proofErr w:type="spellStart"/>
+      <w:r>
+        <w:rPr>
+          <w:b/>
+          <w:bCs/>
+          <w:color w:val="000000" w:themeColor="text1"/>
+        </w:rPr>
+        <w:t>су</w:t>
+      </w:r>
+      <w:proofErr w:type="spellEnd"/>
+      <w:r>
+        <w:rPr>
+          <w:b/>
+          <w:bCs/>
+          <w:color w:val="000000" w:themeColor="text1"/>
+          <w:lang w:val="sr-Latn-RS"/>
+        </w:rPr>
+        <w:t xml:space="preserve"> </w:t>
+      </w:r>
+      <w:proofErr w:type="spellStart"/>
+      <w:r>
+        <w:rPr>
+          <w:b/>
+          <w:bCs/>
+          <w:color w:val="000000" w:themeColor="text1"/>
+        </w:rPr>
+        <w:t>већ</w:t>
+      </w:r>
+      <w:proofErr w:type="spellEnd"/>
+      <w:r>
+        <w:rPr>
+          <w:b/>
+          <w:bCs/>
+          <w:color w:val="000000" w:themeColor="text1"/>
+          <w:lang w:val="sr-Latn-RS"/>
+        </w:rPr>
+        <w:t xml:space="preserve"> </w:t>
+      </w:r>
+      <w:proofErr w:type="spellStart"/>
+      <w:r>
+        <w:rPr>
+          <w:b/>
+          <w:bCs/>
+          <w:color w:val="000000" w:themeColor="text1"/>
+        </w:rPr>
+        <w:t>права</w:t>
+      </w:r>
+      <w:proofErr w:type="spellEnd"/>
+      <w:r>
+        <w:rPr>
+          <w:b/>
+          <w:bCs/>
+          <w:color w:val="000000" w:themeColor="text1"/>
+          <w:lang w:val="sr-Latn-RS"/>
+        </w:rPr>
+        <w:t xml:space="preserve">, </w:t>
+      </w:r>
+      <w:proofErr w:type="spellStart"/>
+      <w:r>
+        <w:rPr>
+          <w:b/>
+          <w:bCs/>
+          <w:color w:val="000000" w:themeColor="text1"/>
+        </w:rPr>
+        <w:t>постојећа</w:t>
+      </w:r>
+      <w:proofErr w:type="spellEnd"/>
+      <w:r>
+        <w:rPr>
+          <w:b/>
+          <w:bCs/>
+          <w:color w:val="000000" w:themeColor="text1"/>
+          <w:lang w:val="sr-Latn-RS"/>
+        </w:rPr>
+        <w:t xml:space="preserve"> </w:t>
+      </w:r>
+      <w:proofErr w:type="spellStart"/>
+      <w:r>
+        <w:rPr>
+          <w:b/>
+          <w:bCs/>
+          <w:color w:val="000000" w:themeColor="text1"/>
+        </w:rPr>
+        <w:t>стања</w:t>
+      </w:r>
+      <w:proofErr w:type="spellEnd"/>
+      <w:r>
+        <w:rPr>
+          <w:color w:val="000000" w:themeColor="text1"/>
+          <w:lang w:val="sr-Latn-RS"/>
+        </w:rPr>
+        <w:t xml:space="preserve"> — </w:t>
+      </w:r>
+      <w:r>
+        <w:rPr>
+          <w:color w:val="000000" w:themeColor="text1"/>
+        </w:rPr>
+        <w:t>и</w:t>
+      </w:r>
+      <w:r>
+        <w:rPr>
+          <w:color w:val="000000" w:themeColor="text1"/>
+          <w:lang w:val="sr-Latn-RS"/>
+        </w:rPr>
+        <w:t xml:space="preserve"> </w:t>
+      </w:r>
+      <w:proofErr w:type="spellStart"/>
+      <w:r>
+        <w:rPr>
+          <w:color w:val="000000" w:themeColor="text1"/>
+        </w:rPr>
+        <w:t>она</w:t>
+      </w:r>
+      <w:proofErr w:type="spellEnd"/>
+      <w:r>
+        <w:rPr>
+          <w:color w:val="000000" w:themeColor="text1"/>
+          <w:lang w:val="sr-Latn-RS"/>
+        </w:rPr>
+        <w:t xml:space="preserve"> </w:t>
+      </w:r>
+      <w:proofErr w:type="spellStart"/>
+      <w:r>
+        <w:rPr>
+          <w:b/>
+          <w:bCs/>
+          <w:color w:val="000000" w:themeColor="text1"/>
+        </w:rPr>
+        <w:t>већ</w:t>
+      </w:r>
+      <w:proofErr w:type="spellEnd"/>
+      <w:r>
+        <w:rPr>
+          <w:color w:val="000000" w:themeColor="text1"/>
+          <w:lang w:val="sr-Latn-RS"/>
+        </w:rPr>
+        <w:t xml:space="preserve"> </w:t>
+      </w:r>
+      <w:proofErr w:type="spellStart"/>
+      <w:r>
+        <w:rPr>
+          <w:color w:val="000000" w:themeColor="text1"/>
+        </w:rPr>
+        <w:t>враћају</w:t>
+      </w:r>
+      <w:proofErr w:type="spellEnd"/>
+      <w:r>
+        <w:rPr>
+          <w:color w:val="000000" w:themeColor="text1"/>
+          <w:lang w:val="sr-Latn-RS"/>
+        </w:rPr>
+        <w:t xml:space="preserve"> </w:t>
+      </w:r>
+      <w:proofErr w:type="spellStart"/>
+      <w:r>
+        <w:rPr>
+          <w:color w:val="000000" w:themeColor="text1"/>
+        </w:rPr>
+        <w:t>тачно</w:t>
+      </w:r>
+      <w:proofErr w:type="spellEnd"/>
+      <w:r>
+        <w:rPr>
+          <w:color w:val="000000" w:themeColor="text1"/>
+          <w:lang w:val="sr-Latn-RS"/>
+        </w:rPr>
+        <w:t xml:space="preserve"> </w:t>
+      </w:r>
+      <w:proofErr w:type="spellStart"/>
+      <w:r>
+        <w:rPr>
+          <w:color w:val="000000" w:themeColor="text1"/>
+        </w:rPr>
+        <w:t>себе</w:t>
+      </w:r>
+      <w:proofErr w:type="spellEnd"/>
+      <w:r>
+        <w:rPr>
+          <w:color w:val="000000" w:themeColor="text1"/>
+          <w:lang w:val="sr-Latn-RS"/>
+        </w:rPr>
+        <w:t xml:space="preserve"> </w:t>
+      </w:r>
+      <w:proofErr w:type="spellStart"/>
+      <w:r>
+        <w:rPr>
+          <w:color w:val="000000" w:themeColor="text1"/>
+        </w:rPr>
+        <w:t>на</w:t>
+      </w:r>
+      <w:proofErr w:type="spellEnd"/>
+      <w:r>
+        <w:rPr>
+          <w:color w:val="000000" w:themeColor="text1"/>
+          <w:lang w:val="sr-Latn-RS"/>
+        </w:rPr>
+        <w:t xml:space="preserve"> DisconnectTCPC1 (self-loop). </w:t>
+      </w:r>
+      <w:r>
+        <w:rPr>
+          <w:color w:val="000000" w:themeColor="text1"/>
+          <w:lang w:val="ru-RU"/>
+        </w:rPr>
+        <w:t>То значи да могу директно да послуже као родитељи, без икаквог новог, вештачког чвора у табели.</w:t>
+      </w:r>
+    </w:p>
+    <w:p>
+      <w:pPr>
+        <w:rPr>
+          <w:color w:val="EE0000"/>
+        </w:rPr>
+      </w:pPr>
+      <w:proofErr w:type="spellStart"/>
+      <w:r>
+        <w:rPr>
+          <w:color w:val="000000" w:themeColor="text1"/>
+        </w:rPr>
+        <w:t>pio</w:t>
+      </w:r>
+      <w:proofErr w:type="spellEnd"/>
+      <w:r>
+        <w:rPr>
+          <w:color w:val="000000" w:themeColor="text1"/>
+        </w:rPr>
+        <w:t xml:space="preserve"> run -e </w:t>
+      </w:r>
+      <w:proofErr w:type="spellStart"/>
+      <w:r>
+        <w:rPr>
+          <w:color w:val="000000" w:themeColor="text1"/>
+        </w:rPr>
+        <w:t>fsm_hsm_nested</w:t>
+      </w:r>
+      <w:proofErr w:type="spellEnd"/>
+      <w:r>
+        <w:rPr>
+          <w:color w:val="000000" w:themeColor="text1"/>
+        </w:rPr>
+        <w:t xml:space="preserve"> -t upload</w:t>
+      </w:r>
+      <w:r>
+        <w:rPr>
+          <w:color w:val="000000" w:themeColor="text1"/>
+        </w:rPr>
+        <w:t xml:space="preserve">    </w:t>
+      </w:r>
+      <w:r>
+        <w:rPr>
+          <w:color w:val="EE0000"/>
+        </w:rPr>
+        <w:t>OVA KOMANDA ZA POKRETANJE SAMO JEDNE SKRIPTE</w:t>
+      </w:r>
+    </w:p>
+    <w:p>
+      <w:pPr>
+        <w:rPr>
+          <w:color w:val="000000" w:themeColor="text1"/>
         </w:rPr>
       </w:pPr>
     </w:p>
@@ -51677,7 +55333,6 @@
   <w:style w:type="character" w:default="1" w:styleId="DefaultParagraphFont">
     <w:name w:val="Default Paragraph Font"/>
     <w:uiPriority w:val="1"/>
-    <w:semiHidden/>
     <w:unhideWhenUsed/>
   </w:style>
   <w:style w:type="table" w:default="1" w:styleId="TableNormal">

--- a/Arduino_sekcija.docx
+++ b/Arduino_sekcija.docx
@@ -34388,6 +34388,20 @@
     <w:p>
       <w:pPr>
         <w:rPr>
+          <w:color w:val="000000" w:themeColor="text1"/>
+        </w:rPr>
+      </w:pPr>
+    </w:p>
+    <w:p>
+      <w:pPr>
+        <w:rPr>
+          <w:color w:val="000000" w:themeColor="text1"/>
+        </w:rPr>
+      </w:pPr>
+    </w:p>
+    <w:p>
+      <w:pPr>
+        <w:rPr>
           <w:b/>
           <w:bCs/>
           <w:color w:val="000000" w:themeColor="text1"/>
@@ -34403,6 +34417,7 @@
           <w:sz w:val="40"/>
           <w:szCs w:val="40"/>
         </w:rPr>
+        <w:lastRenderedPageBreak/>
         <w:t>ESP 32 SEKCIJA</w:t>
       </w:r>
     </w:p>
@@ -34483,7 +34498,6 @@
                 <w:bCs/>
                 <w:color w:val="000000" w:themeColor="text1"/>
               </w:rPr>
-              <w:lastRenderedPageBreak/>
               <w:t>Implementacija</w:t>
             </w:r>
             <w:proofErr w:type="spellEnd"/>
@@ -37240,6 +37254,7 @@
         <w:rPr>
           <w:color w:val="000000" w:themeColor="text1"/>
         </w:rPr>
+        <w:lastRenderedPageBreak/>
         <w:t>Zauzeće</w:t>
       </w:r>
       <w:proofErr w:type="spellEnd"/>
@@ -37807,14 +37822,7 @@
         <w:rPr>
           <w:color w:val="000000" w:themeColor="text1"/>
         </w:rPr>
-        <w:t xml:space="preserve"> </w:t>
-      </w:r>
-      <w:r>
-        <w:rPr>
-          <w:color w:val="000000" w:themeColor="text1"/>
-        </w:rPr>
-        <w:lastRenderedPageBreak/>
-        <w:t xml:space="preserve">(RAM), za </w:t>
+        <w:t xml:space="preserve"> (RAM), za </w:t>
       </w:r>
       <w:proofErr w:type="spellStart"/>
       <w:r>
@@ -39102,6 +39110,7 @@
               <w:rPr>
                 <w:color w:val="000000" w:themeColor="text1"/>
               </w:rPr>
+              <w:lastRenderedPageBreak/>
               <w:t>Array of Structs</w:t>
             </w:r>
           </w:p>
@@ -39386,7 +39395,6 @@
               <w:rPr>
                 <w:color w:val="000000" w:themeColor="text1"/>
               </w:rPr>
-              <w:lastRenderedPageBreak/>
               <w:t>State Object</w:t>
             </w:r>
           </w:p>
@@ -41090,6 +41098,7 @@
               <w:rPr>
                 <w:color w:val="000000" w:themeColor="text1"/>
               </w:rPr>
+              <w:lastRenderedPageBreak/>
               <w:t xml:space="preserve">FSM SANTIC </w:t>
             </w:r>
           </w:p>
@@ -41195,7 +41204,6 @@
     <w:p>
       <w:proofErr w:type="spellStart"/>
       <w:r>
-        <w:lastRenderedPageBreak/>
         <w:t>Ciklusi</w:t>
       </w:r>
       <w:proofErr w:type="spellEnd"/>
@@ -43242,6 +43250,7 @@
         <w:rPr>
           <w:color w:val="000000" w:themeColor="text1"/>
         </w:rPr>
+        <w:lastRenderedPageBreak/>
         <w:t>nestaje</w:t>
       </w:r>
       <w:proofErr w:type="spellEnd"/>
@@ -44144,7 +44153,6 @@
         <w:rPr>
           <w:color w:val="000000" w:themeColor="text1"/>
         </w:rPr>
-        <w:lastRenderedPageBreak/>
         <w:t xml:space="preserve">Za </w:t>
       </w:r>
       <w:proofErr w:type="spellStart"/>
@@ -47916,6 +47924,7 @@
         <w:rPr>
           <w:color w:val="000000" w:themeColor="text1"/>
         </w:rPr>
+        <w:lastRenderedPageBreak/>
         <w:t>uticati</w:t>
       </w:r>
       <w:proofErr w:type="spellEnd"/>
@@ -48213,7 +48222,6 @@
         <w:rPr>
           <w:color w:val="000000" w:themeColor="text1"/>
         </w:rPr>
-        <w:lastRenderedPageBreak/>
         <w:t>Detaljniji</w:t>
       </w:r>
       <w:proofErr w:type="spellEnd"/>
@@ -50266,7 +50274,15 @@
           <w:color w:val="000000" w:themeColor="text1"/>
           <w:lang w:val="sr-Latn-RS"/>
         </w:rPr>
-        <w:t xml:space="preserve">Moguće objašnjenje leži u arhitekturnoj razlici u načinu pozivanja funkcija — Xtensa arhitektura po difoltu koristi mehanizam pomerajućih registarskih prozora (windowed registers) za pozive funkcija (instrukcije CALL4/CALL8/CALL12), koji zahteva dodatnu alokaciju prostora na steku po pozivu (16–32 dodatna bajta, u zavisnosti od dubine rotacije) i može izazvati window overflow exception kada se prozor "obrne" preko granice raspoloživih registara </w:t>
+        <w:t xml:space="preserve">Moguće objašnjenje leži u arhitekturnoj razlici u načinu pozivanja funkcija — Xtensa arhitektura po difoltu koristi mehanizam pomerajućih registarskih prozora (windowed registers) za pozive funkcija (instrukcije CALL4/CALL8/CALL12), koji zahteva dodatnu alokaciju prostora na steku po </w:t>
+      </w:r>
+      <w:r>
+        <w:rPr>
+          <w:color w:val="000000" w:themeColor="text1"/>
+          <w:lang w:val="sr-Latn-RS"/>
+        </w:rPr>
+        <w:lastRenderedPageBreak/>
+        <w:t xml:space="preserve">pozivu (16–32 dodatna bajta, u zavisnosti od dubine rotacije) i može izazvati window overflow exception kada se prozor "obrne" preko granice raspoloživih registara </w:t>
       </w:r>
       <w:r>
         <w:rPr>
@@ -50301,15 +50317,7 @@
           <w:color w:val="000000" w:themeColor="text1"/>
           <w:lang w:val="sr-Latn-RS"/>
         </w:rPr>
-        <w:t xml:space="preserve">Važno je naglasiti da je ovde reč o trošku običnog, sinhronog poziva funkcije (poziv funkcije fsm_transition() iz measured_transition()), ne o interrupt latenciji opisanoj ranije u kontekstu polling metodologije — ova dva mehanizma su nezavisna: interrupt latencija nastaje samo pri asinhronom prekidu toka programa spoljašnjim </w:t>
-      </w:r>
-      <w:r>
-        <w:rPr>
-          <w:color w:val="000000" w:themeColor="text1"/>
-          <w:lang w:val="sr-Latn-RS"/>
-        </w:rPr>
-        <w:lastRenderedPageBreak/>
-        <w:t>događajem, dok se trošak windowed-register poziva javlja pri svakom pozivu funkcije, sinhrono i predvidivo, bez obzira na to da li se merenje vremena u datom trenutku oslanja na ISR ili na polling pristup. Kod implementacija sa malo posla po tranziciji ovaj fiksni trošak čini veći udeo ukupnog vremena izvršavanja, umanjujući ostvareno ubrzanje u odnosu na implementacije sa više posla po pozivu, kod kojih se isti fiksni trošak razliva preko veće baze vremena izvršavanja.</w:t>
+        <w:t>Važno je naglasiti da je ovde reč o trošku običnog, sinhronog poziva funkcije (poziv funkcije fsm_transition() iz measured_transition()), ne o interrupt latenciji opisanoj ranije u kontekstu polling metodologije — ova dva mehanizma su nezavisna: interrupt latencija nastaje samo pri asinhronom prekidu toka programa spoljašnjim događajem, dok se trošak windowed-register poziva javlja pri svakom pozivu funkcije, sinhrono i predvidivo, bez obzira na to da li se merenje vremena u datom trenutku oslanja na ISR ili na polling pristup. Kod implementacija sa malo posla po tranziciji ovaj fiksni trošak čini veći udeo ukupnog vremena izvršavanja, umanjujući ostvareno ubrzanje u odnosu na implementacije sa više posla po pozivu, kod kojih se isti fiksni trošak razliva preko veće baze vremena izvršavanja.</w:t>
       </w:r>
     </w:p>
     <w:p>
@@ -50440,6 +50448,7 @@
           <w:color w:val="92D050"/>
           <w:lang w:val="sr-Latn-RS"/>
         </w:rPr>
+        <w:lastRenderedPageBreak/>
         <w:t>Direktno poređenje sirovih rezultata benchmarka između AVR (Arduino Uno) i ESP32 platforme pokazuje naizgled ogromnu razliku u zauzeću memorije. Na primer, za implementaciju Indexed Table sa optimizacijom -O2, izmereno zauzeće iznosi 1978 B naspram 271 537 B za Flash, odnosno 302 B naspram 21 472 B za RAM. Posmatrano izolovano, ovo bi sugerisalo da je identičan FSM kod na ESP32 platformi stotinama puta veći nego na AVR platformi, što nije verodostojan zaključak s obzirom da se radi o funkcionalno ekvivalentnoj implementaciji istog algoritma.</w:t>
       </w:r>
     </w:p>
@@ -50457,7 +50466,6 @@
           <w:color w:val="92D050"/>
           <w:lang w:val="sr-Latn-RS"/>
         </w:rPr>
-        <w:lastRenderedPageBreak/>
         <w:t>Hipoteza</w:t>
       </w:r>
       <w:bookmarkEnd w:id="2"/>
@@ -50951,6 +50959,7 @@
           <w:color w:val="92D050"/>
           <w:lang w:val="sr-Latn-RS"/>
         </w:rPr>
+        <w:lastRenderedPageBreak/>
         <w:t>Neto zauzeće FSM koda posle oduzimanja baseline-a</w:t>
       </w:r>
       <w:bookmarkEnd w:id="5"/>
@@ -51303,7 +51312,6 @@
                 <w:color w:val="92D050"/>
                 <w:lang w:val="sr-Latn-RS"/>
               </w:rPr>
-              <w:lastRenderedPageBreak/>
               <w:t>Nested Switch (return)</w:t>
             </w:r>
           </w:p>
@@ -52346,6 +52354,7 @@
           <w:color w:val="000000" w:themeColor="text1"/>
           <w:lang w:val="sr-Latn-RS"/>
         </w:rPr>
+        <w:lastRenderedPageBreak/>
         <w:t xml:space="preserve">Možemo </w:t>
       </w:r>
       <w:r>
@@ -52368,7 +52377,6 @@
           <w:color w:val="EE0000"/>
           <w:lang w:val="sr-Latn-RS"/>
         </w:rPr>
-        <w:lastRenderedPageBreak/>
         <w:t>MQTT FSM</w:t>
       </w:r>
     </w:p>
@@ -53470,39 +53478,3229 @@
     <w:p>
       <w:pPr>
         <w:rPr>
-          <w:color w:val="000000" w:themeColor="text1"/>
+          <w:color w:val="EE0000"/>
+        </w:rPr>
+      </w:pPr>
+      <w:r>
+        <w:rPr>
+          <w:color w:val="EE0000"/>
+        </w:rPr>
+        <w:t>ARDUINO .CSV ZA MQTT</w:t>
+      </w:r>
+    </w:p>
+    <w:p>
+      <w:pPr>
+        <w:rPr>
+          <w:color w:val="1F4E79" w:themeColor="accent5" w:themeShade="80"/>
+        </w:rPr>
+      </w:pPr>
+      <w:r>
+        <w:rPr>
+          <w:color w:val="1F4E79" w:themeColor="accent5" w:themeShade="80"/>
+        </w:rPr>
+        <w:t xml:space="preserve">FSM </w:t>
+      </w:r>
+      <w:proofErr w:type="spellStart"/>
+      <w:proofErr w:type="gramStart"/>
+      <w:r>
+        <w:rPr>
+          <w:color w:val="1F4E79" w:themeColor="accent5" w:themeShade="80"/>
+        </w:rPr>
+        <w:t>Pattern,Optimization</w:t>
+      </w:r>
+      <w:proofErr w:type="gramEnd"/>
+      <w:r>
+        <w:rPr>
+          <w:color w:val="1F4E79" w:themeColor="accent5" w:themeShade="80"/>
+        </w:rPr>
+        <w:t>,Flash</w:t>
+      </w:r>
+      <w:proofErr w:type="spellEnd"/>
+      <w:r>
+        <w:rPr>
+          <w:color w:val="1F4E79" w:themeColor="accent5" w:themeShade="80"/>
+        </w:rPr>
+        <w:t xml:space="preserve"> (Bytes</w:t>
+      </w:r>
+      <w:proofErr w:type="gramStart"/>
+      <w:r>
+        <w:rPr>
+          <w:color w:val="1F4E79" w:themeColor="accent5" w:themeShade="80"/>
+        </w:rPr>
+        <w:t>),SRAM</w:t>
+      </w:r>
+      <w:proofErr w:type="gramEnd"/>
+      <w:r>
+        <w:rPr>
+          <w:color w:val="1F4E79" w:themeColor="accent5" w:themeShade="80"/>
+        </w:rPr>
+        <w:t xml:space="preserve"> (Bytes</w:t>
+      </w:r>
+      <w:proofErr w:type="gramStart"/>
+      <w:r>
+        <w:rPr>
+          <w:color w:val="1F4E79" w:themeColor="accent5" w:themeShade="80"/>
+        </w:rPr>
+        <w:t>),Min</w:t>
+      </w:r>
+      <w:proofErr w:type="gramEnd"/>
+      <w:r>
+        <w:rPr>
+          <w:color w:val="1F4E79" w:themeColor="accent5" w:themeShade="80"/>
+        </w:rPr>
+        <w:t xml:space="preserve"> </w:t>
+      </w:r>
+      <w:proofErr w:type="spellStart"/>
+      <w:proofErr w:type="gramStart"/>
+      <w:r>
+        <w:rPr>
+          <w:color w:val="1F4E79" w:themeColor="accent5" w:themeShade="80"/>
+        </w:rPr>
+        <w:t>Cycles,Max</w:t>
+      </w:r>
+      <w:proofErr w:type="spellEnd"/>
+      <w:proofErr w:type="gramEnd"/>
+      <w:r>
+        <w:rPr>
+          <w:color w:val="1F4E79" w:themeColor="accent5" w:themeShade="80"/>
+        </w:rPr>
+        <w:t xml:space="preserve"> </w:t>
+      </w:r>
+      <w:proofErr w:type="spellStart"/>
+      <w:proofErr w:type="gramStart"/>
+      <w:r>
+        <w:rPr>
+          <w:color w:val="1F4E79" w:themeColor="accent5" w:themeShade="80"/>
+        </w:rPr>
+        <w:t>Cycles,Avg</w:t>
+      </w:r>
+      <w:proofErr w:type="spellEnd"/>
+      <w:proofErr w:type="gramEnd"/>
+      <w:r>
+        <w:rPr>
+          <w:color w:val="1F4E79" w:themeColor="accent5" w:themeShade="80"/>
+        </w:rPr>
+        <w:t xml:space="preserve"> Cycles</w:t>
+      </w:r>
+    </w:p>
+    <w:p>
+      <w:pPr>
+        <w:rPr>
+          <w:color w:val="1F4E79" w:themeColor="accent5" w:themeShade="80"/>
+        </w:rPr>
+      </w:pPr>
+      <w:r>
+        <w:rPr>
+          <w:color w:val="1F4E79" w:themeColor="accent5" w:themeShade="80"/>
+        </w:rPr>
+        <w:t>nested_switch_</w:t>
+      </w:r>
+      <w:proofErr w:type="gramStart"/>
+      <w:r>
+        <w:rPr>
+          <w:color w:val="1F4E79" w:themeColor="accent5" w:themeShade="80"/>
+        </w:rPr>
+        <w:t>return,-</w:t>
+      </w:r>
+      <w:proofErr w:type="gramEnd"/>
+      <w:r>
+        <w:rPr>
+          <w:color w:val="1F4E79" w:themeColor="accent5" w:themeShade="80"/>
+        </w:rPr>
+        <w:t>O0,3846,306,101,112,106</w:t>
+      </w:r>
+    </w:p>
+    <w:p>
+      <w:pPr>
+        <w:rPr>
+          <w:color w:val="1F4E79" w:themeColor="accent5" w:themeShade="80"/>
+        </w:rPr>
+      </w:pPr>
+      <w:r>
+        <w:rPr>
+          <w:color w:val="1F4E79" w:themeColor="accent5" w:themeShade="80"/>
+        </w:rPr>
+        <w:t>nested_switch_</w:t>
+      </w:r>
+      <w:proofErr w:type="gramStart"/>
+      <w:r>
+        <w:rPr>
+          <w:color w:val="1F4E79" w:themeColor="accent5" w:themeShade="80"/>
+        </w:rPr>
+        <w:t>return,-</w:t>
+      </w:r>
+      <w:proofErr w:type="gramEnd"/>
+      <w:r>
+        <w:rPr>
+          <w:color w:val="1F4E79" w:themeColor="accent5" w:themeShade="80"/>
+        </w:rPr>
+        <w:t>Os,2404,458,29,36,34</w:t>
+      </w:r>
+    </w:p>
+    <w:p>
+      <w:pPr>
+        <w:rPr>
+          <w:color w:val="1F4E79" w:themeColor="accent5" w:themeShade="80"/>
+        </w:rPr>
+      </w:pPr>
+      <w:r>
+        <w:rPr>
+          <w:color w:val="1F4E79" w:themeColor="accent5" w:themeShade="80"/>
+        </w:rPr>
+        <w:t>nested_switch_</w:t>
+      </w:r>
+      <w:proofErr w:type="gramStart"/>
+      <w:r>
+        <w:rPr>
+          <w:color w:val="1F4E79" w:themeColor="accent5" w:themeShade="80"/>
+        </w:rPr>
+        <w:t>return,-</w:t>
+      </w:r>
+      <w:proofErr w:type="gramEnd"/>
+      <w:r>
+        <w:rPr>
+          <w:color w:val="1F4E79" w:themeColor="accent5" w:themeShade="80"/>
+        </w:rPr>
+        <w:t>O2,2802,458,28,36,34</w:t>
+      </w:r>
+    </w:p>
+    <w:p>
+      <w:pPr>
+        <w:rPr>
+          <w:color w:val="1F4E79" w:themeColor="accent5" w:themeShade="80"/>
+        </w:rPr>
+      </w:pPr>
+      <w:r>
+        <w:rPr>
+          <w:color w:val="1F4E79" w:themeColor="accent5" w:themeShade="80"/>
+        </w:rPr>
+        <w:t>nested_switch_</w:t>
+      </w:r>
+      <w:proofErr w:type="gramStart"/>
+      <w:r>
+        <w:rPr>
+          <w:color w:val="1F4E79" w:themeColor="accent5" w:themeShade="80"/>
+        </w:rPr>
+        <w:t>break,-</w:t>
+      </w:r>
+      <w:proofErr w:type="gramEnd"/>
+      <w:r>
+        <w:rPr>
+          <w:color w:val="1F4E79" w:themeColor="accent5" w:themeShade="80"/>
+        </w:rPr>
+        <w:t>O0,4032,306,113,123,118</w:t>
+      </w:r>
+    </w:p>
+    <w:p>
+      <w:pPr>
+        <w:rPr>
+          <w:color w:val="1F4E79" w:themeColor="accent5" w:themeShade="80"/>
+        </w:rPr>
+      </w:pPr>
+      <w:r>
+        <w:rPr>
+          <w:color w:val="1F4E79" w:themeColor="accent5" w:themeShade="80"/>
+        </w:rPr>
+        <w:t>nested_switch_</w:t>
+      </w:r>
+      <w:proofErr w:type="gramStart"/>
+      <w:r>
+        <w:rPr>
+          <w:color w:val="1F4E79" w:themeColor="accent5" w:themeShade="80"/>
+        </w:rPr>
+        <w:t>break,-</w:t>
+      </w:r>
+      <w:proofErr w:type="gramEnd"/>
+      <w:r>
+        <w:rPr>
+          <w:color w:val="1F4E79" w:themeColor="accent5" w:themeShade="80"/>
+        </w:rPr>
+        <w:t>Os,2404,458,29,36,34</w:t>
+      </w:r>
+    </w:p>
+    <w:p>
+      <w:pPr>
+        <w:rPr>
+          <w:color w:val="1F4E79" w:themeColor="accent5" w:themeShade="80"/>
+        </w:rPr>
+      </w:pPr>
+      <w:r>
+        <w:rPr>
+          <w:color w:val="1F4E79" w:themeColor="accent5" w:themeShade="80"/>
+        </w:rPr>
+        <w:t>nested_switch_</w:t>
+      </w:r>
+      <w:proofErr w:type="gramStart"/>
+      <w:r>
+        <w:rPr>
+          <w:color w:val="1F4E79" w:themeColor="accent5" w:themeShade="80"/>
+        </w:rPr>
+        <w:t>break,-</w:t>
+      </w:r>
+      <w:proofErr w:type="gramEnd"/>
+      <w:r>
+        <w:rPr>
+          <w:color w:val="1F4E79" w:themeColor="accent5" w:themeShade="80"/>
+        </w:rPr>
+        <w:t>O2,2802,458,28,36,34</w:t>
+      </w:r>
+    </w:p>
+    <w:p>
+      <w:pPr>
+        <w:rPr>
+          <w:color w:val="1F4E79" w:themeColor="accent5" w:themeShade="80"/>
+        </w:rPr>
+      </w:pPr>
+      <w:r>
+        <w:rPr>
+          <w:color w:val="1F4E79" w:themeColor="accent5" w:themeShade="80"/>
+        </w:rPr>
+        <w:lastRenderedPageBreak/>
+        <w:t>array_of_</w:t>
+      </w:r>
+      <w:proofErr w:type="gramStart"/>
+      <w:r>
+        <w:rPr>
+          <w:color w:val="1F4E79" w:themeColor="accent5" w:themeShade="80"/>
+        </w:rPr>
+        <w:t>structs,-</w:t>
+      </w:r>
+      <w:proofErr w:type="gramEnd"/>
+      <w:r>
+        <w:rPr>
+          <w:color w:val="1F4E79" w:themeColor="accent5" w:themeShade="80"/>
+        </w:rPr>
+        <w:t>O0,3514,738,1,253,130</w:t>
+      </w:r>
+    </w:p>
+    <w:p>
+      <w:pPr>
+        <w:rPr>
+          <w:color w:val="1F4E79" w:themeColor="accent5" w:themeShade="80"/>
+        </w:rPr>
+      </w:pPr>
+      <w:r>
+        <w:rPr>
+          <w:color w:val="1F4E79" w:themeColor="accent5" w:themeShade="80"/>
+        </w:rPr>
+        <w:t>array_of_</w:t>
+      </w:r>
+      <w:proofErr w:type="gramStart"/>
+      <w:r>
+        <w:rPr>
+          <w:color w:val="1F4E79" w:themeColor="accent5" w:themeShade="80"/>
+        </w:rPr>
+        <w:t>structs,-</w:t>
+      </w:r>
+      <w:proofErr w:type="gramEnd"/>
+      <w:r>
+        <w:rPr>
+          <w:color w:val="1F4E79" w:themeColor="accent5" w:themeShade="80"/>
+        </w:rPr>
+        <w:t>Os,2404,766,1,251,113</w:t>
+      </w:r>
+    </w:p>
+    <w:p>
+      <w:pPr>
+        <w:rPr>
+          <w:color w:val="1F4E79" w:themeColor="accent5" w:themeShade="80"/>
+        </w:rPr>
+      </w:pPr>
+      <w:r>
+        <w:rPr>
+          <w:color w:val="1F4E79" w:themeColor="accent5" w:themeShade="80"/>
+        </w:rPr>
+        <w:t>array_of_</w:t>
+      </w:r>
+      <w:proofErr w:type="gramStart"/>
+      <w:r>
+        <w:rPr>
+          <w:color w:val="1F4E79" w:themeColor="accent5" w:themeShade="80"/>
+        </w:rPr>
+        <w:t>structs,-</w:t>
+      </w:r>
+      <w:proofErr w:type="gramEnd"/>
+      <w:r>
+        <w:rPr>
+          <w:color w:val="1F4E79" w:themeColor="accent5" w:themeShade="80"/>
+        </w:rPr>
+        <w:t>O2,2784,766,2,252,113</w:t>
+      </w:r>
+    </w:p>
+    <w:p>
+      <w:pPr>
+        <w:rPr>
+          <w:color w:val="1F4E79" w:themeColor="accent5" w:themeShade="80"/>
+        </w:rPr>
+      </w:pPr>
+      <w:r>
+        <w:rPr>
+          <w:color w:val="1F4E79" w:themeColor="accent5" w:themeShade="80"/>
+        </w:rPr>
+        <w:t>indexed_</w:t>
+      </w:r>
+      <w:proofErr w:type="gramStart"/>
+      <w:r>
+        <w:rPr>
+          <w:color w:val="1F4E79" w:themeColor="accent5" w:themeShade="80"/>
+        </w:rPr>
+        <w:t>table,-</w:t>
+      </w:r>
+      <w:proofErr w:type="gramEnd"/>
+      <w:r>
+        <w:rPr>
+          <w:color w:val="1F4E79" w:themeColor="accent5" w:themeShade="80"/>
+        </w:rPr>
+        <w:t>O0,3160,450,83,83,83</w:t>
+      </w:r>
+    </w:p>
+    <w:p>
+      <w:pPr>
+        <w:rPr>
+          <w:color w:val="1F4E79" w:themeColor="accent5" w:themeShade="80"/>
+        </w:rPr>
+      </w:pPr>
+      <w:r>
+        <w:rPr>
+          <w:color w:val="1F4E79" w:themeColor="accent5" w:themeShade="80"/>
+        </w:rPr>
+        <w:t>indexed_</w:t>
+      </w:r>
+      <w:proofErr w:type="gramStart"/>
+      <w:r>
+        <w:rPr>
+          <w:color w:val="1F4E79" w:themeColor="accent5" w:themeShade="80"/>
+        </w:rPr>
+        <w:t>table,-</w:t>
+      </w:r>
+      <w:proofErr w:type="gramEnd"/>
+      <w:r>
+        <w:rPr>
+          <w:color w:val="1F4E79" w:themeColor="accent5" w:themeShade="80"/>
+        </w:rPr>
+        <w:t>Os,2134,478,233,243,237</w:t>
+      </w:r>
+    </w:p>
+    <w:p>
+      <w:pPr>
+        <w:rPr>
+          <w:color w:val="1F4E79" w:themeColor="accent5" w:themeShade="80"/>
+        </w:rPr>
+      </w:pPr>
+      <w:r>
+        <w:rPr>
+          <w:color w:val="1F4E79" w:themeColor="accent5" w:themeShade="80"/>
+        </w:rPr>
+        <w:t>indexed_</w:t>
+      </w:r>
+      <w:proofErr w:type="gramStart"/>
+      <w:r>
+        <w:rPr>
+          <w:color w:val="1F4E79" w:themeColor="accent5" w:themeShade="80"/>
+        </w:rPr>
+        <w:t>table,-</w:t>
+      </w:r>
+      <w:proofErr w:type="gramEnd"/>
+      <w:r>
+        <w:rPr>
+          <w:color w:val="1F4E79" w:themeColor="accent5" w:themeShade="80"/>
+        </w:rPr>
+        <w:t>O2,2538,478,239,249,243</w:t>
+      </w:r>
+    </w:p>
+    <w:p>
+      <w:pPr>
+        <w:rPr>
+          <w:color w:val="1F4E79" w:themeColor="accent5" w:themeShade="80"/>
+        </w:rPr>
+      </w:pPr>
+      <w:r>
+        <w:rPr>
+          <w:color w:val="1F4E79" w:themeColor="accent5" w:themeShade="80"/>
+        </w:rPr>
+        <w:t>state_</w:t>
+      </w:r>
+      <w:proofErr w:type="gramStart"/>
+      <w:r>
+        <w:rPr>
+          <w:color w:val="1F4E79" w:themeColor="accent5" w:themeShade="80"/>
+        </w:rPr>
+        <w:t>object,-</w:t>
+      </w:r>
+      <w:proofErr w:type="gramEnd"/>
+      <w:r>
+        <w:rPr>
+          <w:color w:val="1F4E79" w:themeColor="accent5" w:themeShade="80"/>
+        </w:rPr>
+        <w:t>O0,3984,338,105,125,113</w:t>
+      </w:r>
+    </w:p>
+    <w:p>
+      <w:pPr>
+        <w:rPr>
+          <w:color w:val="1F4E79" w:themeColor="accent5" w:themeShade="80"/>
+        </w:rPr>
+      </w:pPr>
+      <w:r>
+        <w:rPr>
+          <w:color w:val="1F4E79" w:themeColor="accent5" w:themeShade="80"/>
+        </w:rPr>
+        <w:t>state_</w:t>
+      </w:r>
+      <w:proofErr w:type="gramStart"/>
+      <w:r>
+        <w:rPr>
+          <w:color w:val="1F4E79" w:themeColor="accent5" w:themeShade="80"/>
+        </w:rPr>
+        <w:t>object,-</w:t>
+      </w:r>
+      <w:proofErr w:type="gramEnd"/>
+      <w:r>
+        <w:rPr>
+          <w:color w:val="1F4E79" w:themeColor="accent5" w:themeShade="80"/>
+        </w:rPr>
+        <w:t>Os,2522,366,26,34,29</w:t>
+      </w:r>
+    </w:p>
+    <w:p>
+      <w:pPr>
+        <w:rPr>
+          <w:color w:val="1F4E79" w:themeColor="accent5" w:themeShade="80"/>
+        </w:rPr>
+      </w:pPr>
+      <w:r>
+        <w:rPr>
+          <w:color w:val="1F4E79" w:themeColor="accent5" w:themeShade="80"/>
+        </w:rPr>
+        <w:t>state_</w:t>
+      </w:r>
+      <w:proofErr w:type="gramStart"/>
+      <w:r>
+        <w:rPr>
+          <w:color w:val="1F4E79" w:themeColor="accent5" w:themeShade="80"/>
+        </w:rPr>
+        <w:t>object,-</w:t>
+      </w:r>
+      <w:proofErr w:type="gramEnd"/>
+      <w:r>
+        <w:rPr>
+          <w:color w:val="1F4E79" w:themeColor="accent5" w:themeShade="80"/>
+        </w:rPr>
+        <w:t>O2,2932,366,244,255,250</w:t>
+      </w:r>
+    </w:p>
+    <w:p>
+      <w:pPr>
+        <w:rPr>
+          <w:color w:val="1F4E79" w:themeColor="accent5" w:themeShade="80"/>
+        </w:rPr>
+      </w:pPr>
+      <w:r>
+        <w:rPr>
+          <w:color w:val="1F4E79" w:themeColor="accent5" w:themeShade="80"/>
+        </w:rPr>
+        <w:t>hsm_</w:t>
+      </w:r>
+      <w:proofErr w:type="gramStart"/>
+      <w:r>
+        <w:rPr>
+          <w:color w:val="1F4E79" w:themeColor="accent5" w:themeShade="80"/>
+        </w:rPr>
+        <w:t>flat,-</w:t>
+      </w:r>
+      <w:proofErr w:type="gramEnd"/>
+      <w:r>
+        <w:rPr>
+          <w:color w:val="1F4E79" w:themeColor="accent5" w:themeShade="80"/>
+        </w:rPr>
+        <w:t>O0,4068,354,134,154,142</w:t>
+      </w:r>
+    </w:p>
+    <w:p>
+      <w:pPr>
+        <w:rPr>
+          <w:color w:val="1F4E79" w:themeColor="accent5" w:themeShade="80"/>
+        </w:rPr>
+      </w:pPr>
+      <w:r>
+        <w:rPr>
+          <w:color w:val="1F4E79" w:themeColor="accent5" w:themeShade="80"/>
+        </w:rPr>
+        <w:t>hsm_</w:t>
+      </w:r>
+      <w:proofErr w:type="gramStart"/>
+      <w:r>
+        <w:rPr>
+          <w:color w:val="1F4E79" w:themeColor="accent5" w:themeShade="80"/>
+        </w:rPr>
+        <w:t>flat,-</w:t>
+      </w:r>
+      <w:proofErr w:type="gramEnd"/>
+      <w:r>
+        <w:rPr>
+          <w:color w:val="1F4E79" w:themeColor="accent5" w:themeShade="80"/>
+        </w:rPr>
+        <w:t>Os,2566,382,37,45,40</w:t>
+      </w:r>
+    </w:p>
+    <w:p>
+      <w:pPr>
+        <w:rPr>
+          <w:color w:val="1F4E79" w:themeColor="accent5" w:themeShade="80"/>
+        </w:rPr>
+      </w:pPr>
+      <w:r>
+        <w:rPr>
+          <w:color w:val="1F4E79" w:themeColor="accent5" w:themeShade="80"/>
+        </w:rPr>
+        <w:t>hsm_</w:t>
+      </w:r>
+      <w:proofErr w:type="gramStart"/>
+      <w:r>
+        <w:rPr>
+          <w:color w:val="1F4E79" w:themeColor="accent5" w:themeShade="80"/>
+        </w:rPr>
+        <w:t>flat,-</w:t>
+      </w:r>
+      <w:proofErr w:type="gramEnd"/>
+      <w:r>
+        <w:rPr>
+          <w:color w:val="1F4E79" w:themeColor="accent5" w:themeShade="80"/>
+        </w:rPr>
+        <w:t>O2,2952,382,37,46,40</w:t>
+      </w:r>
+    </w:p>
+    <w:p>
+      <w:pPr>
+        <w:rPr>
+          <w:color w:val="1F4E79" w:themeColor="accent5" w:themeShade="80"/>
+        </w:rPr>
+      </w:pPr>
+      <w:r>
+        <w:rPr>
+          <w:color w:val="1F4E79" w:themeColor="accent5" w:themeShade="80"/>
+        </w:rPr>
+        <w:t>hsm_</w:t>
+      </w:r>
+      <w:proofErr w:type="gramStart"/>
+      <w:r>
+        <w:rPr>
+          <w:color w:val="1F4E79" w:themeColor="accent5" w:themeShade="80"/>
+        </w:rPr>
+        <w:t>nested,-</w:t>
+      </w:r>
+      <w:proofErr w:type="gramEnd"/>
+      <w:r>
+        <w:rPr>
+          <w:color w:val="1F4E79" w:themeColor="accent5" w:themeShade="80"/>
+        </w:rPr>
+        <w:t>O0,4802,408,222,222,222</w:t>
+      </w:r>
+    </w:p>
+    <w:p>
+      <w:pPr>
+        <w:rPr>
+          <w:color w:val="1F4E79" w:themeColor="accent5" w:themeShade="80"/>
+        </w:rPr>
+      </w:pPr>
+      <w:r>
+        <w:rPr>
+          <w:color w:val="1F4E79" w:themeColor="accent5" w:themeShade="80"/>
+        </w:rPr>
+        <w:t>hsm_</w:t>
+      </w:r>
+      <w:proofErr w:type="gramStart"/>
+      <w:r>
+        <w:rPr>
+          <w:color w:val="1F4E79" w:themeColor="accent5" w:themeShade="80"/>
+        </w:rPr>
+        <w:t>nested,-</w:t>
+      </w:r>
+      <w:proofErr w:type="gramEnd"/>
+      <w:r>
+        <w:rPr>
+          <w:color w:val="1F4E79" w:themeColor="accent5" w:themeShade="80"/>
+        </w:rPr>
+        <w:t>Os,2764,438,80,95,89</w:t>
+      </w:r>
+    </w:p>
+    <w:p>
+      <w:pPr>
+        <w:rPr>
+          <w:color w:val="1F4E79" w:themeColor="accent5" w:themeShade="80"/>
+        </w:rPr>
+      </w:pPr>
+      <w:r>
+        <w:rPr>
+          <w:color w:val="1F4E79" w:themeColor="accent5" w:themeShade="80"/>
+        </w:rPr>
+        <w:t>hsm_</w:t>
+      </w:r>
+      <w:proofErr w:type="gramStart"/>
+      <w:r>
+        <w:rPr>
+          <w:color w:val="1F4E79" w:themeColor="accent5" w:themeShade="80"/>
+        </w:rPr>
+        <w:t>nested,-</w:t>
+      </w:r>
+      <w:proofErr w:type="gramEnd"/>
+      <w:r>
+        <w:rPr>
+          <w:color w:val="1F4E79" w:themeColor="accent5" w:themeShade="80"/>
+        </w:rPr>
+        <w:t>O2,3198,438,79,94,89</w:t>
+      </w:r>
+    </w:p>
+    <w:p>
+      <w:pPr>
+        <w:rPr>
+          <w:color w:val="1F4E79" w:themeColor="accent5" w:themeShade="80"/>
+        </w:rPr>
+      </w:pPr>
+      <w:r>
+        <w:rPr>
+          <w:color w:val="1F4E79" w:themeColor="accent5" w:themeShade="80"/>
+        </w:rPr>
+        <w:t>time_independent_timer0_</w:t>
+      </w:r>
+      <w:proofErr w:type="gramStart"/>
+      <w:r>
+        <w:rPr>
+          <w:color w:val="1F4E79" w:themeColor="accent5" w:themeShade="80"/>
+        </w:rPr>
+        <w:t>isr,-</w:t>
+      </w:r>
+      <w:proofErr w:type="gramEnd"/>
+      <w:r>
+        <w:rPr>
+          <w:color w:val="1F4E79" w:themeColor="accent5" w:themeShade="80"/>
+        </w:rPr>
+        <w:t>O0,</w:t>
+      </w:r>
+      <w:proofErr w:type="gramStart"/>
+      <w:r>
+        <w:rPr>
+          <w:color w:val="1F4E79" w:themeColor="accent5" w:themeShade="80"/>
+        </w:rPr>
+        <w:t>4202,669,,,</w:t>
+      </w:r>
+      <w:proofErr w:type="gramEnd"/>
+    </w:p>
+    <w:p>
+      <w:pPr>
+        <w:rPr>
+          <w:color w:val="1F4E79" w:themeColor="accent5" w:themeShade="80"/>
+        </w:rPr>
+      </w:pPr>
+      <w:r>
+        <w:rPr>
+          <w:color w:val="1F4E79" w:themeColor="accent5" w:themeShade="80"/>
+        </w:rPr>
+        <w:t>time_independent_timer0_</w:t>
+      </w:r>
+      <w:proofErr w:type="gramStart"/>
+      <w:r>
+        <w:rPr>
+          <w:color w:val="1F4E79" w:themeColor="accent5" w:themeShade="80"/>
+        </w:rPr>
+        <w:t>isr,-</w:t>
+      </w:r>
+      <w:proofErr w:type="gramEnd"/>
+      <w:r>
+        <w:rPr>
+          <w:color w:val="1F4E79" w:themeColor="accent5" w:themeShade="80"/>
+        </w:rPr>
+        <w:t>Os,</w:t>
+      </w:r>
+      <w:proofErr w:type="gramStart"/>
+      <w:r>
+        <w:rPr>
+          <w:color w:val="1F4E79" w:themeColor="accent5" w:themeShade="80"/>
+        </w:rPr>
+        <w:t>2458,813,,,</w:t>
+      </w:r>
+      <w:proofErr w:type="gramEnd"/>
+    </w:p>
+    <w:p>
+      <w:pPr>
+        <w:rPr>
+          <w:color w:val="1F4E79" w:themeColor="accent5" w:themeShade="80"/>
+        </w:rPr>
+      </w:pPr>
+      <w:r>
+        <w:rPr>
+          <w:color w:val="1F4E79" w:themeColor="accent5" w:themeShade="80"/>
+        </w:rPr>
+        <w:t>time_independent_timer0_</w:t>
+      </w:r>
+      <w:proofErr w:type="gramStart"/>
+      <w:r>
+        <w:rPr>
+          <w:color w:val="1F4E79" w:themeColor="accent5" w:themeShade="80"/>
+        </w:rPr>
+        <w:t>isr,-</w:t>
+      </w:r>
+      <w:proofErr w:type="gramEnd"/>
+      <w:r>
+        <w:rPr>
+          <w:color w:val="1F4E79" w:themeColor="accent5" w:themeShade="80"/>
+        </w:rPr>
+        <w:t>O2,</w:t>
+      </w:r>
+      <w:proofErr w:type="gramStart"/>
+      <w:r>
+        <w:rPr>
+          <w:color w:val="1F4E79" w:themeColor="accent5" w:themeShade="80"/>
+        </w:rPr>
+        <w:t>3368,813,,,</w:t>
+      </w:r>
+      <w:proofErr w:type="gramEnd"/>
+    </w:p>
+    <w:p>
+      <w:pPr>
+        <w:rPr>
+          <w:color w:val="1F4E79" w:themeColor="accent5" w:themeShade="80"/>
+        </w:rPr>
+      </w:pPr>
+      <w:r>
+        <w:rPr>
+          <w:color w:val="1F4E79" w:themeColor="accent5" w:themeShade="80"/>
+        </w:rPr>
+        <w:t>array_of_structs_</w:t>
+      </w:r>
+      <w:proofErr w:type="gramStart"/>
+      <w:r>
+        <w:rPr>
+          <w:color w:val="1F4E79" w:themeColor="accent5" w:themeShade="80"/>
+        </w:rPr>
+        <w:t>handler,-</w:t>
+      </w:r>
+      <w:proofErr w:type="gramEnd"/>
+      <w:r>
+        <w:rPr>
+          <w:color w:val="1F4E79" w:themeColor="accent5" w:themeShade="80"/>
+        </w:rPr>
+        <w:t>O0,5952,882,1,253,124</w:t>
+      </w:r>
+    </w:p>
+    <w:p>
+      <w:pPr>
+        <w:rPr>
+          <w:color w:val="1F4E79" w:themeColor="accent5" w:themeShade="80"/>
+        </w:rPr>
+      </w:pPr>
+      <w:r>
+        <w:rPr>
+          <w:color w:val="1F4E79" w:themeColor="accent5" w:themeShade="80"/>
+        </w:rPr>
+        <w:t>array_of_structs_</w:t>
+      </w:r>
+      <w:proofErr w:type="gramStart"/>
+      <w:r>
+        <w:rPr>
+          <w:color w:val="1F4E79" w:themeColor="accent5" w:themeShade="80"/>
+        </w:rPr>
+        <w:t>handler,-</w:t>
+      </w:r>
+      <w:proofErr w:type="gramEnd"/>
+      <w:r>
+        <w:rPr>
+          <w:color w:val="1F4E79" w:themeColor="accent5" w:themeShade="80"/>
+        </w:rPr>
+        <w:t>Os,3128,910,3,255,113</w:t>
+      </w:r>
+    </w:p>
+    <w:p>
+      <w:pPr>
+        <w:rPr>
+          <w:color w:val="1F4E79" w:themeColor="accent5" w:themeShade="80"/>
+        </w:rPr>
+      </w:pPr>
+      <w:r>
+        <w:rPr>
+          <w:color w:val="1F4E79" w:themeColor="accent5" w:themeShade="80"/>
+        </w:rPr>
+        <w:t>array_of_structs_</w:t>
+      </w:r>
+      <w:proofErr w:type="gramStart"/>
+      <w:r>
+        <w:rPr>
+          <w:color w:val="1F4E79" w:themeColor="accent5" w:themeShade="80"/>
+        </w:rPr>
+        <w:t>handler,-</w:t>
+      </w:r>
+      <w:proofErr w:type="gramEnd"/>
+      <w:r>
+        <w:rPr>
+          <w:color w:val="1F4E79" w:themeColor="accent5" w:themeShade="80"/>
+        </w:rPr>
+        <w:t>O2,3506,910,2,254,113</w:t>
+      </w:r>
+    </w:p>
+    <w:p>
+      <w:pPr>
+        <w:rPr>
+          <w:color w:val="1F4E79" w:themeColor="accent5" w:themeShade="80"/>
+        </w:rPr>
+      </w:pPr>
+      <w:r>
+        <w:rPr>
+          <w:color w:val="1F4E79" w:themeColor="accent5" w:themeShade="80"/>
+        </w:rPr>
+        <w:t>function_</w:t>
+      </w:r>
+      <w:proofErr w:type="gramStart"/>
+      <w:r>
+        <w:rPr>
+          <w:color w:val="1F4E79" w:themeColor="accent5" w:themeShade="80"/>
+        </w:rPr>
+        <w:t>pointers,-</w:t>
+      </w:r>
+      <w:proofErr w:type="gramEnd"/>
+      <w:r>
+        <w:rPr>
+          <w:color w:val="1F4E79" w:themeColor="accent5" w:themeShade="80"/>
+        </w:rPr>
+        <w:t>O0,5618,594,106,106,106</w:t>
+      </w:r>
+    </w:p>
+    <w:p>
+      <w:pPr>
+        <w:rPr>
+          <w:color w:val="1F4E79" w:themeColor="accent5" w:themeShade="80"/>
+        </w:rPr>
+      </w:pPr>
+      <w:r>
+        <w:rPr>
+          <w:color w:val="1F4E79" w:themeColor="accent5" w:themeShade="80"/>
+        </w:rPr>
+        <w:t>function_</w:t>
+      </w:r>
+      <w:proofErr w:type="gramStart"/>
+      <w:r>
+        <w:rPr>
+          <w:color w:val="1F4E79" w:themeColor="accent5" w:themeShade="80"/>
+        </w:rPr>
+        <w:t>pointers,-</w:t>
+      </w:r>
+      <w:proofErr w:type="gramEnd"/>
+      <w:r>
+        <w:rPr>
+          <w:color w:val="1F4E79" w:themeColor="accent5" w:themeShade="80"/>
+        </w:rPr>
+        <w:t>Os,2828,622,29,29,29</w:t>
+      </w:r>
+    </w:p>
+    <w:p>
+      <w:pPr>
+        <w:rPr>
+          <w:color w:val="1F4E79" w:themeColor="accent5" w:themeShade="80"/>
+        </w:rPr>
+      </w:pPr>
+      <w:r>
+        <w:rPr>
+          <w:color w:val="1F4E79" w:themeColor="accent5" w:themeShade="80"/>
+        </w:rPr>
+        <w:t>function_</w:t>
+      </w:r>
+      <w:proofErr w:type="gramStart"/>
+      <w:r>
+        <w:rPr>
+          <w:color w:val="1F4E79" w:themeColor="accent5" w:themeShade="80"/>
+        </w:rPr>
+        <w:t>pointers,-</w:t>
+      </w:r>
+      <w:proofErr w:type="gramEnd"/>
+      <w:r>
+        <w:rPr>
+          <w:color w:val="1F4E79" w:themeColor="accent5" w:themeShade="80"/>
+        </w:rPr>
+        <w:t>O2,3270,622,250,255,253</w:t>
+      </w:r>
+    </w:p>
+    <w:p>
+      <w:pPr>
+        <w:rPr>
+          <w:color w:val="1F4E79" w:themeColor="accent5" w:themeShade="80"/>
+        </w:rPr>
+      </w:pPr>
+      <w:r>
+        <w:rPr>
+          <w:color w:val="1F4E79" w:themeColor="accent5" w:themeShade="80"/>
+        </w:rPr>
+        <w:t>santic_lookup_</w:t>
+      </w:r>
+      <w:proofErr w:type="gramStart"/>
+      <w:r>
+        <w:rPr>
+          <w:color w:val="1F4E79" w:themeColor="accent5" w:themeShade="80"/>
+        </w:rPr>
+        <w:t>table,-</w:t>
+      </w:r>
+      <w:proofErr w:type="gramEnd"/>
+      <w:r>
+        <w:rPr>
+          <w:color w:val="1F4E79" w:themeColor="accent5" w:themeShade="80"/>
+        </w:rPr>
+        <w:t>O0,5968,624,84,87,85</w:t>
+      </w:r>
+    </w:p>
+    <w:p>
+      <w:pPr>
+        <w:rPr>
+          <w:color w:val="1F4E79" w:themeColor="accent5" w:themeShade="80"/>
+        </w:rPr>
+      </w:pPr>
+      <w:r>
+        <w:rPr>
+          <w:color w:val="1F4E79" w:themeColor="accent5" w:themeShade="80"/>
+        </w:rPr>
+        <w:t>santic_lookup_</w:t>
+      </w:r>
+      <w:proofErr w:type="gramStart"/>
+      <w:r>
+        <w:rPr>
+          <w:color w:val="1F4E79" w:themeColor="accent5" w:themeShade="80"/>
+        </w:rPr>
+        <w:t>table,-</w:t>
+      </w:r>
+      <w:proofErr w:type="gramEnd"/>
+      <w:r>
+        <w:rPr>
+          <w:color w:val="1F4E79" w:themeColor="accent5" w:themeShade="80"/>
+        </w:rPr>
+        <w:t>Os,2918,654,35,38,36</w:t>
+      </w:r>
+    </w:p>
+    <w:p>
+      <w:pPr>
+        <w:rPr>
+          <w:color w:val="1F4E79" w:themeColor="accent5" w:themeShade="80"/>
+        </w:rPr>
+      </w:pPr>
+      <w:r>
+        <w:rPr>
+          <w:color w:val="1F4E79" w:themeColor="accent5" w:themeShade="80"/>
+        </w:rPr>
+        <w:lastRenderedPageBreak/>
+        <w:t>santic_lookup_</w:t>
+      </w:r>
+      <w:proofErr w:type="gramStart"/>
+      <w:r>
+        <w:rPr>
+          <w:color w:val="1F4E79" w:themeColor="accent5" w:themeShade="80"/>
+        </w:rPr>
+        <w:t>table,-</w:t>
+      </w:r>
+      <w:proofErr w:type="gramEnd"/>
+      <w:r>
+        <w:rPr>
+          <w:color w:val="1F4E79" w:themeColor="accent5" w:themeShade="80"/>
+        </w:rPr>
+        <w:t>O2,3382,654,39,42,40</w:t>
+      </w:r>
+    </w:p>
+    <w:p>
+      <w:pPr>
+        <w:rPr>
+          <w:color w:val="1F4E79" w:themeColor="accent5" w:themeShade="80"/>
         </w:rPr>
       </w:pPr>
     </w:p>
     <w:p>
       <w:pPr>
         <w:rPr>
-          <w:color w:val="000000" w:themeColor="text1"/>
-          <w:lang w:val="sr-Latn-RS"/>
+          <w:color w:val="1F4E79" w:themeColor="accent5" w:themeShade="80"/>
         </w:rPr>
       </w:pPr>
     </w:p>
     <w:p>
       <w:pPr>
         <w:rPr>
-          <w:color w:val="000000" w:themeColor="text1"/>
-          <w:lang w:val="sr-Latn-RS"/>
+          <w:color w:val="1F4E79" w:themeColor="accent5" w:themeShade="80"/>
         </w:rPr>
       </w:pPr>
     </w:p>
     <w:p>
       <w:pPr>
         <w:rPr>
-          <w:color w:val="000000" w:themeColor="text1"/>
-          <w:lang w:val="sr-Latn-RS"/>
+          <w:color w:val="1F4E79" w:themeColor="accent5" w:themeShade="80"/>
         </w:rPr>
       </w:pPr>
     </w:p>
     <w:p>
       <w:pPr>
         <w:rPr>
-          <w:color w:val="000000" w:themeColor="text1"/>
-          <w:lang w:val="sr-Latn-RS"/>
+          <w:color w:val="EE0000"/>
+        </w:rPr>
+      </w:pPr>
+      <w:proofErr w:type="spellStart"/>
+      <w:r>
+        <w:rPr>
+          <w:color w:val="EE0000"/>
+        </w:rPr>
+        <w:t>neocekivani</w:t>
+      </w:r>
+      <w:proofErr w:type="spellEnd"/>
+      <w:r>
+        <w:rPr>
+          <w:color w:val="EE0000"/>
+        </w:rPr>
+        <w:t xml:space="preserve"> rez </w:t>
+      </w:r>
+      <w:proofErr w:type="spellStart"/>
+      <w:r>
+        <w:rPr>
+          <w:color w:val="EE0000"/>
+        </w:rPr>
+        <w:t>nastali</w:t>
+      </w:r>
+      <w:proofErr w:type="spellEnd"/>
+      <w:r>
+        <w:rPr>
+          <w:color w:val="EE0000"/>
+        </w:rPr>
+        <w:t xml:space="preserve"> </w:t>
+      </w:r>
+      <w:proofErr w:type="spellStart"/>
+      <w:r>
+        <w:rPr>
+          <w:color w:val="EE0000"/>
+        </w:rPr>
+        <w:t>pri</w:t>
+      </w:r>
+      <w:proofErr w:type="spellEnd"/>
+      <w:r>
+        <w:rPr>
+          <w:color w:val="EE0000"/>
+        </w:rPr>
+        <w:t xml:space="preserve"> </w:t>
+      </w:r>
+      <w:proofErr w:type="spellStart"/>
+      <w:r>
+        <w:rPr>
+          <w:color w:val="EE0000"/>
+        </w:rPr>
+        <w:t>merenju</w:t>
+      </w:r>
+      <w:proofErr w:type="spellEnd"/>
+      <w:r>
+        <w:rPr>
+          <w:color w:val="EE0000"/>
+        </w:rPr>
+        <w:t xml:space="preserve"> </w:t>
+      </w:r>
+      <w:proofErr w:type="spellStart"/>
+      <w:r>
+        <w:rPr>
+          <w:color w:val="EE0000"/>
+        </w:rPr>
+        <w:t>kod</w:t>
+      </w:r>
+      <w:proofErr w:type="spellEnd"/>
+      <w:r>
+        <w:rPr>
+          <w:color w:val="EE0000"/>
+        </w:rPr>
+        <w:t xml:space="preserve"> MQ</w:t>
+      </w:r>
+      <w:r>
+        <w:rPr>
+          <w:color w:val="EE0000"/>
+        </w:rPr>
+        <w:t>TT FSM-a</w:t>
+      </w:r>
+    </w:p>
+    <w:p>
+      <w:pPr>
+        <w:rPr>
+          <w:b/>
+          <w:bCs/>
+          <w:color w:val="000000" w:themeColor="text1"/>
+          <w:lang w:val="ru-RU"/>
+        </w:rPr>
+      </w:pPr>
+      <w:r>
+        <w:rPr>
+          <w:b/>
+          <w:bCs/>
+          <w:color w:val="000000" w:themeColor="text1"/>
+          <w:lang w:val="ru-RU"/>
+        </w:rPr>
+        <w:t>Утицај артефакта мерења услед -</w:t>
+      </w:r>
+      <w:proofErr w:type="spellStart"/>
+      <w:r>
+        <w:rPr>
+          <w:b/>
+          <w:bCs/>
+          <w:color w:val="000000" w:themeColor="text1"/>
+        </w:rPr>
+        <w:t>flto</w:t>
+      </w:r>
+      <w:proofErr w:type="spellEnd"/>
+      <w:r>
+        <w:rPr>
+          <w:b/>
+          <w:bCs/>
+          <w:color w:val="000000" w:themeColor="text1"/>
+          <w:lang w:val="ru-RU"/>
+        </w:rPr>
+        <w:t xml:space="preserve"> премештања инструкција на измерене резултате</w:t>
+      </w:r>
+    </w:p>
+    <w:p>
+      <w:pPr>
+        <w:rPr>
+          <w:color w:val="000000" w:themeColor="text1"/>
+          <w:lang w:val="ru-RU"/>
+        </w:rPr>
+      </w:pPr>
+      <w:r>
+        <w:rPr>
+          <w:color w:val="000000" w:themeColor="text1"/>
+          <w:lang w:val="ru-RU"/>
+        </w:rPr>
+        <w:t xml:space="preserve">Приликом иницијалног мерења циклуса за </w:t>
+      </w:r>
+      <w:r>
+        <w:rPr>
+          <w:color w:val="000000" w:themeColor="text1"/>
+        </w:rPr>
+        <w:t>MQTT</w:t>
+      </w:r>
+      <w:r>
+        <w:rPr>
+          <w:color w:val="000000" w:themeColor="text1"/>
+          <w:lang w:val="ru-RU"/>
+        </w:rPr>
+        <w:t xml:space="preserve"> аутомат, три имплементације показале су неочекивано велика одступања на вишим нивоима оптимизације преводиоца — Директни </w:t>
+      </w:r>
+      <w:r>
+        <w:rPr>
+          <w:color w:val="000000" w:themeColor="text1"/>
+        </w:rPr>
+        <w:t>LUT</w:t>
+      </w:r>
+      <w:r>
+        <w:rPr>
+          <w:color w:val="000000" w:themeColor="text1"/>
+          <w:lang w:val="ru-RU"/>
+        </w:rPr>
+        <w:t xml:space="preserve"> </w:t>
+      </w:r>
+      <w:r>
+        <w:rPr>
+          <w:color w:val="000000" w:themeColor="text1"/>
+        </w:rPr>
+        <w:t>FSM</w:t>
+      </w:r>
+      <w:r>
+        <w:rPr>
+          <w:color w:val="000000" w:themeColor="text1"/>
+          <w:lang w:val="ru-RU"/>
+        </w:rPr>
+        <w:t xml:space="preserve"> на нивоима -</w:t>
+      </w:r>
+      <w:proofErr w:type="spellStart"/>
+      <w:r>
+        <w:rPr>
+          <w:color w:val="000000" w:themeColor="text1"/>
+        </w:rPr>
+        <w:t>Os</w:t>
+      </w:r>
+      <w:proofErr w:type="spellEnd"/>
+      <w:r>
+        <w:rPr>
+          <w:color w:val="000000" w:themeColor="text1"/>
+          <w:lang w:val="ru-RU"/>
+        </w:rPr>
+        <w:t xml:space="preserve"> и -</w:t>
+      </w:r>
+      <w:r>
+        <w:rPr>
+          <w:color w:val="000000" w:themeColor="text1"/>
+        </w:rPr>
+        <w:t>O</w:t>
+      </w:r>
+      <w:r>
+        <w:rPr>
+          <w:color w:val="000000" w:themeColor="text1"/>
+          <w:lang w:val="ru-RU"/>
+        </w:rPr>
+        <w:t xml:space="preserve">2, </w:t>
+      </w:r>
+      <w:r>
+        <w:rPr>
+          <w:color w:val="000000" w:themeColor="text1"/>
+        </w:rPr>
+        <w:t>FSM</w:t>
+      </w:r>
+      <w:r>
+        <w:rPr>
+          <w:color w:val="000000" w:themeColor="text1"/>
+          <w:lang w:val="ru-RU"/>
+        </w:rPr>
+        <w:t xml:space="preserve"> објеката стања на нивоу -</w:t>
+      </w:r>
+      <w:r>
+        <w:rPr>
+          <w:color w:val="000000" w:themeColor="text1"/>
+        </w:rPr>
+        <w:t>O</w:t>
+      </w:r>
+      <w:r>
+        <w:rPr>
+          <w:color w:val="000000" w:themeColor="text1"/>
+          <w:lang w:val="ru-RU"/>
+        </w:rPr>
+        <w:t>2, и имплементација са показивачима на функције такође на нивоу -</w:t>
+      </w:r>
+      <w:r>
+        <w:rPr>
+          <w:color w:val="000000" w:themeColor="text1"/>
+        </w:rPr>
+        <w:t>O</w:t>
+      </w:r>
+      <w:r>
+        <w:rPr>
+          <w:color w:val="000000" w:themeColor="text1"/>
+          <w:lang w:val="ru-RU"/>
+        </w:rPr>
+        <w:t>2. Ова три случаја показивала су вишеструко (8–14 пута) веће просечне вредности броја циклуса него што теоријска оцена сложености за те приступе предвиђа, и што су сами показивали на нивоу -</w:t>
+      </w:r>
+      <w:r>
+        <w:rPr>
+          <w:color w:val="000000" w:themeColor="text1"/>
+        </w:rPr>
+        <w:t>O</w:t>
+      </w:r>
+      <w:r>
+        <w:rPr>
+          <w:color w:val="000000" w:themeColor="text1"/>
+          <w:lang w:val="ru-RU"/>
+        </w:rPr>
+        <w:t>0 без оптимизације.</w:t>
+      </w:r>
+    </w:p>
+    <w:p>
+      <w:pPr>
+        <w:rPr>
+          <w:color w:val="000000" w:themeColor="text1"/>
+          <w:lang w:val="ru-RU"/>
+        </w:rPr>
+      </w:pPr>
+      <w:r>
+        <w:rPr>
+          <w:color w:val="000000" w:themeColor="text1"/>
+          <w:lang w:val="ru-RU"/>
+        </w:rPr>
+        <w:t>Анализом генерисаних машинских инструкција (</w:t>
+      </w:r>
+      <w:proofErr w:type="spellStart"/>
+      <w:r>
+        <w:rPr>
+          <w:color w:val="000000" w:themeColor="text1"/>
+        </w:rPr>
+        <w:t>avr</w:t>
+      </w:r>
+      <w:proofErr w:type="spellEnd"/>
+      <w:r>
+        <w:rPr>
+          <w:color w:val="000000" w:themeColor="text1"/>
+          <w:lang w:val="ru-RU"/>
+        </w:rPr>
+        <w:t>-</w:t>
+      </w:r>
+      <w:proofErr w:type="spellStart"/>
+      <w:r>
+        <w:rPr>
+          <w:color w:val="000000" w:themeColor="text1"/>
+        </w:rPr>
+        <w:t>objdump</w:t>
+      </w:r>
+      <w:proofErr w:type="spellEnd"/>
+      <w:r>
+        <w:rPr>
+          <w:color w:val="000000" w:themeColor="text1"/>
+          <w:lang w:val="ru-RU"/>
+        </w:rPr>
+        <w:t xml:space="preserve"> -</w:t>
+      </w:r>
+      <w:r>
+        <w:rPr>
+          <w:color w:val="000000" w:themeColor="text1"/>
+        </w:rPr>
+        <w:t>d</w:t>
+      </w:r>
+      <w:r>
+        <w:rPr>
+          <w:color w:val="000000" w:themeColor="text1"/>
+          <w:lang w:val="ru-RU"/>
+        </w:rPr>
+        <w:t xml:space="preserve">) утврђено је да узрок није у самој логици тестиране транзиције, већ у начину на који преводилац, при укљученој </w:t>
+      </w:r>
+      <w:r>
+        <w:rPr>
+          <w:i/>
+          <w:iCs/>
+          <w:color w:val="000000" w:themeColor="text1"/>
+        </w:rPr>
+        <w:t>Link</w:t>
+      </w:r>
+      <w:r>
+        <w:rPr>
+          <w:i/>
+          <w:iCs/>
+          <w:color w:val="000000" w:themeColor="text1"/>
+          <w:lang w:val="ru-RU"/>
+        </w:rPr>
+        <w:t>-</w:t>
+      </w:r>
+      <w:r>
+        <w:rPr>
+          <w:i/>
+          <w:iCs/>
+          <w:color w:val="000000" w:themeColor="text1"/>
+        </w:rPr>
+        <w:t>Time</w:t>
+      </w:r>
+      <w:r>
+        <w:rPr>
+          <w:i/>
+          <w:iCs/>
+          <w:color w:val="000000" w:themeColor="text1"/>
+          <w:lang w:val="ru-RU"/>
+        </w:rPr>
+        <w:t xml:space="preserve"> </w:t>
+      </w:r>
+      <w:r>
+        <w:rPr>
+          <w:i/>
+          <w:iCs/>
+          <w:color w:val="000000" w:themeColor="text1"/>
+        </w:rPr>
+        <w:t>Optimization</w:t>
+      </w:r>
+      <w:r>
+        <w:rPr>
+          <w:color w:val="000000" w:themeColor="text1"/>
+          <w:lang w:val="ru-RU"/>
+        </w:rPr>
+        <w:t xml:space="preserve"> (-</w:t>
+      </w:r>
+      <w:proofErr w:type="spellStart"/>
+      <w:r>
+        <w:rPr>
+          <w:color w:val="000000" w:themeColor="text1"/>
+        </w:rPr>
+        <w:t>flto</w:t>
+      </w:r>
+      <w:proofErr w:type="spellEnd"/>
+      <w:r>
+        <w:rPr>
+          <w:color w:val="000000" w:themeColor="text1"/>
+          <w:lang w:val="ru-RU"/>
+        </w:rPr>
+        <w:t>), реорганизује ток извршавања унутар функције за аутоматизовано мерење (</w:t>
+      </w:r>
+      <w:r>
+        <w:rPr>
+          <w:color w:val="000000" w:themeColor="text1"/>
+        </w:rPr>
+        <w:t>run</w:t>
+      </w:r>
+      <w:r>
+        <w:rPr>
+          <w:color w:val="000000" w:themeColor="text1"/>
+          <w:lang w:val="ru-RU"/>
+        </w:rPr>
+        <w:t>_</w:t>
+      </w:r>
+      <w:r>
+        <w:rPr>
+          <w:color w:val="000000" w:themeColor="text1"/>
+        </w:rPr>
+        <w:t>benchmark</w:t>
+      </w:r>
+      <w:r>
+        <w:rPr>
+          <w:color w:val="000000" w:themeColor="text1"/>
+          <w:lang w:val="ru-RU"/>
+        </w:rPr>
+        <w:t>()). Генерисање насумичног догађаја (</w:t>
+      </w:r>
+      <w:r>
+        <w:rPr>
+          <w:color w:val="000000" w:themeColor="text1"/>
+        </w:rPr>
+        <w:t>event</w:t>
+      </w:r>
+      <w:r>
+        <w:rPr>
+          <w:color w:val="000000" w:themeColor="text1"/>
+          <w:lang w:val="ru-RU"/>
+        </w:rPr>
+        <w:t xml:space="preserve"> = </w:t>
+      </w:r>
+      <w:r>
+        <w:rPr>
+          <w:color w:val="000000" w:themeColor="text1"/>
+        </w:rPr>
+        <w:t>rand</w:t>
+      </w:r>
+      <w:r>
+        <w:rPr>
+          <w:color w:val="000000" w:themeColor="text1"/>
+          <w:lang w:val="ru-RU"/>
+        </w:rPr>
+        <w:t xml:space="preserve">() % </w:t>
+      </w:r>
+      <w:r>
+        <w:rPr>
+          <w:color w:val="000000" w:themeColor="text1"/>
+        </w:rPr>
+        <w:t>NUM</w:t>
+      </w:r>
+      <w:r>
+        <w:rPr>
+          <w:color w:val="000000" w:themeColor="text1"/>
+          <w:lang w:val="ru-RU"/>
+        </w:rPr>
+        <w:t>_</w:t>
+      </w:r>
+      <w:r>
+        <w:rPr>
+          <w:color w:val="000000" w:themeColor="text1"/>
+        </w:rPr>
+        <w:t>EVENTS</w:t>
+      </w:r>
+      <w:r>
+        <w:rPr>
+          <w:color w:val="000000" w:themeColor="text1"/>
+          <w:lang w:val="ru-RU"/>
+        </w:rPr>
+        <w:t xml:space="preserve">;) преводилац је, услед агресивног обједињавања целог програма у једну преводилачку јединицу, разложио на два дела: сам позив </w:t>
+      </w:r>
+      <w:r>
+        <w:rPr>
+          <w:color w:val="000000" w:themeColor="text1"/>
+        </w:rPr>
+        <w:t>rand</w:t>
+      </w:r>
+      <w:r>
+        <w:rPr>
+          <w:color w:val="000000" w:themeColor="text1"/>
+          <w:lang w:val="ru-RU"/>
+        </w:rPr>
+        <w:t xml:space="preserve">() остаје ван мереног временског прозора, али операција остатка при дељењу (% </w:t>
+      </w:r>
+      <w:r>
+        <w:rPr>
+          <w:color w:val="000000" w:themeColor="text1"/>
+        </w:rPr>
+        <w:t>NUM</w:t>
+      </w:r>
+      <w:r>
+        <w:rPr>
+          <w:color w:val="000000" w:themeColor="text1"/>
+          <w:lang w:val="ru-RU"/>
+        </w:rPr>
+        <w:t>_</w:t>
+      </w:r>
+      <w:r>
+        <w:rPr>
+          <w:color w:val="000000" w:themeColor="text1"/>
+        </w:rPr>
+        <w:t>EVENTS</w:t>
+      </w:r>
+      <w:r>
+        <w:rPr>
+          <w:color w:val="000000" w:themeColor="text1"/>
+          <w:lang w:val="ru-RU"/>
+        </w:rPr>
+        <w:t xml:space="preserve">) премештена је да се изврши </w:t>
+      </w:r>
+      <w:r>
+        <w:rPr>
+          <w:b/>
+          <w:bCs/>
+          <w:color w:val="000000" w:themeColor="text1"/>
+          <w:lang w:val="ru-RU"/>
+        </w:rPr>
+        <w:t>унутар</w:t>
+      </w:r>
+      <w:r>
+        <w:rPr>
+          <w:color w:val="000000" w:themeColor="text1"/>
+          <w:lang w:val="ru-RU"/>
+        </w:rPr>
+        <w:t xml:space="preserve"> мереног прозора, непосредно после позива </w:t>
+      </w:r>
+      <w:r>
+        <w:rPr>
+          <w:color w:val="000000" w:themeColor="text1"/>
+        </w:rPr>
+        <w:t>cli</w:t>
+      </w:r>
+      <w:r>
+        <w:rPr>
+          <w:color w:val="000000" w:themeColor="text1"/>
+          <w:lang w:val="ru-RU"/>
+        </w:rPr>
+        <w:t xml:space="preserve">(). Пошто </w:t>
+      </w:r>
+      <w:r>
+        <w:rPr>
+          <w:color w:val="000000" w:themeColor="text1"/>
+        </w:rPr>
+        <w:t>AVR</w:t>
+      </w:r>
+      <w:r>
+        <w:rPr>
+          <w:color w:val="000000" w:themeColor="text1"/>
+          <w:lang w:val="ru-RU"/>
+        </w:rPr>
+        <w:t xml:space="preserve"> архитектура нема хардверску инструкцију за 16-битно дељење, ова операција се извршава софтверском рутином (__</w:t>
+      </w:r>
+      <w:proofErr w:type="spellStart"/>
+      <w:r>
+        <w:rPr>
+          <w:color w:val="000000" w:themeColor="text1"/>
+        </w:rPr>
+        <w:t>udivmodhi</w:t>
+      </w:r>
+      <w:proofErr w:type="spellEnd"/>
+      <w:r>
+        <w:rPr>
+          <w:color w:val="000000" w:themeColor="text1"/>
+          <w:lang w:val="ru-RU"/>
+        </w:rPr>
+        <w:t xml:space="preserve">4) која садржи петљу од седамнаест итерација, чиме се у измерени резултат уноси неколико десетина додатних циклуса без везе са ценом тестиране </w:t>
+      </w:r>
+      <w:r>
+        <w:rPr>
+          <w:color w:val="000000" w:themeColor="text1"/>
+        </w:rPr>
+        <w:t>FSM</w:t>
+      </w:r>
+      <w:r>
+        <w:rPr>
+          <w:color w:val="000000" w:themeColor="text1"/>
+          <w:lang w:val="ru-RU"/>
+        </w:rPr>
+        <w:t xml:space="preserve"> транзиције.</w:t>
+      </w:r>
+    </w:p>
+    <w:p>
+      <w:pPr>
+        <w:rPr>
+          <w:color w:val="000000" w:themeColor="text1"/>
+          <w:lang w:val="ru-RU"/>
+        </w:rPr>
+      </w:pPr>
+      <w:r>
+        <w:rPr>
+          <w:color w:val="000000" w:themeColor="text1"/>
+          <w:lang w:val="ru-RU"/>
+        </w:rPr>
+        <w:t>Ова појава није присутна у мерењима на мањем (</w:t>
+      </w:r>
+      <w:r>
+        <w:rPr>
+          <w:color w:val="000000" w:themeColor="text1"/>
+        </w:rPr>
+        <w:t>Access</w:t>
+      </w:r>
+      <w:r>
+        <w:rPr>
+          <w:color w:val="000000" w:themeColor="text1"/>
+          <w:lang w:val="ru-RU"/>
+        </w:rPr>
+        <w:t xml:space="preserve"> </w:t>
+      </w:r>
+      <w:r>
+        <w:rPr>
+          <w:color w:val="000000" w:themeColor="text1"/>
+        </w:rPr>
+        <w:t>Control</w:t>
+      </w:r>
+      <w:r>
+        <w:rPr>
+          <w:color w:val="000000" w:themeColor="text1"/>
+          <w:lang w:val="ru-RU"/>
+        </w:rPr>
+        <w:t xml:space="preserve">) аутомату, где </w:t>
+      </w:r>
+      <w:r>
+        <w:rPr>
+          <w:color w:val="000000" w:themeColor="text1"/>
+        </w:rPr>
+        <w:t>run</w:t>
+      </w:r>
+      <w:r>
+        <w:rPr>
+          <w:color w:val="000000" w:themeColor="text1"/>
+          <w:lang w:val="ru-RU"/>
+        </w:rPr>
+        <w:t>_</w:t>
+      </w:r>
+      <w:r>
+        <w:rPr>
+          <w:color w:val="000000" w:themeColor="text1"/>
+        </w:rPr>
+        <w:t>benchmark</w:t>
+      </w:r>
+      <w:r>
+        <w:rPr>
+          <w:color w:val="000000" w:themeColor="text1"/>
+          <w:lang w:val="ru-RU"/>
+        </w:rPr>
+        <w:t>() користи унапред дефинисан, циклички низ догађаја познат у време компајлирања (</w:t>
+      </w:r>
+      <w:proofErr w:type="spellStart"/>
+      <w:r>
+        <w:rPr>
+          <w:color w:val="000000" w:themeColor="text1"/>
+        </w:rPr>
+        <w:t>ev</w:t>
+      </w:r>
+      <w:proofErr w:type="spellEnd"/>
+      <w:r>
+        <w:rPr>
+          <w:color w:val="000000" w:themeColor="text1"/>
+          <w:lang w:val="ru-RU"/>
+        </w:rPr>
+        <w:t>_</w:t>
+      </w:r>
+      <w:r>
+        <w:rPr>
+          <w:color w:val="000000" w:themeColor="text1"/>
+        </w:rPr>
+        <w:t>cycle</w:t>
+      </w:r>
+      <w:r>
+        <w:rPr>
+          <w:color w:val="000000" w:themeColor="text1"/>
+          <w:lang w:val="ru-RU"/>
+        </w:rPr>
+        <w:t>[</w:t>
+      </w:r>
+      <w:proofErr w:type="spellStart"/>
+      <w:r>
+        <w:rPr>
+          <w:color w:val="000000" w:themeColor="text1"/>
+        </w:rPr>
+        <w:t>i</w:t>
+      </w:r>
+      <w:proofErr w:type="spellEnd"/>
+      <w:r>
+        <w:rPr>
+          <w:color w:val="000000" w:themeColor="text1"/>
+          <w:lang w:val="ru-RU"/>
+        </w:rPr>
+        <w:t xml:space="preserve"> % 3]), без позива </w:t>
+      </w:r>
+      <w:r>
+        <w:rPr>
+          <w:color w:val="000000" w:themeColor="text1"/>
+        </w:rPr>
+        <w:t>rand</w:t>
+      </w:r>
+      <w:r>
+        <w:rPr>
+          <w:color w:val="000000" w:themeColor="text1"/>
+          <w:lang w:val="ru-RU"/>
+        </w:rPr>
+        <w:t>() у мереном путу, чиме преводилац нема разлог да икакву рачуницу премешта преко границе мерења. Ово указује на општију методолошку поуку: код агресивних оптимизационих режима, посебно -</w:t>
+      </w:r>
+      <w:proofErr w:type="spellStart"/>
+      <w:r>
+        <w:rPr>
+          <w:color w:val="000000" w:themeColor="text1"/>
+        </w:rPr>
+        <w:t>flto</w:t>
+      </w:r>
+      <w:proofErr w:type="spellEnd"/>
+      <w:r>
+        <w:rPr>
+          <w:color w:val="000000" w:themeColor="text1"/>
+          <w:lang w:val="ru-RU"/>
+        </w:rPr>
+        <w:t xml:space="preserve">, генерисање тест-податка унутар мерене петље не треба сматрати безбедним по дефиницији, чак ни када привидно претходи позиву функције која се мери — граница мереног прозора </w:t>
+      </w:r>
+      <w:r>
+        <w:rPr>
+          <w:color w:val="000000" w:themeColor="text1"/>
+          <w:lang w:val="ru-RU"/>
+        </w:rPr>
+        <w:lastRenderedPageBreak/>
+        <w:t xml:space="preserve">одређена позивима </w:t>
+      </w:r>
+      <w:r>
+        <w:rPr>
+          <w:color w:val="000000" w:themeColor="text1"/>
+        </w:rPr>
+        <w:t>cli</w:t>
+      </w:r>
+      <w:r>
+        <w:rPr>
+          <w:color w:val="000000" w:themeColor="text1"/>
+          <w:lang w:val="ru-RU"/>
+        </w:rPr>
+        <w:t>()/</w:t>
+      </w:r>
+      <w:r>
+        <w:rPr>
+          <w:color w:val="000000" w:themeColor="text1"/>
+        </w:rPr>
+        <w:t>sei</w:t>
+      </w:r>
+      <w:r>
+        <w:rPr>
+          <w:color w:val="000000" w:themeColor="text1"/>
+          <w:lang w:val="ru-RU"/>
+        </w:rPr>
+        <w:t>() не мора нужно да се поклопи са границом коју преводилац стварно поштује при премештању инструкција.</w:t>
+      </w:r>
+    </w:p>
+    <w:p>
+      <w:pPr>
+        <w:rPr>
+          <w:color w:val="000000" w:themeColor="text1"/>
+          <w:lang w:val="ru-RU"/>
+        </w:rPr>
+      </w:pPr>
+      <w:r>
+        <w:rPr>
+          <w:color w:val="000000" w:themeColor="text1"/>
+          <w:lang w:val="ru-RU"/>
+        </w:rPr>
+        <w:t>Исправка је спроведена заменом генерисања насумичног догађаја унутар мерене петље унапред припремљеним низом од хиљаду насумично генерисаних догађаја, попуњеним у потпуности пре почетка мерења — идентична техника која је већ примењена у мерењима на мањем аутомату. Табела [</w:t>
+      </w:r>
+      <w:r>
+        <w:rPr>
+          <w:color w:val="000000" w:themeColor="text1"/>
+        </w:rPr>
+        <w:t>X</w:t>
+      </w:r>
+      <w:r>
+        <w:rPr>
+          <w:color w:val="000000" w:themeColor="text1"/>
+          <w:lang w:val="ru-RU"/>
+        </w:rPr>
+        <w:t>] приказује поређење измерених вредности пре и после ове исправке.</w:t>
+      </w:r>
+    </w:p>
+    <w:tbl>
+      <w:tblPr>
+        <w:tblW w:w="0" w:type="auto"/>
+        <w:tblCellSpacing w:w="15" w:type="dxa"/>
+        <w:tblCellMar>
+          <w:top w:w="15" w:type="dxa"/>
+          <w:left w:w="15" w:type="dxa"/>
+          <w:bottom w:w="15" w:type="dxa"/>
+          <w:right w:w="15" w:type="dxa"/>
+        </w:tblCellMar>
+        <w:tblLook w:val="04A0" w:firstRow="1" w:lastRow="0" w:firstColumn="1" w:lastColumn="0" w:noHBand="0" w:noVBand="1"/>
+      </w:tblPr>
+      <w:tblGrid>
+        <w:gridCol w:w="2562"/>
+        <w:gridCol w:w="593"/>
+        <w:gridCol w:w="1480"/>
+        <w:gridCol w:w="1706"/>
+        <w:gridCol w:w="1115"/>
+      </w:tblGrid>
+      <w:tr>
+        <w:trPr>
+          <w:tblHeader/>
+          <w:tblCellSpacing w:w="15" w:type="dxa"/>
+        </w:trPr>
+        <w:tc>
+          <w:tcPr>
+            <w:tcW w:w="0" w:type="auto"/>
+            <w:vAlign w:val="center"/>
+            <w:hideMark/>
+          </w:tcPr>
+          <w:p>
+            <w:pPr>
+              <w:rPr>
+                <w:b/>
+                <w:bCs/>
+                <w:color w:val="000000" w:themeColor="text1"/>
+              </w:rPr>
+            </w:pPr>
+            <w:proofErr w:type="spellStart"/>
+            <w:r>
+              <w:rPr>
+                <w:b/>
+                <w:bCs/>
+                <w:color w:val="000000" w:themeColor="text1"/>
+              </w:rPr>
+              <w:t>Приступ</w:t>
+            </w:r>
+            <w:proofErr w:type="spellEnd"/>
+          </w:p>
+        </w:tc>
+        <w:tc>
+          <w:tcPr>
+            <w:tcW w:w="0" w:type="auto"/>
+            <w:vAlign w:val="center"/>
+            <w:hideMark/>
+          </w:tcPr>
+          <w:p>
+            <w:pPr>
+              <w:rPr>
+                <w:b/>
+                <w:bCs/>
+                <w:color w:val="000000" w:themeColor="text1"/>
+              </w:rPr>
+            </w:pPr>
+            <w:proofErr w:type="spellStart"/>
+            <w:r>
+              <w:rPr>
+                <w:b/>
+                <w:bCs/>
+                <w:color w:val="000000" w:themeColor="text1"/>
+              </w:rPr>
+              <w:t>Ниво</w:t>
+            </w:r>
+            <w:proofErr w:type="spellEnd"/>
+          </w:p>
+        </w:tc>
+        <w:tc>
+          <w:tcPr>
+            <w:tcW w:w="0" w:type="auto"/>
+            <w:vAlign w:val="center"/>
+            <w:hideMark/>
+          </w:tcPr>
+          <w:p>
+            <w:pPr>
+              <w:rPr>
+                <w:b/>
+                <w:bCs/>
+                <w:color w:val="000000" w:themeColor="text1"/>
+              </w:rPr>
+            </w:pPr>
+            <w:proofErr w:type="spellStart"/>
+            <w:r>
+              <w:rPr>
+                <w:b/>
+                <w:bCs/>
+                <w:color w:val="000000" w:themeColor="text1"/>
+              </w:rPr>
+              <w:t>Пре</w:t>
+            </w:r>
+            <w:proofErr w:type="spellEnd"/>
+            <w:r>
+              <w:rPr>
+                <w:b/>
+                <w:bCs/>
+                <w:color w:val="000000" w:themeColor="text1"/>
+              </w:rPr>
+              <w:t xml:space="preserve"> </w:t>
+            </w:r>
+            <w:proofErr w:type="spellStart"/>
+            <w:r>
+              <w:rPr>
+                <w:b/>
+                <w:bCs/>
+                <w:color w:val="000000" w:themeColor="text1"/>
+              </w:rPr>
+              <w:t>исправке</w:t>
+            </w:r>
+            <w:proofErr w:type="spellEnd"/>
+          </w:p>
+        </w:tc>
+        <w:tc>
+          <w:tcPr>
+            <w:tcW w:w="0" w:type="auto"/>
+            <w:vAlign w:val="center"/>
+            <w:hideMark/>
+          </w:tcPr>
+          <w:p>
+            <w:pPr>
+              <w:rPr>
+                <w:b/>
+                <w:bCs/>
+                <w:color w:val="000000" w:themeColor="text1"/>
+              </w:rPr>
+            </w:pPr>
+            <w:proofErr w:type="spellStart"/>
+            <w:r>
+              <w:rPr>
+                <w:b/>
+                <w:bCs/>
+                <w:color w:val="000000" w:themeColor="text1"/>
+              </w:rPr>
+              <w:t>После</w:t>
+            </w:r>
+            <w:proofErr w:type="spellEnd"/>
+            <w:r>
+              <w:rPr>
+                <w:b/>
+                <w:bCs/>
+                <w:color w:val="000000" w:themeColor="text1"/>
+              </w:rPr>
+              <w:t xml:space="preserve"> </w:t>
+            </w:r>
+            <w:proofErr w:type="spellStart"/>
+            <w:r>
+              <w:rPr>
+                <w:b/>
+                <w:bCs/>
+                <w:color w:val="000000" w:themeColor="text1"/>
+              </w:rPr>
+              <w:t>исправке</w:t>
+            </w:r>
+            <w:proofErr w:type="spellEnd"/>
+          </w:p>
+        </w:tc>
+        <w:tc>
+          <w:tcPr>
+            <w:tcW w:w="0" w:type="auto"/>
+            <w:vAlign w:val="center"/>
+            <w:hideMark/>
+          </w:tcPr>
+          <w:p>
+            <w:pPr>
+              <w:rPr>
+                <w:b/>
+                <w:bCs/>
+                <w:color w:val="000000" w:themeColor="text1"/>
+              </w:rPr>
+            </w:pPr>
+            <w:proofErr w:type="spellStart"/>
+            <w:r>
+              <w:rPr>
+                <w:b/>
+                <w:bCs/>
+                <w:color w:val="000000" w:themeColor="text1"/>
+              </w:rPr>
+              <w:t>Смањење</w:t>
+            </w:r>
+            <w:proofErr w:type="spellEnd"/>
+          </w:p>
+        </w:tc>
+      </w:tr>
+      <w:tr>
+        <w:trPr>
+          <w:tblCellSpacing w:w="15" w:type="dxa"/>
+        </w:trPr>
+        <w:tc>
+          <w:tcPr>
+            <w:tcW w:w="0" w:type="auto"/>
+            <w:vAlign w:val="center"/>
+            <w:hideMark/>
+          </w:tcPr>
+          <w:p>
+            <w:pPr>
+              <w:rPr>
+                <w:color w:val="000000" w:themeColor="text1"/>
+              </w:rPr>
+            </w:pPr>
+            <w:proofErr w:type="spellStart"/>
+            <w:r>
+              <w:rPr>
+                <w:color w:val="000000" w:themeColor="text1"/>
+              </w:rPr>
+              <w:t>Директни</w:t>
+            </w:r>
+            <w:proofErr w:type="spellEnd"/>
+            <w:r>
+              <w:rPr>
+                <w:color w:val="000000" w:themeColor="text1"/>
+              </w:rPr>
+              <w:t xml:space="preserve"> LUT FSM</w:t>
+            </w:r>
+          </w:p>
+        </w:tc>
+        <w:tc>
+          <w:tcPr>
+            <w:tcW w:w="0" w:type="auto"/>
+            <w:vAlign w:val="center"/>
+            <w:hideMark/>
+          </w:tcPr>
+          <w:p>
+            <w:pPr>
+              <w:rPr>
+                <w:color w:val="000000" w:themeColor="text1"/>
+              </w:rPr>
+            </w:pPr>
+            <w:r>
+              <w:rPr>
+                <w:color w:val="000000" w:themeColor="text1"/>
+              </w:rPr>
+              <w:t>-</w:t>
+            </w:r>
+            <w:proofErr w:type="spellStart"/>
+            <w:r>
+              <w:rPr>
+                <w:color w:val="000000" w:themeColor="text1"/>
+              </w:rPr>
+              <w:t>Os</w:t>
+            </w:r>
+            <w:proofErr w:type="spellEnd"/>
+          </w:p>
+        </w:tc>
+        <w:tc>
+          <w:tcPr>
+            <w:tcW w:w="0" w:type="auto"/>
+            <w:vAlign w:val="center"/>
+            <w:hideMark/>
+          </w:tcPr>
+          <w:p>
+            <w:pPr>
+              <w:rPr>
+                <w:color w:val="000000" w:themeColor="text1"/>
+              </w:rPr>
+            </w:pPr>
+            <w:r>
+              <w:rPr>
+                <w:color w:val="000000" w:themeColor="text1"/>
+              </w:rPr>
+              <w:t>237</w:t>
+            </w:r>
+          </w:p>
+        </w:tc>
+        <w:tc>
+          <w:tcPr>
+            <w:tcW w:w="0" w:type="auto"/>
+            <w:vAlign w:val="center"/>
+            <w:hideMark/>
+          </w:tcPr>
+          <w:p>
+            <w:pPr>
+              <w:rPr>
+                <w:color w:val="000000" w:themeColor="text1"/>
+              </w:rPr>
+            </w:pPr>
+            <w:r>
+              <w:rPr>
+                <w:color w:val="000000" w:themeColor="text1"/>
+              </w:rPr>
+              <w:t>16</w:t>
+            </w:r>
+          </w:p>
+        </w:tc>
+        <w:tc>
+          <w:tcPr>
+            <w:tcW w:w="0" w:type="auto"/>
+            <w:vAlign w:val="center"/>
+            <w:hideMark/>
+          </w:tcPr>
+          <w:p>
+            <w:pPr>
+              <w:rPr>
+                <w:color w:val="000000" w:themeColor="text1"/>
+              </w:rPr>
+            </w:pPr>
+            <w:r>
+              <w:rPr>
+                <w:color w:val="000000" w:themeColor="text1"/>
+              </w:rPr>
+              <w:t>14.8×</w:t>
+            </w:r>
+          </w:p>
+        </w:tc>
+      </w:tr>
+      <w:tr>
+        <w:trPr>
+          <w:tblCellSpacing w:w="15" w:type="dxa"/>
+        </w:trPr>
+        <w:tc>
+          <w:tcPr>
+            <w:tcW w:w="0" w:type="auto"/>
+            <w:vAlign w:val="center"/>
+            <w:hideMark/>
+          </w:tcPr>
+          <w:p>
+            <w:pPr>
+              <w:rPr>
+                <w:color w:val="000000" w:themeColor="text1"/>
+              </w:rPr>
+            </w:pPr>
+            <w:proofErr w:type="spellStart"/>
+            <w:r>
+              <w:rPr>
+                <w:color w:val="000000" w:themeColor="text1"/>
+              </w:rPr>
+              <w:t>Директни</w:t>
+            </w:r>
+            <w:proofErr w:type="spellEnd"/>
+            <w:r>
+              <w:rPr>
+                <w:color w:val="000000" w:themeColor="text1"/>
+              </w:rPr>
+              <w:t xml:space="preserve"> LUT FSM</w:t>
+            </w:r>
+          </w:p>
+        </w:tc>
+        <w:tc>
+          <w:tcPr>
+            <w:tcW w:w="0" w:type="auto"/>
+            <w:vAlign w:val="center"/>
+            <w:hideMark/>
+          </w:tcPr>
+          <w:p>
+            <w:pPr>
+              <w:rPr>
+                <w:color w:val="000000" w:themeColor="text1"/>
+              </w:rPr>
+            </w:pPr>
+            <w:r>
+              <w:rPr>
+                <w:color w:val="000000" w:themeColor="text1"/>
+              </w:rPr>
+              <w:t>-O2</w:t>
+            </w:r>
+          </w:p>
+        </w:tc>
+        <w:tc>
+          <w:tcPr>
+            <w:tcW w:w="0" w:type="auto"/>
+            <w:vAlign w:val="center"/>
+            <w:hideMark/>
+          </w:tcPr>
+          <w:p>
+            <w:pPr>
+              <w:rPr>
+                <w:color w:val="000000" w:themeColor="text1"/>
+              </w:rPr>
+            </w:pPr>
+            <w:r>
+              <w:rPr>
+                <w:color w:val="000000" w:themeColor="text1"/>
+              </w:rPr>
+              <w:t>243</w:t>
+            </w:r>
+          </w:p>
+        </w:tc>
+        <w:tc>
+          <w:tcPr>
+            <w:tcW w:w="0" w:type="auto"/>
+            <w:vAlign w:val="center"/>
+            <w:hideMark/>
+          </w:tcPr>
+          <w:p>
+            <w:pPr>
+              <w:rPr>
+                <w:color w:val="000000" w:themeColor="text1"/>
+              </w:rPr>
+            </w:pPr>
+            <w:r>
+              <w:rPr>
+                <w:color w:val="000000" w:themeColor="text1"/>
+              </w:rPr>
+              <w:t>21</w:t>
+            </w:r>
+          </w:p>
+        </w:tc>
+        <w:tc>
+          <w:tcPr>
+            <w:tcW w:w="0" w:type="auto"/>
+            <w:vAlign w:val="center"/>
+            <w:hideMark/>
+          </w:tcPr>
+          <w:p>
+            <w:pPr>
+              <w:rPr>
+                <w:color w:val="000000" w:themeColor="text1"/>
+              </w:rPr>
+            </w:pPr>
+            <w:r>
+              <w:rPr>
+                <w:color w:val="000000" w:themeColor="text1"/>
+              </w:rPr>
+              <w:t>11.6×</w:t>
+            </w:r>
+          </w:p>
+        </w:tc>
+      </w:tr>
+      <w:tr>
+        <w:trPr>
+          <w:tblCellSpacing w:w="15" w:type="dxa"/>
+        </w:trPr>
+        <w:tc>
+          <w:tcPr>
+            <w:tcW w:w="0" w:type="auto"/>
+            <w:vAlign w:val="center"/>
+            <w:hideMark/>
+          </w:tcPr>
+          <w:p>
+            <w:pPr>
+              <w:rPr>
+                <w:color w:val="000000" w:themeColor="text1"/>
+              </w:rPr>
+            </w:pPr>
+            <w:r>
+              <w:rPr>
+                <w:color w:val="000000" w:themeColor="text1"/>
+              </w:rPr>
+              <w:t xml:space="preserve">FSM </w:t>
+            </w:r>
+            <w:proofErr w:type="spellStart"/>
+            <w:r>
+              <w:rPr>
+                <w:color w:val="000000" w:themeColor="text1"/>
+              </w:rPr>
+              <w:t>објеката</w:t>
+            </w:r>
+            <w:proofErr w:type="spellEnd"/>
+            <w:r>
+              <w:rPr>
+                <w:color w:val="000000" w:themeColor="text1"/>
+              </w:rPr>
+              <w:t xml:space="preserve"> </w:t>
+            </w:r>
+            <w:proofErr w:type="spellStart"/>
+            <w:r>
+              <w:rPr>
+                <w:color w:val="000000" w:themeColor="text1"/>
+              </w:rPr>
+              <w:t>стања</w:t>
+            </w:r>
+            <w:proofErr w:type="spellEnd"/>
+          </w:p>
+        </w:tc>
+        <w:tc>
+          <w:tcPr>
+            <w:tcW w:w="0" w:type="auto"/>
+            <w:vAlign w:val="center"/>
+            <w:hideMark/>
+          </w:tcPr>
+          <w:p>
+            <w:pPr>
+              <w:rPr>
+                <w:color w:val="000000" w:themeColor="text1"/>
+              </w:rPr>
+            </w:pPr>
+            <w:r>
+              <w:rPr>
+                <w:color w:val="000000" w:themeColor="text1"/>
+              </w:rPr>
+              <w:t>-O2</w:t>
+            </w:r>
+          </w:p>
+        </w:tc>
+        <w:tc>
+          <w:tcPr>
+            <w:tcW w:w="0" w:type="auto"/>
+            <w:vAlign w:val="center"/>
+            <w:hideMark/>
+          </w:tcPr>
+          <w:p>
+            <w:pPr>
+              <w:rPr>
+                <w:color w:val="000000" w:themeColor="text1"/>
+              </w:rPr>
+            </w:pPr>
+            <w:r>
+              <w:rPr>
+                <w:color w:val="000000" w:themeColor="text1"/>
+              </w:rPr>
+              <w:t>250</w:t>
+            </w:r>
+          </w:p>
+        </w:tc>
+        <w:tc>
+          <w:tcPr>
+            <w:tcW w:w="0" w:type="auto"/>
+            <w:vAlign w:val="center"/>
+            <w:hideMark/>
+          </w:tcPr>
+          <w:p>
+            <w:pPr>
+              <w:rPr>
+                <w:color w:val="000000" w:themeColor="text1"/>
+              </w:rPr>
+            </w:pPr>
+            <w:r>
+              <w:rPr>
+                <w:color w:val="000000" w:themeColor="text1"/>
+              </w:rPr>
+              <w:t>28</w:t>
+            </w:r>
+          </w:p>
+        </w:tc>
+        <w:tc>
+          <w:tcPr>
+            <w:tcW w:w="0" w:type="auto"/>
+            <w:vAlign w:val="center"/>
+            <w:hideMark/>
+          </w:tcPr>
+          <w:p>
+            <w:pPr>
+              <w:rPr>
+                <w:color w:val="000000" w:themeColor="text1"/>
+              </w:rPr>
+            </w:pPr>
+            <w:r>
+              <w:rPr>
+                <w:color w:val="000000" w:themeColor="text1"/>
+              </w:rPr>
+              <w:t>8.9×</w:t>
+            </w:r>
+          </w:p>
+        </w:tc>
+      </w:tr>
+      <w:tr>
+        <w:trPr>
+          <w:tblCellSpacing w:w="15" w:type="dxa"/>
+        </w:trPr>
+        <w:tc>
+          <w:tcPr>
+            <w:tcW w:w="0" w:type="auto"/>
+            <w:vAlign w:val="center"/>
+            <w:hideMark/>
+          </w:tcPr>
+          <w:p>
+            <w:pPr>
+              <w:rPr>
+                <w:color w:val="000000" w:themeColor="text1"/>
+              </w:rPr>
+            </w:pPr>
+            <w:proofErr w:type="spellStart"/>
+            <w:r>
+              <w:rPr>
+                <w:color w:val="000000" w:themeColor="text1"/>
+              </w:rPr>
+              <w:t>Показивачи</w:t>
+            </w:r>
+            <w:proofErr w:type="spellEnd"/>
+            <w:r>
+              <w:rPr>
+                <w:color w:val="000000" w:themeColor="text1"/>
+              </w:rPr>
+              <w:t xml:space="preserve"> </w:t>
+            </w:r>
+            <w:proofErr w:type="spellStart"/>
+            <w:r>
+              <w:rPr>
+                <w:color w:val="000000" w:themeColor="text1"/>
+              </w:rPr>
+              <w:t>на</w:t>
+            </w:r>
+            <w:proofErr w:type="spellEnd"/>
+            <w:r>
+              <w:rPr>
+                <w:color w:val="000000" w:themeColor="text1"/>
+              </w:rPr>
+              <w:t xml:space="preserve"> </w:t>
+            </w:r>
+            <w:proofErr w:type="spellStart"/>
+            <w:r>
+              <w:rPr>
+                <w:color w:val="000000" w:themeColor="text1"/>
+              </w:rPr>
+              <w:t>функције</w:t>
+            </w:r>
+            <w:proofErr w:type="spellEnd"/>
+          </w:p>
+        </w:tc>
+        <w:tc>
+          <w:tcPr>
+            <w:tcW w:w="0" w:type="auto"/>
+            <w:vAlign w:val="center"/>
+            <w:hideMark/>
+          </w:tcPr>
+          <w:p>
+            <w:pPr>
+              <w:rPr>
+                <w:color w:val="000000" w:themeColor="text1"/>
+              </w:rPr>
+            </w:pPr>
+            <w:r>
+              <w:rPr>
+                <w:color w:val="000000" w:themeColor="text1"/>
+              </w:rPr>
+              <w:t>-O2</w:t>
+            </w:r>
+          </w:p>
+        </w:tc>
+        <w:tc>
+          <w:tcPr>
+            <w:tcW w:w="0" w:type="auto"/>
+            <w:vAlign w:val="center"/>
+            <w:hideMark/>
+          </w:tcPr>
+          <w:p>
+            <w:pPr>
+              <w:rPr>
+                <w:color w:val="000000" w:themeColor="text1"/>
+              </w:rPr>
+            </w:pPr>
+            <w:r>
+              <w:rPr>
+                <w:color w:val="000000" w:themeColor="text1"/>
+              </w:rPr>
+              <w:t>253</w:t>
+            </w:r>
+          </w:p>
+        </w:tc>
+        <w:tc>
+          <w:tcPr>
+            <w:tcW w:w="0" w:type="auto"/>
+            <w:vAlign w:val="center"/>
+            <w:hideMark/>
+          </w:tcPr>
+          <w:p>
+            <w:pPr>
+              <w:rPr>
+                <w:color w:val="000000" w:themeColor="text1"/>
+              </w:rPr>
+            </w:pPr>
+            <w:r>
+              <w:rPr>
+                <w:color w:val="000000" w:themeColor="text1"/>
+              </w:rPr>
+              <w:t>34</w:t>
+            </w:r>
+          </w:p>
+        </w:tc>
+        <w:tc>
+          <w:tcPr>
+            <w:tcW w:w="0" w:type="auto"/>
+            <w:vAlign w:val="center"/>
+            <w:hideMark/>
+          </w:tcPr>
+          <w:p>
+            <w:pPr>
+              <w:rPr>
+                <w:color w:val="000000" w:themeColor="text1"/>
+              </w:rPr>
+            </w:pPr>
+            <w:r>
+              <w:rPr>
+                <w:color w:val="000000" w:themeColor="text1"/>
+              </w:rPr>
+              <w:t>7.4×</w:t>
+            </w:r>
+          </w:p>
+        </w:tc>
+      </w:tr>
+    </w:tbl>
+    <w:p>
+      <w:pPr>
+        <w:rPr>
+          <w:color w:val="000000" w:themeColor="text1"/>
+          <w:lang w:val="ru-RU"/>
+        </w:rPr>
+      </w:pPr>
+      <w:r>
+        <w:rPr>
+          <w:i/>
+          <w:iCs/>
+          <w:color w:val="000000" w:themeColor="text1"/>
+          <w:lang w:val="ru-RU"/>
+        </w:rPr>
+        <w:t>Табела [</w:t>
+      </w:r>
+      <w:r>
+        <w:rPr>
+          <w:i/>
+          <w:iCs/>
+          <w:color w:val="000000" w:themeColor="text1"/>
+        </w:rPr>
+        <w:t>X</w:t>
+      </w:r>
+      <w:r>
+        <w:rPr>
+          <w:i/>
+          <w:iCs/>
+          <w:color w:val="000000" w:themeColor="text1"/>
+          <w:lang w:val="ru-RU"/>
+        </w:rPr>
+        <w:t xml:space="preserve">] – поређење просечног броја циклуса пре и после исправке мерне методологије на </w:t>
+      </w:r>
+      <w:r>
+        <w:rPr>
+          <w:i/>
+          <w:iCs/>
+          <w:color w:val="000000" w:themeColor="text1"/>
+        </w:rPr>
+        <w:t>MQTT</w:t>
+      </w:r>
+      <w:r>
+        <w:rPr>
+          <w:i/>
+          <w:iCs/>
+          <w:color w:val="000000" w:themeColor="text1"/>
+          <w:lang w:val="ru-RU"/>
+        </w:rPr>
+        <w:t xml:space="preserve"> аутомату</w:t>
+      </w:r>
+    </w:p>
+    <w:p>
+      <w:pPr>
+        <w:rPr>
+          <w:color w:val="000000" w:themeColor="text1"/>
+          <w:lang w:val="ru-RU"/>
+        </w:rPr>
+      </w:pPr>
+      <w:r>
+        <w:rPr>
+          <w:color w:val="000000" w:themeColor="text1"/>
+          <w:lang w:val="ru-RU"/>
+        </w:rPr>
+        <w:t xml:space="preserve">После исправке, сва три приступа показују просечан број циклуса усклађен и са теоријском </w:t>
+      </w:r>
+      <w:r>
+        <w:rPr>
+          <w:color w:val="000000" w:themeColor="text1"/>
+        </w:rPr>
+        <w:t>O</w:t>
+      </w:r>
+      <w:r>
+        <w:rPr>
+          <w:color w:val="000000" w:themeColor="text1"/>
+          <w:lang w:val="ru-RU"/>
+        </w:rPr>
+        <w:t>(1) оценом сложености и са вредностима измереним на мањем (</w:t>
+      </w:r>
+      <w:r>
+        <w:rPr>
+          <w:color w:val="000000" w:themeColor="text1"/>
+        </w:rPr>
+        <w:t>Access</w:t>
+      </w:r>
+      <w:r>
+        <w:rPr>
+          <w:color w:val="000000" w:themeColor="text1"/>
+          <w:lang w:val="ru-RU"/>
+        </w:rPr>
+        <w:t xml:space="preserve"> </w:t>
+      </w:r>
+      <w:r>
+        <w:rPr>
+          <w:color w:val="000000" w:themeColor="text1"/>
+        </w:rPr>
+        <w:t>Control</w:t>
+      </w:r>
+      <w:r>
+        <w:rPr>
+          <w:color w:val="000000" w:themeColor="text1"/>
+          <w:lang w:val="ru-RU"/>
+        </w:rPr>
+        <w:t xml:space="preserve">) аутомату истог приступа, чиме се потврђује да је уочено одступање било у потпуности артефакт мерне методологије, а не стварна карактеристика тестираних имплементација. Исправка (унапред генерисан низ догађаја) примењена је доследно на свих једанаест имплементација тестираних на </w:t>
+      </w:r>
+      <w:r>
+        <w:rPr>
+          <w:color w:val="000000" w:themeColor="text1"/>
+        </w:rPr>
+        <w:t>MQTT</w:t>
+      </w:r>
+      <w:r>
+        <w:rPr>
+          <w:color w:val="000000" w:themeColor="text1"/>
+          <w:lang w:val="ru-RU"/>
+        </w:rPr>
+        <w:t xml:space="preserve"> аутомату, чиме се обезбеђује да исти извор грешке не утиче прикривено ни на остале приступе код којих одступање није било довољно велико да буде уочљиво на први поглед.</w:t>
+      </w:r>
+    </w:p>
+    <w:p>
+      <w:pPr>
+        <w:rPr>
+          <w:color w:val="000000" w:themeColor="text1"/>
+          <w:lang w:val="ru-RU"/>
+        </w:rPr>
+      </w:pPr>
+      <w:r>
+        <w:rPr>
+          <w:b/>
+          <w:bCs/>
+          <w:color w:val="000000" w:themeColor="text1"/>
+          <w:lang w:val="ru-RU"/>
+        </w:rPr>
+        <w:t>Нежељена последица исправке — значајно повећано заузеће радне меморије.</w:t>
+      </w:r>
+      <w:r>
+        <w:rPr>
+          <w:color w:val="000000" w:themeColor="text1"/>
+          <w:lang w:val="ru-RU"/>
+        </w:rPr>
+        <w:t xml:space="preserve"> Низ од хиљаду унапред генерисаних догађаја (</w:t>
+      </w:r>
+      <w:r>
+        <w:rPr>
+          <w:color w:val="000000" w:themeColor="text1"/>
+        </w:rPr>
+        <w:t>static</w:t>
+      </w:r>
+      <w:r>
+        <w:rPr>
+          <w:color w:val="000000" w:themeColor="text1"/>
+          <w:lang w:val="ru-RU"/>
+        </w:rPr>
+        <w:t xml:space="preserve"> </w:t>
+      </w:r>
+      <w:proofErr w:type="spellStart"/>
+      <w:r>
+        <w:rPr>
+          <w:color w:val="000000" w:themeColor="text1"/>
+        </w:rPr>
+        <w:t>uint</w:t>
+      </w:r>
+      <w:proofErr w:type="spellEnd"/>
+      <w:r>
+        <w:rPr>
+          <w:color w:val="000000" w:themeColor="text1"/>
+          <w:lang w:val="ru-RU"/>
+        </w:rPr>
+        <w:t>8_</w:t>
+      </w:r>
+      <w:r>
+        <w:rPr>
+          <w:color w:val="000000" w:themeColor="text1"/>
+        </w:rPr>
+        <w:t>t</w:t>
+      </w:r>
+      <w:r>
+        <w:rPr>
+          <w:color w:val="000000" w:themeColor="text1"/>
+          <w:lang w:val="ru-RU"/>
+        </w:rPr>
+        <w:t xml:space="preserve"> </w:t>
+      </w:r>
+      <w:r>
+        <w:rPr>
+          <w:color w:val="000000" w:themeColor="text1"/>
+        </w:rPr>
+        <w:t>precomputed</w:t>
+      </w:r>
+      <w:r>
+        <w:rPr>
+          <w:color w:val="000000" w:themeColor="text1"/>
+          <w:lang w:val="ru-RU"/>
+        </w:rPr>
+        <w:t>_</w:t>
+      </w:r>
+      <w:r>
+        <w:rPr>
+          <w:color w:val="000000" w:themeColor="text1"/>
+        </w:rPr>
+        <w:t>events</w:t>
+      </w:r>
+      <w:r>
+        <w:rPr>
+          <w:color w:val="000000" w:themeColor="text1"/>
+          <w:lang w:val="ru-RU"/>
+        </w:rPr>
+        <w:t xml:space="preserve">[1000];) захтева тачно 1000 бајтова додатног простора, што се директно одразило на измерено </w:t>
+      </w:r>
+      <w:r>
+        <w:rPr>
+          <w:color w:val="000000" w:themeColor="text1"/>
+        </w:rPr>
+        <w:t>SRAM</w:t>
+      </w:r>
+      <w:r>
+        <w:rPr>
+          <w:color w:val="000000" w:themeColor="text1"/>
+          <w:lang w:val="ru-RU"/>
+        </w:rPr>
+        <w:t xml:space="preserve"> заузеће свих једанаест имплементација — на пример, за Директни </w:t>
+      </w:r>
+      <w:r>
+        <w:rPr>
+          <w:color w:val="000000" w:themeColor="text1"/>
+        </w:rPr>
+        <w:t>LUT</w:t>
+      </w:r>
+      <w:r>
+        <w:rPr>
+          <w:color w:val="000000" w:themeColor="text1"/>
+          <w:lang w:val="ru-RU"/>
+        </w:rPr>
+        <w:t xml:space="preserve"> </w:t>
+      </w:r>
+      <w:r>
+        <w:rPr>
+          <w:color w:val="000000" w:themeColor="text1"/>
+        </w:rPr>
+        <w:t>FSM</w:t>
+      </w:r>
+      <w:r>
+        <w:rPr>
+          <w:color w:val="000000" w:themeColor="text1"/>
+          <w:lang w:val="ru-RU"/>
+        </w:rPr>
+        <w:t xml:space="preserve"> заузеће је порасло са 478 на 1478 бајтова. Овај низ мора бити смештен у </w:t>
+      </w:r>
+      <w:r>
+        <w:rPr>
+          <w:color w:val="000000" w:themeColor="text1"/>
+        </w:rPr>
+        <w:t>SRAM</w:t>
+      </w:r>
+      <w:r>
+        <w:rPr>
+          <w:color w:val="000000" w:themeColor="text1"/>
+          <w:lang w:val="ru-RU"/>
+        </w:rPr>
+        <w:t xml:space="preserve">, не у </w:t>
+      </w:r>
+      <w:r>
+        <w:rPr>
+          <w:color w:val="000000" w:themeColor="text1"/>
+        </w:rPr>
+        <w:t>Flash</w:t>
+      </w:r>
+      <w:r>
+        <w:rPr>
+          <w:color w:val="000000" w:themeColor="text1"/>
+          <w:lang w:val="ru-RU"/>
+        </w:rPr>
+        <w:t xml:space="preserve"> меморију, упркос томе што се његов садржај не мења током мерења: разлог лежи у томе што се, за разлику од </w:t>
+      </w:r>
+      <w:r>
+        <w:rPr>
+          <w:color w:val="000000" w:themeColor="text1"/>
+        </w:rPr>
+        <w:t>const</w:t>
+      </w:r>
+      <w:r>
+        <w:rPr>
+          <w:color w:val="000000" w:themeColor="text1"/>
+          <w:lang w:val="ru-RU"/>
+        </w:rPr>
+        <w:t xml:space="preserve"> табела чија је вредност позната у време компајлирања и може остати у </w:t>
+      </w:r>
+      <w:r>
+        <w:rPr>
+          <w:color w:val="000000" w:themeColor="text1"/>
+        </w:rPr>
+        <w:t>Flash</w:t>
+      </w:r>
+      <w:r>
+        <w:rPr>
+          <w:color w:val="000000" w:themeColor="text1"/>
+          <w:lang w:val="ru-RU"/>
+        </w:rPr>
+        <w:t>-у (кроз механизам директног извршавања описан у одељку [</w:t>
+      </w:r>
+      <w:r>
+        <w:rPr>
+          <w:color w:val="000000" w:themeColor="text1"/>
+        </w:rPr>
+        <w:t>X</w:t>
+      </w:r>
+      <w:r>
+        <w:rPr>
+          <w:color w:val="000000" w:themeColor="text1"/>
+          <w:lang w:val="ru-RU"/>
+        </w:rPr>
+        <w:t xml:space="preserve">]), садржај овог низа </w:t>
+      </w:r>
+      <w:r>
+        <w:rPr>
+          <w:b/>
+          <w:bCs/>
+          <w:color w:val="000000" w:themeColor="text1"/>
+          <w:lang w:val="ru-RU"/>
+        </w:rPr>
+        <w:t>уписује током рада програма</w:t>
+      </w:r>
+      <w:r>
+        <w:rPr>
+          <w:color w:val="000000" w:themeColor="text1"/>
+          <w:lang w:val="ru-RU"/>
+        </w:rPr>
+        <w:t xml:space="preserve"> — у петљи која позива </w:t>
+      </w:r>
+      <w:r>
+        <w:rPr>
+          <w:color w:val="000000" w:themeColor="text1"/>
+        </w:rPr>
+        <w:t>rand</w:t>
+      </w:r>
+      <w:r>
+        <w:rPr>
+          <w:color w:val="000000" w:themeColor="text1"/>
+          <w:lang w:val="ru-RU"/>
+        </w:rPr>
+        <w:t xml:space="preserve">() непосредно пре почетка мерења. Пошто преводилац не може унапред да зна резултат позива </w:t>
+      </w:r>
+      <w:r>
+        <w:rPr>
+          <w:color w:val="000000" w:themeColor="text1"/>
+        </w:rPr>
+        <w:t>rand</w:t>
+      </w:r>
+      <w:r>
+        <w:rPr>
+          <w:color w:val="000000" w:themeColor="text1"/>
+          <w:lang w:val="ru-RU"/>
+        </w:rPr>
+        <w:t xml:space="preserve">() функције, низ </w:t>
+      </w:r>
+      <w:r>
+        <w:rPr>
+          <w:color w:val="000000" w:themeColor="text1"/>
+          <w:lang w:val="ru-RU"/>
+        </w:rPr>
+        <w:lastRenderedPageBreak/>
+        <w:t>не може бити третиран као константа позната у време компајлирања, па мора бити смештен у радну меморију, где програм може да га упише у реалном времену.</w:t>
+      </w:r>
+    </w:p>
+    <w:p>
+      <w:pPr>
+        <w:rPr>
+          <w:color w:val="000000" w:themeColor="text1"/>
+          <w:lang w:val="ru-RU"/>
+        </w:rPr>
+      </w:pPr>
+      <w:r>
+        <w:rPr>
+          <w:color w:val="000000" w:themeColor="text1"/>
+          <w:lang w:val="ru-RU"/>
+        </w:rPr>
+        <w:t xml:space="preserve">На платформи </w:t>
+      </w:r>
+      <w:proofErr w:type="spellStart"/>
+      <w:r>
+        <w:rPr>
+          <w:color w:val="000000" w:themeColor="text1"/>
+        </w:rPr>
+        <w:t>ATmega</w:t>
+      </w:r>
+      <w:proofErr w:type="spellEnd"/>
+      <w:r>
+        <w:rPr>
+          <w:color w:val="000000" w:themeColor="text1"/>
+          <w:lang w:val="ru-RU"/>
+        </w:rPr>
+        <w:t>328</w:t>
+      </w:r>
+      <w:r>
+        <w:rPr>
+          <w:color w:val="000000" w:themeColor="text1"/>
+        </w:rPr>
+        <w:t>P</w:t>
+      </w:r>
+      <w:r>
+        <w:rPr>
+          <w:color w:val="000000" w:themeColor="text1"/>
+          <w:lang w:val="ru-RU"/>
+        </w:rPr>
+        <w:t xml:space="preserve">, која располаже свега 2048 бајтова укупне </w:t>
+      </w:r>
+      <w:r>
+        <w:rPr>
+          <w:color w:val="000000" w:themeColor="text1"/>
+        </w:rPr>
+        <w:t>SRAM</w:t>
+      </w:r>
+      <w:r>
+        <w:rPr>
+          <w:color w:val="000000" w:themeColor="text1"/>
+          <w:lang w:val="ru-RU"/>
+        </w:rPr>
+        <w:t xml:space="preserve"> меморије, овај додатни трошак од 1000 бајтова представља преко 70% укупно расположивог простора, независно од саме тестиране </w:t>
+      </w:r>
+      <w:r>
+        <w:rPr>
+          <w:color w:val="000000" w:themeColor="text1"/>
+        </w:rPr>
+        <w:t>FSM</w:t>
+      </w:r>
+      <w:r>
+        <w:rPr>
+          <w:color w:val="000000" w:themeColor="text1"/>
+          <w:lang w:val="ru-RU"/>
+        </w:rPr>
+        <w:t xml:space="preserve"> имплементације. Код имплементација са већ већим сопственим меморијским отиском (нпр. </w:t>
+      </w:r>
+      <w:r>
+        <w:rPr>
+          <w:color w:val="000000" w:themeColor="text1"/>
+        </w:rPr>
+        <w:t>array</w:t>
+      </w:r>
+      <w:r>
+        <w:rPr>
+          <w:color w:val="000000" w:themeColor="text1"/>
+          <w:lang w:val="ru-RU"/>
+        </w:rPr>
+        <w:t>_</w:t>
+      </w:r>
+      <w:r>
+        <w:rPr>
+          <w:color w:val="000000" w:themeColor="text1"/>
+        </w:rPr>
+        <w:t>of</w:t>
+      </w:r>
+      <w:r>
+        <w:rPr>
+          <w:color w:val="000000" w:themeColor="text1"/>
+          <w:lang w:val="ru-RU"/>
+        </w:rPr>
+        <w:t>_</w:t>
+      </w:r>
+      <w:r>
+        <w:rPr>
+          <w:color w:val="000000" w:themeColor="text1"/>
+        </w:rPr>
+        <w:t>structs</w:t>
+      </w:r>
+      <w:r>
+        <w:rPr>
+          <w:color w:val="000000" w:themeColor="text1"/>
+          <w:lang w:val="ru-RU"/>
+        </w:rPr>
+        <w:t>_</w:t>
+      </w:r>
+      <w:r>
+        <w:rPr>
+          <w:color w:val="000000" w:themeColor="text1"/>
+        </w:rPr>
+        <w:t>handler</w:t>
+      </w:r>
+      <w:r>
+        <w:rPr>
+          <w:color w:val="000000" w:themeColor="text1"/>
+          <w:lang w:val="ru-RU"/>
+        </w:rPr>
+        <w:t xml:space="preserve">, укупно заузеће 1910 бајтова), преостаје свега 138 бајтова слободне </w:t>
+      </w:r>
+      <w:r>
+        <w:rPr>
+          <w:color w:val="000000" w:themeColor="text1"/>
+        </w:rPr>
+        <w:t>SRAM</w:t>
+      </w:r>
+      <w:r>
+        <w:rPr>
+          <w:color w:val="000000" w:themeColor="text1"/>
+          <w:lang w:val="ru-RU"/>
+        </w:rPr>
+        <w:t xml:space="preserve"> меморије за стек позива функција, локалне променљиве, и </w:t>
+      </w:r>
+      <w:r>
+        <w:rPr>
+          <w:color w:val="000000" w:themeColor="text1"/>
+        </w:rPr>
+        <w:t>UART</w:t>
+      </w:r>
+      <w:r>
+        <w:rPr>
+          <w:color w:val="000000" w:themeColor="text1"/>
+          <w:lang w:val="ru-RU"/>
+        </w:rPr>
+        <w:t xml:space="preserve"> бафере — опасно мала маргина. Пошто се стек динамички шири током извршавања програма, а компајлер и линкер не могу поуздано да провере максималну дубину стека унапред, овакво стање носи стваран ризик од преклапања стека са статички алоцираним подацима (</w:t>
+      </w:r>
+      <w:r>
+        <w:rPr>
+          <w:i/>
+          <w:iCs/>
+          <w:color w:val="000000" w:themeColor="text1"/>
+        </w:rPr>
+        <w:t>stack</w:t>
+      </w:r>
+      <w:r>
+        <w:rPr>
+          <w:i/>
+          <w:iCs/>
+          <w:color w:val="000000" w:themeColor="text1"/>
+          <w:lang w:val="ru-RU"/>
+        </w:rPr>
+        <w:t xml:space="preserve"> </w:t>
+      </w:r>
+      <w:r>
+        <w:rPr>
+          <w:i/>
+          <w:iCs/>
+          <w:color w:val="000000" w:themeColor="text1"/>
+        </w:rPr>
+        <w:t>overflow</w:t>
+      </w:r>
+      <w:r>
+        <w:rPr>
+          <w:color w:val="000000" w:themeColor="text1"/>
+          <w:lang w:val="ru-RU"/>
+        </w:rPr>
+        <w:t xml:space="preserve">), што би на </w:t>
+      </w:r>
+      <w:r>
+        <w:rPr>
+          <w:color w:val="000000" w:themeColor="text1"/>
+        </w:rPr>
+        <w:t>AVR</w:t>
+      </w:r>
+      <w:r>
+        <w:rPr>
+          <w:color w:val="000000" w:themeColor="text1"/>
+          <w:lang w:val="ru-RU"/>
+        </w:rPr>
+        <w:t xml:space="preserve"> платформи довело до непредвидивог понашања или пада програма без јасне дијагностичке поруке.</w:t>
+      </w:r>
+    </w:p>
+    <w:p>
+      <w:pPr>
+        <w:rPr>
+          <w:color w:val="000000" w:themeColor="text1"/>
+          <w:lang w:val="ru-RU"/>
+        </w:rPr>
+      </w:pPr>
+      <w:r>
+        <w:rPr>
+          <w:color w:val="000000" w:themeColor="text1"/>
+          <w:lang w:val="ru-RU"/>
+        </w:rPr>
+        <w:t xml:space="preserve">Ова методолошка компромис — жртвовање дела </w:t>
+      </w:r>
+      <w:r>
+        <w:rPr>
+          <w:color w:val="000000" w:themeColor="text1"/>
+        </w:rPr>
+        <w:t>SRAM</w:t>
+      </w:r>
+      <w:r>
+        <w:rPr>
+          <w:color w:val="000000" w:themeColor="text1"/>
+          <w:lang w:val="ru-RU"/>
+        </w:rPr>
+        <w:t xml:space="preserve"> буџета ради исправности мерења циклуса — представља важно ограничење ове конкретне експерименталне поставке на платформи са изразито ограниченом радном меморијом. Из овог разлога, </w:t>
+      </w:r>
+      <w:r>
+        <w:rPr>
+          <w:color w:val="000000" w:themeColor="text1"/>
+        </w:rPr>
+        <w:t>SRAM</w:t>
+      </w:r>
+      <w:r>
+        <w:rPr>
+          <w:color w:val="000000" w:themeColor="text1"/>
+          <w:lang w:val="ru-RU"/>
+        </w:rPr>
+        <w:t xml:space="preserve"> вредности измерене на </w:t>
+      </w:r>
+      <w:r>
+        <w:rPr>
+          <w:color w:val="000000" w:themeColor="text1"/>
+        </w:rPr>
+        <w:t>MQTT</w:t>
+      </w:r>
+      <w:r>
+        <w:rPr>
+          <w:color w:val="000000" w:themeColor="text1"/>
+          <w:lang w:val="ru-RU"/>
+        </w:rPr>
+        <w:t xml:space="preserve"> аутомату после ове исправке треба тумачити </w:t>
+      </w:r>
+      <w:r>
+        <w:rPr>
+          <w:b/>
+          <w:bCs/>
+          <w:color w:val="000000" w:themeColor="text1"/>
+          <w:lang w:val="ru-RU"/>
+        </w:rPr>
+        <w:t>релативно</w:t>
+      </w:r>
+      <w:r>
+        <w:rPr>
+          <w:color w:val="000000" w:themeColor="text1"/>
+          <w:lang w:val="ru-RU"/>
+        </w:rPr>
+        <w:t xml:space="preserve">, у поређењу између </w:t>
+      </w:r>
+      <w:r>
+        <w:rPr>
+          <w:color w:val="000000" w:themeColor="text1"/>
+        </w:rPr>
+        <w:t>MQTT</w:t>
+      </w:r>
+      <w:r>
+        <w:rPr>
+          <w:color w:val="000000" w:themeColor="text1"/>
+          <w:lang w:val="ru-RU"/>
+        </w:rPr>
+        <w:t xml:space="preserve"> имплементација међусобно, а не апсолутно у односу на резултате измерене на </w:t>
+      </w:r>
+      <w:r>
+        <w:rPr>
+          <w:color w:val="000000" w:themeColor="text1"/>
+        </w:rPr>
+        <w:t>Access</w:t>
+      </w:r>
+      <w:r>
+        <w:rPr>
+          <w:color w:val="000000" w:themeColor="text1"/>
+          <w:lang w:val="ru-RU"/>
+        </w:rPr>
+        <w:t xml:space="preserve"> </w:t>
+      </w:r>
+      <w:r>
+        <w:rPr>
+          <w:color w:val="000000" w:themeColor="text1"/>
+        </w:rPr>
+        <w:t>Control</w:t>
+      </w:r>
+      <w:r>
+        <w:rPr>
+          <w:color w:val="000000" w:themeColor="text1"/>
+          <w:lang w:val="ru-RU"/>
+        </w:rPr>
+        <w:t xml:space="preserve"> аутомату — пошто потоњи </w:t>
+      </w:r>
+      <w:r>
+        <w:rPr>
+          <w:color w:val="000000" w:themeColor="text1"/>
+        </w:rPr>
+        <w:t>run</w:t>
+      </w:r>
+      <w:r>
+        <w:rPr>
+          <w:color w:val="000000" w:themeColor="text1"/>
+          <w:lang w:val="ru-RU"/>
+        </w:rPr>
+        <w:t>_</w:t>
+      </w:r>
+      <w:r>
+        <w:rPr>
+          <w:color w:val="000000" w:themeColor="text1"/>
+        </w:rPr>
+        <w:t>benchmark</w:t>
+      </w:r>
+      <w:r>
+        <w:rPr>
+          <w:color w:val="000000" w:themeColor="text1"/>
+          <w:lang w:val="ru-RU"/>
+        </w:rPr>
+        <w:t xml:space="preserve">() не садржи овај додатни низ, директно поређење апсолутних </w:t>
+      </w:r>
+      <w:r>
+        <w:rPr>
+          <w:color w:val="000000" w:themeColor="text1"/>
+        </w:rPr>
+        <w:t>SRAM</w:t>
+      </w:r>
+      <w:r>
+        <w:rPr>
+          <w:color w:val="000000" w:themeColor="text1"/>
+          <w:lang w:val="ru-RU"/>
+        </w:rPr>
+        <w:t xml:space="preserve"> вредности између два аутомата било би методолошки непоуздано управо за ову метрику, за разлику од броја циклуса, где поређење остаје ваљано. У наставку рада, овај компромис би могао бити ублажен смањењем величине </w:t>
+      </w:r>
+      <w:r>
+        <w:rPr>
+          <w:color w:val="000000" w:themeColor="text1"/>
+        </w:rPr>
+        <w:t>N</w:t>
+      </w:r>
+      <w:r>
+        <w:rPr>
+          <w:color w:val="000000" w:themeColor="text1"/>
+          <w:lang w:val="ru-RU"/>
+        </w:rPr>
+        <w:t xml:space="preserve"> (нпр. на неколико стотина уместо хиљаду мерења по узорку), уз одговарајућу проверу да ли то нарушава статистичку поузданост измерених вредности.</w:t>
+      </w:r>
+    </w:p>
+    <w:p>
+      <w:pPr>
+        <w:rPr>
+          <w:color w:val="000000" w:themeColor="text1"/>
+          <w:lang w:val="ru-RU"/>
         </w:rPr>
       </w:pPr>
     </w:p>
@@ -53510,7 +56708,4166 @@
       <w:pPr>
         <w:rPr>
           <w:color w:val="000000" w:themeColor="text1"/>
+          <w:lang w:val="ru-RU"/>
+        </w:rPr>
+      </w:pPr>
+    </w:p>
+    <w:p>
+      <w:pPr>
+        <w:rPr>
+          <w:color w:val="000000" w:themeColor="text1"/>
+          <w:lang w:val="ru-RU"/>
+        </w:rPr>
+      </w:pPr>
+      <w:r>
+        <w:rPr>
+          <w:color w:val="000000" w:themeColor="text1"/>
           <w:lang w:val="sr-Latn-RS"/>
+        </w:rPr>
+        <w:t>Novi rez koji su konzistentni sa pretpostavkama za Arduino:</w:t>
+      </w:r>
+      <w:r>
+        <w:rPr>
+          <w:color w:val="000000" w:themeColor="text1"/>
+          <w:lang w:val="sr-Latn-RS"/>
+        </w:rPr>
+        <w:br/>
+      </w:r>
+      <w:r>
+        <w:rPr>
+          <w:color w:val="000000" w:themeColor="text1"/>
+        </w:rPr>
+        <w:t>FSM</w:t>
+      </w:r>
+      <w:r>
+        <w:rPr>
+          <w:color w:val="000000" w:themeColor="text1"/>
+          <w:lang w:val="ru-RU"/>
+        </w:rPr>
+        <w:t xml:space="preserve"> </w:t>
+      </w:r>
+      <w:r>
+        <w:rPr>
+          <w:color w:val="000000" w:themeColor="text1"/>
+        </w:rPr>
+        <w:t>Pattern</w:t>
+      </w:r>
+      <w:r>
+        <w:rPr>
+          <w:color w:val="000000" w:themeColor="text1"/>
+          <w:lang w:val="ru-RU"/>
+        </w:rPr>
+        <w:t>,</w:t>
+      </w:r>
+      <w:r>
+        <w:rPr>
+          <w:color w:val="000000" w:themeColor="text1"/>
+        </w:rPr>
+        <w:t>Optimization</w:t>
+      </w:r>
+      <w:r>
+        <w:rPr>
+          <w:color w:val="000000" w:themeColor="text1"/>
+          <w:lang w:val="ru-RU"/>
+        </w:rPr>
+        <w:t>,</w:t>
+      </w:r>
+      <w:r>
+        <w:rPr>
+          <w:color w:val="000000" w:themeColor="text1"/>
+        </w:rPr>
+        <w:t>Flash</w:t>
+      </w:r>
+      <w:r>
+        <w:rPr>
+          <w:color w:val="000000" w:themeColor="text1"/>
+          <w:lang w:val="ru-RU"/>
+        </w:rPr>
+        <w:t xml:space="preserve"> (</w:t>
+      </w:r>
+      <w:r>
+        <w:rPr>
+          <w:color w:val="000000" w:themeColor="text1"/>
+        </w:rPr>
+        <w:t>Bytes</w:t>
+      </w:r>
+      <w:r>
+        <w:rPr>
+          <w:color w:val="000000" w:themeColor="text1"/>
+          <w:lang w:val="ru-RU"/>
+        </w:rPr>
+        <w:t>),</w:t>
+      </w:r>
+      <w:r>
+        <w:rPr>
+          <w:color w:val="000000" w:themeColor="text1"/>
+        </w:rPr>
+        <w:t>SRAM</w:t>
+      </w:r>
+      <w:r>
+        <w:rPr>
+          <w:color w:val="000000" w:themeColor="text1"/>
+          <w:lang w:val="ru-RU"/>
+        </w:rPr>
+        <w:t xml:space="preserve"> (</w:t>
+      </w:r>
+      <w:r>
+        <w:rPr>
+          <w:color w:val="000000" w:themeColor="text1"/>
+        </w:rPr>
+        <w:t>Bytes</w:t>
+      </w:r>
+      <w:r>
+        <w:rPr>
+          <w:color w:val="000000" w:themeColor="text1"/>
+          <w:lang w:val="ru-RU"/>
+        </w:rPr>
+        <w:t>),</w:t>
+      </w:r>
+      <w:r>
+        <w:rPr>
+          <w:color w:val="000000" w:themeColor="text1"/>
+        </w:rPr>
+        <w:t>Min</w:t>
+      </w:r>
+      <w:r>
+        <w:rPr>
+          <w:color w:val="000000" w:themeColor="text1"/>
+          <w:lang w:val="ru-RU"/>
+        </w:rPr>
+        <w:t xml:space="preserve"> </w:t>
+      </w:r>
+      <w:r>
+        <w:rPr>
+          <w:color w:val="000000" w:themeColor="text1"/>
+        </w:rPr>
+        <w:t>Cycles</w:t>
+      </w:r>
+      <w:r>
+        <w:rPr>
+          <w:color w:val="000000" w:themeColor="text1"/>
+          <w:lang w:val="ru-RU"/>
+        </w:rPr>
+        <w:t>,</w:t>
+      </w:r>
+      <w:r>
+        <w:rPr>
+          <w:color w:val="000000" w:themeColor="text1"/>
+        </w:rPr>
+        <w:t>Max</w:t>
+      </w:r>
+      <w:r>
+        <w:rPr>
+          <w:color w:val="000000" w:themeColor="text1"/>
+          <w:lang w:val="ru-RU"/>
+        </w:rPr>
+        <w:t xml:space="preserve"> </w:t>
+      </w:r>
+      <w:r>
+        <w:rPr>
+          <w:color w:val="000000" w:themeColor="text1"/>
+        </w:rPr>
+        <w:t>Cycles</w:t>
+      </w:r>
+      <w:r>
+        <w:rPr>
+          <w:color w:val="000000" w:themeColor="text1"/>
+          <w:lang w:val="ru-RU"/>
+        </w:rPr>
+        <w:t>,</w:t>
+      </w:r>
+      <w:r>
+        <w:rPr>
+          <w:color w:val="000000" w:themeColor="text1"/>
+        </w:rPr>
+        <w:t>Avg</w:t>
+      </w:r>
+      <w:r>
+        <w:rPr>
+          <w:color w:val="000000" w:themeColor="text1"/>
+          <w:lang w:val="ru-RU"/>
+        </w:rPr>
+        <w:t xml:space="preserve"> </w:t>
+      </w:r>
+      <w:r>
+        <w:rPr>
+          <w:color w:val="000000" w:themeColor="text1"/>
+        </w:rPr>
+        <w:t>Cycles</w:t>
+      </w:r>
+    </w:p>
+    <w:p>
+      <w:pPr>
+        <w:rPr>
+          <w:color w:val="000000" w:themeColor="text1"/>
+        </w:rPr>
+      </w:pPr>
+      <w:r>
+        <w:rPr>
+          <w:color w:val="000000" w:themeColor="text1"/>
+        </w:rPr>
+        <w:t>nested_switch_</w:t>
+      </w:r>
+      <w:proofErr w:type="gramStart"/>
+      <w:r>
+        <w:rPr>
+          <w:color w:val="000000" w:themeColor="text1"/>
+        </w:rPr>
+        <w:t>return,-</w:t>
+      </w:r>
+      <w:proofErr w:type="gramEnd"/>
+      <w:r>
+        <w:rPr>
+          <w:color w:val="000000" w:themeColor="text1"/>
+        </w:rPr>
+        <w:t>O0,3878,1306,101,112,106</w:t>
+      </w:r>
+    </w:p>
+    <w:p>
+      <w:pPr>
+        <w:rPr>
+          <w:color w:val="000000" w:themeColor="text1"/>
+        </w:rPr>
+      </w:pPr>
+      <w:r>
+        <w:rPr>
+          <w:color w:val="000000" w:themeColor="text1"/>
+        </w:rPr>
+        <w:t>nested_switch_</w:t>
+      </w:r>
+      <w:proofErr w:type="gramStart"/>
+      <w:r>
+        <w:rPr>
+          <w:color w:val="000000" w:themeColor="text1"/>
+        </w:rPr>
+        <w:t>return,-</w:t>
+      </w:r>
+      <w:proofErr w:type="gramEnd"/>
+      <w:r>
+        <w:rPr>
+          <w:color w:val="000000" w:themeColor="text1"/>
+        </w:rPr>
+        <w:t>Os,2418,1458,29,36,34</w:t>
+      </w:r>
+    </w:p>
+    <w:p>
+      <w:pPr>
+        <w:rPr>
+          <w:color w:val="000000" w:themeColor="text1"/>
+        </w:rPr>
+      </w:pPr>
+      <w:r>
+        <w:rPr>
+          <w:color w:val="000000" w:themeColor="text1"/>
+        </w:rPr>
+        <w:t>nested_switch_</w:t>
+      </w:r>
+      <w:proofErr w:type="gramStart"/>
+      <w:r>
+        <w:rPr>
+          <w:color w:val="000000" w:themeColor="text1"/>
+        </w:rPr>
+        <w:t>return,-</w:t>
+      </w:r>
+      <w:proofErr w:type="gramEnd"/>
+      <w:r>
+        <w:rPr>
+          <w:color w:val="000000" w:themeColor="text1"/>
+        </w:rPr>
+        <w:t>O2,2828,1458,28,36,33</w:t>
+      </w:r>
+    </w:p>
+    <w:p>
+      <w:pPr>
+        <w:rPr>
+          <w:color w:val="000000" w:themeColor="text1"/>
+        </w:rPr>
+      </w:pPr>
+      <w:r>
+        <w:rPr>
+          <w:color w:val="000000" w:themeColor="text1"/>
+        </w:rPr>
+        <w:t>nested_switch_</w:t>
+      </w:r>
+      <w:proofErr w:type="gramStart"/>
+      <w:r>
+        <w:rPr>
+          <w:color w:val="000000" w:themeColor="text1"/>
+        </w:rPr>
+        <w:t>break,-</w:t>
+      </w:r>
+      <w:proofErr w:type="gramEnd"/>
+      <w:r>
+        <w:rPr>
+          <w:color w:val="000000" w:themeColor="text1"/>
+        </w:rPr>
+        <w:t>O0,4064,1306,113,123,118</w:t>
+      </w:r>
+    </w:p>
+    <w:p>
+      <w:pPr>
+        <w:rPr>
+          <w:color w:val="000000" w:themeColor="text1"/>
+        </w:rPr>
+      </w:pPr>
+      <w:r>
+        <w:rPr>
+          <w:color w:val="000000" w:themeColor="text1"/>
+        </w:rPr>
+        <w:t>nested_switch_</w:t>
+      </w:r>
+      <w:proofErr w:type="gramStart"/>
+      <w:r>
+        <w:rPr>
+          <w:color w:val="000000" w:themeColor="text1"/>
+        </w:rPr>
+        <w:t>break,-</w:t>
+      </w:r>
+      <w:proofErr w:type="gramEnd"/>
+      <w:r>
+        <w:rPr>
+          <w:color w:val="000000" w:themeColor="text1"/>
+        </w:rPr>
+        <w:t>Os,2418,1458,29,36,34</w:t>
+      </w:r>
+    </w:p>
+    <w:p>
+      <w:pPr>
+        <w:rPr>
+          <w:color w:val="000000" w:themeColor="text1"/>
+        </w:rPr>
+      </w:pPr>
+      <w:r>
+        <w:rPr>
+          <w:color w:val="000000" w:themeColor="text1"/>
+        </w:rPr>
+        <w:t>nested_switch_</w:t>
+      </w:r>
+      <w:proofErr w:type="gramStart"/>
+      <w:r>
+        <w:rPr>
+          <w:color w:val="000000" w:themeColor="text1"/>
+        </w:rPr>
+        <w:t>break,-</w:t>
+      </w:r>
+      <w:proofErr w:type="gramEnd"/>
+      <w:r>
+        <w:rPr>
+          <w:color w:val="000000" w:themeColor="text1"/>
+        </w:rPr>
+        <w:t>O2,2828,1458,28,36,33</w:t>
+      </w:r>
+    </w:p>
+    <w:p>
+      <w:pPr>
+        <w:rPr>
+          <w:color w:val="000000" w:themeColor="text1"/>
+        </w:rPr>
+      </w:pPr>
+      <w:r>
+        <w:rPr>
+          <w:color w:val="000000" w:themeColor="text1"/>
+        </w:rPr>
+        <w:lastRenderedPageBreak/>
+        <w:t>array_of_</w:t>
+      </w:r>
+      <w:proofErr w:type="gramStart"/>
+      <w:r>
+        <w:rPr>
+          <w:color w:val="000000" w:themeColor="text1"/>
+        </w:rPr>
+        <w:t>structs,-</w:t>
+      </w:r>
+      <w:proofErr w:type="gramEnd"/>
+      <w:r>
+        <w:rPr>
+          <w:color w:val="000000" w:themeColor="text1"/>
+        </w:rPr>
+        <w:t>O0,3546,1738,1,253,129</w:t>
+      </w:r>
+    </w:p>
+    <w:p>
+      <w:pPr>
+        <w:rPr>
+          <w:color w:val="000000" w:themeColor="text1"/>
+        </w:rPr>
+      </w:pPr>
+      <w:r>
+        <w:rPr>
+          <w:color w:val="000000" w:themeColor="text1"/>
+        </w:rPr>
+        <w:t>array_of_</w:t>
+      </w:r>
+      <w:proofErr w:type="gramStart"/>
+      <w:r>
+        <w:rPr>
+          <w:color w:val="000000" w:themeColor="text1"/>
+        </w:rPr>
+        <w:t>structs,-</w:t>
+      </w:r>
+      <w:proofErr w:type="gramEnd"/>
+      <w:r>
+        <w:rPr>
+          <w:color w:val="000000" w:themeColor="text1"/>
+        </w:rPr>
+        <w:t>Os,2418,1766,1,251,106</w:t>
+      </w:r>
+    </w:p>
+    <w:p>
+      <w:pPr>
+        <w:rPr>
+          <w:color w:val="000000" w:themeColor="text1"/>
+        </w:rPr>
+      </w:pPr>
+      <w:r>
+        <w:rPr>
+          <w:color w:val="000000" w:themeColor="text1"/>
+        </w:rPr>
+        <w:t>array_of_</w:t>
+      </w:r>
+      <w:proofErr w:type="gramStart"/>
+      <w:r>
+        <w:rPr>
+          <w:color w:val="000000" w:themeColor="text1"/>
+        </w:rPr>
+        <w:t>structs,-</w:t>
+      </w:r>
+      <w:proofErr w:type="gramEnd"/>
+      <w:r>
+        <w:rPr>
+          <w:color w:val="000000" w:themeColor="text1"/>
+        </w:rPr>
+        <w:t>O2,2810,1766,2,252,106</w:t>
+      </w:r>
+    </w:p>
+    <w:p>
+      <w:pPr>
+        <w:rPr>
+          <w:color w:val="000000" w:themeColor="text1"/>
+        </w:rPr>
+      </w:pPr>
+      <w:r>
+        <w:rPr>
+          <w:color w:val="000000" w:themeColor="text1"/>
+        </w:rPr>
+        <w:t>indexed_</w:t>
+      </w:r>
+      <w:proofErr w:type="gramStart"/>
+      <w:r>
+        <w:rPr>
+          <w:color w:val="000000" w:themeColor="text1"/>
+        </w:rPr>
+        <w:t>table,-</w:t>
+      </w:r>
+      <w:proofErr w:type="gramEnd"/>
+      <w:r>
+        <w:rPr>
+          <w:color w:val="000000" w:themeColor="text1"/>
+        </w:rPr>
+        <w:t>O0,3192,1450,83,83,83</w:t>
+      </w:r>
+    </w:p>
+    <w:p>
+      <w:pPr>
+        <w:rPr>
+          <w:color w:val="000000" w:themeColor="text1"/>
+        </w:rPr>
+      </w:pPr>
+      <w:r>
+        <w:rPr>
+          <w:color w:val="000000" w:themeColor="text1"/>
+        </w:rPr>
+        <w:t>indexed_</w:t>
+      </w:r>
+      <w:proofErr w:type="gramStart"/>
+      <w:r>
+        <w:rPr>
+          <w:color w:val="000000" w:themeColor="text1"/>
+        </w:rPr>
+        <w:t>table,-</w:t>
+      </w:r>
+      <w:proofErr w:type="gramEnd"/>
+      <w:r>
+        <w:rPr>
+          <w:color w:val="000000" w:themeColor="text1"/>
+        </w:rPr>
+        <w:t>Os,2148,1478,16,16,16</w:t>
+      </w:r>
+    </w:p>
+    <w:p>
+      <w:pPr>
+        <w:rPr>
+          <w:color w:val="000000" w:themeColor="text1"/>
+        </w:rPr>
+      </w:pPr>
+      <w:r>
+        <w:rPr>
+          <w:color w:val="000000" w:themeColor="text1"/>
+        </w:rPr>
+        <w:t>indexed_</w:t>
+      </w:r>
+      <w:proofErr w:type="gramStart"/>
+      <w:r>
+        <w:rPr>
+          <w:color w:val="000000" w:themeColor="text1"/>
+        </w:rPr>
+        <w:t>table,-</w:t>
+      </w:r>
+      <w:proofErr w:type="gramEnd"/>
+      <w:r>
+        <w:rPr>
+          <w:color w:val="000000" w:themeColor="text1"/>
+        </w:rPr>
+        <w:t>O2,2552,1478,21,21,21</w:t>
+      </w:r>
+    </w:p>
+    <w:p>
+      <w:pPr>
+        <w:rPr>
+          <w:color w:val="000000" w:themeColor="text1"/>
+        </w:rPr>
+      </w:pPr>
+      <w:r>
+        <w:rPr>
+          <w:color w:val="000000" w:themeColor="text1"/>
+        </w:rPr>
+        <w:t>state_</w:t>
+      </w:r>
+      <w:proofErr w:type="gramStart"/>
+      <w:r>
+        <w:rPr>
+          <w:color w:val="000000" w:themeColor="text1"/>
+        </w:rPr>
+        <w:t>object,-</w:t>
+      </w:r>
+      <w:proofErr w:type="gramEnd"/>
+      <w:r>
+        <w:rPr>
+          <w:color w:val="000000" w:themeColor="text1"/>
+        </w:rPr>
+        <w:t>O0,4016,1338,105,125,113</w:t>
+      </w:r>
+    </w:p>
+    <w:p>
+      <w:pPr>
+        <w:rPr>
+          <w:color w:val="000000" w:themeColor="text1"/>
+        </w:rPr>
+      </w:pPr>
+      <w:r>
+        <w:rPr>
+          <w:color w:val="000000" w:themeColor="text1"/>
+        </w:rPr>
+        <w:t>state_</w:t>
+      </w:r>
+      <w:proofErr w:type="gramStart"/>
+      <w:r>
+        <w:rPr>
+          <w:color w:val="000000" w:themeColor="text1"/>
+        </w:rPr>
+        <w:t>object,-</w:t>
+      </w:r>
+      <w:proofErr w:type="gramEnd"/>
+      <w:r>
+        <w:rPr>
+          <w:color w:val="000000" w:themeColor="text1"/>
+        </w:rPr>
+        <w:t>Os,2536,1366,26,34,29</w:t>
+      </w:r>
+    </w:p>
+    <w:p>
+      <w:pPr>
+        <w:rPr>
+          <w:color w:val="000000" w:themeColor="text1"/>
+        </w:rPr>
+      </w:pPr>
+      <w:r>
+        <w:rPr>
+          <w:color w:val="000000" w:themeColor="text1"/>
+        </w:rPr>
+        <w:t>state_</w:t>
+      </w:r>
+      <w:proofErr w:type="gramStart"/>
+      <w:r>
+        <w:rPr>
+          <w:color w:val="000000" w:themeColor="text1"/>
+        </w:rPr>
+        <w:t>object,-</w:t>
+      </w:r>
+      <w:proofErr w:type="gramEnd"/>
+      <w:r>
+        <w:rPr>
+          <w:color w:val="000000" w:themeColor="text1"/>
+        </w:rPr>
+        <w:t>O2,2950,1366,25,33,28</w:t>
+      </w:r>
+    </w:p>
+    <w:p>
+      <w:pPr>
+        <w:rPr>
+          <w:color w:val="000000" w:themeColor="text1"/>
+        </w:rPr>
+      </w:pPr>
+      <w:r>
+        <w:rPr>
+          <w:color w:val="000000" w:themeColor="text1"/>
+        </w:rPr>
+        <w:t>hsm_</w:t>
+      </w:r>
+      <w:proofErr w:type="gramStart"/>
+      <w:r>
+        <w:rPr>
+          <w:color w:val="000000" w:themeColor="text1"/>
+        </w:rPr>
+        <w:t>flat,-</w:t>
+      </w:r>
+      <w:proofErr w:type="gramEnd"/>
+      <w:r>
+        <w:rPr>
+          <w:color w:val="000000" w:themeColor="text1"/>
+        </w:rPr>
+        <w:t>O0,4100,1354,134,154,142</w:t>
+      </w:r>
+    </w:p>
+    <w:p>
+      <w:pPr>
+        <w:rPr>
+          <w:color w:val="000000" w:themeColor="text1"/>
+        </w:rPr>
+      </w:pPr>
+      <w:r>
+        <w:rPr>
+          <w:color w:val="000000" w:themeColor="text1"/>
+        </w:rPr>
+        <w:t>hsm_</w:t>
+      </w:r>
+      <w:proofErr w:type="gramStart"/>
+      <w:r>
+        <w:rPr>
+          <w:color w:val="000000" w:themeColor="text1"/>
+        </w:rPr>
+        <w:t>flat,-</w:t>
+      </w:r>
+      <w:proofErr w:type="gramEnd"/>
+      <w:r>
+        <w:rPr>
+          <w:color w:val="000000" w:themeColor="text1"/>
+        </w:rPr>
+        <w:t>Os,2580,1382,37,45,40</w:t>
+      </w:r>
+    </w:p>
+    <w:p>
+      <w:pPr>
+        <w:rPr>
+          <w:color w:val="000000" w:themeColor="text1"/>
+        </w:rPr>
+      </w:pPr>
+      <w:r>
+        <w:rPr>
+          <w:color w:val="000000" w:themeColor="text1"/>
+        </w:rPr>
+        <w:t>hsm_</w:t>
+      </w:r>
+      <w:proofErr w:type="gramStart"/>
+      <w:r>
+        <w:rPr>
+          <w:color w:val="000000" w:themeColor="text1"/>
+        </w:rPr>
+        <w:t>flat,-</w:t>
+      </w:r>
+      <w:proofErr w:type="gramEnd"/>
+      <w:r>
+        <w:rPr>
+          <w:color w:val="000000" w:themeColor="text1"/>
+        </w:rPr>
+        <w:t>O2,2978,1382,37,45,40</w:t>
+      </w:r>
+    </w:p>
+    <w:p>
+      <w:pPr>
+        <w:rPr>
+          <w:color w:val="000000" w:themeColor="text1"/>
+        </w:rPr>
+      </w:pPr>
+      <w:r>
+        <w:rPr>
+          <w:color w:val="000000" w:themeColor="text1"/>
+        </w:rPr>
+        <w:t>hsm_</w:t>
+      </w:r>
+      <w:proofErr w:type="gramStart"/>
+      <w:r>
+        <w:rPr>
+          <w:color w:val="000000" w:themeColor="text1"/>
+        </w:rPr>
+        <w:t>nested,-</w:t>
+      </w:r>
+      <w:proofErr w:type="gramEnd"/>
+      <w:r>
+        <w:rPr>
+          <w:color w:val="000000" w:themeColor="text1"/>
+        </w:rPr>
+        <w:t>O0,4802,408,222,222,222</w:t>
+      </w:r>
+    </w:p>
+    <w:p>
+      <w:pPr>
+        <w:rPr>
+          <w:color w:val="000000" w:themeColor="text1"/>
+        </w:rPr>
+      </w:pPr>
+      <w:r>
+        <w:rPr>
+          <w:color w:val="000000" w:themeColor="text1"/>
+        </w:rPr>
+        <w:t>hsm_</w:t>
+      </w:r>
+      <w:proofErr w:type="gramStart"/>
+      <w:r>
+        <w:rPr>
+          <w:color w:val="000000" w:themeColor="text1"/>
+        </w:rPr>
+        <w:t>nested,-</w:t>
+      </w:r>
+      <w:proofErr w:type="gramEnd"/>
+      <w:r>
+        <w:rPr>
+          <w:color w:val="000000" w:themeColor="text1"/>
+        </w:rPr>
+        <w:t>Os,2764,438,80,95,89</w:t>
+      </w:r>
+    </w:p>
+    <w:p>
+      <w:pPr>
+        <w:rPr>
+          <w:color w:val="000000" w:themeColor="text1"/>
+        </w:rPr>
+      </w:pPr>
+      <w:r>
+        <w:rPr>
+          <w:color w:val="000000" w:themeColor="text1"/>
+        </w:rPr>
+        <w:t>hsm_</w:t>
+      </w:r>
+      <w:proofErr w:type="gramStart"/>
+      <w:r>
+        <w:rPr>
+          <w:color w:val="000000" w:themeColor="text1"/>
+        </w:rPr>
+        <w:t>nested,-</w:t>
+      </w:r>
+      <w:proofErr w:type="gramEnd"/>
+      <w:r>
+        <w:rPr>
+          <w:color w:val="000000" w:themeColor="text1"/>
+        </w:rPr>
+        <w:t>O2,3198,438,79,94,89</w:t>
+      </w:r>
+    </w:p>
+    <w:p>
+      <w:pPr>
+        <w:rPr>
+          <w:color w:val="000000" w:themeColor="text1"/>
+        </w:rPr>
+      </w:pPr>
+      <w:r>
+        <w:rPr>
+          <w:color w:val="000000" w:themeColor="text1"/>
+        </w:rPr>
+        <w:t>time_independent_timer0_</w:t>
+      </w:r>
+      <w:proofErr w:type="gramStart"/>
+      <w:r>
+        <w:rPr>
+          <w:color w:val="000000" w:themeColor="text1"/>
+        </w:rPr>
+        <w:t>isr,-</w:t>
+      </w:r>
+      <w:proofErr w:type="gramEnd"/>
+      <w:r>
+        <w:rPr>
+          <w:color w:val="000000" w:themeColor="text1"/>
+        </w:rPr>
+        <w:t>O0,</w:t>
+      </w:r>
+      <w:proofErr w:type="gramStart"/>
+      <w:r>
+        <w:rPr>
+          <w:color w:val="000000" w:themeColor="text1"/>
+        </w:rPr>
+        <w:t>4202,669,,,</w:t>
+      </w:r>
+      <w:proofErr w:type="gramEnd"/>
+    </w:p>
+    <w:p>
+      <w:pPr>
+        <w:rPr>
+          <w:color w:val="000000" w:themeColor="text1"/>
+        </w:rPr>
+      </w:pPr>
+      <w:r>
+        <w:rPr>
+          <w:color w:val="000000" w:themeColor="text1"/>
+        </w:rPr>
+        <w:t>time_independent_timer0_</w:t>
+      </w:r>
+      <w:proofErr w:type="gramStart"/>
+      <w:r>
+        <w:rPr>
+          <w:color w:val="000000" w:themeColor="text1"/>
+        </w:rPr>
+        <w:t>isr,-</w:t>
+      </w:r>
+      <w:proofErr w:type="gramEnd"/>
+      <w:r>
+        <w:rPr>
+          <w:color w:val="000000" w:themeColor="text1"/>
+        </w:rPr>
+        <w:t>Os,</w:t>
+      </w:r>
+      <w:proofErr w:type="gramStart"/>
+      <w:r>
+        <w:rPr>
+          <w:color w:val="000000" w:themeColor="text1"/>
+        </w:rPr>
+        <w:t>2458,813,,,</w:t>
+      </w:r>
+      <w:proofErr w:type="gramEnd"/>
+    </w:p>
+    <w:p>
+      <w:pPr>
+        <w:rPr>
+          <w:color w:val="000000" w:themeColor="text1"/>
+        </w:rPr>
+      </w:pPr>
+      <w:r>
+        <w:rPr>
+          <w:color w:val="000000" w:themeColor="text1"/>
+        </w:rPr>
+        <w:t>time_independent_timer0_</w:t>
+      </w:r>
+      <w:proofErr w:type="gramStart"/>
+      <w:r>
+        <w:rPr>
+          <w:color w:val="000000" w:themeColor="text1"/>
+        </w:rPr>
+        <w:t>isr,-</w:t>
+      </w:r>
+      <w:proofErr w:type="gramEnd"/>
+      <w:r>
+        <w:rPr>
+          <w:color w:val="000000" w:themeColor="text1"/>
+        </w:rPr>
+        <w:t>O2,</w:t>
+      </w:r>
+      <w:proofErr w:type="gramStart"/>
+      <w:r>
+        <w:rPr>
+          <w:color w:val="000000" w:themeColor="text1"/>
+        </w:rPr>
+        <w:t>3368,813,,,</w:t>
+      </w:r>
+      <w:proofErr w:type="gramEnd"/>
+    </w:p>
+    <w:p>
+      <w:pPr>
+        <w:rPr>
+          <w:color w:val="000000" w:themeColor="text1"/>
+        </w:rPr>
+      </w:pPr>
+      <w:r>
+        <w:rPr>
+          <w:color w:val="000000" w:themeColor="text1"/>
+        </w:rPr>
+        <w:t>array_of_structs_</w:t>
+      </w:r>
+      <w:proofErr w:type="gramStart"/>
+      <w:r>
+        <w:rPr>
+          <w:color w:val="000000" w:themeColor="text1"/>
+        </w:rPr>
+        <w:t>handler,-</w:t>
+      </w:r>
+      <w:proofErr w:type="gramEnd"/>
+      <w:r>
+        <w:rPr>
+          <w:color w:val="000000" w:themeColor="text1"/>
+        </w:rPr>
+        <w:t>O0,5984,1882,1,253,126</w:t>
+      </w:r>
+    </w:p>
+    <w:p>
+      <w:pPr>
+        <w:rPr>
+          <w:color w:val="000000" w:themeColor="text1"/>
+        </w:rPr>
+      </w:pPr>
+      <w:r>
+        <w:rPr>
+          <w:color w:val="000000" w:themeColor="text1"/>
+        </w:rPr>
+        <w:t>array_of_structs_</w:t>
+      </w:r>
+      <w:proofErr w:type="gramStart"/>
+      <w:r>
+        <w:rPr>
+          <w:color w:val="000000" w:themeColor="text1"/>
+        </w:rPr>
+        <w:t>handler,-</w:t>
+      </w:r>
+      <w:proofErr w:type="gramEnd"/>
+      <w:r>
+        <w:rPr>
+          <w:color w:val="000000" w:themeColor="text1"/>
+        </w:rPr>
+        <w:t>Os,3142,1910,3,248,106</w:t>
+      </w:r>
+    </w:p>
+    <w:p>
+      <w:pPr>
+        <w:rPr>
+          <w:color w:val="000000" w:themeColor="text1"/>
+        </w:rPr>
+      </w:pPr>
+      <w:r>
+        <w:rPr>
+          <w:color w:val="000000" w:themeColor="text1"/>
+        </w:rPr>
+        <w:t>array_of_structs_</w:t>
+      </w:r>
+      <w:proofErr w:type="gramStart"/>
+      <w:r>
+        <w:rPr>
+          <w:color w:val="000000" w:themeColor="text1"/>
+        </w:rPr>
+        <w:t>handler,-</w:t>
+      </w:r>
+      <w:proofErr w:type="gramEnd"/>
+      <w:r>
+        <w:rPr>
+          <w:color w:val="000000" w:themeColor="text1"/>
+        </w:rPr>
+        <w:t>O2,3534,1910,2,249,106</w:t>
+      </w:r>
+    </w:p>
+    <w:p>
+      <w:pPr>
+        <w:rPr>
+          <w:color w:val="000000" w:themeColor="text1"/>
+        </w:rPr>
+      </w:pPr>
+      <w:r>
+        <w:rPr>
+          <w:color w:val="000000" w:themeColor="text1"/>
+        </w:rPr>
+        <w:t>function_</w:t>
+      </w:r>
+      <w:proofErr w:type="gramStart"/>
+      <w:r>
+        <w:rPr>
+          <w:color w:val="000000" w:themeColor="text1"/>
+        </w:rPr>
+        <w:t>pointers,-</w:t>
+      </w:r>
+      <w:proofErr w:type="gramEnd"/>
+      <w:r>
+        <w:rPr>
+          <w:color w:val="000000" w:themeColor="text1"/>
+        </w:rPr>
+        <w:t>O0,5650,1594,106,106,106</w:t>
+      </w:r>
+    </w:p>
+    <w:p>
+      <w:pPr>
+        <w:rPr>
+          <w:color w:val="000000" w:themeColor="text1"/>
+        </w:rPr>
+      </w:pPr>
+      <w:r>
+        <w:rPr>
+          <w:color w:val="000000" w:themeColor="text1"/>
+        </w:rPr>
+        <w:t>function_</w:t>
+      </w:r>
+      <w:proofErr w:type="gramStart"/>
+      <w:r>
+        <w:rPr>
+          <w:color w:val="000000" w:themeColor="text1"/>
+        </w:rPr>
+        <w:t>pointers,-</w:t>
+      </w:r>
+      <w:proofErr w:type="gramEnd"/>
+      <w:r>
+        <w:rPr>
+          <w:color w:val="000000" w:themeColor="text1"/>
+        </w:rPr>
+        <w:t>Os,2842,1622,29,29,29</w:t>
+      </w:r>
+    </w:p>
+    <w:p>
+      <w:pPr>
+        <w:rPr>
+          <w:color w:val="000000" w:themeColor="text1"/>
+        </w:rPr>
+      </w:pPr>
+      <w:r>
+        <w:rPr>
+          <w:color w:val="000000" w:themeColor="text1"/>
+        </w:rPr>
+        <w:t>function_</w:t>
+      </w:r>
+      <w:proofErr w:type="gramStart"/>
+      <w:r>
+        <w:rPr>
+          <w:color w:val="000000" w:themeColor="text1"/>
+        </w:rPr>
+        <w:t>pointers,-</w:t>
+      </w:r>
+      <w:proofErr w:type="gramEnd"/>
+      <w:r>
+        <w:rPr>
+          <w:color w:val="000000" w:themeColor="text1"/>
+        </w:rPr>
+        <w:t>O2,3288,1622,34,34,34</w:t>
+      </w:r>
+    </w:p>
+    <w:p>
+      <w:pPr>
+        <w:rPr>
+          <w:color w:val="000000" w:themeColor="text1"/>
+        </w:rPr>
+      </w:pPr>
+      <w:r>
+        <w:rPr>
+          <w:color w:val="000000" w:themeColor="text1"/>
+        </w:rPr>
+        <w:t>santic_lookup_</w:t>
+      </w:r>
+      <w:proofErr w:type="gramStart"/>
+      <w:r>
+        <w:rPr>
+          <w:color w:val="000000" w:themeColor="text1"/>
+        </w:rPr>
+        <w:t>table,-</w:t>
+      </w:r>
+      <w:proofErr w:type="gramEnd"/>
+      <w:r>
+        <w:rPr>
+          <w:color w:val="000000" w:themeColor="text1"/>
+        </w:rPr>
+        <w:t>O0,6016,1624,84,87,85</w:t>
+      </w:r>
+    </w:p>
+    <w:p>
+      <w:pPr>
+        <w:rPr>
+          <w:color w:val="000000" w:themeColor="text1"/>
+        </w:rPr>
+      </w:pPr>
+      <w:r>
+        <w:rPr>
+          <w:color w:val="000000" w:themeColor="text1"/>
+        </w:rPr>
+        <w:t>santic_lookup_</w:t>
+      </w:r>
+      <w:proofErr w:type="gramStart"/>
+      <w:r>
+        <w:rPr>
+          <w:color w:val="000000" w:themeColor="text1"/>
+        </w:rPr>
+        <w:t>table,-</w:t>
+      </w:r>
+      <w:proofErr w:type="gramEnd"/>
+      <w:r>
+        <w:rPr>
+          <w:color w:val="000000" w:themeColor="text1"/>
+        </w:rPr>
+        <w:t>Os,2936,1654,35,38,36</w:t>
+      </w:r>
+    </w:p>
+    <w:p>
+      <w:pPr>
+        <w:rPr>
+          <w:color w:val="000000" w:themeColor="text1"/>
+        </w:rPr>
+      </w:pPr>
+      <w:r>
+        <w:rPr>
+          <w:color w:val="000000" w:themeColor="text1"/>
+        </w:rPr>
+        <w:lastRenderedPageBreak/>
+        <w:t>santic_lookup_</w:t>
+      </w:r>
+      <w:proofErr w:type="gramStart"/>
+      <w:r>
+        <w:rPr>
+          <w:color w:val="000000" w:themeColor="text1"/>
+        </w:rPr>
+        <w:t>table,-</w:t>
+      </w:r>
+      <w:proofErr w:type="gramEnd"/>
+      <w:r>
+        <w:rPr>
+          <w:color w:val="000000" w:themeColor="text1"/>
+        </w:rPr>
+        <w:t>O2,3414,1654,39,42,40</w:t>
+      </w:r>
+    </w:p>
+    <w:p>
+      <w:pPr>
+        <w:rPr>
+          <w:color w:val="000000" w:themeColor="text1"/>
+        </w:rPr>
+      </w:pPr>
+    </w:p>
+    <w:p>
+      <w:pPr>
+        <w:rPr>
+          <w:color w:val="000000" w:themeColor="text1"/>
+          <w:lang w:val="sr-Latn-RS"/>
+        </w:rPr>
+      </w:pPr>
+    </w:p>
+    <w:p>
+      <w:pPr>
+        <w:rPr>
+          <w:color w:val="000000" w:themeColor="text1"/>
+          <w:lang w:val="sr-Latn-RS"/>
+        </w:rPr>
+      </w:pPr>
+    </w:p>
+    <w:p>
+      <w:pPr>
+        <w:rPr>
+          <w:color w:val="000000" w:themeColor="text1"/>
+          <w:lang w:val="sr-Latn-RS"/>
+        </w:rPr>
+      </w:pPr>
+    </w:p>
+    <w:p>
+      <w:pPr>
+        <w:rPr>
+          <w:b/>
+          <w:bCs/>
+          <w:color w:val="000000" w:themeColor="text1"/>
+          <w:sz w:val="40"/>
+          <w:szCs w:val="40"/>
+          <w:lang w:val="sr-Latn-RS"/>
+        </w:rPr>
+      </w:pPr>
+      <w:r>
+        <w:rPr>
+          <w:b/>
+          <w:bCs/>
+          <w:color w:val="000000" w:themeColor="text1"/>
+          <w:sz w:val="40"/>
+          <w:szCs w:val="40"/>
+          <w:lang w:val="sr-Latn-RS"/>
+        </w:rPr>
+        <w:t>ESP32 SA MQTT</w:t>
+      </w:r>
+    </w:p>
+    <w:p>
+      <w:pPr>
+        <w:rPr>
+          <w:color w:val="000000" w:themeColor="text1"/>
+        </w:rPr>
+      </w:pPr>
+      <w:r>
+        <w:rPr>
+          <w:color w:val="000000" w:themeColor="text1"/>
+          <w:lang w:val="ru-RU"/>
+        </w:rPr>
+        <w:t xml:space="preserve">Потврђено — </w:t>
+      </w:r>
+      <w:r>
+        <w:rPr>
+          <w:b/>
+          <w:bCs/>
+          <w:color w:val="000000" w:themeColor="text1"/>
+        </w:rPr>
+        <w:t>ESP</w:t>
+      </w:r>
+      <w:r>
+        <w:rPr>
+          <w:b/>
+          <w:bCs/>
+          <w:color w:val="000000" w:themeColor="text1"/>
+          <w:lang w:val="ru-RU"/>
+        </w:rPr>
+        <w:t>32 нема исти артефакт</w:t>
+      </w:r>
+      <w:r>
+        <w:rPr>
+          <w:color w:val="000000" w:themeColor="text1"/>
+          <w:lang w:val="ru-RU"/>
+        </w:rPr>
+        <w:t xml:space="preserve">. </w:t>
+      </w:r>
+      <w:proofErr w:type="spellStart"/>
+      <w:r>
+        <w:rPr>
+          <w:color w:val="000000" w:themeColor="text1"/>
+        </w:rPr>
+        <w:t>Хајде</w:t>
+      </w:r>
+      <w:proofErr w:type="spellEnd"/>
+      <w:r>
+        <w:rPr>
+          <w:color w:val="000000" w:themeColor="text1"/>
+        </w:rPr>
+        <w:t xml:space="preserve"> </w:t>
+      </w:r>
+      <w:proofErr w:type="spellStart"/>
+      <w:r>
+        <w:rPr>
+          <w:color w:val="000000" w:themeColor="text1"/>
+        </w:rPr>
+        <w:t>да</w:t>
+      </w:r>
+      <w:proofErr w:type="spellEnd"/>
+      <w:r>
+        <w:rPr>
+          <w:color w:val="000000" w:themeColor="text1"/>
+        </w:rPr>
+        <w:t xml:space="preserve"> </w:t>
+      </w:r>
+      <w:proofErr w:type="spellStart"/>
+      <w:r>
+        <w:rPr>
+          <w:color w:val="000000" w:themeColor="text1"/>
+        </w:rPr>
+        <w:t>упоредим</w:t>
+      </w:r>
+      <w:proofErr w:type="spellEnd"/>
+      <w:r>
+        <w:rPr>
+          <w:color w:val="000000" w:themeColor="text1"/>
+        </w:rPr>
+        <w:t xml:space="preserve"> </w:t>
+      </w:r>
+      <w:proofErr w:type="spellStart"/>
+      <w:r>
+        <w:rPr>
+          <w:color w:val="000000" w:themeColor="text1"/>
+        </w:rPr>
+        <w:t>прецизно</w:t>
+      </w:r>
+      <w:proofErr w:type="spellEnd"/>
+      <w:r>
+        <w:rPr>
+          <w:color w:val="000000" w:themeColor="text1"/>
+        </w:rPr>
+        <w:t>:</w:t>
+      </w:r>
+    </w:p>
+    <w:tbl>
+      <w:tblPr>
+        <w:tblW w:w="0" w:type="auto"/>
+        <w:tblCellSpacing w:w="15" w:type="dxa"/>
+        <w:tblCellMar>
+          <w:top w:w="15" w:type="dxa"/>
+          <w:left w:w="15" w:type="dxa"/>
+          <w:bottom w:w="15" w:type="dxa"/>
+          <w:right w:w="15" w:type="dxa"/>
+        </w:tblCellMar>
+        <w:tblLook w:val="04A0" w:firstRow="1" w:lastRow="0" w:firstColumn="1" w:lastColumn="0" w:noHBand="0" w:noVBand="1"/>
+      </w:tblPr>
+      <w:tblGrid>
+        <w:gridCol w:w="1099"/>
+        <w:gridCol w:w="1054"/>
+        <w:gridCol w:w="966"/>
+        <w:gridCol w:w="2488"/>
+      </w:tblGrid>
+      <w:tr>
+        <w:trPr>
+          <w:tblHeader/>
+          <w:tblCellSpacing w:w="15" w:type="dxa"/>
+        </w:trPr>
+        <w:tc>
+          <w:tcPr>
+            <w:tcW w:w="0" w:type="auto"/>
+            <w:vAlign w:val="center"/>
+            <w:hideMark/>
+          </w:tcPr>
+          <w:p>
+            <w:pPr>
+              <w:rPr>
+                <w:color w:val="000000" w:themeColor="text1"/>
+              </w:rPr>
+            </w:pPr>
+          </w:p>
+        </w:tc>
+        <w:tc>
+          <w:tcPr>
+            <w:tcW w:w="0" w:type="auto"/>
+            <w:vAlign w:val="center"/>
+            <w:hideMark/>
+          </w:tcPr>
+          <w:p>
+            <w:pPr>
+              <w:rPr>
+                <w:b/>
+                <w:bCs/>
+                <w:color w:val="000000" w:themeColor="text1"/>
+              </w:rPr>
+            </w:pPr>
+            <w:r>
+              <w:rPr>
+                <w:b/>
+                <w:bCs/>
+                <w:color w:val="000000" w:themeColor="text1"/>
+              </w:rPr>
+              <w:t xml:space="preserve">СА </w:t>
+            </w:r>
+            <w:proofErr w:type="spellStart"/>
+            <w:r>
+              <w:rPr>
+                <w:b/>
+                <w:bCs/>
+                <w:color w:val="000000" w:themeColor="text1"/>
+              </w:rPr>
+              <w:t>низом</w:t>
+            </w:r>
+            <w:proofErr w:type="spellEnd"/>
+          </w:p>
+        </w:tc>
+        <w:tc>
+          <w:tcPr>
+            <w:tcW w:w="0" w:type="auto"/>
+            <w:vAlign w:val="center"/>
+            <w:hideMark/>
+          </w:tcPr>
+          <w:p>
+            <w:pPr>
+              <w:rPr>
+                <w:b/>
+                <w:bCs/>
+                <w:color w:val="000000" w:themeColor="text1"/>
+              </w:rPr>
+            </w:pPr>
+            <w:r>
+              <w:rPr>
+                <w:b/>
+                <w:bCs/>
+                <w:color w:val="000000" w:themeColor="text1"/>
+              </w:rPr>
+              <w:t xml:space="preserve">БЕЗ </w:t>
+            </w:r>
+            <w:proofErr w:type="spellStart"/>
+            <w:r>
+              <w:rPr>
+                <w:b/>
+                <w:bCs/>
+                <w:color w:val="000000" w:themeColor="text1"/>
+              </w:rPr>
+              <w:t>низа</w:t>
+            </w:r>
+            <w:proofErr w:type="spellEnd"/>
+          </w:p>
+        </w:tc>
+        <w:tc>
+          <w:tcPr>
+            <w:tcW w:w="0" w:type="auto"/>
+            <w:vAlign w:val="center"/>
+            <w:hideMark/>
+          </w:tcPr>
+          <w:p>
+            <w:pPr>
+              <w:rPr>
+                <w:b/>
+                <w:bCs/>
+                <w:color w:val="000000" w:themeColor="text1"/>
+              </w:rPr>
+            </w:pPr>
+            <w:proofErr w:type="spellStart"/>
+            <w:r>
+              <w:rPr>
+                <w:b/>
+                <w:bCs/>
+                <w:color w:val="000000" w:themeColor="text1"/>
+              </w:rPr>
+              <w:t>Разлика</w:t>
+            </w:r>
+            <w:proofErr w:type="spellEnd"/>
+          </w:p>
+        </w:tc>
+      </w:tr>
+      <w:tr>
+        <w:trPr>
+          <w:tblCellSpacing w:w="15" w:type="dxa"/>
+        </w:trPr>
+        <w:tc>
+          <w:tcPr>
+            <w:tcW w:w="0" w:type="auto"/>
+            <w:vAlign w:val="center"/>
+            <w:hideMark/>
+          </w:tcPr>
+          <w:p>
+            <w:pPr>
+              <w:rPr>
+                <w:color w:val="000000" w:themeColor="text1"/>
+              </w:rPr>
+            </w:pPr>
+            <w:r>
+              <w:rPr>
+                <w:color w:val="000000" w:themeColor="text1"/>
+              </w:rPr>
+              <w:t>return -O0</w:t>
+            </w:r>
+          </w:p>
+        </w:tc>
+        <w:tc>
+          <w:tcPr>
+            <w:tcW w:w="0" w:type="auto"/>
+            <w:vAlign w:val="center"/>
+            <w:hideMark/>
+          </w:tcPr>
+          <w:p>
+            <w:pPr>
+              <w:rPr>
+                <w:color w:val="000000" w:themeColor="text1"/>
+              </w:rPr>
+            </w:pPr>
+            <w:r>
+              <w:rPr>
+                <w:color w:val="000000" w:themeColor="text1"/>
+              </w:rPr>
+              <w:t>132</w:t>
+            </w:r>
+          </w:p>
+        </w:tc>
+        <w:tc>
+          <w:tcPr>
+            <w:tcW w:w="0" w:type="auto"/>
+            <w:vAlign w:val="center"/>
+            <w:hideMark/>
+          </w:tcPr>
+          <w:p>
+            <w:pPr>
+              <w:rPr>
+                <w:color w:val="000000" w:themeColor="text1"/>
+              </w:rPr>
+            </w:pPr>
+            <w:r>
+              <w:rPr>
+                <w:color w:val="000000" w:themeColor="text1"/>
+              </w:rPr>
+              <w:t>133</w:t>
+            </w:r>
+          </w:p>
+        </w:tc>
+        <w:tc>
+          <w:tcPr>
+            <w:tcW w:w="0" w:type="auto"/>
+            <w:vAlign w:val="center"/>
+            <w:hideMark/>
+          </w:tcPr>
+          <w:p>
+            <w:pPr>
+              <w:rPr>
+                <w:color w:val="000000" w:themeColor="text1"/>
+              </w:rPr>
+            </w:pPr>
+            <w:proofErr w:type="spellStart"/>
+            <w:r>
+              <w:rPr>
+                <w:color w:val="000000" w:themeColor="text1"/>
+              </w:rPr>
+              <w:t>занемарљиво</w:t>
+            </w:r>
+            <w:proofErr w:type="spellEnd"/>
+            <w:r>
+              <w:rPr>
+                <w:color w:val="000000" w:themeColor="text1"/>
+              </w:rPr>
+              <w:t xml:space="preserve"> (±1, </w:t>
+            </w:r>
+            <w:proofErr w:type="spellStart"/>
+            <w:r>
+              <w:rPr>
+                <w:color w:val="000000" w:themeColor="text1"/>
+              </w:rPr>
+              <w:t>шум</w:t>
+            </w:r>
+            <w:proofErr w:type="spellEnd"/>
+            <w:r>
+              <w:rPr>
+                <w:color w:val="000000" w:themeColor="text1"/>
+              </w:rPr>
+              <w:t>)</w:t>
+            </w:r>
+          </w:p>
+        </w:tc>
+      </w:tr>
+      <w:tr>
+        <w:trPr>
+          <w:tblCellSpacing w:w="15" w:type="dxa"/>
+        </w:trPr>
+        <w:tc>
+          <w:tcPr>
+            <w:tcW w:w="0" w:type="auto"/>
+            <w:vAlign w:val="center"/>
+            <w:hideMark/>
+          </w:tcPr>
+          <w:p>
+            <w:pPr>
+              <w:rPr>
+                <w:color w:val="000000" w:themeColor="text1"/>
+              </w:rPr>
+            </w:pPr>
+            <w:r>
+              <w:rPr>
+                <w:color w:val="000000" w:themeColor="text1"/>
+              </w:rPr>
+              <w:t>return -</w:t>
+            </w:r>
+            <w:proofErr w:type="spellStart"/>
+            <w:r>
+              <w:rPr>
+                <w:color w:val="000000" w:themeColor="text1"/>
+              </w:rPr>
+              <w:t>Os</w:t>
+            </w:r>
+            <w:proofErr w:type="spellEnd"/>
+          </w:p>
+        </w:tc>
+        <w:tc>
+          <w:tcPr>
+            <w:tcW w:w="0" w:type="auto"/>
+            <w:vAlign w:val="center"/>
+            <w:hideMark/>
+          </w:tcPr>
+          <w:p>
+            <w:pPr>
+              <w:rPr>
+                <w:color w:val="000000" w:themeColor="text1"/>
+              </w:rPr>
+            </w:pPr>
+            <w:r>
+              <w:rPr>
+                <w:color w:val="000000" w:themeColor="text1"/>
+              </w:rPr>
+              <w:t>60</w:t>
+            </w:r>
+          </w:p>
+        </w:tc>
+        <w:tc>
+          <w:tcPr>
+            <w:tcW w:w="0" w:type="auto"/>
+            <w:vAlign w:val="center"/>
+            <w:hideMark/>
+          </w:tcPr>
+          <w:p>
+            <w:pPr>
+              <w:rPr>
+                <w:color w:val="000000" w:themeColor="text1"/>
+              </w:rPr>
+            </w:pPr>
+            <w:r>
+              <w:rPr>
+                <w:color w:val="000000" w:themeColor="text1"/>
+              </w:rPr>
+              <w:t>60</w:t>
+            </w:r>
+          </w:p>
+        </w:tc>
+        <w:tc>
+          <w:tcPr>
+            <w:tcW w:w="0" w:type="auto"/>
+            <w:vAlign w:val="center"/>
+            <w:hideMark/>
+          </w:tcPr>
+          <w:p>
+            <w:pPr>
+              <w:rPr>
+                <w:color w:val="000000" w:themeColor="text1"/>
+              </w:rPr>
+            </w:pPr>
+            <w:proofErr w:type="spellStart"/>
+            <w:r>
+              <w:rPr>
+                <w:color w:val="000000" w:themeColor="text1"/>
+              </w:rPr>
+              <w:t>идентично</w:t>
+            </w:r>
+            <w:proofErr w:type="spellEnd"/>
+          </w:p>
+        </w:tc>
+      </w:tr>
+      <w:tr>
+        <w:trPr>
+          <w:tblCellSpacing w:w="15" w:type="dxa"/>
+        </w:trPr>
+        <w:tc>
+          <w:tcPr>
+            <w:tcW w:w="0" w:type="auto"/>
+            <w:vAlign w:val="center"/>
+            <w:hideMark/>
+          </w:tcPr>
+          <w:p>
+            <w:pPr>
+              <w:rPr>
+                <w:color w:val="000000" w:themeColor="text1"/>
+              </w:rPr>
+            </w:pPr>
+            <w:r>
+              <w:rPr>
+                <w:color w:val="000000" w:themeColor="text1"/>
+              </w:rPr>
+              <w:t>return -O2</w:t>
+            </w:r>
+          </w:p>
+        </w:tc>
+        <w:tc>
+          <w:tcPr>
+            <w:tcW w:w="0" w:type="auto"/>
+            <w:vAlign w:val="center"/>
+            <w:hideMark/>
+          </w:tcPr>
+          <w:p>
+            <w:pPr>
+              <w:rPr>
+                <w:color w:val="000000" w:themeColor="text1"/>
+              </w:rPr>
+            </w:pPr>
+            <w:r>
+              <w:rPr>
+                <w:color w:val="000000" w:themeColor="text1"/>
+              </w:rPr>
+              <w:t>59</w:t>
+            </w:r>
+          </w:p>
+        </w:tc>
+        <w:tc>
+          <w:tcPr>
+            <w:tcW w:w="0" w:type="auto"/>
+            <w:vAlign w:val="center"/>
+            <w:hideMark/>
+          </w:tcPr>
+          <w:p>
+            <w:pPr>
+              <w:rPr>
+                <w:color w:val="000000" w:themeColor="text1"/>
+              </w:rPr>
+            </w:pPr>
+            <w:r>
+              <w:rPr>
+                <w:color w:val="000000" w:themeColor="text1"/>
+              </w:rPr>
+              <w:t>59</w:t>
+            </w:r>
+          </w:p>
+        </w:tc>
+        <w:tc>
+          <w:tcPr>
+            <w:tcW w:w="0" w:type="auto"/>
+            <w:vAlign w:val="center"/>
+            <w:hideMark/>
+          </w:tcPr>
+          <w:p>
+            <w:pPr>
+              <w:rPr>
+                <w:color w:val="000000" w:themeColor="text1"/>
+              </w:rPr>
+            </w:pPr>
+            <w:proofErr w:type="spellStart"/>
+            <w:r>
+              <w:rPr>
+                <w:color w:val="000000" w:themeColor="text1"/>
+              </w:rPr>
+              <w:t>идентично</w:t>
+            </w:r>
+            <w:proofErr w:type="spellEnd"/>
+          </w:p>
+        </w:tc>
+      </w:tr>
+      <w:tr>
+        <w:trPr>
+          <w:tblCellSpacing w:w="15" w:type="dxa"/>
+        </w:trPr>
+        <w:tc>
+          <w:tcPr>
+            <w:tcW w:w="0" w:type="auto"/>
+            <w:vAlign w:val="center"/>
+            <w:hideMark/>
+          </w:tcPr>
+          <w:p>
+            <w:pPr>
+              <w:rPr>
+                <w:color w:val="000000" w:themeColor="text1"/>
+              </w:rPr>
+            </w:pPr>
+            <w:r>
+              <w:rPr>
+                <w:color w:val="000000" w:themeColor="text1"/>
+              </w:rPr>
+              <w:t>break -O0</w:t>
+            </w:r>
+          </w:p>
+        </w:tc>
+        <w:tc>
+          <w:tcPr>
+            <w:tcW w:w="0" w:type="auto"/>
+            <w:vAlign w:val="center"/>
+            <w:hideMark/>
+          </w:tcPr>
+          <w:p>
+            <w:pPr>
+              <w:rPr>
+                <w:color w:val="000000" w:themeColor="text1"/>
+              </w:rPr>
+            </w:pPr>
+            <w:r>
+              <w:rPr>
+                <w:color w:val="000000" w:themeColor="text1"/>
+              </w:rPr>
+              <w:t>157</w:t>
+            </w:r>
+          </w:p>
+        </w:tc>
+        <w:tc>
+          <w:tcPr>
+            <w:tcW w:w="0" w:type="auto"/>
+            <w:vAlign w:val="center"/>
+            <w:hideMark/>
+          </w:tcPr>
+          <w:p>
+            <w:pPr>
+              <w:rPr>
+                <w:color w:val="000000" w:themeColor="text1"/>
+              </w:rPr>
+            </w:pPr>
+            <w:r>
+              <w:rPr>
+                <w:color w:val="000000" w:themeColor="text1"/>
+              </w:rPr>
+              <w:t>157</w:t>
+            </w:r>
+          </w:p>
+        </w:tc>
+        <w:tc>
+          <w:tcPr>
+            <w:tcW w:w="0" w:type="auto"/>
+            <w:vAlign w:val="center"/>
+            <w:hideMark/>
+          </w:tcPr>
+          <w:p>
+            <w:pPr>
+              <w:rPr>
+                <w:color w:val="000000" w:themeColor="text1"/>
+              </w:rPr>
+            </w:pPr>
+            <w:proofErr w:type="spellStart"/>
+            <w:r>
+              <w:rPr>
+                <w:color w:val="000000" w:themeColor="text1"/>
+              </w:rPr>
+              <w:t>идентично</w:t>
+            </w:r>
+            <w:proofErr w:type="spellEnd"/>
+          </w:p>
+        </w:tc>
+      </w:tr>
+      <w:tr>
+        <w:trPr>
+          <w:tblCellSpacing w:w="15" w:type="dxa"/>
+        </w:trPr>
+        <w:tc>
+          <w:tcPr>
+            <w:tcW w:w="0" w:type="auto"/>
+            <w:vAlign w:val="center"/>
+            <w:hideMark/>
+          </w:tcPr>
+          <w:p>
+            <w:pPr>
+              <w:rPr>
+                <w:color w:val="000000" w:themeColor="text1"/>
+              </w:rPr>
+            </w:pPr>
+            <w:r>
+              <w:rPr>
+                <w:color w:val="000000" w:themeColor="text1"/>
+              </w:rPr>
+              <w:t>break -</w:t>
+            </w:r>
+            <w:proofErr w:type="spellStart"/>
+            <w:r>
+              <w:rPr>
+                <w:color w:val="000000" w:themeColor="text1"/>
+              </w:rPr>
+              <w:t>Os</w:t>
+            </w:r>
+            <w:proofErr w:type="spellEnd"/>
+          </w:p>
+        </w:tc>
+        <w:tc>
+          <w:tcPr>
+            <w:tcW w:w="0" w:type="auto"/>
+            <w:vAlign w:val="center"/>
+            <w:hideMark/>
+          </w:tcPr>
+          <w:p>
+            <w:pPr>
+              <w:rPr>
+                <w:color w:val="000000" w:themeColor="text1"/>
+              </w:rPr>
+            </w:pPr>
+            <w:r>
+              <w:rPr>
+                <w:color w:val="000000" w:themeColor="text1"/>
+              </w:rPr>
+              <w:t>60</w:t>
+            </w:r>
+          </w:p>
+        </w:tc>
+        <w:tc>
+          <w:tcPr>
+            <w:tcW w:w="0" w:type="auto"/>
+            <w:vAlign w:val="center"/>
+            <w:hideMark/>
+          </w:tcPr>
+          <w:p>
+            <w:pPr>
+              <w:rPr>
+                <w:color w:val="000000" w:themeColor="text1"/>
+              </w:rPr>
+            </w:pPr>
+            <w:r>
+              <w:rPr>
+                <w:color w:val="000000" w:themeColor="text1"/>
+              </w:rPr>
+              <w:t>60</w:t>
+            </w:r>
+          </w:p>
+        </w:tc>
+        <w:tc>
+          <w:tcPr>
+            <w:tcW w:w="0" w:type="auto"/>
+            <w:vAlign w:val="center"/>
+            <w:hideMark/>
+          </w:tcPr>
+          <w:p>
+            <w:pPr>
+              <w:rPr>
+                <w:color w:val="000000" w:themeColor="text1"/>
+              </w:rPr>
+            </w:pPr>
+            <w:proofErr w:type="spellStart"/>
+            <w:r>
+              <w:rPr>
+                <w:color w:val="000000" w:themeColor="text1"/>
+              </w:rPr>
+              <w:t>идентично</w:t>
+            </w:r>
+            <w:proofErr w:type="spellEnd"/>
+          </w:p>
+        </w:tc>
+      </w:tr>
+    </w:tbl>
+    <w:p>
+      <w:pPr>
+        <w:rPr>
+          <w:color w:val="000000" w:themeColor="text1"/>
+        </w:rPr>
+      </w:pPr>
+    </w:p>
+    <w:p>
+      <w:pPr>
+        <w:rPr>
+          <w:color w:val="000000" w:themeColor="text1"/>
+          <w:lang w:val="ru-RU"/>
+        </w:rPr>
+      </w:pPr>
+      <w:proofErr w:type="spellStart"/>
+      <w:r>
+        <w:rPr>
+          <w:color w:val="000000" w:themeColor="text1"/>
+        </w:rPr>
+        <w:t>Да</w:t>
+      </w:r>
+      <w:proofErr w:type="spellEnd"/>
+      <w:r>
+        <w:rPr>
+          <w:color w:val="000000" w:themeColor="text1"/>
+        </w:rPr>
+        <w:t xml:space="preserve"> </w:t>
+      </w:r>
+      <w:proofErr w:type="spellStart"/>
+      <w:r>
+        <w:rPr>
+          <w:color w:val="000000" w:themeColor="text1"/>
+        </w:rPr>
+        <w:t>би</w:t>
+      </w:r>
+      <w:proofErr w:type="spellEnd"/>
+      <w:r>
+        <w:rPr>
+          <w:color w:val="000000" w:themeColor="text1"/>
+        </w:rPr>
+        <w:t xml:space="preserve"> </w:t>
+      </w:r>
+      <w:proofErr w:type="spellStart"/>
+      <w:r>
+        <w:rPr>
+          <w:color w:val="000000" w:themeColor="text1"/>
+        </w:rPr>
+        <w:t>се</w:t>
+      </w:r>
+      <w:proofErr w:type="spellEnd"/>
+      <w:r>
+        <w:rPr>
+          <w:color w:val="000000" w:themeColor="text1"/>
+        </w:rPr>
+        <w:t xml:space="preserve"> </w:t>
+      </w:r>
+      <w:proofErr w:type="spellStart"/>
+      <w:r>
+        <w:rPr>
+          <w:color w:val="000000" w:themeColor="text1"/>
+        </w:rPr>
+        <w:t>проверило</w:t>
+      </w:r>
+      <w:proofErr w:type="spellEnd"/>
+      <w:r>
+        <w:rPr>
+          <w:color w:val="000000" w:themeColor="text1"/>
+        </w:rPr>
+        <w:t xml:space="preserve"> </w:t>
+      </w:r>
+      <w:proofErr w:type="spellStart"/>
+      <w:r>
+        <w:rPr>
+          <w:color w:val="000000" w:themeColor="text1"/>
+        </w:rPr>
+        <w:t>да</w:t>
+      </w:r>
+      <w:proofErr w:type="spellEnd"/>
+      <w:r>
+        <w:rPr>
+          <w:color w:val="000000" w:themeColor="text1"/>
+        </w:rPr>
+        <w:t xml:space="preserve"> </w:t>
+      </w:r>
+      <w:proofErr w:type="spellStart"/>
+      <w:r>
+        <w:rPr>
+          <w:color w:val="000000" w:themeColor="text1"/>
+        </w:rPr>
+        <w:t>ли</w:t>
+      </w:r>
+      <w:proofErr w:type="spellEnd"/>
+      <w:r>
+        <w:rPr>
+          <w:color w:val="000000" w:themeColor="text1"/>
+        </w:rPr>
+        <w:t xml:space="preserve"> </w:t>
+      </w:r>
+      <w:proofErr w:type="spellStart"/>
+      <w:r>
+        <w:rPr>
+          <w:color w:val="000000" w:themeColor="text1"/>
+        </w:rPr>
+        <w:t>исти</w:t>
+      </w:r>
+      <w:proofErr w:type="spellEnd"/>
+      <w:r>
+        <w:rPr>
+          <w:color w:val="000000" w:themeColor="text1"/>
+        </w:rPr>
+        <w:t xml:space="preserve"> </w:t>
+      </w:r>
+      <w:proofErr w:type="spellStart"/>
+      <w:r>
+        <w:rPr>
+          <w:color w:val="000000" w:themeColor="text1"/>
+        </w:rPr>
+        <w:t>артефакт</w:t>
+      </w:r>
+      <w:proofErr w:type="spellEnd"/>
+      <w:r>
+        <w:rPr>
+          <w:color w:val="000000" w:themeColor="text1"/>
+        </w:rPr>
+        <w:t xml:space="preserve"> </w:t>
+      </w:r>
+      <w:proofErr w:type="spellStart"/>
+      <w:r>
+        <w:rPr>
+          <w:color w:val="000000" w:themeColor="text1"/>
+        </w:rPr>
+        <w:t>мерења</w:t>
+      </w:r>
+      <w:proofErr w:type="spellEnd"/>
+      <w:r>
+        <w:rPr>
+          <w:color w:val="000000" w:themeColor="text1"/>
+        </w:rPr>
+        <w:t xml:space="preserve">, </w:t>
+      </w:r>
+      <w:proofErr w:type="spellStart"/>
+      <w:r>
+        <w:rPr>
+          <w:color w:val="000000" w:themeColor="text1"/>
+        </w:rPr>
+        <w:t>узрокован</w:t>
+      </w:r>
+      <w:proofErr w:type="spellEnd"/>
+      <w:r>
+        <w:rPr>
+          <w:color w:val="000000" w:themeColor="text1"/>
+        </w:rPr>
+        <w:t xml:space="preserve"> </w:t>
+      </w:r>
+      <w:proofErr w:type="spellStart"/>
+      <w:r>
+        <w:rPr>
+          <w:color w:val="000000" w:themeColor="text1"/>
+        </w:rPr>
+        <w:t>премештањем</w:t>
+      </w:r>
+      <w:proofErr w:type="spellEnd"/>
+      <w:r>
+        <w:rPr>
+          <w:color w:val="000000" w:themeColor="text1"/>
+        </w:rPr>
+        <w:t xml:space="preserve"> </w:t>
+      </w:r>
+      <w:proofErr w:type="spellStart"/>
+      <w:r>
+        <w:rPr>
+          <w:color w:val="000000" w:themeColor="text1"/>
+        </w:rPr>
+        <w:t>инструкција</w:t>
+      </w:r>
+      <w:proofErr w:type="spellEnd"/>
+      <w:r>
+        <w:rPr>
+          <w:color w:val="000000" w:themeColor="text1"/>
+        </w:rPr>
+        <w:t xml:space="preserve"> </w:t>
+      </w:r>
+      <w:proofErr w:type="spellStart"/>
+      <w:r>
+        <w:rPr>
+          <w:color w:val="000000" w:themeColor="text1"/>
+        </w:rPr>
+        <w:t>при</w:t>
+      </w:r>
+      <w:proofErr w:type="spellEnd"/>
+      <w:r>
+        <w:rPr>
+          <w:color w:val="000000" w:themeColor="text1"/>
+        </w:rPr>
+        <w:t xml:space="preserve"> -</w:t>
+      </w:r>
+      <w:proofErr w:type="spellStart"/>
+      <w:r>
+        <w:rPr>
+          <w:color w:val="000000" w:themeColor="text1"/>
+        </w:rPr>
+        <w:t>flto</w:t>
+      </w:r>
+      <w:proofErr w:type="spellEnd"/>
+      <w:r>
+        <w:rPr>
+          <w:color w:val="000000" w:themeColor="text1"/>
+        </w:rPr>
+        <w:t xml:space="preserve"> </w:t>
+      </w:r>
+      <w:proofErr w:type="spellStart"/>
+      <w:r>
+        <w:rPr>
+          <w:color w:val="000000" w:themeColor="text1"/>
+        </w:rPr>
+        <w:t>оптимизацији</w:t>
+      </w:r>
+      <w:proofErr w:type="spellEnd"/>
+      <w:r>
+        <w:rPr>
+          <w:color w:val="000000" w:themeColor="text1"/>
+        </w:rPr>
+        <w:t xml:space="preserve"> </w:t>
+      </w:r>
+      <w:proofErr w:type="spellStart"/>
+      <w:r>
+        <w:rPr>
+          <w:color w:val="000000" w:themeColor="text1"/>
+        </w:rPr>
+        <w:t>на</w:t>
+      </w:r>
+      <w:proofErr w:type="spellEnd"/>
+      <w:r>
+        <w:rPr>
+          <w:color w:val="000000" w:themeColor="text1"/>
+        </w:rPr>
+        <w:t xml:space="preserve"> AVR </w:t>
+      </w:r>
+      <w:proofErr w:type="spellStart"/>
+      <w:r>
+        <w:rPr>
+          <w:color w:val="000000" w:themeColor="text1"/>
+        </w:rPr>
+        <w:t>платформи</w:t>
+      </w:r>
+      <w:proofErr w:type="spellEnd"/>
+      <w:r>
+        <w:rPr>
+          <w:color w:val="000000" w:themeColor="text1"/>
+        </w:rPr>
+        <w:t xml:space="preserve"> (</w:t>
+      </w:r>
+      <w:proofErr w:type="spellStart"/>
+      <w:r>
+        <w:rPr>
+          <w:color w:val="000000" w:themeColor="text1"/>
+        </w:rPr>
+        <w:t>одељак</w:t>
+      </w:r>
+      <w:proofErr w:type="spellEnd"/>
+      <w:r>
+        <w:rPr>
+          <w:color w:val="000000" w:themeColor="text1"/>
+        </w:rPr>
+        <w:t xml:space="preserve"> [X]), </w:t>
+      </w:r>
+      <w:proofErr w:type="spellStart"/>
+      <w:r>
+        <w:rPr>
+          <w:color w:val="000000" w:themeColor="text1"/>
+        </w:rPr>
+        <w:t>постоји</w:t>
+      </w:r>
+      <w:proofErr w:type="spellEnd"/>
+      <w:r>
+        <w:rPr>
+          <w:color w:val="000000" w:themeColor="text1"/>
+        </w:rPr>
+        <w:t xml:space="preserve"> и </w:t>
+      </w:r>
+      <w:proofErr w:type="spellStart"/>
+      <w:r>
+        <w:rPr>
+          <w:color w:val="000000" w:themeColor="text1"/>
+        </w:rPr>
+        <w:t>на</w:t>
+      </w:r>
+      <w:proofErr w:type="spellEnd"/>
+      <w:r>
+        <w:rPr>
+          <w:color w:val="000000" w:themeColor="text1"/>
+        </w:rPr>
+        <w:t xml:space="preserve"> ESP32 (Xtensa) </w:t>
+      </w:r>
+      <w:proofErr w:type="spellStart"/>
+      <w:r>
+        <w:rPr>
+          <w:color w:val="000000" w:themeColor="text1"/>
+        </w:rPr>
+        <w:t>архитектури</w:t>
+      </w:r>
+      <w:proofErr w:type="spellEnd"/>
+      <w:r>
+        <w:rPr>
+          <w:color w:val="000000" w:themeColor="text1"/>
+        </w:rPr>
+        <w:t xml:space="preserve">, </w:t>
+      </w:r>
+      <w:proofErr w:type="spellStart"/>
+      <w:r>
+        <w:rPr>
+          <w:color w:val="000000" w:themeColor="text1"/>
+        </w:rPr>
+        <w:t>спроведено</w:t>
+      </w:r>
+      <w:proofErr w:type="spellEnd"/>
+      <w:r>
+        <w:rPr>
+          <w:color w:val="000000" w:themeColor="text1"/>
+        </w:rPr>
+        <w:t xml:space="preserve"> </w:t>
+      </w:r>
+      <w:proofErr w:type="spellStart"/>
+      <w:r>
+        <w:rPr>
+          <w:color w:val="000000" w:themeColor="text1"/>
+        </w:rPr>
+        <w:t>је</w:t>
+      </w:r>
+      <w:proofErr w:type="spellEnd"/>
+      <w:r>
+        <w:rPr>
+          <w:color w:val="000000" w:themeColor="text1"/>
+        </w:rPr>
+        <w:t xml:space="preserve"> </w:t>
+      </w:r>
+      <w:proofErr w:type="spellStart"/>
+      <w:r>
+        <w:rPr>
+          <w:color w:val="000000" w:themeColor="text1"/>
+        </w:rPr>
+        <w:t>контролно</w:t>
+      </w:r>
+      <w:proofErr w:type="spellEnd"/>
+      <w:r>
+        <w:rPr>
+          <w:color w:val="000000" w:themeColor="text1"/>
+        </w:rPr>
+        <w:t xml:space="preserve"> </w:t>
+      </w:r>
+      <w:proofErr w:type="spellStart"/>
+      <w:r>
+        <w:rPr>
+          <w:color w:val="000000" w:themeColor="text1"/>
+        </w:rPr>
+        <w:t>поређење</w:t>
+      </w:r>
+      <w:proofErr w:type="spellEnd"/>
+      <w:r>
+        <w:rPr>
+          <w:color w:val="000000" w:themeColor="text1"/>
+        </w:rPr>
+        <w:t xml:space="preserve"> </w:t>
+      </w:r>
+      <w:proofErr w:type="spellStart"/>
+      <w:r>
+        <w:rPr>
+          <w:color w:val="000000" w:themeColor="text1"/>
+        </w:rPr>
+        <w:t>за</w:t>
+      </w:r>
+      <w:proofErr w:type="spellEnd"/>
+      <w:r>
+        <w:rPr>
+          <w:color w:val="000000" w:themeColor="text1"/>
+        </w:rPr>
+        <w:t xml:space="preserve"> </w:t>
+      </w:r>
+      <w:proofErr w:type="spellStart"/>
+      <w:r>
+        <w:rPr>
+          <w:color w:val="000000" w:themeColor="text1"/>
+        </w:rPr>
+        <w:t>два</w:t>
+      </w:r>
+      <w:proofErr w:type="spellEnd"/>
+      <w:r>
+        <w:rPr>
+          <w:color w:val="000000" w:themeColor="text1"/>
+        </w:rPr>
+        <w:t xml:space="preserve"> pattern-а (Nested Switch — return и break </w:t>
+      </w:r>
+      <w:proofErr w:type="spellStart"/>
+      <w:r>
+        <w:rPr>
+          <w:color w:val="000000" w:themeColor="text1"/>
+        </w:rPr>
+        <w:t>варијанте</w:t>
+      </w:r>
+      <w:proofErr w:type="spellEnd"/>
+      <w:r>
+        <w:rPr>
+          <w:color w:val="000000" w:themeColor="text1"/>
+        </w:rPr>
+        <w:t xml:space="preserve">): </w:t>
+      </w:r>
+      <w:proofErr w:type="spellStart"/>
+      <w:r>
+        <w:rPr>
+          <w:color w:val="000000" w:themeColor="text1"/>
+        </w:rPr>
+        <w:t>измерен</w:t>
+      </w:r>
+      <w:proofErr w:type="spellEnd"/>
+      <w:r>
+        <w:rPr>
+          <w:color w:val="000000" w:themeColor="text1"/>
+        </w:rPr>
+        <w:t xml:space="preserve"> </w:t>
+      </w:r>
+      <w:proofErr w:type="spellStart"/>
+      <w:r>
+        <w:rPr>
+          <w:color w:val="000000" w:themeColor="text1"/>
+        </w:rPr>
+        <w:t>је</w:t>
+      </w:r>
+      <w:proofErr w:type="spellEnd"/>
+      <w:r>
+        <w:rPr>
+          <w:color w:val="000000" w:themeColor="text1"/>
+        </w:rPr>
+        <w:t xml:space="preserve"> </w:t>
+      </w:r>
+      <w:proofErr w:type="spellStart"/>
+      <w:r>
+        <w:rPr>
+          <w:color w:val="000000" w:themeColor="text1"/>
+        </w:rPr>
+        <w:t>просечан</w:t>
+      </w:r>
+      <w:proofErr w:type="spellEnd"/>
+      <w:r>
+        <w:rPr>
+          <w:color w:val="000000" w:themeColor="text1"/>
+        </w:rPr>
+        <w:t xml:space="preserve"> </w:t>
+      </w:r>
+      <w:proofErr w:type="spellStart"/>
+      <w:r>
+        <w:rPr>
+          <w:color w:val="000000" w:themeColor="text1"/>
+        </w:rPr>
+        <w:t>број</w:t>
+      </w:r>
+      <w:proofErr w:type="spellEnd"/>
+      <w:r>
+        <w:rPr>
+          <w:color w:val="000000" w:themeColor="text1"/>
+        </w:rPr>
+        <w:t xml:space="preserve"> </w:t>
+      </w:r>
+      <w:proofErr w:type="spellStart"/>
+      <w:r>
+        <w:rPr>
+          <w:color w:val="000000" w:themeColor="text1"/>
+        </w:rPr>
+        <w:t>циклуса</w:t>
+      </w:r>
+      <w:proofErr w:type="spellEnd"/>
+      <w:r>
+        <w:rPr>
+          <w:color w:val="000000" w:themeColor="text1"/>
+        </w:rPr>
+        <w:t xml:space="preserve"> и </w:t>
+      </w:r>
+      <w:proofErr w:type="spellStart"/>
+      <w:r>
+        <w:rPr>
+          <w:color w:val="000000" w:themeColor="text1"/>
+        </w:rPr>
+        <w:t>са</w:t>
+      </w:r>
+      <w:proofErr w:type="spellEnd"/>
+      <w:r>
+        <w:rPr>
+          <w:color w:val="000000" w:themeColor="text1"/>
+        </w:rPr>
+        <w:t xml:space="preserve"> </w:t>
+      </w:r>
+      <w:proofErr w:type="spellStart"/>
+      <w:r>
+        <w:rPr>
+          <w:color w:val="000000" w:themeColor="text1"/>
+        </w:rPr>
+        <w:t>унапред</w:t>
+      </w:r>
+      <w:proofErr w:type="spellEnd"/>
+      <w:r>
+        <w:rPr>
+          <w:color w:val="000000" w:themeColor="text1"/>
+        </w:rPr>
+        <w:t xml:space="preserve"> </w:t>
+      </w:r>
+      <w:proofErr w:type="spellStart"/>
+      <w:r>
+        <w:rPr>
+          <w:color w:val="000000" w:themeColor="text1"/>
+        </w:rPr>
+        <w:t>генерисаним</w:t>
+      </w:r>
+      <w:proofErr w:type="spellEnd"/>
+      <w:r>
+        <w:rPr>
+          <w:color w:val="000000" w:themeColor="text1"/>
+        </w:rPr>
+        <w:t xml:space="preserve"> </w:t>
+      </w:r>
+      <w:proofErr w:type="spellStart"/>
+      <w:r>
+        <w:rPr>
+          <w:color w:val="000000" w:themeColor="text1"/>
+        </w:rPr>
+        <w:t>низом</w:t>
+      </w:r>
+      <w:proofErr w:type="spellEnd"/>
+      <w:r>
+        <w:rPr>
+          <w:color w:val="000000" w:themeColor="text1"/>
+        </w:rPr>
+        <w:t xml:space="preserve"> </w:t>
+      </w:r>
+      <w:proofErr w:type="spellStart"/>
+      <w:r>
+        <w:rPr>
+          <w:color w:val="000000" w:themeColor="text1"/>
+        </w:rPr>
+        <w:t>догађаја</w:t>
+      </w:r>
+      <w:proofErr w:type="spellEnd"/>
+      <w:r>
+        <w:rPr>
+          <w:color w:val="000000" w:themeColor="text1"/>
+        </w:rPr>
+        <w:t xml:space="preserve">, и </w:t>
+      </w:r>
+      <w:proofErr w:type="spellStart"/>
+      <w:r>
+        <w:rPr>
+          <w:color w:val="000000" w:themeColor="text1"/>
+        </w:rPr>
+        <w:t>са</w:t>
+      </w:r>
+      <w:proofErr w:type="spellEnd"/>
+      <w:r>
+        <w:rPr>
+          <w:color w:val="000000" w:themeColor="text1"/>
+        </w:rPr>
+        <w:t xml:space="preserve"> </w:t>
+      </w:r>
+      <w:proofErr w:type="spellStart"/>
+      <w:r>
+        <w:rPr>
+          <w:color w:val="000000" w:themeColor="text1"/>
+        </w:rPr>
+        <w:t>директним</w:t>
+      </w:r>
+      <w:proofErr w:type="spellEnd"/>
+      <w:r>
+        <w:rPr>
+          <w:color w:val="000000" w:themeColor="text1"/>
+        </w:rPr>
+        <w:t xml:space="preserve"> </w:t>
+      </w:r>
+      <w:proofErr w:type="spellStart"/>
+      <w:r>
+        <w:rPr>
+          <w:color w:val="000000" w:themeColor="text1"/>
+        </w:rPr>
+        <w:t>позивом</w:t>
+      </w:r>
+      <w:proofErr w:type="spellEnd"/>
+      <w:r>
+        <w:rPr>
+          <w:color w:val="000000" w:themeColor="text1"/>
+        </w:rPr>
+        <w:t xml:space="preserve"> </w:t>
+      </w:r>
+      <w:proofErr w:type="gramStart"/>
+      <w:r>
+        <w:rPr>
+          <w:color w:val="000000" w:themeColor="text1"/>
+        </w:rPr>
+        <w:t>rand(</w:t>
+      </w:r>
+      <w:proofErr w:type="gramEnd"/>
+      <w:r>
+        <w:rPr>
+          <w:color w:val="000000" w:themeColor="text1"/>
+        </w:rPr>
+        <w:t xml:space="preserve">) % NUM_EVENTS </w:t>
+      </w:r>
+      <w:proofErr w:type="spellStart"/>
+      <w:r>
+        <w:rPr>
+          <w:color w:val="000000" w:themeColor="text1"/>
+        </w:rPr>
+        <w:t>унутар</w:t>
+      </w:r>
+      <w:proofErr w:type="spellEnd"/>
+      <w:r>
+        <w:rPr>
+          <w:color w:val="000000" w:themeColor="text1"/>
+        </w:rPr>
+        <w:t xml:space="preserve"> </w:t>
+      </w:r>
+      <w:proofErr w:type="spellStart"/>
+      <w:r>
+        <w:rPr>
+          <w:color w:val="000000" w:themeColor="text1"/>
+        </w:rPr>
+        <w:t>мерене</w:t>
+      </w:r>
+      <w:proofErr w:type="spellEnd"/>
+      <w:r>
+        <w:rPr>
+          <w:color w:val="000000" w:themeColor="text1"/>
+        </w:rPr>
+        <w:t xml:space="preserve"> </w:t>
+      </w:r>
+      <w:proofErr w:type="spellStart"/>
+      <w:r>
+        <w:rPr>
+          <w:color w:val="000000" w:themeColor="text1"/>
+        </w:rPr>
+        <w:t>петље</w:t>
+      </w:r>
+      <w:proofErr w:type="spellEnd"/>
+      <w:r>
+        <w:rPr>
+          <w:color w:val="000000" w:themeColor="text1"/>
+        </w:rPr>
+        <w:t xml:space="preserve">. </w:t>
+      </w:r>
+      <w:r>
+        <w:rPr>
+          <w:color w:val="000000" w:themeColor="text1"/>
+          <w:lang w:val="ru-RU"/>
+        </w:rPr>
+        <w:t xml:space="preserve">Резултати показују занемарљиву разлику (испод 1 циклуса, у оквиру нормалног мерног шума) на сва три нивоа оптимизације, за оба стила писања кода — за разлику од </w:t>
+      </w:r>
+      <w:r>
+        <w:rPr>
+          <w:color w:val="000000" w:themeColor="text1"/>
+        </w:rPr>
+        <w:t>AVR</w:t>
+      </w:r>
+      <w:r>
+        <w:rPr>
+          <w:color w:val="000000" w:themeColor="text1"/>
+          <w:lang w:val="ru-RU"/>
+        </w:rPr>
+        <w:t xml:space="preserve"> платформе, где је идентична измена узроковала разлику од 7 до 15 пута. Ово потврђује да </w:t>
+      </w:r>
+      <w:r>
+        <w:rPr>
+          <w:color w:val="000000" w:themeColor="text1"/>
+        </w:rPr>
+        <w:t>Xtensa</w:t>
+      </w:r>
+      <w:r>
+        <w:rPr>
+          <w:color w:val="000000" w:themeColor="text1"/>
+          <w:lang w:val="ru-RU"/>
+        </w:rPr>
+        <w:t xml:space="preserve"> архитектура, захваљујући хардверској подршци за операцију дељења (за разлику од </w:t>
+      </w:r>
+      <w:r>
+        <w:rPr>
+          <w:color w:val="000000" w:themeColor="text1"/>
+        </w:rPr>
+        <w:t>AVR</w:t>
+      </w:r>
+      <w:r>
+        <w:rPr>
+          <w:color w:val="000000" w:themeColor="text1"/>
+          <w:lang w:val="ru-RU"/>
+        </w:rPr>
+        <w:t xml:space="preserve">-а, где се 16-битно дељење извршава софтверском рутином), не пати од истог артефакта премештања инструкција, чиме је </w:t>
+      </w:r>
+      <w:r>
+        <w:rPr>
+          <w:color w:val="000000" w:themeColor="text1"/>
+        </w:rPr>
+        <w:t>precomputed</w:t>
+      </w:r>
+      <w:r>
+        <w:rPr>
+          <w:color w:val="000000" w:themeColor="text1"/>
+          <w:lang w:val="ru-RU"/>
+        </w:rPr>
+        <w:t>_</w:t>
+      </w:r>
+      <w:r>
+        <w:rPr>
+          <w:color w:val="000000" w:themeColor="text1"/>
+        </w:rPr>
+        <w:t>events</w:t>
+      </w:r>
+      <w:r>
+        <w:rPr>
+          <w:color w:val="000000" w:themeColor="text1"/>
+          <w:lang w:val="ru-RU"/>
+        </w:rPr>
+        <w:t xml:space="preserve"> низ на </w:t>
+      </w:r>
+      <w:r>
+        <w:rPr>
+          <w:color w:val="000000" w:themeColor="text1"/>
+        </w:rPr>
+        <w:t>ESP</w:t>
+      </w:r>
+      <w:r>
+        <w:rPr>
+          <w:color w:val="000000" w:themeColor="text1"/>
+          <w:lang w:val="ru-RU"/>
+        </w:rPr>
+        <w:t xml:space="preserve">32 платформи задржан искључиво ради методолошке доследности мерења између две платформе, не из функционалне неопходности. Уклањањем овог низа радна меморија смањује се за тачно 1000 бајтова по имплементацији (потврђено измереним падом </w:t>
+      </w:r>
+      <w:r>
+        <w:rPr>
+          <w:color w:val="000000" w:themeColor="text1"/>
+        </w:rPr>
+        <w:t>RAM</w:t>
+      </w:r>
+      <w:r>
+        <w:rPr>
+          <w:color w:val="000000" w:themeColor="text1"/>
+          <w:lang w:val="ru-RU"/>
+        </w:rPr>
+        <w:t xml:space="preserve"> заузећа са 22596 на 21596 бајтова), што уклањањем истог низа са свих једанаест тестираних имплементација </w:t>
+      </w:r>
+      <w:r>
+        <w:rPr>
+          <w:color w:val="000000" w:themeColor="text1"/>
+          <w:lang w:val="ru-RU"/>
+        </w:rPr>
+        <w:lastRenderedPageBreak/>
+        <w:t xml:space="preserve">доноси уштеду од укупно 11000 бајтова. Иако </w:t>
+      </w:r>
+      <w:r>
+        <w:rPr>
+          <w:color w:val="000000" w:themeColor="text1"/>
+        </w:rPr>
+        <w:t>ESP</w:t>
+      </w:r>
+      <w:r>
+        <w:rPr>
+          <w:color w:val="000000" w:themeColor="text1"/>
+          <w:lang w:val="ru-RU"/>
+        </w:rPr>
+        <w:t xml:space="preserve">32 платформа располаже знатно већим ресурсима у односу на </w:t>
+      </w:r>
+      <w:r>
+        <w:rPr>
+          <w:color w:val="000000" w:themeColor="text1"/>
+        </w:rPr>
+        <w:t>AVR</w:t>
+      </w:r>
+      <w:r>
+        <w:rPr>
+          <w:color w:val="000000" w:themeColor="text1"/>
+          <w:lang w:val="ru-RU"/>
+        </w:rPr>
+        <w:t xml:space="preserve"> (~320 </w:t>
+      </w:r>
+      <w:r>
+        <w:rPr>
+          <w:color w:val="000000" w:themeColor="text1"/>
+        </w:rPr>
+        <w:t>KB</w:t>
+      </w:r>
+      <w:r>
+        <w:rPr>
+          <w:color w:val="000000" w:themeColor="text1"/>
+          <w:lang w:val="ru-RU"/>
+        </w:rPr>
+        <w:t xml:space="preserve"> наспрам 2 </w:t>
+      </w:r>
+      <w:r>
+        <w:rPr>
+          <w:color w:val="000000" w:themeColor="text1"/>
+        </w:rPr>
+        <w:t>KB</w:t>
+      </w:r>
+      <w:r>
+        <w:rPr>
+          <w:color w:val="000000" w:themeColor="text1"/>
+          <w:lang w:val="ru-RU"/>
+        </w:rPr>
+        <w:t xml:space="preserve"> </w:t>
+      </w:r>
+      <w:r>
+        <w:rPr>
+          <w:color w:val="000000" w:themeColor="text1"/>
+        </w:rPr>
+        <w:t>SRAM</w:t>
+      </w:r>
+      <w:r>
+        <w:rPr>
+          <w:color w:val="000000" w:themeColor="text1"/>
+          <w:lang w:val="ru-RU"/>
+        </w:rPr>
+        <w:t xml:space="preserve">-а), па 1000 бајтова по имплементацији не представља ризик по стабилност рада система какав је представљао на </w:t>
+      </w:r>
+      <w:r>
+        <w:rPr>
+          <w:color w:val="000000" w:themeColor="text1"/>
+        </w:rPr>
+        <w:t>AVR</w:t>
+      </w:r>
+      <w:r>
+        <w:rPr>
+          <w:color w:val="000000" w:themeColor="text1"/>
+          <w:lang w:val="ru-RU"/>
+        </w:rPr>
+        <w:t xml:space="preserve"> платформи, реч је и даље о непотребном трошку који нема функционално оправдање на овој архитектури, будући да измерена разлика у перформансама не постоји.</w:t>
+      </w:r>
+    </w:p>
+    <w:p>
+      <w:pPr>
+        <w:rPr>
+          <w:b/>
+          <w:bCs/>
+          <w:color w:val="000000" w:themeColor="text1"/>
+        </w:rPr>
+      </w:pPr>
+    </w:p>
+    <w:p>
+      <w:pPr>
+        <w:rPr>
+          <w:b/>
+          <w:bCs/>
+          <w:color w:val="000000" w:themeColor="text1"/>
+          <w:lang w:val="ru-RU"/>
+        </w:rPr>
+      </w:pPr>
+      <w:r>
+        <w:rPr>
+          <w:b/>
+          <w:bCs/>
+          <w:color w:val="000000" w:themeColor="text1"/>
+          <w:lang w:val="ru-RU"/>
+        </w:rPr>
+        <w:t xml:space="preserve">Резултати мерења на </w:t>
+      </w:r>
+      <w:r>
+        <w:rPr>
+          <w:b/>
+          <w:bCs/>
+          <w:color w:val="000000" w:themeColor="text1"/>
+        </w:rPr>
+        <w:t>ESP</w:t>
+      </w:r>
+      <w:r>
+        <w:rPr>
+          <w:b/>
+          <w:bCs/>
+          <w:color w:val="000000" w:themeColor="text1"/>
+          <w:lang w:val="ru-RU"/>
+        </w:rPr>
+        <w:t xml:space="preserve">32 платформи — </w:t>
+      </w:r>
+      <w:r>
+        <w:rPr>
+          <w:b/>
+          <w:bCs/>
+          <w:color w:val="000000" w:themeColor="text1"/>
+        </w:rPr>
+        <w:t>MQTT</w:t>
+      </w:r>
+      <w:r>
+        <w:rPr>
+          <w:b/>
+          <w:bCs/>
+          <w:color w:val="000000" w:themeColor="text1"/>
+          <w:lang w:val="ru-RU"/>
+        </w:rPr>
+        <w:t xml:space="preserve"> (16-стања) аутомат</w:t>
+      </w:r>
+    </w:p>
+    <w:p>
+      <w:pPr>
+        <w:rPr>
+          <w:color w:val="000000" w:themeColor="text1"/>
+          <w:lang w:val="ru-RU"/>
+        </w:rPr>
+      </w:pPr>
+      <w:r>
+        <w:rPr>
+          <w:color w:val="000000" w:themeColor="text1"/>
+          <w:lang w:val="ru-RU"/>
+        </w:rPr>
+        <w:t>Табела [</w:t>
+      </w:r>
+      <w:r>
+        <w:rPr>
+          <w:color w:val="000000" w:themeColor="text1"/>
+        </w:rPr>
+        <w:t>X</w:t>
+      </w:r>
+      <w:r>
+        <w:rPr>
+          <w:color w:val="000000" w:themeColor="text1"/>
+          <w:lang w:val="ru-RU"/>
+        </w:rPr>
+        <w:t xml:space="preserve">] приказује измерено заузеће </w:t>
+      </w:r>
+      <w:r>
+        <w:rPr>
+          <w:color w:val="000000" w:themeColor="text1"/>
+        </w:rPr>
+        <w:t>Flash</w:t>
+      </w:r>
+      <w:r>
+        <w:rPr>
+          <w:color w:val="000000" w:themeColor="text1"/>
+          <w:lang w:val="ru-RU"/>
+        </w:rPr>
+        <w:t xml:space="preserve"> и </w:t>
+      </w:r>
+      <w:r>
+        <w:rPr>
+          <w:color w:val="000000" w:themeColor="text1"/>
+        </w:rPr>
+        <w:t>RAM</w:t>
+      </w:r>
+      <w:r>
+        <w:rPr>
+          <w:color w:val="000000" w:themeColor="text1"/>
+          <w:lang w:val="ru-RU"/>
+        </w:rPr>
+        <w:t xml:space="preserve"> меморије, као и статистику броја процесорских циклуса (</w:t>
+      </w:r>
+      <w:r>
+        <w:rPr>
+          <w:color w:val="000000" w:themeColor="text1"/>
+        </w:rPr>
+        <w:t>min</w:t>
+      </w:r>
+      <w:r>
+        <w:rPr>
+          <w:color w:val="000000" w:themeColor="text1"/>
+          <w:lang w:val="ru-RU"/>
+        </w:rPr>
+        <w:t>/</w:t>
+      </w:r>
+      <w:r>
+        <w:rPr>
+          <w:color w:val="000000" w:themeColor="text1"/>
+        </w:rPr>
+        <w:t>avg</w:t>
+      </w:r>
+      <w:r>
+        <w:rPr>
+          <w:color w:val="000000" w:themeColor="text1"/>
+          <w:lang w:val="ru-RU"/>
+        </w:rPr>
+        <w:t>/</w:t>
+      </w:r>
+      <w:r>
+        <w:rPr>
+          <w:color w:val="000000" w:themeColor="text1"/>
+        </w:rPr>
+        <w:t>max</w:t>
+      </w:r>
+      <w:r>
+        <w:rPr>
+          <w:color w:val="000000" w:themeColor="text1"/>
+          <w:lang w:val="ru-RU"/>
+        </w:rPr>
+        <w:t xml:space="preserve">) за свих осам основних имплементационих приступа, тестираних над </w:t>
+      </w:r>
+      <w:r>
+        <w:rPr>
+          <w:color w:val="000000" w:themeColor="text1"/>
+        </w:rPr>
+        <w:t>MQTT</w:t>
+      </w:r>
+      <w:r>
+        <w:rPr>
+          <w:color w:val="000000" w:themeColor="text1"/>
+          <w:lang w:val="ru-RU"/>
+        </w:rPr>
+        <w:t xml:space="preserve"> (16 стања, 9 догађаја, 144 транзиције) аутоматом на </w:t>
+      </w:r>
+      <w:r>
+        <w:rPr>
+          <w:color w:val="000000" w:themeColor="text1"/>
+        </w:rPr>
+        <w:t>ESP</w:t>
+      </w:r>
+      <w:r>
+        <w:rPr>
+          <w:color w:val="000000" w:themeColor="text1"/>
+          <w:lang w:val="ru-RU"/>
+        </w:rPr>
+        <w:t>32 платформи, на сва три испитана нивоа оптимизације преводиоца.</w:t>
+      </w:r>
+    </w:p>
+    <w:p>
+      <w:pPr>
+        <w:rPr>
+          <w:color w:val="000000" w:themeColor="text1"/>
+          <w:lang w:val="ru-RU"/>
+        </w:rPr>
+      </w:pPr>
+      <w:r>
+        <w:rPr>
+          <w:b/>
+          <w:bCs/>
+          <w:color w:val="000000" w:themeColor="text1"/>
+        </w:rPr>
+        <w:t>Return</w:t>
+      </w:r>
+      <w:r>
+        <w:rPr>
+          <w:b/>
+          <w:bCs/>
+          <w:color w:val="000000" w:themeColor="text1"/>
+          <w:lang w:val="ru-RU"/>
+        </w:rPr>
+        <w:t xml:space="preserve"> наспрам </w:t>
+      </w:r>
+      <w:r>
+        <w:rPr>
+          <w:b/>
+          <w:bCs/>
+          <w:color w:val="000000" w:themeColor="text1"/>
+        </w:rPr>
+        <w:t>break</w:t>
+      </w:r>
+      <w:r>
+        <w:rPr>
+          <w:b/>
+          <w:bCs/>
+          <w:color w:val="000000" w:themeColor="text1"/>
+          <w:lang w:val="ru-RU"/>
+        </w:rPr>
+        <w:t xml:space="preserve"> стилска разлика — потпуно нестаје под оптимизацијом, четврта независна потврда.</w:t>
+      </w:r>
+      <w:r>
+        <w:rPr>
+          <w:color w:val="000000" w:themeColor="text1"/>
+          <w:lang w:val="ru-RU"/>
+        </w:rPr>
+        <w:t xml:space="preserve"> На нивоу -</w:t>
+      </w:r>
+      <w:r>
+        <w:rPr>
+          <w:color w:val="000000" w:themeColor="text1"/>
+        </w:rPr>
+        <w:t>O</w:t>
+      </w:r>
+      <w:r>
+        <w:rPr>
+          <w:color w:val="000000" w:themeColor="text1"/>
+          <w:lang w:val="ru-RU"/>
+        </w:rPr>
+        <w:t xml:space="preserve">0, </w:t>
+      </w:r>
+      <w:r>
+        <w:rPr>
+          <w:color w:val="000000" w:themeColor="text1"/>
+        </w:rPr>
+        <w:t>break</w:t>
+      </w:r>
+      <w:r>
+        <w:rPr>
+          <w:color w:val="000000" w:themeColor="text1"/>
+          <w:lang w:val="ru-RU"/>
+        </w:rPr>
+        <w:t xml:space="preserve"> варијанта захтева мерљиво више циклуса од </w:t>
+      </w:r>
+      <w:r>
+        <w:rPr>
+          <w:color w:val="000000" w:themeColor="text1"/>
+        </w:rPr>
+        <w:t>return</w:t>
+      </w:r>
+      <w:r>
+        <w:rPr>
+          <w:color w:val="000000" w:themeColor="text1"/>
+          <w:lang w:val="ru-RU"/>
+        </w:rPr>
+        <w:t xml:space="preserve"> варијанте (157 наспрам 133, разлика од 18%). На -</w:t>
+      </w:r>
+      <w:proofErr w:type="spellStart"/>
+      <w:r>
+        <w:rPr>
+          <w:color w:val="000000" w:themeColor="text1"/>
+        </w:rPr>
+        <w:t>Os</w:t>
+      </w:r>
+      <w:proofErr w:type="spellEnd"/>
+      <w:r>
+        <w:rPr>
+          <w:color w:val="000000" w:themeColor="text1"/>
+          <w:lang w:val="ru-RU"/>
+        </w:rPr>
+        <w:t xml:space="preserve"> и -</w:t>
+      </w:r>
+      <w:r>
+        <w:rPr>
+          <w:color w:val="000000" w:themeColor="text1"/>
+        </w:rPr>
+        <w:t>O</w:t>
+      </w:r>
+      <w:r>
+        <w:rPr>
+          <w:color w:val="000000" w:themeColor="text1"/>
+          <w:lang w:val="ru-RU"/>
+        </w:rPr>
+        <w:t xml:space="preserve">2, обе варијанте дају </w:t>
+      </w:r>
+      <w:r>
+        <w:rPr>
+          <w:b/>
+          <w:bCs/>
+          <w:color w:val="000000" w:themeColor="text1"/>
+          <w:lang w:val="ru-RU"/>
+        </w:rPr>
+        <w:t>идентичне</w:t>
+      </w:r>
+      <w:r>
+        <w:rPr>
+          <w:color w:val="000000" w:themeColor="text1"/>
+          <w:lang w:val="ru-RU"/>
+        </w:rPr>
+        <w:t xml:space="preserve"> резултате до бајта — исти број циклуса (60, затим 59), исто заузеће </w:t>
+      </w:r>
+      <w:r>
+        <w:rPr>
+          <w:color w:val="000000" w:themeColor="text1"/>
+        </w:rPr>
+        <w:t>Flash</w:t>
+      </w:r>
+      <w:r>
+        <w:rPr>
+          <w:color w:val="000000" w:themeColor="text1"/>
+          <w:lang w:val="ru-RU"/>
+        </w:rPr>
+        <w:t xml:space="preserve"> меморије (271601, затим 273001). Ово представља четврту независну потврду истог феномена елиминације мртвог кода у овом раду (</w:t>
+      </w:r>
+      <w:r>
+        <w:rPr>
+          <w:color w:val="000000" w:themeColor="text1"/>
+        </w:rPr>
+        <w:t>AVR</w:t>
+      </w:r>
+      <w:r>
+        <w:rPr>
+          <w:color w:val="000000" w:themeColor="text1"/>
+          <w:lang w:val="ru-RU"/>
+        </w:rPr>
+        <w:t>/</w:t>
+      </w:r>
+      <w:r>
+        <w:rPr>
+          <w:color w:val="000000" w:themeColor="text1"/>
+        </w:rPr>
+        <w:t>Access</w:t>
+      </w:r>
+      <w:r>
+        <w:rPr>
+          <w:color w:val="000000" w:themeColor="text1"/>
+          <w:lang w:val="ru-RU"/>
+        </w:rPr>
+        <w:t xml:space="preserve"> </w:t>
+      </w:r>
+      <w:r>
+        <w:rPr>
+          <w:color w:val="000000" w:themeColor="text1"/>
+        </w:rPr>
+        <w:t>Control</w:t>
+      </w:r>
+      <w:r>
+        <w:rPr>
+          <w:color w:val="000000" w:themeColor="text1"/>
+          <w:lang w:val="ru-RU"/>
+        </w:rPr>
+        <w:t xml:space="preserve">, </w:t>
+      </w:r>
+      <w:r>
+        <w:rPr>
+          <w:color w:val="000000" w:themeColor="text1"/>
+        </w:rPr>
+        <w:t>AVR</w:t>
+      </w:r>
+      <w:r>
+        <w:rPr>
+          <w:color w:val="000000" w:themeColor="text1"/>
+          <w:lang w:val="ru-RU"/>
+        </w:rPr>
+        <w:t>/</w:t>
+      </w:r>
+      <w:r>
+        <w:rPr>
+          <w:color w:val="000000" w:themeColor="text1"/>
+        </w:rPr>
+        <w:t>MQTT</w:t>
+      </w:r>
+      <w:r>
+        <w:rPr>
+          <w:color w:val="000000" w:themeColor="text1"/>
+          <w:lang w:val="ru-RU"/>
+        </w:rPr>
+        <w:t xml:space="preserve">, </w:t>
+      </w:r>
+      <w:r>
+        <w:rPr>
+          <w:color w:val="000000" w:themeColor="text1"/>
+        </w:rPr>
+        <w:t>ESP</w:t>
+      </w:r>
+      <w:r>
+        <w:rPr>
+          <w:color w:val="000000" w:themeColor="text1"/>
+          <w:lang w:val="ru-RU"/>
+        </w:rPr>
+        <w:t>32/</w:t>
+      </w:r>
+      <w:r>
+        <w:rPr>
+          <w:color w:val="000000" w:themeColor="text1"/>
+        </w:rPr>
+        <w:t>Access</w:t>
+      </w:r>
+      <w:r>
+        <w:rPr>
+          <w:color w:val="000000" w:themeColor="text1"/>
+          <w:lang w:val="ru-RU"/>
+        </w:rPr>
+        <w:t xml:space="preserve"> </w:t>
+      </w:r>
+      <w:r>
+        <w:rPr>
+          <w:color w:val="000000" w:themeColor="text1"/>
+        </w:rPr>
+        <w:t>Control</w:t>
+      </w:r>
+      <w:r>
+        <w:rPr>
+          <w:color w:val="000000" w:themeColor="text1"/>
+          <w:lang w:val="ru-RU"/>
+        </w:rPr>
+        <w:t xml:space="preserve">, сада и </w:t>
+      </w:r>
+      <w:r>
+        <w:rPr>
+          <w:color w:val="000000" w:themeColor="text1"/>
+        </w:rPr>
+        <w:t>ESP</w:t>
+      </w:r>
+      <w:r>
+        <w:rPr>
+          <w:color w:val="000000" w:themeColor="text1"/>
+          <w:lang w:val="ru-RU"/>
+        </w:rPr>
+        <w:t>32/</w:t>
+      </w:r>
+      <w:r>
+        <w:rPr>
+          <w:color w:val="000000" w:themeColor="text1"/>
+        </w:rPr>
+        <w:t>MQTT</w:t>
+      </w:r>
+      <w:r>
+        <w:rPr>
+          <w:color w:val="000000" w:themeColor="text1"/>
+          <w:lang w:val="ru-RU"/>
+        </w:rPr>
+        <w:t>), што га чврсто утемељује као општу, архитектонски независну особину оптимизационих пролаза заснованих на елиминацији сувишних привремених промењивих, а не као случајност специфичну за једну комбинацију платформе и аутомата.</w:t>
+      </w:r>
+    </w:p>
+    <w:p>
+      <w:pPr>
+        <w:rPr>
+          <w:color w:val="000000" w:themeColor="text1"/>
+          <w:lang w:val="ru-RU"/>
+        </w:rPr>
+      </w:pPr>
+      <w:r>
+        <w:rPr>
+          <w:b/>
+          <w:bCs/>
+          <w:color w:val="000000" w:themeColor="text1"/>
+        </w:rPr>
+        <w:t>FSM</w:t>
+      </w:r>
+      <w:r>
+        <w:rPr>
+          <w:b/>
+          <w:bCs/>
+          <w:color w:val="000000" w:themeColor="text1"/>
+          <w:lang w:val="ru-RU"/>
+        </w:rPr>
+        <w:t xml:space="preserve"> структурног низа показује драматично, доследно најслабије перформансе — најизраженији </w:t>
+      </w:r>
+      <w:r>
+        <w:rPr>
+          <w:b/>
+          <w:bCs/>
+          <w:color w:val="000000" w:themeColor="text1"/>
+        </w:rPr>
+        <w:t>O</w:t>
+      </w:r>
+      <w:r>
+        <w:rPr>
+          <w:b/>
+          <w:bCs/>
+          <w:color w:val="000000" w:themeColor="text1"/>
+          <w:lang w:val="ru-RU"/>
+        </w:rPr>
+        <w:t>(</w:t>
+      </w:r>
+      <w:r>
+        <w:rPr>
+          <w:b/>
+          <w:bCs/>
+          <w:color w:val="000000" w:themeColor="text1"/>
+        </w:rPr>
+        <w:t>n</w:t>
+      </w:r>
+      <w:r>
+        <w:rPr>
+          <w:b/>
+          <w:bCs/>
+          <w:color w:val="000000" w:themeColor="text1"/>
+          <w:lang w:val="ru-RU"/>
+        </w:rPr>
+        <w:t>) налаз у овом раду.</w:t>
+      </w:r>
+      <w:r>
+        <w:rPr>
+          <w:color w:val="000000" w:themeColor="text1"/>
+          <w:lang w:val="ru-RU"/>
+        </w:rPr>
+        <w:t xml:space="preserve"> За разлику од свих осталих приступа, чији се просечан број циклуса на -</w:t>
+      </w:r>
+      <w:r>
+        <w:rPr>
+          <w:color w:val="000000" w:themeColor="text1"/>
+        </w:rPr>
+        <w:t>O</w:t>
+      </w:r>
+      <w:r>
+        <w:rPr>
+          <w:color w:val="000000" w:themeColor="text1"/>
+          <w:lang w:val="ru-RU"/>
+        </w:rPr>
+        <w:t xml:space="preserve">2 креће у распону 27–123, </w:t>
+      </w:r>
+      <w:r>
+        <w:rPr>
+          <w:color w:val="000000" w:themeColor="text1"/>
+        </w:rPr>
+        <w:t>FSM</w:t>
+      </w:r>
+      <w:r>
+        <w:rPr>
+          <w:color w:val="000000" w:themeColor="text1"/>
+          <w:lang w:val="ru-RU"/>
+        </w:rPr>
+        <w:t xml:space="preserve"> структурног низа захтева </w:t>
+      </w:r>
+      <w:r>
+        <w:rPr>
+          <w:b/>
+          <w:bCs/>
+          <w:color w:val="000000" w:themeColor="text1"/>
+          <w:lang w:val="ru-RU"/>
+        </w:rPr>
+        <w:t>870</w:t>
+      </w:r>
+      <w:r>
+        <w:rPr>
+          <w:color w:val="000000" w:themeColor="text1"/>
+          <w:lang w:val="ru-RU"/>
+        </w:rPr>
+        <w:t xml:space="preserve"> циклуса у просеку — 32 пута више од Директног </w:t>
+      </w:r>
+      <w:r>
+        <w:rPr>
+          <w:color w:val="000000" w:themeColor="text1"/>
+        </w:rPr>
+        <w:t>LUT</w:t>
+      </w:r>
+      <w:r>
+        <w:rPr>
+          <w:color w:val="000000" w:themeColor="text1"/>
+          <w:lang w:val="ru-RU"/>
+        </w:rPr>
+        <w:t xml:space="preserve"> </w:t>
+      </w:r>
+      <w:r>
+        <w:rPr>
+          <w:color w:val="000000" w:themeColor="text1"/>
+        </w:rPr>
+        <w:t>FSM</w:t>
+      </w:r>
+      <w:r>
+        <w:rPr>
+          <w:color w:val="000000" w:themeColor="text1"/>
+          <w:lang w:val="ru-RU"/>
+        </w:rPr>
+        <w:t>-а (27 циклуса) мереног на истом аутомату. Овај однос знатно премашује раније измерене разлике на мањем (</w:t>
+      </w:r>
+      <w:r>
+        <w:rPr>
+          <w:color w:val="000000" w:themeColor="text1"/>
+        </w:rPr>
+        <w:t>Access</w:t>
+      </w:r>
+      <w:r>
+        <w:rPr>
+          <w:color w:val="000000" w:themeColor="text1"/>
+          <w:lang w:val="ru-RU"/>
+        </w:rPr>
+        <w:t xml:space="preserve"> </w:t>
+      </w:r>
+      <w:r>
+        <w:rPr>
+          <w:color w:val="000000" w:themeColor="text1"/>
+        </w:rPr>
+        <w:t>Control</w:t>
+      </w:r>
+      <w:r>
+        <w:rPr>
+          <w:color w:val="000000" w:themeColor="text1"/>
+          <w:lang w:val="ru-RU"/>
+        </w:rPr>
+        <w:t xml:space="preserve">) аутомату, где су разлике између линеарне претраге и директног индексирања биле мерљиве, али реда величине 2–3×, не 30×. Ово је очекивано с обзиром на величину табеле транзиција (144 уноса за </w:t>
+      </w:r>
+      <w:r>
+        <w:rPr>
+          <w:color w:val="000000" w:themeColor="text1"/>
+        </w:rPr>
+        <w:t>MQTT</w:t>
+      </w:r>
+      <w:r>
+        <w:rPr>
+          <w:color w:val="000000" w:themeColor="text1"/>
+          <w:lang w:val="ru-RU"/>
+        </w:rPr>
+        <w:t xml:space="preserve">, наспрам свега 5 за </w:t>
+      </w:r>
+      <w:r>
+        <w:rPr>
+          <w:color w:val="000000" w:themeColor="text1"/>
+        </w:rPr>
+        <w:t>Access</w:t>
+      </w:r>
+      <w:r>
+        <w:rPr>
+          <w:color w:val="000000" w:themeColor="text1"/>
+          <w:lang w:val="ru-RU"/>
+        </w:rPr>
+        <w:t xml:space="preserve"> </w:t>
+      </w:r>
+      <w:r>
+        <w:rPr>
+          <w:color w:val="000000" w:themeColor="text1"/>
+        </w:rPr>
+        <w:t>Control</w:t>
+      </w:r>
+      <w:r>
+        <w:rPr>
+          <w:color w:val="000000" w:themeColor="text1"/>
+          <w:lang w:val="ru-RU"/>
+        </w:rPr>
+        <w:t xml:space="preserve">) — линеарна претрага чија цена расте са позицијом тражене транзиције у табели постаје знатно израженија на аутомату ове величине, пружајући најубедљивију емпиријску потврду </w:t>
+      </w:r>
+      <w:r>
+        <w:rPr>
+          <w:color w:val="000000" w:themeColor="text1"/>
+        </w:rPr>
+        <w:t>O</w:t>
+      </w:r>
+      <w:r>
+        <w:rPr>
+          <w:color w:val="000000" w:themeColor="text1"/>
+          <w:lang w:val="ru-RU"/>
+        </w:rPr>
+        <w:t>(</w:t>
+      </w:r>
+      <w:r>
+        <w:rPr>
+          <w:color w:val="000000" w:themeColor="text1"/>
+        </w:rPr>
+        <w:t>n</w:t>
+      </w:r>
+      <w:r>
+        <w:rPr>
+          <w:color w:val="000000" w:themeColor="text1"/>
+          <w:lang w:val="ru-RU"/>
+        </w:rPr>
+        <w:t xml:space="preserve">) насупрот </w:t>
+      </w:r>
+      <w:r>
+        <w:rPr>
+          <w:color w:val="000000" w:themeColor="text1"/>
+        </w:rPr>
+        <w:t>O</w:t>
+      </w:r>
+      <w:r>
+        <w:rPr>
+          <w:color w:val="000000" w:themeColor="text1"/>
+          <w:lang w:val="ru-RU"/>
+        </w:rPr>
+        <w:t xml:space="preserve">(1) разлике у целом раду. Напомена о методологији: пошто се тренутно стање аутомата у овом </w:t>
+      </w:r>
+      <w:r>
+        <w:rPr>
+          <w:color w:val="000000" w:themeColor="text1"/>
+        </w:rPr>
+        <w:t>benchmark</w:t>
+      </w:r>
+      <w:r>
+        <w:rPr>
+          <w:color w:val="000000" w:themeColor="text1"/>
+          <w:lang w:val="ru-RU"/>
+        </w:rPr>
+        <w:t xml:space="preserve">-у мења кроз стварну путању изазвану насумичним догађајима (не кроз фиксиран циклус као код </w:t>
+      </w:r>
+      <w:r>
+        <w:rPr>
+          <w:color w:val="000000" w:themeColor="text1"/>
+        </w:rPr>
+        <w:t>Access</w:t>
+      </w:r>
+      <w:r>
+        <w:rPr>
+          <w:color w:val="000000" w:themeColor="text1"/>
+          <w:lang w:val="ru-RU"/>
+        </w:rPr>
+        <w:t xml:space="preserve"> </w:t>
+      </w:r>
+      <w:r>
+        <w:rPr>
+          <w:color w:val="000000" w:themeColor="text1"/>
+        </w:rPr>
+        <w:t>Control</w:t>
+      </w:r>
+      <w:r>
+        <w:rPr>
+          <w:color w:val="000000" w:themeColor="text1"/>
+          <w:lang w:val="ru-RU"/>
+        </w:rPr>
+        <w:t xml:space="preserve"> аутомата), измерена </w:t>
+      </w:r>
+      <w:r>
+        <w:rPr>
+          <w:color w:val="000000" w:themeColor="text1"/>
+        </w:rPr>
+        <w:t>Min</w:t>
+      </w:r>
+      <w:r>
+        <w:rPr>
+          <w:color w:val="000000" w:themeColor="text1"/>
+          <w:lang w:val="ru-RU"/>
+        </w:rPr>
+        <w:t>/</w:t>
+      </w:r>
+      <w:r>
+        <w:rPr>
+          <w:color w:val="000000" w:themeColor="text1"/>
+        </w:rPr>
+        <w:t>Avg</w:t>
+      </w:r>
+      <w:r>
+        <w:rPr>
+          <w:color w:val="000000" w:themeColor="text1"/>
+          <w:lang w:val="ru-RU"/>
+        </w:rPr>
+        <w:t xml:space="preserve"> вредност </w:t>
+      </w:r>
+      <w:r>
+        <w:rPr>
+          <w:color w:val="000000" w:themeColor="text1"/>
+          <w:lang w:val="ru-RU"/>
+        </w:rPr>
+        <w:lastRenderedPageBreak/>
+        <w:t>зависи од тога које је позиције у табели тренутна путања посетила у датом покретању, што апсолутне бројеве чини мање директно упоредивим измеру по мери са мањим аутоматом, али не умањује ваљаност закључка о правцу и реду величине разлике.</w:t>
+      </w:r>
+    </w:p>
+    <w:p>
+      <w:pPr>
+        <w:rPr>
+          <w:color w:val="000000" w:themeColor="text1"/>
+          <w:lang w:val="ru-RU"/>
+        </w:rPr>
+      </w:pPr>
+      <w:r>
+        <w:rPr>
+          <w:b/>
+          <w:bCs/>
+          <w:color w:val="000000" w:themeColor="text1"/>
+          <w:lang w:val="ru-RU"/>
+        </w:rPr>
+        <w:t xml:space="preserve">Хијерархијско пробубљавање остаје доследно, умерено скупо — потврђено и на </w:t>
+      </w:r>
+      <w:r>
+        <w:rPr>
+          <w:b/>
+          <w:bCs/>
+          <w:color w:val="000000" w:themeColor="text1"/>
+        </w:rPr>
+        <w:t>ESP</w:t>
+      </w:r>
+      <w:r>
+        <w:rPr>
+          <w:b/>
+          <w:bCs/>
+          <w:color w:val="000000" w:themeColor="text1"/>
+          <w:lang w:val="ru-RU"/>
+        </w:rPr>
+        <w:t>32/</w:t>
+      </w:r>
+      <w:r>
+        <w:rPr>
+          <w:b/>
+          <w:bCs/>
+          <w:color w:val="000000" w:themeColor="text1"/>
+        </w:rPr>
+        <w:t>MQTT</w:t>
+      </w:r>
+      <w:r>
+        <w:rPr>
+          <w:b/>
+          <w:bCs/>
+          <w:color w:val="000000" w:themeColor="text1"/>
+          <w:lang w:val="ru-RU"/>
+        </w:rPr>
+        <w:t xml:space="preserve"> комбинацији.</w:t>
+      </w:r>
+      <w:r>
+        <w:rPr>
+          <w:color w:val="000000" w:themeColor="text1"/>
+          <w:lang w:val="ru-RU"/>
+        </w:rPr>
+        <w:t xml:space="preserve"> Планарни </w:t>
+      </w:r>
+      <w:r>
+        <w:rPr>
+          <w:color w:val="000000" w:themeColor="text1"/>
+        </w:rPr>
+        <w:t>HSM</w:t>
+      </w:r>
+      <w:r>
+        <w:rPr>
+          <w:color w:val="000000" w:themeColor="text1"/>
+          <w:lang w:val="ru-RU"/>
+        </w:rPr>
+        <w:t xml:space="preserve"> </w:t>
+      </w:r>
+      <w:r>
+        <w:rPr>
+          <w:color w:val="000000" w:themeColor="text1"/>
+        </w:rPr>
+        <w:t>FSM</w:t>
+      </w:r>
+      <w:r>
+        <w:rPr>
+          <w:color w:val="000000" w:themeColor="text1"/>
+          <w:lang w:val="ru-RU"/>
+        </w:rPr>
+        <w:t xml:space="preserve"> (без стварне хијерархије) насупрам Угњежденог </w:t>
+      </w:r>
+      <w:r>
+        <w:rPr>
+          <w:color w:val="000000" w:themeColor="text1"/>
+        </w:rPr>
+        <w:t>HSM</w:t>
+      </w:r>
+      <w:r>
+        <w:rPr>
+          <w:color w:val="000000" w:themeColor="text1"/>
+          <w:lang w:val="ru-RU"/>
+        </w:rPr>
+        <w:t xml:space="preserve"> </w:t>
+      </w:r>
+      <w:r>
+        <w:rPr>
+          <w:color w:val="000000" w:themeColor="text1"/>
+        </w:rPr>
+        <w:t>FSM</w:t>
+      </w:r>
+      <w:r>
+        <w:rPr>
+          <w:color w:val="000000" w:themeColor="text1"/>
+          <w:lang w:val="ru-RU"/>
+        </w:rPr>
+        <w:t xml:space="preserve"> (стварна хијерархија, четири групе по три детета) показује однос од 1.77–2.17× у корист планарне варијанте на сва три нивоа оптимизације, у складу са распоном већ утврђеним на </w:t>
+      </w:r>
+      <w:r>
+        <w:rPr>
+          <w:color w:val="000000" w:themeColor="text1"/>
+        </w:rPr>
+        <w:t>AVR</w:t>
+      </w:r>
+      <w:r>
+        <w:rPr>
+          <w:color w:val="000000" w:themeColor="text1"/>
+          <w:lang w:val="ru-RU"/>
+        </w:rPr>
+        <w:t xml:space="preserve"> платформи и на мањем аутомату — независна потврда да је трошак једног нивоа пробубљавања стабилна, предвидива карактеристика механизма, не артефакт једне конкретне мерне поставке.</w:t>
+      </w:r>
+    </w:p>
+    <w:p>
+      <w:pPr>
+        <w:rPr>
+          <w:color w:val="000000" w:themeColor="text1"/>
+          <w:lang w:val="ru-RU"/>
+        </w:rPr>
+      </w:pPr>
+      <w:proofErr w:type="spellStart"/>
+      <w:r>
+        <w:rPr>
+          <w:b/>
+          <w:bCs/>
+          <w:color w:val="000000" w:themeColor="text1"/>
+        </w:rPr>
+        <w:t>Santic</w:t>
+      </w:r>
+      <w:proofErr w:type="spellEnd"/>
+      <w:r>
+        <w:rPr>
+          <w:b/>
+          <w:bCs/>
+          <w:color w:val="000000" w:themeColor="text1"/>
+          <w:lang w:val="ru-RU"/>
+        </w:rPr>
+        <w:t xml:space="preserve"> наспрам Директног </w:t>
+      </w:r>
+      <w:r>
+        <w:rPr>
+          <w:b/>
+          <w:bCs/>
+          <w:color w:val="000000" w:themeColor="text1"/>
+        </w:rPr>
+        <w:t>LUT</w:t>
+      </w:r>
+      <w:r>
+        <w:rPr>
+          <w:b/>
+          <w:bCs/>
+          <w:color w:val="000000" w:themeColor="text1"/>
+          <w:lang w:val="ru-RU"/>
+        </w:rPr>
+        <w:t xml:space="preserve"> </w:t>
+      </w:r>
+      <w:r>
+        <w:rPr>
+          <w:b/>
+          <w:bCs/>
+          <w:color w:val="000000" w:themeColor="text1"/>
+        </w:rPr>
+        <w:t>FSM</w:t>
+      </w:r>
+      <w:r>
+        <w:rPr>
+          <w:b/>
+          <w:bCs/>
+          <w:color w:val="000000" w:themeColor="text1"/>
+          <w:lang w:val="ru-RU"/>
+        </w:rPr>
+        <w:t xml:space="preserve"> — трошак индиректног позива и провере граница остаје стабилан.</w:t>
+      </w:r>
+      <w:r>
+        <w:rPr>
+          <w:color w:val="000000" w:themeColor="text1"/>
+          <w:lang w:val="ru-RU"/>
+        </w:rPr>
+        <w:t xml:space="preserve"> Разлика између </w:t>
+      </w:r>
+      <w:proofErr w:type="spellStart"/>
+      <w:r>
+        <w:rPr>
+          <w:color w:val="000000" w:themeColor="text1"/>
+        </w:rPr>
+        <w:t>Santic</w:t>
+      </w:r>
+      <w:proofErr w:type="spellEnd"/>
+      <w:r>
+        <w:rPr>
+          <w:color w:val="000000" w:themeColor="text1"/>
+          <w:lang w:val="ru-RU"/>
+        </w:rPr>
+        <w:t xml:space="preserve"> </w:t>
+      </w:r>
+      <w:r>
+        <w:rPr>
+          <w:color w:val="000000" w:themeColor="text1"/>
+        </w:rPr>
+        <w:t>Lookup</w:t>
+      </w:r>
+      <w:r>
+        <w:rPr>
+          <w:color w:val="000000" w:themeColor="text1"/>
+          <w:lang w:val="ru-RU"/>
+        </w:rPr>
+        <w:t xml:space="preserve"> </w:t>
+      </w:r>
+      <w:r>
+        <w:rPr>
+          <w:color w:val="000000" w:themeColor="text1"/>
+        </w:rPr>
+        <w:t>Table</w:t>
+      </w:r>
+      <w:r>
+        <w:rPr>
+          <w:color w:val="000000" w:themeColor="text1"/>
+          <w:lang w:val="ru-RU"/>
+        </w:rPr>
+        <w:t xml:space="preserve"> приступа и Директног </w:t>
+      </w:r>
+      <w:r>
+        <w:rPr>
+          <w:color w:val="000000" w:themeColor="text1"/>
+        </w:rPr>
+        <w:t>LUT</w:t>
+      </w:r>
+      <w:r>
+        <w:rPr>
+          <w:color w:val="000000" w:themeColor="text1"/>
+          <w:lang w:val="ru-RU"/>
+        </w:rPr>
+        <w:t xml:space="preserve"> </w:t>
+      </w:r>
+      <w:r>
+        <w:rPr>
+          <w:color w:val="000000" w:themeColor="text1"/>
+        </w:rPr>
+        <w:t>FSM</w:t>
+      </w:r>
+      <w:r>
+        <w:rPr>
+          <w:color w:val="000000" w:themeColor="text1"/>
+          <w:lang w:val="ru-RU"/>
+        </w:rPr>
+        <w:t xml:space="preserve">-а износи 75–80 циклуса доследно на сва три нивоа оптимизације (у поређењу са </w:t>
+      </w:r>
+      <w:r>
+        <w:rPr>
+          <w:color w:val="000000" w:themeColor="text1"/>
+        </w:rPr>
+        <w:t>AVR</w:t>
+      </w:r>
+      <w:r>
+        <w:rPr>
+          <w:color w:val="000000" w:themeColor="text1"/>
+          <w:lang w:val="ru-RU"/>
+        </w:rPr>
+        <w:t xml:space="preserve">-овом </w:t>
+      </w:r>
+      <w:r>
+        <w:rPr>
+          <w:color w:val="000000" w:themeColor="text1"/>
+        </w:rPr>
+        <w:t>Access</w:t>
+      </w:r>
+      <w:r>
+        <w:rPr>
+          <w:color w:val="000000" w:themeColor="text1"/>
+          <w:lang w:val="ru-RU"/>
+        </w:rPr>
+        <w:t xml:space="preserve"> </w:t>
+      </w:r>
+      <w:r>
+        <w:rPr>
+          <w:color w:val="000000" w:themeColor="text1"/>
+        </w:rPr>
+        <w:t>Control</w:t>
+      </w:r>
+      <w:r>
+        <w:rPr>
+          <w:color w:val="000000" w:themeColor="text1"/>
+          <w:lang w:val="ru-RU"/>
+        </w:rPr>
+        <w:t xml:space="preserve"> мером од 12–21 циклус) — већи апсолутни трошак овде потиче делом од веће табеле (16×9 наспрам 4×3), делом од чињенице да овај </w:t>
+      </w:r>
+      <w:r>
+        <w:rPr>
+          <w:color w:val="000000" w:themeColor="text1"/>
+        </w:rPr>
+        <w:t>MQTT</w:t>
+      </w:r>
+      <w:r>
+        <w:rPr>
+          <w:color w:val="000000" w:themeColor="text1"/>
+          <w:lang w:val="ru-RU"/>
+        </w:rPr>
+        <w:t xml:space="preserve"> </w:t>
+      </w:r>
+      <w:r>
+        <w:rPr>
+          <w:color w:val="000000" w:themeColor="text1"/>
+        </w:rPr>
+        <w:t>benchmark</w:t>
+      </w:r>
+      <w:r>
+        <w:rPr>
+          <w:color w:val="000000" w:themeColor="text1"/>
+          <w:lang w:val="ru-RU"/>
+        </w:rPr>
+        <w:t xml:space="preserve">, за разлику од </w:t>
+      </w:r>
+      <w:r>
+        <w:rPr>
+          <w:color w:val="000000" w:themeColor="text1"/>
+        </w:rPr>
+        <w:t>AVR</w:t>
+      </w:r>
+      <w:r>
+        <w:rPr>
+          <w:color w:val="000000" w:themeColor="text1"/>
+          <w:lang w:val="ru-RU"/>
+        </w:rPr>
+        <w:t xml:space="preserve"> верзије, не користи унапред генерисан низ догађаја (пошто је контролним мерењем потврђено да </w:t>
+      </w:r>
+      <w:r>
+        <w:rPr>
+          <w:color w:val="000000" w:themeColor="text1"/>
+        </w:rPr>
+        <w:t>ESP</w:t>
+      </w:r>
+      <w:r>
+        <w:rPr>
+          <w:color w:val="000000" w:themeColor="text1"/>
+          <w:lang w:val="ru-RU"/>
+        </w:rPr>
+        <w:t>32 не пати од -</w:t>
+      </w:r>
+      <w:proofErr w:type="spellStart"/>
+      <w:r>
+        <w:rPr>
+          <w:color w:val="000000" w:themeColor="text1"/>
+        </w:rPr>
+        <w:t>flto</w:t>
+      </w:r>
+      <w:proofErr w:type="spellEnd"/>
+      <w:r>
+        <w:rPr>
+          <w:color w:val="000000" w:themeColor="text1"/>
+          <w:lang w:val="ru-RU"/>
+        </w:rPr>
+        <w:t xml:space="preserve"> артефакта премештања дељења), што уноси известан, стабилан додатни трошак генерисања насумичног броја у сваку мерену транзицију подједнако код свих приступа.</w:t>
+      </w:r>
+    </w:p>
+    <w:p>
+      <w:pPr>
+        <w:rPr>
+          <w:color w:val="000000" w:themeColor="text1"/>
+          <w:lang w:val="ru-RU"/>
+        </w:rPr>
+      </w:pPr>
+      <w:r>
+        <w:rPr>
+          <w:b/>
+          <w:bCs/>
+          <w:color w:val="000000" w:themeColor="text1"/>
+          <w:lang w:val="ru-RU"/>
+        </w:rPr>
+        <w:t xml:space="preserve">Заузеће меморије остаје доминантно одређено оквиром, не </w:t>
+      </w:r>
+      <w:r>
+        <w:rPr>
+          <w:b/>
+          <w:bCs/>
+          <w:color w:val="000000" w:themeColor="text1"/>
+        </w:rPr>
+        <w:t>FSM</w:t>
+      </w:r>
+      <w:r>
+        <w:rPr>
+          <w:b/>
+          <w:bCs/>
+          <w:color w:val="000000" w:themeColor="text1"/>
+          <w:lang w:val="ru-RU"/>
+        </w:rPr>
+        <w:t xml:space="preserve"> кодом.</w:t>
+      </w:r>
+      <w:r>
+        <w:rPr>
+          <w:color w:val="000000" w:themeColor="text1"/>
+          <w:lang w:val="ru-RU"/>
+        </w:rPr>
+        <w:t xml:space="preserve"> </w:t>
+      </w:r>
+      <w:r>
+        <w:rPr>
+          <w:color w:val="000000" w:themeColor="text1"/>
+        </w:rPr>
+        <w:t>Flash</w:t>
+      </w:r>
+      <w:r>
+        <w:rPr>
+          <w:color w:val="000000" w:themeColor="text1"/>
+          <w:lang w:val="ru-RU"/>
+        </w:rPr>
+        <w:t xml:space="preserve"> заузеће креће се у уском опсегу 271305–289205 бајтова кроз свих осам приступа и три нивоа оптимизације (разлика од свега 6.6%), док </w:t>
+      </w:r>
+      <w:r>
+        <w:rPr>
+          <w:color w:val="000000" w:themeColor="text1"/>
+        </w:rPr>
+        <w:t>RAM</w:t>
+      </w:r>
+      <w:r>
+        <w:rPr>
+          <w:color w:val="000000" w:themeColor="text1"/>
+          <w:lang w:val="ru-RU"/>
+        </w:rPr>
+        <w:t xml:space="preserve"> заузеће остаје практично константно (21596–21604 бајта, разлика од само 8 бајтова) — у складу са раније утврђеним налазом да </w:t>
+      </w:r>
+      <w:r>
+        <w:rPr>
+          <w:color w:val="000000" w:themeColor="text1"/>
+        </w:rPr>
+        <w:t>je</w:t>
+      </w:r>
+      <w:r>
+        <w:rPr>
+          <w:color w:val="000000" w:themeColor="text1"/>
+          <w:lang w:val="ru-RU"/>
+        </w:rPr>
+        <w:t xml:space="preserve"> на </w:t>
+      </w:r>
+      <w:r>
+        <w:rPr>
+          <w:color w:val="000000" w:themeColor="text1"/>
+        </w:rPr>
+        <w:t>ESP</w:t>
+      </w:r>
+      <w:r>
+        <w:rPr>
+          <w:color w:val="000000" w:themeColor="text1"/>
+          <w:lang w:val="ru-RU"/>
+        </w:rPr>
+        <w:t xml:space="preserve">32 платформи апсолутна разлика у меморијском отиску различитих имплементационих приступа занемарљива у односу на укупно расположиве ресурсе платформе, за разлику од </w:t>
+      </w:r>
+      <w:r>
+        <w:rPr>
+          <w:color w:val="000000" w:themeColor="text1"/>
+        </w:rPr>
+        <w:t>AVR</w:t>
+      </w:r>
+      <w:r>
+        <w:rPr>
+          <w:color w:val="000000" w:themeColor="text1"/>
+          <w:lang w:val="ru-RU"/>
+        </w:rPr>
+        <w:t xml:space="preserve">-а где иста разлика представља значајан удео укупног </w:t>
+      </w:r>
+      <w:r>
+        <w:rPr>
+          <w:color w:val="000000" w:themeColor="text1"/>
+        </w:rPr>
+        <w:t>SRAM</w:t>
+      </w:r>
+      <w:r>
+        <w:rPr>
+          <w:color w:val="000000" w:themeColor="text1"/>
+          <w:lang w:val="ru-RU"/>
+        </w:rPr>
+        <w:t xml:space="preserve"> буџета.</w:t>
+      </w:r>
+    </w:p>
+    <w:p>
+      <w:pPr>
+        <w:rPr>
+          <w:b/>
+          <w:bCs/>
+          <w:color w:val="000000" w:themeColor="text1"/>
+          <w:lang w:val="ru-RU"/>
+        </w:rPr>
+      </w:pPr>
+      <w:r>
+        <w:rPr>
+          <w:b/>
+          <w:bCs/>
+          <w:color w:val="000000" w:themeColor="text1"/>
+          <w:lang w:val="ru-RU"/>
+        </w:rPr>
+        <w:t>Закључак</w:t>
+      </w:r>
+    </w:p>
+    <w:p>
+      <w:pPr>
+        <w:rPr>
+          <w:color w:val="000000" w:themeColor="text1"/>
+          <w:lang w:val="ru-RU"/>
+        </w:rPr>
+      </w:pPr>
+      <w:r>
+        <w:rPr>
+          <w:color w:val="000000" w:themeColor="text1"/>
+          <w:lang w:val="ru-RU"/>
+        </w:rPr>
+        <w:t xml:space="preserve">Резултати мерења на </w:t>
+      </w:r>
+      <w:r>
+        <w:rPr>
+          <w:color w:val="000000" w:themeColor="text1"/>
+        </w:rPr>
+        <w:t>MQTT</w:t>
+      </w:r>
+      <w:r>
+        <w:rPr>
+          <w:color w:val="000000" w:themeColor="text1"/>
+          <w:lang w:val="ru-RU"/>
+        </w:rPr>
+        <w:t xml:space="preserve"> аутомату независно потврђују сваки од централних налаза утврђених на мањем, </w:t>
+      </w:r>
+      <w:r>
+        <w:rPr>
+          <w:color w:val="000000" w:themeColor="text1"/>
+        </w:rPr>
+        <w:t>Access</w:t>
+      </w:r>
+      <w:r>
+        <w:rPr>
+          <w:color w:val="000000" w:themeColor="text1"/>
+          <w:lang w:val="ru-RU"/>
+        </w:rPr>
+        <w:t xml:space="preserve"> </w:t>
+      </w:r>
+      <w:r>
+        <w:rPr>
+          <w:color w:val="000000" w:themeColor="text1"/>
+        </w:rPr>
+        <w:t>Control</w:t>
+      </w:r>
+      <w:r>
+        <w:rPr>
+          <w:color w:val="000000" w:themeColor="text1"/>
+          <w:lang w:val="ru-RU"/>
+        </w:rPr>
+        <w:t xml:space="preserve"> аутомату — стилске разлике у писању кода нестају под оптимизацијом преводиоца, трошак хијерархијског пробубљавања остаје стабилан и предвидив, а трошак индиректних позива функција преко показивача остаје доследно мерљив, независно од платформе и величине аутомата. Специфично за </w:t>
+      </w:r>
+      <w:r>
+        <w:rPr>
+          <w:color w:val="000000" w:themeColor="text1"/>
+        </w:rPr>
+        <w:t>ESP</w:t>
+      </w:r>
+      <w:r>
+        <w:rPr>
+          <w:color w:val="000000" w:themeColor="text1"/>
+          <w:lang w:val="ru-RU"/>
+        </w:rPr>
+        <w:t>32/</w:t>
+      </w:r>
+      <w:r>
+        <w:rPr>
+          <w:color w:val="000000" w:themeColor="text1"/>
+        </w:rPr>
+        <w:t>MQTT</w:t>
+      </w:r>
+      <w:r>
+        <w:rPr>
+          <w:color w:val="000000" w:themeColor="text1"/>
+          <w:lang w:val="ru-RU"/>
+        </w:rPr>
+        <w:t xml:space="preserve"> комбинацију, скалирање линеарне претраге (</w:t>
+      </w:r>
+      <w:r>
+        <w:rPr>
+          <w:color w:val="000000" w:themeColor="text1"/>
+        </w:rPr>
+        <w:t>FSM</w:t>
+      </w:r>
+      <w:r>
+        <w:rPr>
+          <w:color w:val="000000" w:themeColor="text1"/>
+          <w:lang w:val="ru-RU"/>
+        </w:rPr>
+        <w:t xml:space="preserve"> структурног низа) на знатно већу табелу транзиција открива драматичнији раст трошка него што је био видљив на мањем </w:t>
+      </w:r>
+      <w:r>
+        <w:rPr>
+          <w:color w:val="000000" w:themeColor="text1"/>
+          <w:lang w:val="ru-RU"/>
+        </w:rPr>
+        <w:lastRenderedPageBreak/>
+        <w:t xml:space="preserve">аутомату, чинећи разлику између </w:t>
+      </w:r>
+      <w:r>
+        <w:rPr>
+          <w:color w:val="000000" w:themeColor="text1"/>
+        </w:rPr>
+        <w:t>O</w:t>
+      </w:r>
+      <w:r>
+        <w:rPr>
+          <w:color w:val="000000" w:themeColor="text1"/>
+          <w:lang w:val="ru-RU"/>
+        </w:rPr>
+        <w:t xml:space="preserve">(1) и </w:t>
+      </w:r>
+      <w:r>
+        <w:rPr>
+          <w:color w:val="000000" w:themeColor="text1"/>
+        </w:rPr>
+        <w:t>O</w:t>
+      </w:r>
+      <w:r>
+        <w:rPr>
+          <w:color w:val="000000" w:themeColor="text1"/>
+          <w:lang w:val="ru-RU"/>
+        </w:rPr>
+        <w:t>(</w:t>
+      </w:r>
+      <w:r>
+        <w:rPr>
+          <w:color w:val="000000" w:themeColor="text1"/>
+        </w:rPr>
+        <w:t>n</w:t>
+      </w:r>
+      <w:r>
+        <w:rPr>
+          <w:color w:val="000000" w:themeColor="text1"/>
+          <w:lang w:val="ru-RU"/>
+        </w:rPr>
+        <w:t>) приступа д</w:t>
+      </w:r>
+      <w:proofErr w:type="spellStart"/>
+      <w:r>
+        <w:rPr>
+          <w:color w:val="000000" w:themeColor="text1"/>
+        </w:rPr>
+        <w:t>ispe</w:t>
+      </w:r>
+      <w:proofErr w:type="spellEnd"/>
+      <w:r>
+        <w:rPr>
+          <w:color w:val="000000" w:themeColor="text1"/>
+          <w:lang w:val="ru-RU"/>
+        </w:rPr>
+        <w:t>č</w:t>
+      </w:r>
+      <w:proofErr w:type="spellStart"/>
+      <w:r>
+        <w:rPr>
+          <w:color w:val="000000" w:themeColor="text1"/>
+        </w:rPr>
+        <w:t>ovanja</w:t>
+      </w:r>
+      <w:proofErr w:type="spellEnd"/>
+      <w:r>
+        <w:rPr>
+          <w:color w:val="000000" w:themeColor="text1"/>
+          <w:lang w:val="ru-RU"/>
+        </w:rPr>
+        <w:t xml:space="preserve"> знатно упечатљивијом на аутомату реалистичније величине — налаз који директно поткрепљује практичну препоруку рада да избор структуре </w:t>
+      </w:r>
+      <w:proofErr w:type="spellStart"/>
+      <w:r>
+        <w:rPr>
+          <w:color w:val="000000" w:themeColor="text1"/>
+        </w:rPr>
+        <w:t>dispe</w:t>
+      </w:r>
+      <w:proofErr w:type="spellEnd"/>
+      <w:r>
+        <w:rPr>
+          <w:color w:val="000000" w:themeColor="text1"/>
+          <w:lang w:val="ru-RU"/>
+        </w:rPr>
+        <w:t>č</w:t>
+      </w:r>
+      <w:proofErr w:type="spellStart"/>
+      <w:r>
+        <w:rPr>
+          <w:color w:val="000000" w:themeColor="text1"/>
+        </w:rPr>
+        <w:t>ovanja</w:t>
+      </w:r>
+      <w:proofErr w:type="spellEnd"/>
+      <w:r>
+        <w:rPr>
+          <w:color w:val="000000" w:themeColor="text1"/>
+          <w:lang w:val="ru-RU"/>
+        </w:rPr>
+        <w:t xml:space="preserve"> постаје све критичнији како систем расте, не само теоријско разматрање ограничено на минималне тест-примере.</w:t>
+      </w:r>
+    </w:p>
+    <w:p>
+      <w:pPr>
+        <w:rPr>
+          <w:color w:val="000000" w:themeColor="text1"/>
+          <w:lang w:val="ru-RU"/>
         </w:rPr>
       </w:pPr>
     </w:p>
@@ -54260,6 +61617,119 @@
     </w:lvl>
   </w:abstractNum>
   <w:abstractNum w:abstractNumId="4" w15:restartNumberingAfterBreak="0">
+    <w:nsid w:val="4F8D1302"/>
+    <w:multiLevelType w:val="multilevel"/>
+    <w:tmpl w:val="BD504EB8"/>
+    <w:lvl w:ilvl="0">
+      <w:start w:val="1"/>
+      <w:numFmt w:val="decimal"/>
+      <w:lvlText w:val="%1."/>
+      <w:lvlJc w:val="left"/>
+      <w:pPr>
+        <w:tabs>
+          <w:tab w:val="num" w:pos="720"/>
+        </w:tabs>
+        <w:ind w:left="720" w:hanging="360"/>
+      </w:pPr>
+    </w:lvl>
+    <w:lvl w:ilvl="1" w:tentative="1">
+      <w:start w:val="1"/>
+      <w:numFmt w:val="decimal"/>
+      <w:lvlText w:val="%2."/>
+      <w:lvlJc w:val="left"/>
+      <w:pPr>
+        <w:tabs>
+          <w:tab w:val="num" w:pos="1440"/>
+        </w:tabs>
+        <w:ind w:left="1440" w:hanging="360"/>
+      </w:pPr>
+    </w:lvl>
+    <w:lvl w:ilvl="2" w:tentative="1">
+      <w:start w:val="1"/>
+      <w:numFmt w:val="decimal"/>
+      <w:lvlText w:val="%3."/>
+      <w:lvlJc w:val="left"/>
+      <w:pPr>
+        <w:tabs>
+          <w:tab w:val="num" w:pos="2160"/>
+        </w:tabs>
+        <w:ind w:left="2160" w:hanging="360"/>
+      </w:pPr>
+    </w:lvl>
+    <w:lvl w:ilvl="3" w:tentative="1">
+      <w:start w:val="1"/>
+      <w:numFmt w:val="decimal"/>
+      <w:lvlText w:val="%4."/>
+      <w:lvlJc w:val="left"/>
+      <w:pPr>
+        <w:tabs>
+          <w:tab w:val="num" w:pos="2880"/>
+        </w:tabs>
+        <w:ind w:left="2880" w:hanging="360"/>
+      </w:pPr>
+    </w:lvl>
+    <w:lvl w:ilvl="4" w:tentative="1">
+      <w:start w:val="1"/>
+      <w:numFmt w:val="decimal"/>
+      <w:lvlText w:val="%5."/>
+      <w:lvlJc w:val="left"/>
+      <w:pPr>
+        <w:tabs>
+          <w:tab w:val="num" w:pos="3600"/>
+        </w:tabs>
+        <w:ind w:left="3600" w:hanging="360"/>
+      </w:pPr>
+    </w:lvl>
+    <w:lvl w:ilvl="5" w:tentative="1">
+      <w:start w:val="1"/>
+      <w:numFmt w:val="decimal"/>
+      <w:lvlText w:val="%6."/>
+      <w:lvlJc w:val="left"/>
+      <w:pPr>
+        <w:tabs>
+          <w:tab w:val="num" w:pos="4320"/>
+        </w:tabs>
+        <w:ind w:left="4320" w:hanging="360"/>
+      </w:pPr>
+    </w:lvl>
+    <w:lvl w:ilvl="6" w:tentative="1">
+      <w:start w:val="1"/>
+      <w:numFmt w:val="decimal"/>
+      <w:lvlText w:val="%7."/>
+      <w:lvlJc w:val="left"/>
+      <w:pPr>
+        <w:tabs>
+          <w:tab w:val="num" w:pos="5040"/>
+        </w:tabs>
+        <w:ind w:left="5040" w:hanging="360"/>
+      </w:pPr>
+    </w:lvl>
+    <w:lvl w:ilvl="7" w:tentative="1">
+      <w:start w:val="1"/>
+      <w:numFmt w:val="decimal"/>
+      <w:lvlText w:val="%8."/>
+      <w:lvlJc w:val="left"/>
+      <w:pPr>
+        <w:tabs>
+          <w:tab w:val="num" w:pos="5760"/>
+        </w:tabs>
+        <w:ind w:left="5760" w:hanging="360"/>
+      </w:pPr>
+    </w:lvl>
+    <w:lvl w:ilvl="8" w:tentative="1">
+      <w:start w:val="1"/>
+      <w:numFmt w:val="decimal"/>
+      <w:lvlText w:val="%9."/>
+      <w:lvlJc w:val="left"/>
+      <w:pPr>
+        <w:tabs>
+          <w:tab w:val="num" w:pos="6480"/>
+        </w:tabs>
+        <w:ind w:left="6480" w:hanging="360"/>
+      </w:pPr>
+    </w:lvl>
+  </w:abstractNum>
+  <w:abstractNum w:abstractNumId="5" w15:restartNumberingAfterBreak="0">
     <w:nsid w:val="55D16CB6"/>
     <w:multiLevelType w:val="multilevel"/>
     <w:tmpl w:val="B0CAD084"/>
@@ -54408,7 +61878,7 @@
       </w:rPr>
     </w:lvl>
   </w:abstractNum>
-  <w:abstractNum w:abstractNumId="5" w15:restartNumberingAfterBreak="0">
+  <w:abstractNum w:abstractNumId="6" w15:restartNumberingAfterBreak="0">
     <w:nsid w:val="6DCF7977"/>
     <w:multiLevelType w:val="multilevel"/>
     <w:tmpl w:val="58121D76"/>
@@ -54557,7 +62027,7 @@
       </w:rPr>
     </w:lvl>
   </w:abstractNum>
-  <w:abstractNum w:abstractNumId="6" w15:restartNumberingAfterBreak="0">
+  <w:abstractNum w:abstractNumId="7" w15:restartNumberingAfterBreak="0">
     <w:nsid w:val="7ACE16A8"/>
     <w:multiLevelType w:val="multilevel"/>
     <w:tmpl w:val="B4F2414A"/>
@@ -54710,7 +62180,7 @@
     <w:abstractNumId w:val="3"/>
   </w:num>
   <w:num w:numId="2" w16cid:durableId="255526274">
-    <w:abstractNumId w:val="6"/>
+    <w:abstractNumId w:val="7"/>
   </w:num>
   <w:num w:numId="3" w16cid:durableId="1762216971">
     <w:abstractNumId w:val="1"/>
@@ -54722,9 +62192,12 @@
     <w:abstractNumId w:val="2"/>
   </w:num>
   <w:num w:numId="6" w16cid:durableId="1431973225">
+    <w:abstractNumId w:val="6"/>
+  </w:num>
+  <w:num w:numId="7" w16cid:durableId="1786656328">
     <w:abstractNumId w:val="5"/>
   </w:num>
-  <w:num w:numId="7" w16cid:durableId="1786656328">
+  <w:num w:numId="8" w16cid:durableId="574828356">
     <w:abstractNumId w:val="4"/>
   </w:num>
 </w:numbering>
